--- a/Ferramentas de IA para DevOps - Resumo.docx
+++ b/Ferramentas de IA para DevOps - Resumo.docx
@@ -75,7 +75,25 @@
           <w:color w:val="333333"/>
           <w:sz w:val="22"/>
         </w:rPr>
-        <w:t>O módulo percorre treze frentes da cultura DevOps — infraestrutura como código, Kubernetes, troubleshooting, observabilidade preditiva, ChatOps, DevSecOps, CI/CD, FinOps, gestão de conhecimento operacional, auto-remediação segura e orquestração multiagente — mostrando em cada uma como a IA deixa de ser "só um chat que responde" para atuar como camada de raciocínio dentro de agentes especializados (construídos majoritariamente em Python com CrewAI). O fio condutor é sempre o mesmo: a IA acelera diagnóstico, geração e análise, mas a arquitetura de governança — guardrails, Human in the Loop, dry run, rate limiting — é o que torna essa aceleração segura o suficiente para produção. O módulo fecha com um projeto integrador multiagente e uma trilha "AI-Ops Enterprise" que leva os agentes do terminal a um cluster Kubernetes local completo, com cloud simulada (LocalStack), dashboard (Streamlit) e IA offline (Ollama).</w:t>
+        <w:t xml:space="preserve">O módulo constrói, ao longo de 13 submódulos, o projeto </w:t>
+      </w:r>
+      <w:r>
+        <w:rPr>
+          <w:rFonts w:ascii="Arial" w:hAnsi="Arial"/>
+          <w:b/>
+          <w:color w:val="333333"/>
+          <w:sz w:val="22"/>
+        </w:rPr>
+        <w:t>Nexus AI-Ops</w:t>
+      </w:r>
+      <w:r>
+        <w:rPr>
+          <w:rFonts w:ascii="Arial" w:hAnsi="Arial"/>
+          <w:b w:val="0"/>
+          <w:color w:val="333333"/>
+          <w:sz w:val="22"/>
+        </w:rPr>
+        <w:t>: um ecossistema de agentes autônomos (CrewAI + Python) que evolui de um único agente arquiteto consultivo até uma plataforma multi-agente hierárquica capaz de operar infraestrutura real, diagnosticar falhas, priorizar vulnerabilidades, otimizar custo e pipeline, e aplicar auto-remediação sob governança — encerrando com a dockerização, deploy em Kubernetes local (Minikube), simulação de cloud (LocalStack) e execução de LLM offline (Ollama) desse mesmo sistema. O fio condutor: a IA acelera diagnóstico e automação operacional, mas nunca substitui julgamento humano em decisão de alto impacto — governança, guardrails e Human in the Loop aparecem em praticamente todo submódulo.</w:t>
       </w:r>
     </w:p>
     <w:p>
@@ -105,7 +123,7 @@
           <w:color w:val="1F4D78"/>
           <w:sz w:val="24"/>
         </w:rPr>
-        <w:t>Da Automação à Inteligência Agêntica</w:t>
+        <w:t>Módulo 01 — Fundamentos e Arquitetura de IA para Infraestrutura</w:t>
       </w:r>
     </w:p>
     <w:p>
@@ -119,341 +137,67 @@
           <w:color w:val="333333"/>
           <w:sz w:val="22"/>
         </w:rPr>
-        <w:t>A IA não substitui conhecimento técnico — ela acelera análise e amplia hipóteses de investigação. Os fundamentos que sustentam isso são a arquitetura Transformer (mecanismo de Self-Attention, essencial para interpretar arquivos HCL/YAML extensos onde uma seção influencia outra distante) e a tokenização, que explica por que a IA reconhece padrões estruturais de código e não apenas texto.</w:t>
+        <w:t xml:space="preserve">Transformers usam </w:t>
+      </w:r>
+      <w:r>
+        <w:rPr>
+          <w:rFonts w:ascii="Arial" w:hAnsi="Arial"/>
+          <w:b/>
+          <w:color w:val="333333"/>
+          <w:sz w:val="22"/>
+        </w:rPr>
+        <w:t>Self-Attention</w:t>
+      </w:r>
+      <w:r>
+        <w:rPr>
+          <w:rFonts w:ascii="Arial" w:hAnsi="Arial"/>
+          <w:b w:val="0"/>
+          <w:color w:val="333333"/>
+          <w:sz w:val="22"/>
+        </w:rPr>
+        <w:t xml:space="preserve"> para capturar relação entre partes distantes de um texto/arquivo — por isso lidam bem com HCL (Terraform) e YAML (Kubernetes), onde uma seção influencia outra distante. </w:t>
+      </w:r>
+      <w:r>
+        <w:rPr>
+          <w:rFonts w:ascii="Arial" w:hAnsi="Arial"/>
+          <w:b/>
+          <w:color w:val="333333"/>
+          <w:sz w:val="22"/>
+        </w:rPr>
+        <w:t>Tokenização</w:t>
+      </w:r>
+      <w:r>
+        <w:rPr>
+          <w:rFonts w:ascii="Arial" w:hAnsi="Arial"/>
+          <w:b w:val="0"/>
+          <w:color w:val="333333"/>
+          <w:sz w:val="22"/>
+        </w:rPr>
+        <w:t xml:space="preserve"> também explica por que modelos reconhecem padrão estrutural de código, não só palavra.</w:t>
       </w:r>
     </w:p>
-    <w:tbl>
-      <w:tblPr>
-        <w:tblW w:type="auto" w:w="0"/>
-        <w:tblLook w:firstColumn="1" w:firstRow="1" w:lastColumn="0" w:lastRow="0" w:noHBand="0" w:noVBand="1" w:val="04A0"/>
-        <w:tblBorders>
-          <w:top w:val="single" w:color="auto" w:sz="4"/>
-          <w:left w:val="single" w:color="auto" w:sz="4"/>
-          <w:bottom w:val="single" w:color="auto" w:sz="4"/>
-          <w:right w:val="single" w:color="auto" w:sz="4"/>
-          <w:insideH w:val="single" w:color="auto" w:sz="4"/>
-          <w:insideV w:val="single" w:color="auto" w:sz="4"/>
-        </w:tblBorders>
-      </w:tblPr>
-      <w:tblGrid>
-        <w:gridCol w:w="4320"/>
-        <w:gridCol w:w="4320"/>
-      </w:tblGrid>
-      <w:tr>
-        <w:tc>
-          <w:tcPr>
-            <w:tcW w:type="dxa" w:w="4320"/>
-            <w:shd w:val="clear" w:fill="D6E4F0"/>
-            <w:tcBorders>
-              <w:top w:val="single" w:color="CCCCCC" w:sz="4"/>
-              <w:left w:val="single" w:color="CCCCCC" w:sz="4"/>
-              <w:bottom w:val="single" w:color="CCCCCC" w:sz="4"/>
-              <w:right w:val="single" w:color="CCCCCC" w:sz="4"/>
-            </w:tcBorders>
-            <w:tcMar>
-              <w:top w:w="80" w:type="dxa"/>
-              <w:bottom w:w="80" w:type="dxa"/>
-              <w:left w:w="120" w:type="dxa"/>
-              <w:right w:w="120" w:type="dxa"/>
-            </w:tcMar>
-          </w:tcPr>
-          <w:p>
-            <w:r/>
-            <w:r>
-              <w:rPr>
-                <w:rFonts w:ascii="Arial" w:hAnsi="Arial"/>
-                <w:b/>
-                <w:color w:val="333333"/>
-                <w:sz w:val="22"/>
-              </w:rPr>
-              <w:t>Conceito</w:t>
-            </w:r>
-          </w:p>
-        </w:tc>
-        <w:tc>
-          <w:tcPr>
-            <w:tcW w:type="dxa" w:w="4320"/>
-            <w:shd w:val="clear" w:fill="D6E4F0"/>
-            <w:tcBorders>
-              <w:top w:val="single" w:color="CCCCCC" w:sz="4"/>
-              <w:left w:val="single" w:color="CCCCCC" w:sz="4"/>
-              <w:bottom w:val="single" w:color="CCCCCC" w:sz="4"/>
-              <w:right w:val="single" w:color="CCCCCC" w:sz="4"/>
-            </w:tcBorders>
-            <w:tcMar>
-              <w:top w:w="80" w:type="dxa"/>
-              <w:bottom w:w="80" w:type="dxa"/>
-              <w:left w:w="120" w:type="dxa"/>
-              <w:right w:w="120" w:type="dxa"/>
-            </w:tcMar>
-          </w:tcPr>
-          <w:p>
-            <w:r/>
-            <w:r>
-              <w:rPr>
-                <w:rFonts w:ascii="Arial" w:hAnsi="Arial"/>
-                <w:b/>
-                <w:color w:val="333333"/>
-                <w:sz w:val="22"/>
-              </w:rPr>
-              <w:t>Definição</w:t>
-            </w:r>
-          </w:p>
-        </w:tc>
-      </w:tr>
-      <w:tr>
-        <w:tc>
-          <w:tcPr>
-            <w:tcW w:type="dxa" w:w="4320"/>
-            <w:shd w:val="clear" w:fill="FFFFFF"/>
-            <w:tcBorders>
-              <w:top w:val="single" w:color="CCCCCC" w:sz="4"/>
-              <w:left w:val="single" w:color="CCCCCC" w:sz="4"/>
-              <w:bottom w:val="single" w:color="CCCCCC" w:sz="4"/>
-              <w:right w:val="single" w:color="CCCCCC" w:sz="4"/>
-            </w:tcBorders>
-            <w:tcMar>
-              <w:top w:w="80" w:type="dxa"/>
-              <w:bottom w:w="80" w:type="dxa"/>
-              <w:left w:w="120" w:type="dxa"/>
-              <w:right w:w="120" w:type="dxa"/>
-            </w:tcMar>
-          </w:tcPr>
-          <w:p>
-            <w:r/>
-            <w:r>
-              <w:rPr>
-                <w:rFonts w:ascii="Arial" w:hAnsi="Arial"/>
-                <w:b w:val="0"/>
-                <w:color w:val="333333"/>
-                <w:sz w:val="22"/>
-              </w:rPr>
-              <w:t>Self-Attention</w:t>
-            </w:r>
-          </w:p>
-        </w:tc>
-        <w:tc>
-          <w:tcPr>
-            <w:tcW w:type="dxa" w:w="4320"/>
-            <w:shd w:val="clear" w:fill="FFFFFF"/>
-            <w:tcBorders>
-              <w:top w:val="single" w:color="CCCCCC" w:sz="4"/>
-              <w:left w:val="single" w:color="CCCCCC" w:sz="4"/>
-              <w:bottom w:val="single" w:color="CCCCCC" w:sz="4"/>
-              <w:right w:val="single" w:color="CCCCCC" w:sz="4"/>
-            </w:tcBorders>
-            <w:tcMar>
-              <w:top w:w="80" w:type="dxa"/>
-              <w:bottom w:w="80" w:type="dxa"/>
-              <w:left w:w="120" w:type="dxa"/>
-              <w:right w:w="120" w:type="dxa"/>
-            </w:tcMar>
-          </w:tcPr>
-          <w:p>
-            <w:r/>
-            <w:r>
-              <w:rPr>
-                <w:rFonts w:ascii="Arial" w:hAnsi="Arial"/>
-                <w:b w:val="0"/>
-                <w:color w:val="333333"/>
-                <w:sz w:val="22"/>
-              </w:rPr>
-              <w:t>Mecanismo que permite ao modelo relacionar partes distantes de um arquivo (ex.: um bloco de configuração Terraform e seu uso em outra seção)</w:t>
-            </w:r>
-          </w:p>
-        </w:tc>
-      </w:tr>
-      <w:tr>
-        <w:tc>
-          <w:tcPr>
-            <w:tcW w:type="dxa" w:w="4320"/>
-            <w:shd w:val="clear" w:fill="FFFFFF"/>
-            <w:tcBorders>
-              <w:top w:val="single" w:color="CCCCCC" w:sz="4"/>
-              <w:left w:val="single" w:color="CCCCCC" w:sz="4"/>
-              <w:bottom w:val="single" w:color="CCCCCC" w:sz="4"/>
-              <w:right w:val="single" w:color="CCCCCC" w:sz="4"/>
-            </w:tcBorders>
-            <w:tcMar>
-              <w:top w:w="80" w:type="dxa"/>
-              <w:bottom w:w="80" w:type="dxa"/>
-              <w:left w:w="120" w:type="dxa"/>
-              <w:right w:w="120" w:type="dxa"/>
-            </w:tcMar>
-          </w:tcPr>
-          <w:p>
-            <w:r/>
-            <w:r>
-              <w:rPr>
-                <w:rFonts w:ascii="Arial" w:hAnsi="Arial"/>
-                <w:b w:val="0"/>
-                <w:color w:val="333333"/>
-                <w:sz w:val="22"/>
-              </w:rPr>
-              <w:t>Agente</w:t>
-            </w:r>
-          </w:p>
-        </w:tc>
-        <w:tc>
-          <w:tcPr>
-            <w:tcW w:type="dxa" w:w="4320"/>
-            <w:shd w:val="clear" w:fill="FFFFFF"/>
-            <w:tcBorders>
-              <w:top w:val="single" w:color="CCCCCC" w:sz="4"/>
-              <w:left w:val="single" w:color="CCCCCC" w:sz="4"/>
-              <w:bottom w:val="single" w:color="CCCCCC" w:sz="4"/>
-              <w:right w:val="single" w:color="CCCCCC" w:sz="4"/>
-            </w:tcBorders>
-            <w:tcMar>
-              <w:top w:w="80" w:type="dxa"/>
-              <w:bottom w:w="80" w:type="dxa"/>
-              <w:left w:w="120" w:type="dxa"/>
-              <w:right w:w="120" w:type="dxa"/>
-            </w:tcMar>
-          </w:tcPr>
-          <w:p>
-            <w:r/>
-            <w:r>
-              <w:rPr>
-                <w:rFonts w:ascii="Arial" w:hAnsi="Arial"/>
-                <w:b w:val="0"/>
-                <w:color w:val="333333"/>
-                <w:sz w:val="22"/>
-              </w:rPr>
-              <w:t>LLM + camada de organização, autonomia e especialização — não é só uma chamada de API, é um componente com papel, ferramentas e responsabilidade definidos</w:t>
-            </w:r>
-          </w:p>
-        </w:tc>
-      </w:tr>
-      <w:tr>
-        <w:tc>
-          <w:tcPr>
-            <w:tcW w:type="dxa" w:w="4320"/>
-            <w:shd w:val="clear" w:fill="FFFFFF"/>
-            <w:tcBorders>
-              <w:top w:val="single" w:color="CCCCCC" w:sz="4"/>
-              <w:left w:val="single" w:color="CCCCCC" w:sz="4"/>
-              <w:bottom w:val="single" w:color="CCCCCC" w:sz="4"/>
-              <w:right w:val="single" w:color="CCCCCC" w:sz="4"/>
-            </w:tcBorders>
-            <w:tcMar>
-              <w:top w:w="80" w:type="dxa"/>
-              <w:bottom w:w="80" w:type="dxa"/>
-              <w:left w:w="120" w:type="dxa"/>
-              <w:right w:w="120" w:type="dxa"/>
-            </w:tcMar>
-          </w:tcPr>
-          <w:p>
-            <w:r/>
-            <w:r>
-              <w:rPr>
-                <w:rFonts w:ascii="Arial" w:hAnsi="Arial"/>
-                <w:b w:val="0"/>
-                <w:color w:val="333333"/>
-                <w:sz w:val="22"/>
-              </w:rPr>
-              <w:t>CrewAI</w:t>
-            </w:r>
-          </w:p>
-        </w:tc>
-        <w:tc>
-          <w:tcPr>
-            <w:tcW w:type="dxa" w:w="4320"/>
-            <w:shd w:val="clear" w:fill="FFFFFF"/>
-            <w:tcBorders>
-              <w:top w:val="single" w:color="CCCCCC" w:sz="4"/>
-              <w:left w:val="single" w:color="CCCCCC" w:sz="4"/>
-              <w:bottom w:val="single" w:color="CCCCCC" w:sz="4"/>
-              <w:right w:val="single" w:color="CCCCCC" w:sz="4"/>
-            </w:tcBorders>
-            <w:tcMar>
-              <w:top w:w="80" w:type="dxa"/>
-              <w:bottom w:w="80" w:type="dxa"/>
-              <w:left w:w="120" w:type="dxa"/>
-              <w:right w:w="120" w:type="dxa"/>
-            </w:tcMar>
-          </w:tcPr>
-          <w:p>
-            <w:r/>
-            <w:r>
-              <w:rPr>
-                <w:rFonts w:ascii="Arial" w:hAnsi="Arial"/>
-                <w:b w:val="0"/>
-                <w:color w:val="333333"/>
-                <w:sz w:val="22"/>
-              </w:rPr>
-              <w:t>Framework Python para orquestrar equipes de agentes especializados, com fluxos sequenciais ou hierárquicos</w:t>
-            </w:r>
-          </w:p>
-        </w:tc>
-      </w:tr>
-      <w:tr>
-        <w:tc>
-          <w:tcPr>
-            <w:tcW w:type="dxa" w:w="4320"/>
-            <w:shd w:val="clear" w:fill="FFFFFF"/>
-            <w:tcBorders>
-              <w:top w:val="single" w:color="CCCCCC" w:sz="4"/>
-              <w:left w:val="single" w:color="CCCCCC" w:sz="4"/>
-              <w:bottom w:val="single" w:color="CCCCCC" w:sz="4"/>
-              <w:right w:val="single" w:color="CCCCCC" w:sz="4"/>
-            </w:tcBorders>
-            <w:tcMar>
-              <w:top w:w="80" w:type="dxa"/>
-              <w:bottom w:w="80" w:type="dxa"/>
-              <w:left w:w="120" w:type="dxa"/>
-              <w:right w:w="120" w:type="dxa"/>
-            </w:tcMar>
-          </w:tcPr>
-          <w:p>
-            <w:r/>
-            <w:r>
-              <w:rPr>
-                <w:rFonts w:ascii="Arial" w:hAnsi="Arial"/>
-                <w:b w:val="0"/>
-                <w:color w:val="333333"/>
-                <w:sz w:val="22"/>
-              </w:rPr>
-              <w:t>RAG (neste contexto)</w:t>
-            </w:r>
-          </w:p>
-        </w:tc>
-        <w:tc>
-          <w:tcPr>
-            <w:tcW w:type="dxa" w:w="4320"/>
-            <w:shd w:val="clear" w:fill="FFFFFF"/>
-            <w:tcBorders>
-              <w:top w:val="single" w:color="CCCCCC" w:sz="4"/>
-              <w:left w:val="single" w:color="CCCCCC" w:sz="4"/>
-              <w:bottom w:val="single" w:color="CCCCCC" w:sz="4"/>
-              <w:right w:val="single" w:color="CCCCCC" w:sz="4"/>
-            </w:tcBorders>
-            <w:tcMar>
-              <w:top w:w="80" w:type="dxa"/>
-              <w:bottom w:w="80" w:type="dxa"/>
-              <w:left w:w="120" w:type="dxa"/>
-              <w:right w:w="120" w:type="dxa"/>
-            </w:tcMar>
-          </w:tcPr>
-          <w:p>
-            <w:r/>
-            <w:r>
-              <w:rPr>
-                <w:rFonts w:ascii="Arial" w:hAnsi="Arial"/>
-                <w:b w:val="0"/>
-                <w:color w:val="333333"/>
-                <w:sz w:val="22"/>
-              </w:rPr>
-              <w:t>Mecanismo que injeta padrões corporativos (nomenclatura, região, segurança) no raciocínio do agente antes da geração — funciona como uma "lupa" sobre conhecimento interno</w:t>
-            </w:r>
-          </w:p>
-        </w:tc>
-      </w:tr>
-    </w:tbl>
     <w:p>
       <w:pPr>
-        <w:spacing w:after="80"/>
+        <w:spacing w:after="160"/>
       </w:pPr>
+      <w:r>
+        <w:rPr>
+          <w:rFonts w:ascii="Arial" w:hAnsi="Arial"/>
+          <w:b/>
+          <w:color w:val="333333"/>
+          <w:sz w:val="22"/>
+        </w:rPr>
+        <w:t>Agente ≠ LLM</w:t>
+      </w:r>
+      <w:r>
+        <w:rPr>
+          <w:rFonts w:ascii="Arial" w:hAnsi="Arial"/>
+          <w:b w:val="0"/>
+          <w:color w:val="333333"/>
+          <w:sz w:val="22"/>
+        </w:rPr>
+        <w:t>: a LLM raciocina e gera texto; o agente adiciona organização, autonomia e especialização sobre ela, permitindo verificar automaticamente padrão de nomenclatura, convenção de região, política interna — coisas que escalam mal com revisão manual conforme a infraestrutura cresce.</w:t>
+      </w:r>
     </w:p>
     <w:p>
       <w:pPr>
@@ -471,7 +215,7 @@
           <w:color w:val="333333"/>
           <w:sz w:val="22"/>
         </w:rPr>
-        <w:t xml:space="preserve">🔑 </w:t>
+        <w:t xml:space="preserve">🔌 Integração/Ferramenta: </w:t>
       </w:r>
       <w:r>
         <w:rPr>
@@ -480,7 +224,7 @@
           <w:color w:val="333333"/>
           <w:sz w:val="22"/>
         </w:rPr>
-        <w:t>Regra fundamental:</w:t>
+        <w:t>CrewAI</w:t>
       </w:r>
       <w:r>
         <w:rPr>
@@ -489,7 +233,30 @@
           <w:color w:val="333333"/>
           <w:sz w:val="22"/>
         </w:rPr>
-        <w:t xml:space="preserve"> conectar uma automação a um LLM não gera governança sozinho. O que torna um agente confiável para produção é a combinação de papel bem definido + RAG com regras organizacionais + ferramentas restritas (toolbox) — exatamente como um profissional júnior precisa de escopo claro antes de ganhar autonomia.</w:t>
+        <w:t xml:space="preserve"> (framework usado no laboratório) organiza agentes especializados (analogia a uma equipe real — arquiteto, segurança, SRE, auditor), suportando fluxo sequencial (pipeline) e hierárquico (coordenador + especialistas), preservando contexto ao longo da execução.</w:t>
+      </w:r>
+    </w:p>
+    <w:p>
+      <w:pPr>
+        <w:spacing w:after="160"/>
+      </w:pPr>
+      <w:r>
+        <w:rPr>
+          <w:rFonts w:ascii="Arial" w:hAnsi="Arial"/>
+          <w:b/>
+          <w:color w:val="333333"/>
+          <w:sz w:val="22"/>
+        </w:rPr>
+        <w:t>RAG</w:t>
+      </w:r>
+      <w:r>
+        <w:rPr>
+          <w:rFonts w:ascii="Arial" w:hAnsi="Arial"/>
+          <w:b w:val="0"/>
+          <w:color w:val="333333"/>
+          <w:sz w:val="22"/>
+        </w:rPr>
+        <w:t xml:space="preserve"> complementa a LLM com conhecimento que ela não tem por padrão — política interna, padrão de nomenclatura, regra de segurança da própria organização — funcionando como uma "lupa" que direciona a busca a um conjunto específico de informação antes de responder.</w:t>
       </w:r>
     </w:p>
     <w:p>
@@ -504,7 +271,1901 @@
           <w:color w:val="1F4D78"/>
           <w:sz w:val="24"/>
         </w:rPr>
-        <w:t>Guardrails e Segurança Operacional</w:t>
+        <w:t>Módulo 02 — IaC Copilot (Terraform e Cloud)</w:t>
+      </w:r>
+    </w:p>
+    <w:p>
+      <w:pPr>
+        <w:spacing w:after="160"/>
+      </w:pPr>
+      <w:r>
+        <w:rPr>
+          <w:rFonts w:ascii="Arial" w:hAnsi="Arial"/>
+          <w:b w:val="0"/>
+          <w:color w:val="333333"/>
+          <w:sz w:val="22"/>
+        </w:rPr>
+        <w:t xml:space="preserve">Arquitetura de dois agentes: </w:t>
+      </w:r>
+      <w:r>
+        <w:rPr>
+          <w:rFonts w:ascii="Arial" w:hAnsi="Arial"/>
+          <w:b/>
+          <w:color w:val="333333"/>
+          <w:sz w:val="22"/>
+        </w:rPr>
+        <w:t>arquiteto</w:t>
+      </w:r>
+      <w:r>
+        <w:rPr>
+          <w:rFonts w:ascii="Arial" w:hAnsi="Arial"/>
+          <w:b w:val="0"/>
+          <w:color w:val="333333"/>
+          <w:sz w:val="22"/>
+        </w:rPr>
+        <w:t xml:space="preserve"> (gera Terraform aderente a padrão corporativo) e </w:t>
+      </w:r>
+      <w:r>
+        <w:rPr>
+          <w:rFonts w:ascii="Arial" w:hAnsi="Arial"/>
+          <w:b/>
+          <w:color w:val="333333"/>
+          <w:sz w:val="22"/>
+        </w:rPr>
+        <w:t>auditor</w:t>
+      </w:r>
+      <w:r>
+        <w:rPr>
+          <w:rFonts w:ascii="Arial" w:hAnsi="Arial"/>
+          <w:b w:val="0"/>
+          <w:color w:val="333333"/>
+          <w:sz w:val="22"/>
+        </w:rPr>
+        <w:t xml:space="preserve"> (valida com </w:t>
+      </w:r>
+      <w:r>
+        <w:rPr>
+          <w:rFonts w:ascii="Arial" w:hAnsi="Arial"/>
+          <w:b/>
+          <w:color w:val="333333"/>
+          <w:sz w:val="22"/>
+        </w:rPr>
+        <w:t>Checkov</w:t>
+      </w:r>
+      <w:r>
+        <w:rPr>
+          <w:rFonts w:ascii="Arial" w:hAnsi="Arial"/>
+          <w:b w:val="0"/>
+          <w:color w:val="333333"/>
+          <w:sz w:val="22"/>
+        </w:rPr>
+        <w:t xml:space="preserve"> — análise estática de vulnerabilidade/boa prática: criptografia em repouso, bloqueio de acesso público, versionamento — e </w:t>
+      </w:r>
+      <w:r>
+        <w:rPr>
+          <w:rFonts w:ascii="Arial" w:hAnsi="Arial"/>
+          <w:b/>
+          <w:color w:val="333333"/>
+          <w:sz w:val="22"/>
+        </w:rPr>
+        <w:t>Open Policy Agent/OPA</w:t>
+      </w:r>
+      <w:r>
+        <w:rPr>
+          <w:rFonts w:ascii="Arial" w:hAnsi="Arial"/>
+          <w:b w:val="0"/>
+          <w:color w:val="333333"/>
+          <w:sz w:val="22"/>
+        </w:rPr>
+        <w:t xml:space="preserve"> — valida regra de </w:t>
+      </w:r>
+      <w:r>
+        <w:rPr>
+          <w:rFonts w:ascii="Arial" w:hAnsi="Arial"/>
+          <w:i/>
+          <w:color w:val="333333"/>
+          <w:sz w:val="22"/>
+        </w:rPr>
+        <w:t>negócio</w:t>
+      </w:r>
+      <w:r>
+        <w:rPr>
+          <w:rFonts w:ascii="Arial" w:hAnsi="Arial"/>
+          <w:b w:val="0"/>
+          <w:color w:val="333333"/>
+          <w:sz w:val="22"/>
+        </w:rPr>
+        <w:t>, não só técnica: soberania de dados/região obrigatória, limite de custo/família de instância).</w:t>
+      </w:r>
+    </w:p>
+    <w:p>
+      <w:pPr>
+        <w:spacing w:before="120" w:after="120"/>
+        <w:ind w:left="360" w:right="360"/>
+        <w:shd w:val="clear" w:fill="F5F5F5"/>
+        <w:pBdr>
+          <w:left w:val="single" w:color="2E75B6" w:sz="4" w:space="10"/>
+        </w:pBdr>
+      </w:pPr>
+      <w:r>
+        <w:rPr>
+          <w:rFonts w:ascii="Arial" w:hAnsi="Arial"/>
+          <w:b w:val="0"/>
+          <w:color w:val="333333"/>
+          <w:sz w:val="22"/>
+        </w:rPr>
+        <w:t>🔑 Regra fundamental: conformidade técnica ≠ conformidade organizacional. Uma infraestrutura pode estar perfeitamente seguro e funcional e ainda violar política corporativa (ex.: região errada) — por isso Checkov e OPA atuam em camadas complementares, nunca substituindo um ao outro.</w:t>
+      </w:r>
+    </w:p>
+    <w:p>
+      <w:pPr>
+        <w:spacing w:after="160"/>
+      </w:pPr>
+      <w:r>
+        <w:rPr>
+          <w:rFonts w:ascii="Arial" w:hAnsi="Arial"/>
+          <w:b/>
+          <w:color w:val="333333"/>
+          <w:sz w:val="22"/>
+        </w:rPr>
+        <w:t>Feedback loop / self-healing embrionário</w:t>
+      </w:r>
+      <w:r>
+        <w:rPr>
+          <w:rFonts w:ascii="Arial" w:hAnsi="Arial"/>
+          <w:b w:val="0"/>
+          <w:color w:val="333333"/>
+          <w:sz w:val="22"/>
+        </w:rPr>
+        <w:t xml:space="preserve">: se o OPA rejeita (ex.: região incorreta), o auditor devolve o motivo ao arquiteto, que corrige a </w:t>
+      </w:r>
+      <w:r>
+        <w:rPr>
+          <w:rFonts w:ascii="Arial" w:hAnsi="Arial"/>
+          <w:i/>
+          <w:color w:val="333333"/>
+          <w:sz w:val="22"/>
+        </w:rPr>
+        <w:t>origem</w:t>
+      </w:r>
+      <w:r>
+        <w:rPr>
+          <w:rFonts w:ascii="Arial" w:hAnsi="Arial"/>
+          <w:b w:val="0"/>
+          <w:color w:val="333333"/>
+          <w:sz w:val="22"/>
+        </w:rPr>
+        <w:t xml:space="preserve"> do problema (o prompt/config), não só a execução pontual — evitando que o mesmo erro se repita.</w:t>
+      </w:r>
+    </w:p>
+    <w:p>
+      <w:pPr>
+        <w:spacing w:after="160"/>
+      </w:pPr>
+      <w:r>
+        <w:rPr>
+          <w:rFonts w:ascii="Arial" w:hAnsi="Arial"/>
+          <w:b/>
+          <w:color w:val="333333"/>
+          <w:sz w:val="22"/>
+        </w:rPr>
+        <w:t>Drift Detection</w:t>
+      </w:r>
+      <w:r>
+        <w:rPr>
+          <w:rFonts w:ascii="Arial" w:hAnsi="Arial"/>
+          <w:b w:val="0"/>
+          <w:color w:val="333333"/>
+          <w:sz w:val="22"/>
+        </w:rPr>
+        <w:t xml:space="preserve">: divergência entre o que o Terraform declara e o estado real do ambiente (comum quando alguém altera manualmente pelo console) — a IA pode comparar estado declarado vs. real e sinalizar. O </w:t>
+      </w:r>
+      <w:r>
+        <w:rPr>
+          <w:rFonts w:ascii="Arial" w:hAnsi="Arial"/>
+          <w:b/>
+          <w:color w:val="333333"/>
+          <w:sz w:val="22"/>
+        </w:rPr>
+        <w:t>state</w:t>
+      </w:r>
+      <w:r>
+        <w:rPr>
+          <w:rFonts w:ascii="Arial" w:hAnsi="Arial"/>
+          <w:b w:val="0"/>
+          <w:color w:val="333333"/>
+          <w:sz w:val="22"/>
+        </w:rPr>
+        <w:t xml:space="preserve"> do Terraform é o que torna rollback e auditoria de mudança possíveis.</w:t>
+      </w:r>
+    </w:p>
+    <w:p>
+      <w:pPr>
+        <w:pStyle w:val="Heading3"/>
+        <w:spacing w:before="200" w:after="80"/>
+      </w:pPr>
+      <w:r>
+        <w:rPr>
+          <w:rFonts w:ascii="Arial" w:hAnsi="Arial"/>
+          <w:b/>
+          <w:color w:val="1F4D78"/>
+          <w:sz w:val="24"/>
+        </w:rPr>
+        <w:t>Módulo 03 — Agentes para Kubernetes (K8s AI-Ops)</w:t>
+      </w:r>
+    </w:p>
+    <w:p>
+      <w:pPr>
+        <w:spacing w:after="160"/>
+      </w:pPr>
+      <w:r>
+        <w:rPr>
+          <w:rFonts w:ascii="Arial" w:hAnsi="Arial"/>
+          <w:b w:val="0"/>
+          <w:color w:val="333333"/>
+          <w:sz w:val="22"/>
+        </w:rPr>
+        <w:t xml:space="preserve">A IA não gera só sintaxe YAML — infere componentes necessários (Deployment, Service, Readiness Probe) a partir do que a aplicação precisa. </w:t>
+      </w:r>
+      <w:r>
+        <w:rPr>
+          <w:rFonts w:ascii="Arial" w:hAnsi="Arial"/>
+          <w:b/>
+          <w:color w:val="333333"/>
+          <w:sz w:val="22"/>
+        </w:rPr>
+        <w:t>Readiness Probe</w:t>
+      </w:r>
+      <w:r>
+        <w:rPr>
+          <w:rFonts w:ascii="Arial" w:hAnsi="Arial"/>
+          <w:b w:val="0"/>
+          <w:color w:val="333333"/>
+          <w:sz w:val="22"/>
+        </w:rPr>
+        <w:t xml:space="preserve"> evita que tráfego chegue a um pod ainda inicializando.</w:t>
+      </w:r>
+    </w:p>
+    <w:p>
+      <w:pPr>
+        <w:spacing w:after="160"/>
+      </w:pPr>
+      <w:r>
+        <w:rPr>
+          <w:rFonts w:ascii="Arial" w:hAnsi="Arial"/>
+          <w:b/>
+          <w:color w:val="333333"/>
+          <w:sz w:val="22"/>
+        </w:rPr>
+        <w:t>Canary Deployment</w:t>
+      </w:r>
+      <w:r>
+        <w:rPr>
+          <w:rFonts w:ascii="Arial" w:hAnsi="Arial"/>
+          <w:b w:val="0"/>
+          <w:color w:val="333333"/>
+          <w:sz w:val="22"/>
+        </w:rPr>
+        <w:t xml:space="preserve"> (nome vem dos canários usados em minas para detectar gás tóxico antes que afetasse mineiros): libera nova versão gradualmente (10%→25%→50%→100%), monitorando </w:t>
+      </w:r>
+      <w:r>
+        <w:rPr>
+          <w:rFonts w:ascii="Arial" w:hAnsi="Arial"/>
+          <w:b/>
+          <w:color w:val="333333"/>
+          <w:sz w:val="22"/>
+        </w:rPr>
+        <w:t>taxa de erro</w:t>
+      </w:r>
+      <w:r>
+        <w:rPr>
+          <w:rFonts w:ascii="Arial" w:hAnsi="Arial"/>
+          <w:b w:val="0"/>
+          <w:color w:val="333333"/>
+          <w:sz w:val="22"/>
+        </w:rPr>
+        <w:t xml:space="preserve"> e </w:t>
+      </w:r>
+      <w:r>
+        <w:rPr>
+          <w:rFonts w:ascii="Arial" w:hAnsi="Arial"/>
+          <w:b/>
+          <w:color w:val="333333"/>
+          <w:sz w:val="22"/>
+        </w:rPr>
+        <w:t>latência</w:t>
+      </w:r>
+      <w:r>
+        <w:rPr>
+          <w:rFonts w:ascii="Arial" w:hAnsi="Arial"/>
+          <w:b w:val="0"/>
+          <w:color w:val="333333"/>
+          <w:sz w:val="22"/>
+        </w:rPr>
+        <w:t xml:space="preserve"> — um agente pode decidir proceed/rollback automaticamente com base nesses sinais.</w:t>
+      </w:r>
+    </w:p>
+    <w:p>
+      <w:pPr>
+        <w:spacing w:after="160"/>
+      </w:pPr>
+      <w:r>
+        <w:rPr>
+          <w:rFonts w:ascii="Arial" w:hAnsi="Arial"/>
+          <w:b/>
+          <w:color w:val="333333"/>
+          <w:sz w:val="22"/>
+        </w:rPr>
+        <w:t>GitOps</w:t>
+      </w:r>
+      <w:r>
+        <w:rPr>
+          <w:rFonts w:ascii="Arial" w:hAnsi="Arial"/>
+          <w:b w:val="0"/>
+          <w:color w:val="333333"/>
+          <w:sz w:val="22"/>
+        </w:rPr>
+        <w:t xml:space="preserve"> (Git como fonte da verdade, reconciliação contínua via Argo CD/Flux) — a IA complementa gerando/ajustando manifesto, sem substituir o fluxo GitOps. Arquitetura de dois agentes: </w:t>
+      </w:r>
+      <w:r>
+        <w:rPr>
+          <w:rFonts w:ascii="Arial" w:hAnsi="Arial"/>
+          <w:b/>
+          <w:color w:val="333333"/>
+          <w:sz w:val="22"/>
+        </w:rPr>
+        <w:t>arquiteto</w:t>
+      </w:r>
+      <w:r>
+        <w:rPr>
+          <w:rFonts w:ascii="Arial" w:hAnsi="Arial"/>
+          <w:b w:val="0"/>
+          <w:color w:val="333333"/>
+          <w:sz w:val="22"/>
+        </w:rPr>
+        <w:t xml:space="preserve"> (gera manifesto) e </w:t>
+      </w:r>
+      <w:r>
+        <w:rPr>
+          <w:rFonts w:ascii="Arial" w:hAnsi="Arial"/>
+          <w:b/>
+          <w:color w:val="333333"/>
+          <w:sz w:val="22"/>
+        </w:rPr>
+        <w:t>SRE</w:t>
+      </w:r>
+      <w:r>
+        <w:rPr>
+          <w:rFonts w:ascii="Arial" w:hAnsi="Arial"/>
+          <w:b w:val="0"/>
+          <w:color w:val="333333"/>
+          <w:sz w:val="22"/>
+        </w:rPr>
+        <w:t xml:space="preserve"> (aplica via reconciliação, roda em modo simulado se cluster indisponível, e usa </w:t>
+      </w:r>
+      <w:r>
+        <w:rPr>
+          <w:rFonts w:ascii="Arial" w:hAnsi="Arial"/>
+          <w:b/>
+          <w:color w:val="333333"/>
+          <w:sz w:val="22"/>
+        </w:rPr>
+        <w:t>Canary Analyzer</w:t>
+      </w:r>
+      <w:r>
+        <w:rPr>
+          <w:rFonts w:ascii="Arial" w:hAnsi="Arial"/>
+          <w:b w:val="0"/>
+          <w:color w:val="333333"/>
+          <w:sz w:val="22"/>
+        </w:rPr>
+        <w:t xml:space="preserve"> pós-deploy para validar taxa de erro/latência).</w:t>
+      </w:r>
+    </w:p>
+    <w:p>
+      <w:pPr>
+        <w:pStyle w:val="Heading3"/>
+        <w:spacing w:before="200" w:after="80"/>
+      </w:pPr>
+      <w:r>
+        <w:rPr>
+          <w:rFonts w:ascii="Arial" w:hAnsi="Arial"/>
+          <w:b/>
+          <w:color w:val="1F4D78"/>
+          <w:sz w:val="24"/>
+        </w:rPr>
+        <w:t>Módulo 04 — Troubleshooting e Diagnóstico (React/MTTR)</w:t>
+      </w:r>
+    </w:p>
+    <w:p>
+      <w:pPr>
+        <w:spacing w:after="160"/>
+      </w:pPr>
+      <w:r>
+        <w:rPr>
+          <w:rFonts w:ascii="Arial" w:hAnsi="Arial"/>
+          <w:b/>
+          <w:color w:val="333333"/>
+          <w:sz w:val="22"/>
+        </w:rPr>
+        <w:t>MTTR</w:t>
+      </w:r>
+      <w:r>
+        <w:rPr>
+          <w:rFonts w:ascii="Arial" w:hAnsi="Arial"/>
+          <w:b w:val="0"/>
+          <w:color w:val="333333"/>
+          <w:sz w:val="22"/>
+        </w:rPr>
+        <w:t xml:space="preserve"> (Mean Time To Recovery/Repair) — tempo para identificar, diagnosticar e corrigir. O padrão </w:t>
+      </w:r>
+      <w:r>
+        <w:rPr>
+          <w:rFonts w:ascii="Arial" w:hAnsi="Arial"/>
+          <w:b/>
+          <w:color w:val="333333"/>
+          <w:sz w:val="22"/>
+        </w:rPr>
+        <w:t>ReAct</w:t>
+      </w:r>
+      <w:r>
+        <w:rPr>
+          <w:rFonts w:ascii="Arial" w:hAnsi="Arial"/>
+          <w:b w:val="0"/>
+          <w:color w:val="333333"/>
+          <w:sz w:val="22"/>
+        </w:rPr>
+        <w:t xml:space="preserve"> (não é o React de frontend — é </w:t>
+      </w:r>
+      <w:r>
+        <w:rPr>
+          <w:rFonts w:ascii="Arial" w:hAnsi="Arial"/>
+          <w:i/>
+          <w:color w:val="333333"/>
+          <w:sz w:val="22"/>
+        </w:rPr>
+        <w:t>Reasoning + Acting</w:t>
+      </w:r>
+      <w:r>
+        <w:rPr>
+          <w:rFonts w:ascii="Arial" w:hAnsi="Arial"/>
+          <w:b w:val="0"/>
+          <w:color w:val="333333"/>
+          <w:sz w:val="22"/>
+        </w:rPr>
+        <w:t>) estrutura o agente em ciclo Pensamento→Ação→Observação→Decisão, reproduzindo como um profissional experiente investiga (não adivinha a causa raiz de cara).</w:t>
+      </w:r>
+    </w:p>
+    <w:p>
+      <w:pPr>
+        <w:spacing w:after="160"/>
+      </w:pPr>
+      <w:r>
+        <w:rPr>
+          <w:rFonts w:ascii="Arial" w:hAnsi="Arial"/>
+          <w:b w:val="0"/>
+          <w:color w:val="333333"/>
+          <w:sz w:val="22"/>
+        </w:rPr>
+        <w:t xml:space="preserve">Erros clássicos de Kubernetes trabalhados: </w:t>
+      </w:r>
+      <w:r>
+        <w:rPr>
+          <w:rFonts w:ascii="Arial" w:hAnsi="Arial"/>
+          <w:b/>
+          <w:color w:val="333333"/>
+          <w:sz w:val="22"/>
+        </w:rPr>
+        <w:t>CrashLoopBackOff</w:t>
+      </w:r>
+      <w:r>
+        <w:rPr>
+          <w:rFonts w:ascii="Arial" w:hAnsi="Arial"/>
+          <w:b w:val="0"/>
+          <w:color w:val="333333"/>
+          <w:sz w:val="22"/>
+        </w:rPr>
+        <w:t xml:space="preserve"> (container reinicia repetidamente — causa comum: variável de ambiente errada, dependência inacessível, health check mal configurado), </w:t>
+      </w:r>
+      <w:r>
+        <w:rPr>
+          <w:rFonts w:ascii="Arial" w:hAnsi="Arial"/>
+          <w:b/>
+          <w:color w:val="333333"/>
+          <w:sz w:val="22"/>
+        </w:rPr>
+        <w:t>OOMKilled</w:t>
+      </w:r>
+      <w:r>
+        <w:rPr>
+          <w:rFonts w:ascii="Arial" w:hAnsi="Arial"/>
+          <w:b w:val="0"/>
+          <w:color w:val="333333"/>
+          <w:sz w:val="22"/>
+        </w:rPr>
+        <w:t xml:space="preserve"> (memória insuficiente para o container). Fontes de evidência: </w:t>
+      </w:r>
+      <w:r>
+        <w:rPr>
+          <w:rFonts w:ascii="Arial" w:hAnsi="Arial"/>
+          <w:b/>
+          <w:color w:val="333333"/>
+          <w:sz w:val="22"/>
+        </w:rPr>
+        <w:t>Prometheus</w:t>
+      </w:r>
+      <w:r>
+        <w:rPr>
+          <w:rFonts w:ascii="Arial" w:hAnsi="Arial"/>
+          <w:b w:val="0"/>
+          <w:color w:val="333333"/>
+          <w:sz w:val="22"/>
+        </w:rPr>
+        <w:t xml:space="preserve"> (métricas — scraping periódico; foco em </w:t>
+      </w:r>
+      <w:r>
+        <w:rPr>
+          <w:rFonts w:ascii="Arial" w:hAnsi="Arial"/>
+          <w:b/>
+          <w:color w:val="333333"/>
+          <w:sz w:val="22"/>
+        </w:rPr>
+        <w:t>error rate</w:t>
+      </w:r>
+      <w:r>
+        <w:rPr>
+          <w:rFonts w:ascii="Arial" w:hAnsi="Arial"/>
+          <w:b w:val="0"/>
+          <w:color w:val="333333"/>
+          <w:sz w:val="22"/>
+        </w:rPr>
+        <w:t xml:space="preserve"> e </w:t>
+      </w:r>
+      <w:r>
+        <w:rPr>
+          <w:rFonts w:ascii="Arial" w:hAnsi="Arial"/>
+          <w:b/>
+          <w:color w:val="333333"/>
+          <w:sz w:val="22"/>
+        </w:rPr>
+        <w:t>latência</w:t>
+      </w:r>
+      <w:r>
+        <w:rPr>
+          <w:rFonts w:ascii="Arial" w:hAnsi="Arial"/>
+          <w:b w:val="0"/>
+          <w:color w:val="333333"/>
+          <w:sz w:val="22"/>
+        </w:rPr>
+        <w:t xml:space="preserve">) e </w:t>
+      </w:r>
+      <w:r>
+        <w:rPr>
+          <w:rFonts w:ascii="Arial" w:hAnsi="Arial"/>
+          <w:b/>
+          <w:color w:val="333333"/>
+          <w:sz w:val="22"/>
+        </w:rPr>
+        <w:t>Jaeger</w:t>
+      </w:r>
+      <w:r>
+        <w:rPr>
+          <w:rFonts w:ascii="Arial" w:hAnsi="Arial"/>
+          <w:b w:val="0"/>
+          <w:color w:val="333333"/>
+          <w:sz w:val="22"/>
+        </w:rPr>
+        <w:t xml:space="preserve"> (tracing distribuído — mostra </w:t>
+      </w:r>
+      <w:r>
+        <w:rPr>
+          <w:rFonts w:ascii="Arial" w:hAnsi="Arial"/>
+          <w:i/>
+          <w:color w:val="333333"/>
+          <w:sz w:val="22"/>
+        </w:rPr>
+        <w:t>onde</w:t>
+      </w:r>
+      <w:r>
+        <w:rPr>
+          <w:rFonts w:ascii="Arial" w:hAnsi="Arial"/>
+          <w:b w:val="0"/>
+          <w:color w:val="333333"/>
+          <w:sz w:val="22"/>
+        </w:rPr>
+        <w:t xml:space="preserve"> na cadeia de chamada está o gargalo, ex. tempo concentrado numa query PostgreSQL).</w:t>
+      </w:r>
+    </w:p>
+    <w:p>
+      <w:pPr>
+        <w:spacing w:before="120" w:after="120"/>
+        <w:ind w:left="360" w:right="360"/>
+        <w:shd w:val="clear" w:fill="F5F5F5"/>
+        <w:pBdr>
+          <w:left w:val="single" w:color="2E75B6" w:sz="4" w:space="10"/>
+        </w:pBdr>
+      </w:pPr>
+      <w:r>
+        <w:rPr>
+          <w:rFonts w:ascii="Arial" w:hAnsi="Arial"/>
+          <w:b w:val="0"/>
+          <w:color w:val="333333"/>
+          <w:sz w:val="22"/>
+        </w:rPr>
+        <w:t>⚠️ Lição prática do laboratório: nem todo erro se encaixa nos padrões catalogados (CrashLoopBackOff, OOMKilled) — às vezes a falha acontece antes mesmo da inicialização do container. Um sistema de observabilidade precisa evoluir continuamente o catálogo de diagnóstico, não só tratar os erros já conhecidos.</w:t>
+      </w:r>
+    </w:p>
+    <w:p>
+      <w:pPr>
+        <w:pStyle w:val="Heading3"/>
+        <w:spacing w:before="200" w:after="80"/>
+      </w:pPr>
+      <w:r>
+        <w:rPr>
+          <w:rFonts w:ascii="Arial" w:hAnsi="Arial"/>
+          <w:b/>
+          <w:color w:val="1F4D78"/>
+          <w:sz w:val="24"/>
+        </w:rPr>
+        <w:t>Módulo 05 — AIOps e Observabilidade Preditiva</w:t>
+      </w:r>
+    </w:p>
+    <w:p>
+      <w:pPr>
+        <w:spacing w:after="160"/>
+      </w:pPr>
+      <w:r>
+        <w:rPr>
+          <w:rFonts w:ascii="Arial" w:hAnsi="Arial"/>
+          <w:b/>
+          <w:color w:val="333333"/>
+          <w:sz w:val="22"/>
+        </w:rPr>
+        <w:t>NL2Q (Natural Language to Query)</w:t>
+      </w:r>
+      <w:r>
+        <w:rPr>
+          <w:rFonts w:ascii="Arial" w:hAnsi="Arial"/>
+          <w:b w:val="0"/>
+          <w:color w:val="333333"/>
+          <w:sz w:val="22"/>
+        </w:rPr>
+        <w:t>: elimina a barreira de dominar PromQL/LogQL — o usuário descreve o que quer monitorar em linguagem natural e o agente traduz. Democratiza observabilidade para quem não é especialista.</w:t>
+      </w:r>
+    </w:p>
+    <w:p>
+      <w:pPr>
+        <w:spacing w:after="160"/>
+      </w:pPr>
+      <w:r>
+        <w:rPr>
+          <w:rFonts w:ascii="Arial" w:hAnsi="Arial"/>
+          <w:b/>
+          <w:color w:val="333333"/>
+          <w:sz w:val="22"/>
+        </w:rPr>
+        <w:t>Alerta estático vs. preditivo</w:t>
+      </w:r>
+      <w:r>
+        <w:rPr>
+          <w:rFonts w:ascii="Arial" w:hAnsi="Arial"/>
+          <w:b w:val="0"/>
+          <w:color w:val="333333"/>
+          <w:sz w:val="22"/>
+        </w:rPr>
+        <w:t xml:space="preserve">: limite fixo gera </w:t>
+      </w:r>
+      <w:r>
+        <w:rPr>
+          <w:rFonts w:ascii="Arial" w:hAnsi="Arial"/>
+          <w:b/>
+          <w:color w:val="333333"/>
+          <w:sz w:val="22"/>
+        </w:rPr>
+        <w:t>fadiga de alertas</w:t>
+      </w:r>
+      <w:r>
+        <w:rPr>
+          <w:rFonts w:ascii="Arial" w:hAnsi="Arial"/>
+          <w:b w:val="0"/>
+          <w:color w:val="333333"/>
+          <w:sz w:val="22"/>
+        </w:rPr>
+        <w:t xml:space="preserve"> em cenário de sazonalidade normal (ex. Black Friday). Técnicas de análise de série temporal (considerando sazonalidade) e detecção de anomalia (ex. </w:t>
+      </w:r>
+      <w:r>
+        <w:rPr>
+          <w:rFonts w:ascii="Arial" w:hAnsi="Arial"/>
+          <w:b/>
+          <w:color w:val="333333"/>
+          <w:sz w:val="22"/>
+        </w:rPr>
+        <w:t>Isolation Forest</w:t>
+      </w:r>
+      <w:r>
+        <w:rPr>
+          <w:rFonts w:ascii="Arial" w:hAnsi="Arial"/>
+          <w:b w:val="0"/>
+          <w:color w:val="333333"/>
+          <w:sz w:val="22"/>
+        </w:rPr>
+        <w:t>) reduzem falso positivo/negativo — mas anomalia detectada não é sinônimo de problema; requer contexto.</w:t>
+      </w:r>
+    </w:p>
+    <w:p>
+      <w:pPr>
+        <w:spacing w:before="120" w:after="120"/>
+        <w:ind w:left="360" w:right="360"/>
+        <w:shd w:val="clear" w:fill="F5F5F5"/>
+        <w:pBdr>
+          <w:left w:val="single" w:color="2E75B6" w:sz="4" w:space="10"/>
+        </w:pBdr>
+      </w:pPr>
+      <w:r>
+        <w:rPr>
+          <w:rFonts w:ascii="Arial" w:hAnsi="Arial"/>
+          <w:b w:val="0"/>
+          <w:color w:val="333333"/>
+          <w:sz w:val="22"/>
+        </w:rPr>
+        <w:t>✅ Resultado/Conclusão: o objetivo é "o alerta acontecer antes da queda" — no laboratório, um crescimento de disco de 2GB/hora com 85% de uso já produz previsão ("100% em ~4h") muito antes do esgotamento real, com sugestão de mitigação (limpeza ou expansão) antecipada.</w:t>
+      </w:r>
+    </w:p>
+    <w:p>
+      <w:pPr>
+        <w:spacing w:after="160"/>
+      </w:pPr>
+      <w:r>
+        <w:rPr>
+          <w:rFonts w:ascii="Arial" w:hAnsi="Arial"/>
+          <w:b/>
+          <w:color w:val="333333"/>
+          <w:sz w:val="22"/>
+        </w:rPr>
+        <w:t>Dashboards dinâmicos</w:t>
+      </w:r>
+      <w:r>
+        <w:rPr>
+          <w:rFonts w:ascii="Arial" w:hAnsi="Arial"/>
+          <w:b w:val="0"/>
+          <w:color w:val="333333"/>
+          <w:sz w:val="22"/>
+        </w:rPr>
+        <w:t>: em vez de construir painel Grafana manualmente durante um incidente (processo lento e caro justo quando o tempo é crítico), o agente gera automaticamente o JSON do dashboard contextualizado ao incidente, pronto para import.</w:t>
+      </w:r>
+    </w:p>
+    <w:p>
+      <w:pPr>
+        <w:pStyle w:val="Heading3"/>
+        <w:spacing w:before="200" w:after="80"/>
+      </w:pPr>
+      <w:r>
+        <w:rPr>
+          <w:rFonts w:ascii="Arial" w:hAnsi="Arial"/>
+          <w:b/>
+          <w:color w:val="1F4D78"/>
+          <w:sz w:val="24"/>
+        </w:rPr>
+        <w:t>Módulo 06 — ChatOps e Governança</w:t>
+      </w:r>
+    </w:p>
+    <w:p>
+      <w:pPr>
+        <w:spacing w:after="160"/>
+      </w:pPr>
+      <w:r>
+        <w:rPr>
+          <w:rFonts w:ascii="Arial" w:hAnsi="Arial"/>
+          <w:b w:val="0"/>
+          <w:color w:val="333333"/>
+          <w:sz w:val="22"/>
+        </w:rPr>
+        <w:t>ChatOps com IA transforma canal de comunicação (Slack/Teams, ou simulado com Streamlit no laboratório) em interface operacional — usuário descreve intenção em linguagem natural, agente traduz para a ferramenta certa. Isso é acessível, mas levanta risco: quem pode fazer o quê?</w:t>
+      </w:r>
+    </w:p>
+    <w:p>
+      <w:pPr>
+        <w:spacing w:after="160"/>
+      </w:pPr>
+      <w:r>
+        <w:rPr>
+          <w:rFonts w:ascii="Arial" w:hAnsi="Arial"/>
+          <w:b w:val="0"/>
+          <w:color w:val="333333"/>
+          <w:sz w:val="22"/>
+        </w:rPr>
+        <w:t xml:space="preserve">Camadas de controle: </w:t>
+      </w:r>
+      <w:r>
+        <w:rPr>
+          <w:rFonts w:ascii="Arial" w:hAnsi="Arial"/>
+          <w:b/>
+          <w:color w:val="333333"/>
+          <w:sz w:val="22"/>
+        </w:rPr>
+        <w:t>RBAC</w:t>
+      </w:r>
+      <w:r>
+        <w:rPr>
+          <w:rFonts w:ascii="Arial" w:hAnsi="Arial"/>
+          <w:b w:val="0"/>
+          <w:color w:val="333333"/>
+          <w:sz w:val="22"/>
+        </w:rPr>
+        <w:t xml:space="preserve"> (permissão por papel), </w:t>
+      </w:r>
+      <w:r>
+        <w:rPr>
+          <w:rFonts w:ascii="Arial" w:hAnsi="Arial"/>
+          <w:b/>
+          <w:color w:val="333333"/>
+          <w:sz w:val="22"/>
+        </w:rPr>
+        <w:t>IAM</w:t>
+      </w:r>
+      <w:r>
+        <w:rPr>
+          <w:rFonts w:ascii="Arial" w:hAnsi="Arial"/>
+          <w:b w:val="0"/>
+          <w:color w:val="333333"/>
+          <w:sz w:val="22"/>
+        </w:rPr>
+        <w:t xml:space="preserve"> (identidade — o agente verifica </w:t>
+      </w:r>
+      <w:r>
+        <w:rPr>
+          <w:rFonts w:ascii="Arial" w:hAnsi="Arial"/>
+          <w:i/>
+          <w:color w:val="333333"/>
+          <w:sz w:val="22"/>
+        </w:rPr>
+        <w:t>quem</w:t>
+      </w:r>
+      <w:r>
+        <w:rPr>
+          <w:rFonts w:ascii="Arial" w:hAnsi="Arial"/>
+          <w:b w:val="0"/>
+          <w:color w:val="333333"/>
+          <w:sz w:val="22"/>
+        </w:rPr>
+        <w:t xml:space="preserve"> pede, não só </w:t>
+      </w:r>
+      <w:r>
+        <w:rPr>
+          <w:rFonts w:ascii="Arial" w:hAnsi="Arial"/>
+          <w:i/>
+          <w:color w:val="333333"/>
+          <w:sz w:val="22"/>
+        </w:rPr>
+        <w:t>o que</w:t>
+      </w:r>
+      <w:r>
+        <w:rPr>
+          <w:rFonts w:ascii="Arial" w:hAnsi="Arial"/>
+          <w:b w:val="0"/>
+          <w:color w:val="333333"/>
+          <w:sz w:val="22"/>
+        </w:rPr>
+        <w:t xml:space="preserve"> pede), e sobretudo </w:t>
+      </w:r>
+      <w:r>
+        <w:rPr>
+          <w:rFonts w:ascii="Arial" w:hAnsi="Arial"/>
+          <w:b/>
+          <w:color w:val="333333"/>
+          <w:sz w:val="22"/>
+        </w:rPr>
+        <w:t>Human in the Loop</w:t>
+      </w:r>
+      <w:r>
+        <w:rPr>
+          <w:rFonts w:ascii="Arial" w:hAnsi="Arial"/>
+          <w:b w:val="0"/>
+          <w:color w:val="333333"/>
+          <w:sz w:val="22"/>
+        </w:rPr>
+        <w:t xml:space="preserve"> — ação destrutiva nunca executa sem validação humana explícita, independente de quão sofisticada seja a automação.</w:t>
+      </w:r>
+    </w:p>
+    <w:p>
+      <w:pPr>
+        <w:spacing w:before="120" w:after="120"/>
+        <w:ind w:left="360" w:right="360"/>
+        <w:shd w:val="clear" w:fill="F5F5F5"/>
+        <w:pBdr>
+          <w:left w:val="single" w:color="2E75B6" w:sz="4" w:space="10"/>
+        </w:pBdr>
+      </w:pPr>
+      <w:r>
+        <w:rPr>
+          <w:rFonts w:ascii="Arial" w:hAnsi="Arial"/>
+          <w:b w:val="0"/>
+          <w:color w:val="333333"/>
+          <w:sz w:val="22"/>
+        </w:rPr>
+        <w:t xml:space="preserve">🔑 Regra fundamental (caso GitLab 2017 citado): o incidente que apagou dados críticos não era primariamente "culpa de uma pessoa" — era falha de processo que permitiu que alguém com acesso insuficientemente controlado executasse ação de altíssimo risco. Isso conecta com </w:t>
+      </w:r>
+      <w:r>
+        <w:rPr>
+          <w:rFonts w:ascii="Arial" w:hAnsi="Arial"/>
+          <w:b/>
+          <w:color w:val="333333"/>
+          <w:sz w:val="22"/>
+        </w:rPr>
+        <w:t>blameless culture</w:t>
+      </w:r>
+      <w:r>
+        <w:rPr>
+          <w:rFonts w:ascii="Arial" w:hAnsi="Arial"/>
+          <w:b w:val="0"/>
+          <w:color w:val="333333"/>
+          <w:sz w:val="22"/>
+        </w:rPr>
+        <w:t>: o foco de uma investigação de incidente é o processo, não o culpado.</w:t>
+      </w:r>
+    </w:p>
+    <w:p>
+      <w:pPr>
+        <w:spacing w:after="160"/>
+      </w:pPr>
+      <w:r>
+        <w:rPr>
+          <w:rFonts w:ascii="Arial" w:hAnsi="Arial"/>
+          <w:b w:val="0"/>
+          <w:color w:val="333333"/>
+          <w:sz w:val="22"/>
+        </w:rPr>
+        <w:t>No laboratório, o agente classifica cada solicitação (baixo risco → segue direto; destrutiva → exige credencial/confirmação; fora de contexto → recusa) — e os logs do CrewAI tornam essa decisão auditável e rastreável.</w:t>
+      </w:r>
+    </w:p>
+    <w:p>
+      <w:pPr>
+        <w:pStyle w:val="Heading3"/>
+        <w:spacing w:before="200" w:after="80"/>
+      </w:pPr>
+      <w:r>
+        <w:rPr>
+          <w:rFonts w:ascii="Arial" w:hAnsi="Arial"/>
+          <w:b/>
+          <w:color w:val="1F4D78"/>
+          <w:sz w:val="24"/>
+        </w:rPr>
+        <w:t>Módulo 07 — Segurança e Compliance (DevSecOps + IA)</w:t>
+      </w:r>
+    </w:p>
+    <w:p>
+      <w:pPr>
+        <w:spacing w:after="160"/>
+      </w:pPr>
+      <w:r>
+        <w:rPr>
+          <w:rFonts w:ascii="Arial" w:hAnsi="Arial"/>
+          <w:b/>
+          <w:color w:val="333333"/>
+          <w:sz w:val="22"/>
+        </w:rPr>
+        <w:t>Fadiga de alertas</w:t>
+      </w:r>
+      <w:r>
+        <w:rPr>
+          <w:rFonts w:ascii="Arial" w:hAnsi="Arial"/>
+          <w:b w:val="0"/>
+          <w:color w:val="333333"/>
+          <w:sz w:val="22"/>
+        </w:rPr>
+        <w:t xml:space="preserve"> também existe em segurança: um scanner (Trivy, Snyk) pode retornar dezenas/centenas de vulnerabilidades "Critical", mas nem toda vulnerabilidade </w:t>
+      </w:r>
+      <w:r>
+        <w:rPr>
+          <w:rFonts w:ascii="Arial" w:hAnsi="Arial"/>
+          <w:i/>
+          <w:color w:val="333333"/>
+          <w:sz w:val="22"/>
+        </w:rPr>
+        <w:t>teórica</w:t>
+      </w:r>
+      <w:r>
+        <w:rPr>
+          <w:rFonts w:ascii="Arial" w:hAnsi="Arial"/>
+          <w:b w:val="0"/>
+          <w:color w:val="333333"/>
+          <w:sz w:val="22"/>
+        </w:rPr>
+        <w:t xml:space="preserve"> é </w:t>
+      </w:r>
+      <w:r>
+        <w:rPr>
+          <w:rFonts w:ascii="Arial" w:hAnsi="Arial"/>
+          <w:i/>
+          <w:color w:val="333333"/>
+          <w:sz w:val="22"/>
+        </w:rPr>
+        <w:t>explorável</w:t>
+      </w:r>
+      <w:r>
+        <w:rPr>
+          <w:rFonts w:ascii="Arial" w:hAnsi="Arial"/>
+          <w:b w:val="0"/>
+          <w:color w:val="333333"/>
+          <w:sz w:val="22"/>
+        </w:rPr>
+        <w:t xml:space="preserve"> no contexto real (ex. biblioteca nunca usada pela aplicação). O agente atua com perfil de </w:t>
+      </w:r>
+      <w:r>
+        <w:rPr>
+          <w:rFonts w:ascii="Arial" w:hAnsi="Arial"/>
+          <w:b/>
+          <w:color w:val="333333"/>
+          <w:sz w:val="22"/>
+        </w:rPr>
+        <w:t>segurança ofensiva</w:t>
+      </w:r>
+      <w:r>
+        <w:rPr>
+          <w:rFonts w:ascii="Arial" w:hAnsi="Arial"/>
+          <w:b w:val="0"/>
+          <w:color w:val="333333"/>
+          <w:sz w:val="22"/>
+        </w:rPr>
+        <w:t xml:space="preserve"> — prioriza pela exploração real, não pela severidade genérica do relatório.</w:t>
+      </w:r>
+    </w:p>
+    <w:p>
+      <w:pPr>
+        <w:spacing w:before="120" w:after="120"/>
+        <w:ind w:left="360" w:right="360"/>
+        <w:shd w:val="clear" w:fill="F5F5F5"/>
+        <w:pBdr>
+          <w:left w:val="single" w:color="2E75B6" w:sz="4" w:space="10"/>
+        </w:pBdr>
+      </w:pPr>
+      <w:r>
+        <w:rPr>
+          <w:rFonts w:ascii="Arial" w:hAnsi="Arial"/>
+          <w:b w:val="0"/>
+          <w:color w:val="333333"/>
+          <w:sz w:val="22"/>
+        </w:rPr>
+        <w:t xml:space="preserve">🔍 Exemplo detalhado: </w:t>
+      </w:r>
+      <w:r>
+        <w:rPr>
+          <w:rFonts w:ascii="Arial" w:hAnsi="Arial"/>
+          <w:b/>
+          <w:color w:val="333333"/>
+          <w:sz w:val="22"/>
+        </w:rPr>
+        <w:t>CVE-2024-3094</w:t>
+      </w:r>
+      <w:r>
+        <w:rPr>
+          <w:rFonts w:ascii="Arial" w:hAnsi="Arial"/>
+          <w:b w:val="0"/>
+          <w:color w:val="333333"/>
+          <w:sz w:val="22"/>
+        </w:rPr>
+        <w:t xml:space="preserve"> (backdoor no XZ Utils) usada como case real — ilustra que ameaça moderna vai além de bug acidental: pode ser comprometimento deliberado da cadeia de suprimento de software. Popularidade/downloads de uma imagem Docker não é garantia de segurança — procedência e mantenedor importam.</w:t>
+      </w:r>
+    </w:p>
+    <w:p>
+      <w:pPr>
+        <w:spacing w:after="160"/>
+      </w:pPr>
+      <w:r>
+        <w:rPr>
+          <w:rFonts w:ascii="Arial" w:hAnsi="Arial"/>
+          <w:b/>
+          <w:color w:val="333333"/>
+          <w:sz w:val="22"/>
+        </w:rPr>
+        <w:t>Compliance as Code</w:t>
+      </w:r>
+      <w:r>
+        <w:rPr>
+          <w:rFonts w:ascii="Arial" w:hAnsi="Arial"/>
+          <w:b w:val="0"/>
+          <w:color w:val="333333"/>
+          <w:sz w:val="22"/>
+        </w:rPr>
+        <w:t>: em vez de preparar evidência de auditoria (ISO 27001, SOC 2) manualmente por semanas, o agente atua como pré-auditor contínuo, organizando evidência e apontando lacuna antes da auditoria formal chegar.</w:t>
+      </w:r>
+    </w:p>
+    <w:p>
+      <w:pPr>
+        <w:pStyle w:val="Heading3"/>
+        <w:spacing w:before="200" w:after="80"/>
+      </w:pPr>
+      <w:r>
+        <w:rPr>
+          <w:rFonts w:ascii="Arial" w:hAnsi="Arial"/>
+          <w:b/>
+          <w:color w:val="1F4D78"/>
+          <w:sz w:val="24"/>
+        </w:rPr>
+        <w:t>Módulo 08 — CI/CD Copilot e Otimização</w:t>
+      </w:r>
+    </w:p>
+    <w:p>
+      <w:pPr>
+        <w:spacing w:after="160"/>
+      </w:pPr>
+      <w:r>
+        <w:rPr>
+          <w:rFonts w:ascii="Arial" w:hAnsi="Arial"/>
+          <w:b w:val="0"/>
+          <w:color w:val="333333"/>
+          <w:sz w:val="22"/>
+        </w:rPr>
+        <w:t>Pipeline executada integralmente a cada commit, independente da mudança, desperdiça tempo de runner (custo) e atrasa feedback. O agente (perfil: "aversão a desperdício de tempo de runner") analisa o workflow e propõe cache de dependência, builds mais eficientes.</w:t>
+      </w:r>
+    </w:p>
+    <w:p>
+      <w:pPr>
+        <w:spacing w:after="160"/>
+      </w:pPr>
+      <w:r>
+        <w:rPr>
+          <w:rFonts w:ascii="Arial" w:hAnsi="Arial"/>
+          <w:b/>
+          <w:color w:val="333333"/>
+          <w:sz w:val="22"/>
+        </w:rPr>
+        <w:t>Multi-Stage Build</w:t>
+      </w:r>
+      <w:r>
+        <w:rPr>
+          <w:rFonts w:ascii="Arial" w:hAnsi="Arial"/>
+          <w:b w:val="0"/>
+          <w:color w:val="333333"/>
+          <w:sz w:val="22"/>
+        </w:rPr>
+        <w:t>: separa etapa de compilação (imagem com todas as ferramentas de build) da etapa final (imagem enxuta, só com o artefato) — reduz tamanho, tempo de transferência e superfície de ataque. Princípio de responsabilidade única também vale para containers.</w:t>
+      </w:r>
+    </w:p>
+    <w:p>
+      <w:pPr>
+        <w:spacing w:before="120" w:after="120"/>
+        <w:ind w:left="360" w:right="360"/>
+        <w:shd w:val="clear" w:fill="F5F5F5"/>
+        <w:pBdr>
+          <w:left w:val="single" w:color="2E75B6" w:sz="4" w:space="10"/>
+        </w:pBdr>
+      </w:pPr>
+      <w:r>
+        <w:rPr>
+          <w:rFonts w:ascii="Arial" w:hAnsi="Arial"/>
+          <w:b w:val="0"/>
+          <w:color w:val="333333"/>
+          <w:sz w:val="22"/>
+        </w:rPr>
+        <w:t xml:space="preserve">🔍 Exemplo detalhado: no laboratório, workflow Node.js sem cache reinstala </w:t>
+      </w:r>
+      <w:r>
+        <w:rPr>
+          <w:rFonts w:ascii="Courier New" w:hAnsi="Courier New"/>
+          <w:color w:val="333333"/>
+          <w:sz w:val="20"/>
+        </w:rPr>
+        <w:t>npm</w:t>
+      </w:r>
+      <w:r>
+        <w:rPr>
+          <w:rFonts w:ascii="Arial" w:hAnsi="Arial"/>
+          <w:b w:val="0"/>
+          <w:color w:val="333333"/>
+          <w:sz w:val="22"/>
+        </w:rPr>
+        <w:t xml:space="preserve"> do zero a cada execução; o agente propõe cache do GitHub Actions chaveado pelo lock file de dependências (hash do arquivo muda → invalida cache), estimando economia de 2 a 5 minutos por execução — multiplicada por centenas/milhares de execuções diárias, isso vira economia relevante de custo de runner, não só de tempo.</w:t>
+      </w:r>
+    </w:p>
+    <w:p>
+      <w:pPr>
+        <w:spacing w:after="160"/>
+      </w:pPr>
+      <w:r>
+        <w:rPr>
+          <w:rFonts w:ascii="Arial" w:hAnsi="Arial"/>
+          <w:b w:val="0"/>
+          <w:color w:val="333333"/>
+          <w:sz w:val="22"/>
+        </w:rPr>
+        <w:t>Rollback automatizado pós-deploy: se taxa de erro sobe após um deploy, um agente pode acionar reversão via API da própria plataforma de CI/CD — reduzindo o debate "deploy de sexta-feira sim ou não" a uma questão de observabilidade e automação de recuperação, não de dia da semana.</w:t>
+      </w:r>
+    </w:p>
+    <w:p>
+      <w:pPr>
+        <w:pStyle w:val="Heading3"/>
+        <w:spacing w:before="200" w:after="80"/>
+      </w:pPr>
+      <w:r>
+        <w:rPr>
+          <w:rFonts w:ascii="Arial" w:hAnsi="Arial"/>
+          <w:b/>
+          <w:color w:val="1F4D78"/>
+          <w:sz w:val="24"/>
+        </w:rPr>
+        <w:t>Módulo 09 — FinOps e Otimização de Custos</w:t>
+      </w:r>
+    </w:p>
+    <w:p>
+      <w:pPr>
+        <w:spacing w:after="160"/>
+      </w:pPr>
+      <w:r>
+        <w:rPr>
+          <w:rFonts w:ascii="Arial" w:hAnsi="Arial"/>
+          <w:b w:val="0"/>
+          <w:color w:val="333333"/>
+          <w:sz w:val="22"/>
+        </w:rPr>
+        <w:t xml:space="preserve">Modelo de cobrança em nuvem varia por serviço (tempo, armazenamento, requisição, transferência) — dificulta prever custo intuitivamente. </w:t>
+      </w:r>
+      <w:r>
+        <w:rPr>
+          <w:rFonts w:ascii="Arial" w:hAnsi="Arial"/>
+          <w:b/>
+          <w:color w:val="333333"/>
+          <w:sz w:val="22"/>
+        </w:rPr>
+        <w:t>Free Tier</w:t>
+      </w:r>
+      <w:r>
+        <w:rPr>
+          <w:rFonts w:ascii="Arial" w:hAnsi="Arial"/>
+          <w:b w:val="0"/>
+          <w:color w:val="333333"/>
+          <w:sz w:val="22"/>
+        </w:rPr>
+        <w:t xml:space="preserve"> (AWS) x </w:t>
+      </w:r>
+      <w:r>
+        <w:rPr>
+          <w:rFonts w:ascii="Arial" w:hAnsi="Arial"/>
+          <w:b/>
+          <w:color w:val="333333"/>
+          <w:sz w:val="22"/>
+        </w:rPr>
+        <w:t>créditos promocionais</w:t>
+      </w:r>
+      <w:r>
+        <w:rPr>
+          <w:rFonts w:ascii="Arial" w:hAnsi="Arial"/>
+          <w:b w:val="0"/>
+          <w:color w:val="333333"/>
+          <w:sz w:val="22"/>
+        </w:rPr>
+        <w:t xml:space="preserve"> (GCP/Oracle) exigem alerta orçamentário configurado proativamente.</w:t>
+      </w:r>
+    </w:p>
+    <w:p>
+      <w:pPr>
+        <w:spacing w:after="160"/>
+      </w:pPr>
+      <w:r>
+        <w:rPr>
+          <w:rFonts w:ascii="Arial" w:hAnsi="Arial"/>
+          <w:b w:val="0"/>
+          <w:color w:val="333333"/>
+          <w:sz w:val="22"/>
+        </w:rPr>
+        <w:t xml:space="preserve">Ferramentas de visibilidade financeira: </w:t>
+      </w:r>
+      <w:r>
+        <w:rPr>
+          <w:rFonts w:ascii="Arial" w:hAnsi="Arial"/>
+          <w:b/>
+          <w:color w:val="333333"/>
+          <w:sz w:val="22"/>
+        </w:rPr>
+        <w:t>InfraCost</w:t>
+      </w:r>
+      <w:r>
+        <w:rPr>
+          <w:rFonts w:ascii="Arial" w:hAnsi="Arial"/>
+          <w:b w:val="0"/>
+          <w:color w:val="333333"/>
+          <w:sz w:val="22"/>
+        </w:rPr>
+        <w:t xml:space="preserve"> (impacto financeiro de uma mudança de IaC </w:t>
+      </w:r>
+      <w:r>
+        <w:rPr>
+          <w:rFonts w:ascii="Arial" w:hAnsi="Arial"/>
+          <w:i/>
+          <w:color w:val="333333"/>
+          <w:sz w:val="22"/>
+        </w:rPr>
+        <w:t>antes</w:t>
+      </w:r>
+      <w:r>
+        <w:rPr>
+          <w:rFonts w:ascii="Arial" w:hAnsi="Arial"/>
+          <w:b w:val="0"/>
+          <w:color w:val="333333"/>
+          <w:sz w:val="22"/>
+        </w:rPr>
+        <w:t xml:space="preserve"> de aplicar) e </w:t>
+      </w:r>
+      <w:r>
+        <w:rPr>
+          <w:rFonts w:ascii="Arial" w:hAnsi="Arial"/>
+          <w:b/>
+          <w:color w:val="333333"/>
+          <w:sz w:val="22"/>
+        </w:rPr>
+        <w:t>Kubecost</w:t>
+      </w:r>
+      <w:r>
+        <w:rPr>
+          <w:rFonts w:ascii="Arial" w:hAnsi="Arial"/>
+          <w:b w:val="0"/>
+          <w:color w:val="333333"/>
+          <w:sz w:val="22"/>
+        </w:rPr>
+        <w:t xml:space="preserve"> (custo por nó/workload em Kubernetes especificamente).</w:t>
+      </w:r>
+    </w:p>
+    <w:p>
+      <w:pPr>
+        <w:spacing w:after="160"/>
+      </w:pPr>
+      <w:r>
+        <w:rPr>
+          <w:rFonts w:ascii="Arial" w:hAnsi="Arial"/>
+          <w:b/>
+          <w:color w:val="333333"/>
+          <w:sz w:val="22"/>
+        </w:rPr>
+        <w:t>Recursos zumbis</w:t>
+      </w:r>
+      <w:r>
+        <w:rPr>
+          <w:rFonts w:ascii="Arial" w:hAnsi="Arial"/>
+          <w:b w:val="0"/>
+          <w:color w:val="333333"/>
+          <w:sz w:val="22"/>
+        </w:rPr>
+        <w:t xml:space="preserve"> (geram custo sem valor, silenciosamente): volume EBS órfão (disco sobra após VM removida), Elastic IP não associado, snapshot antigo sem política de retenção. </w:t>
+      </w:r>
+      <w:r>
+        <w:rPr>
+          <w:rFonts w:ascii="Arial" w:hAnsi="Arial"/>
+          <w:b/>
+          <w:color w:val="333333"/>
+          <w:sz w:val="22"/>
+        </w:rPr>
+        <w:t>Right sizing</w:t>
+      </w:r>
+      <w:r>
+        <w:rPr>
+          <w:rFonts w:ascii="Arial" w:hAnsi="Arial"/>
+          <w:b w:val="0"/>
+          <w:color w:val="333333"/>
+          <w:sz w:val="22"/>
+        </w:rPr>
+        <w:t xml:space="preserve">: análise histórica de CPU/memória revela superdimensionamento (ex. instância grande para app com 2-3% de uso médio de CPU) — ajusta capacidade ao consumo real. </w:t>
+      </w:r>
+      <w:r>
+        <w:rPr>
+          <w:rFonts w:ascii="Arial" w:hAnsi="Arial"/>
+          <w:b/>
+          <w:color w:val="333333"/>
+          <w:sz w:val="22"/>
+        </w:rPr>
+        <w:t>Instâncias Spot</w:t>
+      </w:r>
+      <w:r>
+        <w:rPr>
+          <w:rFonts w:ascii="Arial" w:hAnsi="Arial"/>
+          <w:b w:val="0"/>
+          <w:color w:val="333333"/>
+          <w:sz w:val="22"/>
+        </w:rPr>
+        <w:t>: desconto expressivo usando capacidade ociosa do provedor, mas sujeitas a interrupção — adequadas para carga tolerante a isso (batch, experimentação), não para produção crítica.</w:t>
+      </w:r>
+    </w:p>
+    <w:p>
+      <w:pPr>
+        <w:spacing w:before="120" w:after="120"/>
+        <w:ind w:left="360" w:right="360"/>
+        <w:shd w:val="clear" w:fill="F5F5F5"/>
+        <w:pBdr>
+          <w:left w:val="single" w:color="2E75B6" w:sz="4" w:space="10"/>
+        </w:pBdr>
+      </w:pPr>
+      <w:r>
+        <w:rPr>
+          <w:rFonts w:ascii="Arial" w:hAnsi="Arial"/>
+          <w:b w:val="0"/>
+          <w:color w:val="333333"/>
+          <w:sz w:val="22"/>
+        </w:rPr>
+        <w:t xml:space="preserve">✅ Resultado/Conclusão: o agente de FinOps (perfil: auditor financeiro cloud) lê um inventário estruturado (frequentemente derivado do próprio </w:t>
+      </w:r>
+      <w:r>
+        <w:rPr>
+          <w:rFonts w:ascii="Arial" w:hAnsi="Arial"/>
+          <w:i/>
+          <w:color w:val="333333"/>
+          <w:sz w:val="22"/>
+        </w:rPr>
+        <w:t>state</w:t>
+      </w:r>
+      <w:r>
+        <w:rPr>
+          <w:rFonts w:ascii="Arial" w:hAnsi="Arial"/>
+          <w:b w:val="0"/>
+          <w:color w:val="333333"/>
+          <w:sz w:val="22"/>
+        </w:rPr>
+        <w:t xml:space="preserve"> do Terraform) e produz relatório com diagnóstico + estimativa financeira + recomendação priorizável por retorno — democratizando uma análise que tradicionalmente exigia especialista dedicado.</w:t>
+      </w:r>
+    </w:p>
+    <w:p>
+      <w:pPr>
+        <w:pStyle w:val="Heading3"/>
+        <w:spacing w:before="200" w:after="80"/>
+      </w:pPr>
+      <w:r>
+        <w:rPr>
+          <w:rFonts w:ascii="Arial" w:hAnsi="Arial"/>
+          <w:b/>
+          <w:color w:val="1F4D78"/>
+          <w:sz w:val="24"/>
+        </w:rPr>
+        <w:t>Módulo 10 — RAG de Runbooks e Auto-Remediação</w:t>
+      </w:r>
+    </w:p>
+    <w:p>
+      <w:pPr>
+        <w:spacing w:after="160"/>
+      </w:pPr>
+      <w:r>
+        <w:rPr>
+          <w:rFonts w:ascii="Arial" w:hAnsi="Arial"/>
+          <w:b/>
+          <w:color w:val="333333"/>
+          <w:sz w:val="22"/>
+        </w:rPr>
+        <w:t>Conhecimento vivo</w:t>
+      </w:r>
+      <w:r>
+        <w:rPr>
+          <w:rFonts w:ascii="Arial" w:hAnsi="Arial"/>
+          <w:b w:val="0"/>
+          <w:color w:val="333333"/>
+          <w:sz w:val="22"/>
+        </w:rPr>
+        <w:t xml:space="preserve">: documentação corporativa (runbook, playbook, wiki) costuma ser consultada raramente durante um incidente real — o RAG conecta esse material à investigação em tempo real, em vez de deixá-lo como referência passiva. Combate também o </w:t>
+      </w:r>
+      <w:r>
+        <w:rPr>
+          <w:rFonts w:ascii="Arial" w:hAnsi="Arial"/>
+          <w:b/>
+          <w:color w:val="333333"/>
+          <w:sz w:val="22"/>
+        </w:rPr>
+        <w:t>conhecimento tribal</w:t>
+      </w:r>
+      <w:r>
+        <w:rPr>
+          <w:rFonts w:ascii="Arial" w:hAnsi="Arial"/>
+          <w:b w:val="0"/>
+          <w:color w:val="333333"/>
+          <w:sz w:val="22"/>
+        </w:rPr>
+        <w:t xml:space="preserve"> (informação presa na cabeça de poucas pessoas).</w:t>
+      </w:r>
+    </w:p>
+    <w:p>
+      <w:pPr>
+        <w:spacing w:after="160"/>
+      </w:pPr>
+      <w:r>
+        <w:rPr>
+          <w:rFonts w:ascii="Arial" w:hAnsi="Arial"/>
+          <w:b/>
+          <w:color w:val="333333"/>
+          <w:sz w:val="22"/>
+        </w:rPr>
+        <w:t>Postmortem</w:t>
+      </w:r>
+      <w:r>
+        <w:rPr>
+          <w:rFonts w:ascii="Arial" w:hAnsi="Arial"/>
+          <w:b w:val="0"/>
+          <w:color w:val="333333"/>
+          <w:sz w:val="22"/>
+        </w:rPr>
+        <w:t xml:space="preserve"> tradicionalmente perde qualidade porque é escrito horas/dias depois do incidente (memória já degradada, especialmente após madrugada de trabalho intenso) — um agente acompanhando o incidente em tempo real (consumindo mensagens de canal, transcrição de reunião, métrica) consegue produzir o rascunho quase pronto assim que o incidente encerra.</w:t>
+      </w:r>
+    </w:p>
+    <w:p>
+      <w:pPr>
+        <w:spacing w:after="160"/>
+      </w:pPr>
+      <w:r>
+        <w:rPr>
+          <w:rFonts w:ascii="Arial" w:hAnsi="Arial"/>
+          <w:b w:val="0"/>
+          <w:color w:val="333333"/>
+          <w:sz w:val="22"/>
+        </w:rPr>
+        <w:t xml:space="preserve">Fluxo de </w:t>
+      </w:r>
+      <w:r>
+        <w:rPr>
+          <w:rFonts w:ascii="Arial" w:hAnsi="Arial"/>
+          <w:b/>
+          <w:color w:val="333333"/>
+          <w:sz w:val="22"/>
+        </w:rPr>
+        <w:t>auto-remediação</w:t>
+      </w:r>
+      <w:r>
+        <w:rPr>
+          <w:rFonts w:ascii="Arial" w:hAnsi="Arial"/>
+          <w:b w:val="0"/>
+          <w:color w:val="333333"/>
+          <w:sz w:val="22"/>
+        </w:rPr>
+        <w:t xml:space="preserve">: alerta → investigação (logs/métricas/eventos) → consulta a runbook (RAG) → proposta de correção → validação humana → execução. </w:t>
+      </w:r>
+      <w:r>
+        <w:rPr>
+          <w:rFonts w:ascii="Arial" w:hAnsi="Arial"/>
+          <w:b/>
+          <w:color w:val="333333"/>
+          <w:sz w:val="22"/>
+        </w:rPr>
+        <w:t>Dry run</w:t>
+      </w:r>
+      <w:r>
+        <w:rPr>
+          <w:rFonts w:ascii="Arial" w:hAnsi="Arial"/>
+          <w:b w:val="0"/>
+          <w:color w:val="333333"/>
+          <w:sz w:val="22"/>
+        </w:rPr>
+        <w:t xml:space="preserve"> (simulação antes de aplicar) reduz risco antes de qualquer ação real.</w:t>
+      </w:r>
+    </w:p>
+    <w:p>
+      <w:pPr>
+        <w:pStyle w:val="Heading3"/>
+        <w:spacing w:before="200" w:after="80"/>
+      </w:pPr>
+      <w:r>
+        <w:rPr>
+          <w:rFonts w:ascii="Arial" w:hAnsi="Arial"/>
+          <w:b/>
+          <w:color w:val="1F4D78"/>
+          <w:sz w:val="24"/>
+        </w:rPr>
+        <w:t>Módulo 11 — Auto-Remediação Segura com Guardrails</w:t>
+      </w:r>
+    </w:p>
+    <w:p>
+      <w:pPr>
+        <w:spacing w:after="160"/>
+      </w:pPr>
+      <w:r>
+        <w:rPr>
+          <w:rFonts w:ascii="Arial" w:hAnsi="Arial"/>
+          <w:b/>
+          <w:color w:val="333333"/>
+          <w:sz w:val="22"/>
+        </w:rPr>
+        <w:t>Guardrails</w:t>
+      </w:r>
+      <w:r>
+        <w:rPr>
+          <w:rFonts w:ascii="Arial" w:hAnsi="Arial"/>
+          <w:b w:val="0"/>
+          <w:color w:val="333333"/>
+          <w:sz w:val="22"/>
+        </w:rPr>
+        <w:t xml:space="preserve">: limites que orientam o comportamento do agente sem eliminar autonomia — não é "liberdade total" nem "aprovação para tudo", é regra explícita de quando parar. </w:t>
+      </w:r>
+      <w:r>
+        <w:rPr>
+          <w:rFonts w:ascii="Arial" w:hAnsi="Arial"/>
+          <w:b/>
+          <w:color w:val="333333"/>
+          <w:sz w:val="22"/>
+        </w:rPr>
+        <w:t>Circuit breaker operacional</w:t>
+      </w:r>
+      <w:r>
+        <w:rPr>
+          <w:rFonts w:ascii="Arial" w:hAnsi="Arial"/>
+          <w:b w:val="0"/>
+          <w:color w:val="333333"/>
+          <w:sz w:val="22"/>
+        </w:rPr>
+        <w:t xml:space="preserve"> com </w:t>
+      </w:r>
+      <w:r>
+        <w:rPr>
+          <w:rFonts w:ascii="Arial" w:hAnsi="Arial"/>
+          <w:b/>
+          <w:color w:val="333333"/>
+          <w:sz w:val="22"/>
+        </w:rPr>
+        <w:t>rate limiting</w:t>
+      </w:r>
+      <w:r>
+        <w:rPr>
+          <w:rFonts w:ascii="Arial" w:hAnsi="Arial"/>
+          <w:b w:val="0"/>
+          <w:color w:val="333333"/>
+          <w:sz w:val="22"/>
+        </w:rPr>
+        <w:t xml:space="preserve"> (limite de ações por intervalo — restringe o dano de uma decisão errada a um número controlado de operações).</w:t>
+      </w:r>
+    </w:p>
+    <w:p>
+      <w:pPr>
+        <w:spacing w:after="160"/>
+      </w:pPr>
+      <w:r>
+        <w:rPr>
+          <w:rFonts w:ascii="Arial" w:hAnsi="Arial"/>
+          <w:b/>
+          <w:color w:val="333333"/>
+          <w:sz w:val="22"/>
+        </w:rPr>
+        <w:t>Canary Rollback automático</w:t>
+      </w:r>
+      <w:r>
+        <w:rPr>
+          <w:rFonts w:ascii="Arial" w:hAnsi="Arial"/>
+          <w:b w:val="0"/>
+          <w:color w:val="333333"/>
+          <w:sz w:val="22"/>
+        </w:rPr>
+        <w:t>: após aplicar correção, o sistema continua monitorando; se a métrica piorar em vez de melhorar, reverte sozinho — cria ciclo de autocorreção contínuo, não só correção pontual.</w:t>
+      </w:r>
+    </w:p>
+    <w:p>
+      <w:pPr>
+        <w:spacing w:before="120" w:after="120"/>
+        <w:ind w:left="360" w:right="360"/>
+        <w:shd w:val="clear" w:fill="F5F5F5"/>
+        <w:pBdr>
+          <w:left w:val="single" w:color="2E75B6" w:sz="4" w:space="10"/>
+        </w:pBdr>
+      </w:pPr>
+      <w:r>
+        <w:rPr>
+          <w:rFonts w:ascii="Arial" w:hAnsi="Arial"/>
+          <w:b w:val="0"/>
+          <w:color w:val="333333"/>
+          <w:sz w:val="22"/>
+        </w:rPr>
+        <w:t xml:space="preserve">🔑 Regra fundamental: alucinação de IA em ambiente de produção tem consequência muito mais grave que uma resposta de chat errada — pode degradar serviço real. Por isso: ciclo completo detecção→análise→validação de hipótese→ação (nunca corrigir baseado só em hipótese), e </w:t>
+      </w:r>
+      <w:r>
+        <w:rPr>
+          <w:rFonts w:ascii="Arial" w:hAnsi="Arial"/>
+          <w:b/>
+          <w:color w:val="333333"/>
+          <w:sz w:val="22"/>
+        </w:rPr>
+        <w:t>dry run</w:t>
+      </w:r>
+      <w:r>
+        <w:rPr>
+          <w:rFonts w:ascii="Arial" w:hAnsi="Arial"/>
+          <w:b w:val="0"/>
+          <w:color w:val="333333"/>
+          <w:sz w:val="22"/>
+        </w:rPr>
+        <w:t xml:space="preserve"> antes de qualquer ação real, com relatório do que </w:t>
+      </w:r>
+      <w:r>
+        <w:rPr>
+          <w:rFonts w:ascii="Arial" w:hAnsi="Arial"/>
+          <w:i/>
+          <w:color w:val="333333"/>
+          <w:sz w:val="22"/>
+        </w:rPr>
+        <w:t>aconteceria</w:t>
+      </w:r>
+      <w:r>
+        <w:rPr>
+          <w:rFonts w:ascii="Arial" w:hAnsi="Arial"/>
+          <w:b w:val="0"/>
+          <w:color w:val="333333"/>
+          <w:sz w:val="22"/>
+        </w:rPr>
+        <w:t xml:space="preserve"> apresentado para aprovação humana antes da execução.</w:t>
+      </w:r>
+    </w:p>
+    <w:p>
+      <w:pPr>
+        <w:pStyle w:val="Heading3"/>
+        <w:spacing w:before="200" w:after="80"/>
+      </w:pPr>
+      <w:r>
+        <w:rPr>
+          <w:rFonts w:ascii="Arial" w:hAnsi="Arial"/>
+          <w:b/>
+          <w:color w:val="1F4D78"/>
+          <w:sz w:val="24"/>
+        </w:rPr>
+        <w:t>Módulo 12 — Projeto Integrador (Bot Full-Stack)</w:t>
+      </w:r>
+    </w:p>
+    <w:p>
+      <w:pPr>
+        <w:spacing w:after="160"/>
+      </w:pPr>
+      <w:r>
+        <w:rPr>
+          <w:rFonts w:ascii="Arial" w:hAnsi="Arial"/>
+          <w:b/>
+          <w:color w:val="333333"/>
+          <w:sz w:val="22"/>
+        </w:rPr>
+        <w:t>Orquestração hierárquica</w:t>
+      </w:r>
+      <w:r>
+        <w:rPr>
+          <w:rFonts w:ascii="Arial" w:hAnsi="Arial"/>
+          <w:b w:val="0"/>
+          <w:color w:val="333333"/>
+          <w:sz w:val="22"/>
+        </w:rPr>
+        <w:t xml:space="preserve">: um agente </w:t>
+      </w:r>
+      <w:r>
+        <w:rPr>
+          <w:rFonts w:ascii="Arial" w:hAnsi="Arial"/>
+          <w:b/>
+          <w:color w:val="333333"/>
+          <w:sz w:val="22"/>
+        </w:rPr>
+        <w:t>manager</w:t>
+      </w:r>
+      <w:r>
+        <w:rPr>
+          <w:rFonts w:ascii="Arial" w:hAnsi="Arial"/>
+          <w:b w:val="0"/>
+          <w:color w:val="333333"/>
+          <w:sz w:val="22"/>
+        </w:rPr>
+        <w:t xml:space="preserve"> (perfil de gerente de engenharia/CTO virtual) coordena especialistas (segurança, SRE, FinOps) — não executa análise técnica diretamente, distribui trabalho e consolida resultado. Resolve a limitação de um único agente genérico alternando de contexto constantemente (perde profundidade quando pula de custo→segurança→métrica).</w:t>
+      </w:r>
+    </w:p>
+    <w:p>
+      <w:pPr>
+        <w:spacing w:after="160"/>
+      </w:pPr>
+      <w:r>
+        <w:rPr>
+          <w:rFonts w:ascii="Arial" w:hAnsi="Arial"/>
+          <w:b/>
+          <w:color w:val="333333"/>
+          <w:sz w:val="22"/>
+        </w:rPr>
+        <w:t>Compartilhamento de contexto</w:t>
+      </w:r>
+      <w:r>
+        <w:rPr>
+          <w:rFonts w:ascii="Arial" w:hAnsi="Arial"/>
+          <w:b w:val="0"/>
+          <w:color w:val="333333"/>
+          <w:sz w:val="22"/>
+        </w:rPr>
+        <w:t xml:space="preserve"> entre especialistas permite correlação: instabilidade operacional + vulnerabilidade + aumento de custo podem ser manifestações da </w:t>
+      </w:r>
+      <w:r>
+        <w:rPr>
+          <w:rFonts w:ascii="Arial" w:hAnsi="Arial"/>
+          <w:i/>
+          <w:color w:val="333333"/>
+          <w:sz w:val="22"/>
+        </w:rPr>
+        <w:t>mesma</w:t>
+      </w:r>
+      <w:r>
+        <w:rPr>
+          <w:rFonts w:ascii="Arial" w:hAnsi="Arial"/>
+          <w:b w:val="0"/>
+          <w:color w:val="333333"/>
+          <w:sz w:val="22"/>
+        </w:rPr>
+        <w:t xml:space="preserve"> causa raiz, não três problemas isolados — e só aparece quando os agentes trabalham sobre o mesmo cenário, não em silos.</w:t>
+      </w:r>
+    </w:p>
+    <w:p>
+      <w:pPr>
+        <w:spacing w:after="160"/>
+      </w:pPr>
+      <w:r>
+        <w:rPr>
+          <w:rFonts w:ascii="Arial" w:hAnsi="Arial"/>
+          <w:b/>
+          <w:color w:val="333333"/>
+          <w:sz w:val="22"/>
+        </w:rPr>
+        <w:t>Game Day</w:t>
+      </w:r>
+      <w:r>
+        <w:rPr>
+          <w:rFonts w:ascii="Arial" w:hAnsi="Arial"/>
+          <w:b w:val="0"/>
+          <w:color w:val="333333"/>
+          <w:sz w:val="22"/>
+        </w:rPr>
+        <w:t>: simulação controlada de incidente(s) simultâneo(s) para testar a arquitetura multi-agente — reflete melhor a realidade corporativa (raramente um problema afeta só uma área).</w:t>
+      </w:r>
+    </w:p>
+    <w:p>
+      <w:pPr>
+        <w:spacing w:before="120" w:after="120"/>
+        <w:ind w:left="360" w:right="360"/>
+        <w:shd w:val="clear" w:fill="F5F5F5"/>
+        <w:pBdr>
+          <w:left w:val="single" w:color="2E75B6" w:sz="4" w:space="10"/>
+        </w:pBdr>
+      </w:pPr>
+      <w:r>
+        <w:rPr>
+          <w:rFonts w:ascii="Arial" w:hAnsi="Arial"/>
+          <w:b w:val="0"/>
+          <w:color w:val="333333"/>
+          <w:sz w:val="22"/>
+        </w:rPr>
+        <w:t xml:space="preserve">✅ Resultado/Conclusão: o manager traduz a consolidação técnica em indicadores de negócio — </w:t>
+      </w:r>
+      <w:r>
+        <w:rPr>
+          <w:rFonts w:ascii="Arial" w:hAnsi="Arial"/>
+          <w:b/>
+          <w:color w:val="333333"/>
+          <w:sz w:val="22"/>
+        </w:rPr>
+        <w:t>ROI</w:t>
+      </w:r>
+      <w:r>
+        <w:rPr>
+          <w:rFonts w:ascii="Arial" w:hAnsi="Arial"/>
+          <w:b w:val="0"/>
+          <w:color w:val="333333"/>
+          <w:sz w:val="22"/>
+        </w:rPr>
+        <w:t xml:space="preserve"> (economia gerada, MTTR reduzido, risco eliminado) — porque a defesa de investimento em automação/IA depende de demonstrar valor tangível, não só capacidade técnica.</w:t>
+      </w:r>
+    </w:p>
+    <w:p>
+      <w:pPr>
+        <w:pStyle w:val="Heading3"/>
+        <w:spacing w:before="200" w:after="80"/>
+      </w:pPr>
+      <w:r>
+        <w:rPr>
+          <w:rFonts w:ascii="Arial" w:hAnsi="Arial"/>
+          <w:b/>
+          <w:color w:val="1F4D78"/>
+          <w:sz w:val="24"/>
+        </w:rPr>
+        <w:t>Módulo 13 — AI-Ops Enterprise (Do Terminal ao Escalável)</w:t>
+      </w:r>
+    </w:p>
+    <w:p>
+      <w:pPr>
+        <w:spacing w:after="160"/>
+      </w:pPr>
+      <w:r>
+        <w:rPr>
+          <w:rFonts w:ascii="Arial" w:hAnsi="Arial"/>
+          <w:b w:val="0"/>
+          <w:color w:val="333333"/>
+          <w:sz w:val="22"/>
+        </w:rPr>
+        <w:t>Jornada completa de empacotamento e deploy do sistema construído nos módulos anteriores:</w:t>
       </w:r>
     </w:p>
     <w:tbl>
@@ -552,7 +2213,7 @@
                 <w:color w:val="333333"/>
                 <w:sz w:val="22"/>
               </w:rPr>
-              <w:t>Mecanismo</w:t>
+              <w:t>Etapa</w:t>
             </w:r>
           </w:p>
         </w:tc>
@@ -582,7 +2243,7 @@
                 <w:color w:val="333333"/>
                 <w:sz w:val="22"/>
               </w:rPr>
-              <w:t>Função</w:t>
+              <w:t>Tecnologia</w:t>
             </w:r>
           </w:p>
         </w:tc>
@@ -612,7 +2273,7 @@
                 <w:color w:val="333333"/>
                 <w:sz w:val="22"/>
               </w:rPr>
-              <w:t>Onde aparece no módulo</w:t>
+              <w:t>Papel</w:t>
             </w:r>
           </w:p>
         </w:tc>
@@ -644,7 +2305,7 @@
                 <w:color w:val="333333"/>
                 <w:sz w:val="22"/>
               </w:rPr>
-              <w:t>Human in the Loop</w:t>
+              <w:t>Empacotamento</w:t>
             </w:r>
           </w:p>
         </w:tc>
@@ -674,7 +2335,24 @@
                 <w:color w:val="333333"/>
                 <w:sz w:val="22"/>
               </w:rPr>
-              <w:t>Ação crítica só executa após aprovação humana explícita</w:t>
+              <w:t xml:space="preserve">Docker (imagem Python 3.12-slim, multi-stage, </w:t>
+            </w:r>
+            <w:r>
+              <w:rPr>
+                <w:rFonts w:ascii="Courier New" w:hAnsi="Courier New"/>
+                <w:color w:val="333333"/>
+                <w:sz w:val="20"/>
+              </w:rPr>
+              <w:t>.dockerignore</w:t>
+            </w:r>
+            <w:r>
+              <w:rPr>
+                <w:rFonts w:ascii="Arial" w:hAnsi="Arial"/>
+                <w:b w:val="0"/>
+                <w:color w:val="333333"/>
+                <w:sz w:val="22"/>
+              </w:rPr>
+              <w:t>)</w:t>
             </w:r>
           </w:p>
         </w:tc>
@@ -704,7 +2382,7 @@
                 <w:color w:val="333333"/>
                 <w:sz w:val="22"/>
               </w:rPr>
-              <w:t>ChatOps (M6), Auto-remediação (M11)</w:t>
+              <w:t>Artefato imutável, portátil, reproduzível</w:t>
             </w:r>
           </w:p>
         </w:tc>
@@ -736,7 +2414,7 @@
                 <w:color w:val="333333"/>
                 <w:sz w:val="22"/>
               </w:rPr>
-              <w:t>Dry Run</w:t>
+              <w:t>Orquestração local</w:t>
             </w:r>
           </w:p>
         </w:tc>
@@ -766,7 +2444,7 @@
                 <w:color w:val="333333"/>
                 <w:sz w:val="22"/>
               </w:rPr>
-              <w:t>Simulação da alteração antes da execução real — mostra o que mudaria</w:t>
+              <w:t>Kubernetes via Minikube</w:t>
             </w:r>
           </w:p>
         </w:tc>
@@ -796,7 +2474,7 @@
                 <w:color w:val="333333"/>
                 <w:sz w:val="22"/>
               </w:rPr>
-              <w:t>Guardrails (M11), Terraform plan</w:t>
+              <w:t>Pod, Deployment, Service, Scheduler, Kubelet, ETCD, escalabilidade (HPA/VPA)</w:t>
             </w:r>
           </w:p>
         </w:tc>
@@ -828,7 +2506,7 @@
                 <w:color w:val="333333"/>
                 <w:sz w:val="22"/>
               </w:rPr>
-              <w:t>Circuit Breaker / Rate Limiting</w:t>
+              <w:t>Cloud simulada</w:t>
             </w:r>
           </w:p>
         </w:tc>
@@ -858,7 +2536,7 @@
                 <w:color w:val="333333"/>
                 <w:sz w:val="22"/>
               </w:rPr>
-              <w:t>Limita quantidade de ações automatizadas em janela de tempo — reduz dano de decisão incorreta</w:t>
+              <w:t>LocalStack (S3/SQS/IAM emulados)</w:t>
             </w:r>
           </w:p>
         </w:tc>
@@ -888,7 +2566,7 @@
                 <w:color w:val="333333"/>
                 <w:sz w:val="22"/>
               </w:rPr>
-              <w:t>Auto-remediação segura (M11)</w:t>
+              <w:t>Testar integração cloud sem custo/credencial real, código igual ao de produção</w:t>
             </w:r>
           </w:p>
         </w:tc>
@@ -920,7 +2598,7 @@
                 <w:color w:val="333333"/>
                 <w:sz w:val="22"/>
               </w:rPr>
-              <w:t>Canary Rollback</w:t>
+              <w:t>Interface</w:t>
             </w:r>
           </w:p>
         </w:tc>
@@ -950,7 +2628,7 @@
                 <w:color w:val="333333"/>
                 <w:sz w:val="22"/>
               </w:rPr>
-              <w:t>Reverte automaticamente se métricas piorarem após uma correção aplicada</w:t>
+              <w:t>Streamlit (Deployment + Service LoadBalancer separado)</w:t>
             </w:r>
           </w:p>
         </w:tc>
@@ -980,7 +2658,7 @@
                 <w:color w:val="333333"/>
                 <w:sz w:val="22"/>
               </w:rPr>
-              <w:t>Auto-remediação (M11)</w:t>
+              <w:t>Visualização e interação, desacoplada dos agentes</w:t>
             </w:r>
           </w:p>
         </w:tc>
@@ -1012,7 +2690,7 @@
                 <w:color w:val="333333"/>
                 <w:sz w:val="22"/>
               </w:rPr>
-              <w:t>RBAC + IAM</w:t>
+              <w:t>IA offline</w:t>
             </w:r>
           </w:p>
         </w:tc>
@@ -1042,7 +2720,7 @@
                 <w:color w:val="333333"/>
                 <w:sz w:val="22"/>
               </w:rPr>
-              <w:t>Verifica identidade e permissão do solicitante antes de liberar operação via ChatOps</w:t>
+              <w:t>Ollama (ex.: Llama 3.1)</w:t>
             </w:r>
           </w:p>
         </w:tc>
@@ -1072,7 +2750,7 @@
                 <w:color w:val="333333"/>
                 <w:sz w:val="22"/>
               </w:rPr>
-              <w:t>ChatOps (M6)</w:t>
+              <w:t>Elimina limite de token/custo de API externa, ganha privacidade — ao custo de exigir recurso computacional local significativo</w:t>
             </w:r>
           </w:p>
         </w:tc>
@@ -1099,7 +2777,7 @@
           <w:color w:val="333333"/>
           <w:sz w:val="22"/>
         </w:rPr>
-        <w:t xml:space="preserve">⚡ </w:t>
+        <w:t xml:space="preserve">🔑 Regra fundamental: </w:t>
       </w:r>
       <w:r>
         <w:rPr>
@@ -1108,7 +2786,7 @@
           <w:color w:val="333333"/>
           <w:sz w:val="22"/>
         </w:rPr>
-        <w:t>Regra de ouro:</w:t>
+        <w:t>Secrets</w:t>
       </w:r>
       <w:r>
         <w:rPr>
@@ -1117,7 +2795,248 @@
           <w:color w:val="333333"/>
           <w:sz w:val="22"/>
         </w:rPr>
-        <w:t xml:space="preserve"> a IA pode alucinar (produzir uma resposta plausível mas incorreta) — em operações, uma alucinação vira incidente real. Por isso guardrails nunca são opcionais; são a diferença entre "copiloto" e "operador autônomo irrestrito".</w:t>
+        <w:t xml:space="preserve"> do Kubernetes armazenam credencial sem incorporá-la à imagem — Base64 não é criptografia (qualquer um reverte), é só codificação; em produção usa-se mecanismo real de gerenciamento de segredo. A mesma separação aparece com o LocalStack: só a </w:t>
+      </w:r>
+      <w:r>
+        <w:rPr>
+          <w:rFonts w:ascii="Arial" w:hAnsi="Arial"/>
+          <w:i/>
+          <w:color w:val="333333"/>
+          <w:sz w:val="22"/>
+        </w:rPr>
+        <w:t>configuração</w:t>
+      </w:r>
+      <w:r>
+        <w:rPr>
+          <w:rFonts w:ascii="Arial" w:hAnsi="Arial"/>
+          <w:b w:val="0"/>
+          <w:color w:val="333333"/>
+          <w:sz w:val="22"/>
+        </w:rPr>
+        <w:t xml:space="preserve"> (endpoint) muda entre ambiente simulado e real — o código da aplicação permanece idêntico.</w:t>
+      </w:r>
+    </w:p>
+    <w:p>
+      <w:pPr>
+        <w:spacing w:after="160"/>
+      </w:pPr>
+      <w:r>
+        <w:rPr>
+          <w:rFonts w:ascii="Arial" w:hAnsi="Arial"/>
+          <w:b/>
+          <w:color w:val="333333"/>
+          <w:sz w:val="22"/>
+        </w:rPr>
+        <w:t>Job vs. Deployment</w:t>
+      </w:r>
+      <w:r>
+        <w:rPr>
+          <w:rFonts w:ascii="Arial" w:hAnsi="Arial"/>
+          <w:b w:val="0"/>
+          <w:color w:val="333333"/>
+          <w:sz w:val="22"/>
+        </w:rPr>
+        <w:t xml:space="preserve">: nem todo container Kubernetes precisa rodar continuamente — tarefa transitória (relatório, auditoria, análise pontual de agente) usa o padrão </w:t>
+      </w:r>
+      <w:r>
+        <w:rPr>
+          <w:rFonts w:ascii="Arial" w:hAnsi="Arial"/>
+          <w:i/>
+          <w:color w:val="333333"/>
+          <w:sz w:val="22"/>
+        </w:rPr>
+        <w:t>Job</w:t>
+      </w:r>
+      <w:r>
+        <w:rPr>
+          <w:rFonts w:ascii="Arial" w:hAnsi="Arial"/>
+          <w:b w:val="0"/>
+          <w:color w:val="333333"/>
+          <w:sz w:val="22"/>
+        </w:rPr>
+        <w:t xml:space="preserve">, que inicia, executa e encerra; interpretar isso como </w:t>
+      </w:r>
+      <w:r>
+        <w:rPr>
+          <w:rFonts w:ascii="Courier New" w:hAnsi="Courier New"/>
+          <w:color w:val="333333"/>
+          <w:sz w:val="20"/>
+        </w:rPr>
+        <w:t>CrashLoopBackOff</w:t>
+      </w:r>
+      <w:r>
+        <w:rPr>
+          <w:rFonts w:ascii="Arial" w:hAnsi="Arial"/>
+          <w:b w:val="0"/>
+          <w:color w:val="333333"/>
+          <w:sz w:val="22"/>
+        </w:rPr>
+        <w:t xml:space="preserve"> é erro de leitura do operador, não falha real.</w:t>
+      </w:r>
+    </w:p>
+    <w:p>
+      <w:pPr>
+        <w:spacing w:after="160"/>
+      </w:pPr>
+      <w:r>
+        <w:rPr>
+          <w:rFonts w:ascii="Arial" w:hAnsi="Arial"/>
+          <w:b w:val="0"/>
+          <w:color w:val="333333"/>
+          <w:sz w:val="22"/>
+        </w:rPr>
+        <w:t xml:space="preserve">Limitação prática observada: rodar um modelo de linguagem completo (Ollama) dentro de um cluster local de um nó só, compartilhando recurso com a própria máquina de desenvolvimento, esbarra em memória/CPU — o Pod fica pendente. Isso não invalida o conceito (com cluster maior funcionaria), mas evidencia que eliminar dependência de API externa </w:t>
+      </w:r>
+      <w:r>
+        <w:rPr>
+          <w:rFonts w:ascii="Arial" w:hAnsi="Arial"/>
+          <w:b/>
+          <w:color w:val="333333"/>
+          <w:sz w:val="22"/>
+        </w:rPr>
+        <w:t>transfere</w:t>
+      </w:r>
+      <w:r>
+        <w:rPr>
+          <w:rFonts w:ascii="Arial" w:hAnsi="Arial"/>
+          <w:b w:val="0"/>
+          <w:color w:val="333333"/>
+          <w:sz w:val="22"/>
+        </w:rPr>
+        <w:t xml:space="preserve"> o custo computacional para dentro da própria infraestrutura.</w:t>
+      </w:r>
+    </w:p>
+    <w:p>
+      <w:pPr>
+        <w:pStyle w:val="Heading2"/>
+        <w:spacing w:before="360" w:after="160"/>
+      </w:pPr>
+      <w:r>
+        <w:rPr>
+          <w:rFonts w:ascii="Arial" w:hAnsi="Arial"/>
+          <w:b/>
+          <w:color w:val="2E74B5"/>
+          <w:sz w:val="28"/>
+        </w:rPr>
+        <w:t>3. Detalhes de Implementação</w:t>
+      </w:r>
+    </w:p>
+    <w:p>
+      <w:pPr>
+        <w:spacing w:after="160"/>
+      </w:pPr>
+      <w:r>
+        <w:rPr>
+          <w:rFonts w:ascii="Arial" w:hAnsi="Arial"/>
+          <w:b w:val="0"/>
+          <w:color w:val="333333"/>
+          <w:sz w:val="22"/>
+        </w:rPr>
+        <w:t xml:space="preserve">Os agentes do Nexus AI-Ops são construídos em </w:t>
+      </w:r>
+      <w:r>
+        <w:rPr>
+          <w:rFonts w:ascii="Arial" w:hAnsi="Arial"/>
+          <w:b/>
+          <w:color w:val="333333"/>
+          <w:sz w:val="22"/>
+        </w:rPr>
+        <w:t>Python + CrewAI</w:t>
+      </w:r>
+      <w:r>
+        <w:rPr>
+          <w:rFonts w:ascii="Arial" w:hAnsi="Arial"/>
+          <w:b w:val="0"/>
+          <w:color w:val="333333"/>
+          <w:sz w:val="22"/>
+        </w:rPr>
+        <w:t xml:space="preserve"> (</w:t>
+      </w:r>
+      <w:r>
+        <w:rPr>
+          <w:rFonts w:ascii="Courier New" w:hAnsi="Courier New"/>
+          <w:color w:val="333333"/>
+          <w:sz w:val="20"/>
+        </w:rPr>
+        <w:t>core/</w:t>
+      </w:r>
+      <w:r>
+        <w:rPr>
+          <w:rFonts w:ascii="Arial" w:hAnsi="Arial"/>
+          <w:b w:val="0"/>
+          <w:color w:val="333333"/>
+          <w:sz w:val="22"/>
+        </w:rPr>
+        <w:t xml:space="preserve">, </w:t>
+      </w:r>
+      <w:r>
+        <w:rPr>
+          <w:rFonts w:ascii="Courier New" w:hAnsi="Courier New"/>
+          <w:color w:val="333333"/>
+          <w:sz w:val="20"/>
+        </w:rPr>
+        <w:t>labs/</w:t>
+      </w:r>
+      <w:r>
+        <w:rPr>
+          <w:rFonts w:ascii="Arial" w:hAnsi="Arial"/>
+          <w:b w:val="0"/>
+          <w:color w:val="333333"/>
+          <w:sz w:val="22"/>
+        </w:rPr>
+        <w:t xml:space="preserve">, </w:t>
+      </w:r>
+      <w:r>
+        <w:rPr>
+          <w:rFonts w:ascii="Courier New" w:hAnsi="Courier New"/>
+          <w:color w:val="333333"/>
+          <w:sz w:val="20"/>
+        </w:rPr>
+        <w:t>tools/</w:t>
+      </w:r>
+      <w:r>
+        <w:rPr>
+          <w:rFonts w:ascii="Arial" w:hAnsi="Arial"/>
+          <w:b w:val="0"/>
+          <w:color w:val="333333"/>
+          <w:sz w:val="22"/>
+        </w:rPr>
+        <w:t xml:space="preserve">), com a orquestração multi-agente hierárquica não portada para outras linguagens (não há framework equivalente pronto). As </w:t>
+      </w:r>
+      <w:r>
+        <w:rPr>
+          <w:rFonts w:ascii="Arial" w:hAnsi="Arial"/>
+          <w:b/>
+          <w:color w:val="333333"/>
+          <w:sz w:val="22"/>
+        </w:rPr>
+        <w:t>18 ferramentas</w:t>
+      </w:r>
+      <w:r>
+        <w:rPr>
+          <w:rFonts w:ascii="Arial" w:hAnsi="Arial"/>
+          <w:b w:val="0"/>
+          <w:color w:val="333333"/>
+          <w:sz w:val="22"/>
+        </w:rPr>
+        <w:t xml:space="preserve"> (</w:t>
+      </w:r>
+      <w:r>
+        <w:rPr>
+          <w:rFonts w:ascii="Courier New" w:hAnsi="Courier New"/>
+          <w:color w:val="333333"/>
+          <w:sz w:val="20"/>
+        </w:rPr>
+        <w:t>@tool</w:t>
+      </w:r>
+      <w:r>
+        <w:rPr>
+          <w:rFonts w:ascii="Arial" w:hAnsi="Arial"/>
+          <w:b w:val="0"/>
+          <w:color w:val="333333"/>
+          <w:sz w:val="22"/>
+        </w:rPr>
+        <w:t xml:space="preserve"> do CrewAI) que os agentes usam foram portadas separadamente para Java e Go como APIs HTTP, mantendo a mesma lógica de negócio e texto de resposta.</w:t>
       </w:r>
     </w:p>
     <w:p>
@@ -1132,7 +3051,7 @@
           <w:color w:val="1F4D78"/>
           <w:sz w:val="24"/>
         </w:rPr>
-        <w:t>Observabilidade e Troubleshooting Assistidos por IA</w:t>
+        <w:t>3.1 Nexus Tools API — Go</w:t>
       </w:r>
     </w:p>
     <w:p>
@@ -1146,7 +3065,865 @@
           <w:color w:val="333333"/>
           <w:sz w:val="22"/>
         </w:rPr>
-        <w:t>O framework ReAct (Reasoning + Acting — não confundir com o React de front-end) estrutura o agente de SRE em ciclos de pensar → agir → observar, reproduzindo como um engenheiro experiente investiga: sintomas → métricas → logs → causa raiz, em vez de "adivinhar" a solução de uma vez.</w:t>
+        <w:t xml:space="preserve">O que faz: expõe as 18 ferramentas do Nexus (K8s ops/diag, segurança, observabilidade, AIOps, ChatOps, governança, policy RAG, runbook) como endpoints HTTP </w:t>
+      </w:r>
+      <w:r>
+        <w:rPr>
+          <w:rFonts w:ascii="Courier New" w:hAnsi="Courier New"/>
+          <w:color w:val="333333"/>
+          <w:sz w:val="20"/>
+        </w:rPr>
+        <w:t>POST /tools/&lt;nome&gt;</w:t>
+      </w:r>
+      <w:r>
+        <w:rPr>
+          <w:rFonts w:ascii="Arial" w:hAnsi="Arial"/>
+          <w:b w:val="0"/>
+          <w:color w:val="333333"/>
+          <w:sz w:val="22"/>
+        </w:rPr>
+        <w:t>, chamáveis por qualquer orquestrador, não só CrewAI.</w:t>
+      </w:r>
+    </w:p>
+    <w:p>
+      <w:pPr>
+        <w:spacing w:after="160"/>
+      </w:pPr>
+      <w:r>
+        <w:rPr>
+          <w:rFonts w:ascii="Arial" w:hAnsi="Arial"/>
+          <w:b w:val="0"/>
+          <w:color w:val="333333"/>
+          <w:sz w:val="22"/>
+        </w:rPr>
+        <w:t xml:space="preserve">Fluxo de dados: requisição HTTP → handler correspondente → lógica determinística/simulada (ex.: </w:t>
+      </w:r>
+      <w:r>
+        <w:rPr>
+          <w:rFonts w:ascii="Courier New" w:hAnsi="Courier New"/>
+          <w:color w:val="333333"/>
+          <w:sz w:val="20"/>
+        </w:rPr>
+        <w:t>analyze-canary-metrics</w:t>
+      </w:r>
+      <w:r>
+        <w:rPr>
+          <w:rFonts w:ascii="Arial" w:hAnsi="Arial"/>
+          <w:b w:val="0"/>
+          <w:color w:val="333333"/>
+          <w:sz w:val="22"/>
+        </w:rPr>
+        <w:t xml:space="preserve"> decide proceed/rollback por threshold de erro; </w:t>
+      </w:r>
+      <w:r>
+        <w:rPr>
+          <w:rFonts w:ascii="Courier New" w:hAnsi="Courier New"/>
+          <w:color w:val="333333"/>
+          <w:sz w:val="20"/>
+        </w:rPr>
+        <w:t>validate-opa-policies</w:t>
+      </w:r>
+      <w:r>
+        <w:rPr>
+          <w:rFonts w:ascii="Arial" w:hAnsi="Arial"/>
+          <w:b w:val="0"/>
+          <w:color w:val="333333"/>
+          <w:sz w:val="22"/>
+        </w:rPr>
+        <w:t xml:space="preserve"> simula o motor OPA verificando região, tamanho de instância, ingress público) → </w:t>
+      </w:r>
+      <w:r>
+        <w:rPr>
+          <w:rFonts w:ascii="Courier New" w:hAnsi="Courier New"/>
+          <w:color w:val="333333"/>
+          <w:sz w:val="20"/>
+        </w:rPr>
+        <w:t>{"result": "&lt;texto&gt;"}</w:t>
+      </w:r>
+      <w:r>
+        <w:rPr>
+          <w:rFonts w:ascii="Arial" w:hAnsi="Arial"/>
+          <w:b w:val="0"/>
+          <w:color w:val="333333"/>
+          <w:sz w:val="22"/>
+        </w:rPr>
+        <w:t>.</w:t>
+      </w:r>
+    </w:p>
+    <w:p>
+      <w:pPr>
+        <w:spacing w:after="160"/>
+      </w:pPr>
+      <w:r>
+        <w:rPr>
+          <w:rFonts w:ascii="Arial" w:hAnsi="Arial"/>
+          <w:b w:val="0"/>
+          <w:color w:val="333333"/>
+          <w:sz w:val="22"/>
+        </w:rPr>
+        <w:t>Trecho de código (Go) — decisão de canary por threshold, mantendo o mesmo texto de resposta do original Python:</w:t>
+      </w:r>
+    </w:p>
+    <w:p>
+      <w:pPr>
+        <w:spacing w:before="20" w:after="20"/>
+        <w:ind w:left="360"/>
+        <w:shd w:val="clear" w:fill="F0F0F0"/>
+      </w:pPr>
+      <w:r>
+        <w:rPr>
+          <w:rFonts w:ascii="Courier New" w:hAnsi="Courier New"/>
+          <w:color w:val="333333"/>
+          <w:sz w:val="18"/>
+        </w:rPr>
+        <w:t>func AnalyzeCanaryMetrics(errorRate float64) string {</w:t>
+      </w:r>
+    </w:p>
+    <w:p>
+      <w:pPr>
+        <w:spacing w:before="20" w:after="20"/>
+        <w:ind w:left="360"/>
+        <w:shd w:val="clear" w:fill="F0F0F0"/>
+      </w:pPr>
+      <w:r>
+        <w:rPr>
+          <w:rFonts w:ascii="Courier New" w:hAnsi="Courier New"/>
+          <w:color w:val="333333"/>
+          <w:sz w:val="18"/>
+        </w:rPr>
+        <w:t xml:space="preserve">    if errorRate &gt; ErrorThresholdPercent {</w:t>
+      </w:r>
+    </w:p>
+    <w:p>
+      <w:pPr>
+        <w:spacing w:before="20" w:after="20"/>
+        <w:ind w:left="360"/>
+        <w:shd w:val="clear" w:fill="F0F0F0"/>
+      </w:pPr>
+      <w:r>
+        <w:rPr>
+          <w:rFonts w:ascii="Courier New" w:hAnsi="Courier New"/>
+          <w:color w:val="333333"/>
+          <w:sz w:val="18"/>
+        </w:rPr>
+        <w:t xml:space="preserve">        return "🔴 ROLLBACK recomendado: taxa de erro acima do limite aceitável."</w:t>
+      </w:r>
+    </w:p>
+    <w:p>
+      <w:pPr>
+        <w:spacing w:before="20" w:after="20"/>
+        <w:ind w:left="360"/>
+        <w:shd w:val="clear" w:fill="F0F0F0"/>
+      </w:pPr>
+      <w:r>
+        <w:rPr>
+          <w:rFonts w:ascii="Courier New" w:hAnsi="Courier New"/>
+          <w:color w:val="333333"/>
+          <w:sz w:val="18"/>
+        </w:rPr>
+        <w:t xml:space="preserve">    }</w:t>
+      </w:r>
+    </w:p>
+    <w:p>
+      <w:pPr>
+        <w:spacing w:before="20" w:after="20"/>
+        <w:ind w:left="360"/>
+        <w:shd w:val="clear" w:fill="F0F0F0"/>
+      </w:pPr>
+      <w:r>
+        <w:rPr>
+          <w:rFonts w:ascii="Courier New" w:hAnsi="Courier New"/>
+          <w:color w:val="333333"/>
+          <w:sz w:val="18"/>
+        </w:rPr>
+        <w:t xml:space="preserve">    return "🟢 PROCEED: métricas dentro do esperado, rollout pode continuar."</w:t>
+      </w:r>
+    </w:p>
+    <w:p>
+      <w:pPr>
+        <w:spacing w:before="20" w:after="20"/>
+        <w:ind w:left="360"/>
+        <w:shd w:val="clear" w:fill="F0F0F0"/>
+      </w:pPr>
+      <w:r>
+        <w:rPr>
+          <w:rFonts w:ascii="Courier New" w:hAnsi="Courier New"/>
+          <w:color w:val="333333"/>
+          <w:sz w:val="18"/>
+        </w:rPr>
+        <w:t>}</w:t>
+      </w:r>
+    </w:p>
+    <w:p>
+      <w:pPr>
+        <w:spacing w:after="160"/>
+      </w:pPr>
+      <w:r>
+        <w:rPr>
+          <w:rFonts w:ascii="Arial" w:hAnsi="Arial"/>
+          <w:b w:val="0"/>
+          <w:color w:val="333333"/>
+          <w:sz w:val="22"/>
+        </w:rPr>
+        <w:t xml:space="preserve">Arquitetura: </w:t>
+      </w:r>
+      <w:r>
+        <w:rPr>
+          <w:rFonts w:ascii="Courier New" w:hAnsi="Courier New"/>
+          <w:color w:val="333333"/>
+          <w:sz w:val="20"/>
+        </w:rPr>
+        <w:t>apply-k8s-manifest</w:t>
+      </w:r>
+      <w:r>
+        <w:rPr>
+          <w:rFonts w:ascii="Arial" w:hAnsi="Arial"/>
+          <w:b w:val="0"/>
+          <w:color w:val="333333"/>
+          <w:sz w:val="22"/>
+        </w:rPr>
+        <w:t xml:space="preserve"> tenta </w:t>
+      </w:r>
+      <w:r>
+        <w:rPr>
+          <w:rFonts w:ascii="Courier New" w:hAnsi="Courier New"/>
+          <w:color w:val="333333"/>
+          <w:sz w:val="20"/>
+        </w:rPr>
+        <w:t>kubectl apply</w:t>
+      </w:r>
+      <w:r>
+        <w:rPr>
+          <w:rFonts w:ascii="Arial" w:hAnsi="Arial"/>
+          <w:b w:val="0"/>
+          <w:color w:val="333333"/>
+          <w:sz w:val="22"/>
+        </w:rPr>
+        <w:t xml:space="preserve"> real via </w:t>
+      </w:r>
+      <w:r>
+        <w:rPr>
+          <w:rFonts w:ascii="Courier New" w:hAnsi="Courier New"/>
+          <w:color w:val="333333"/>
+          <w:sz w:val="20"/>
+        </w:rPr>
+        <w:t>os/exec</w:t>
+      </w:r>
+      <w:r>
+        <w:rPr>
+          <w:rFonts w:ascii="Arial" w:hAnsi="Arial"/>
+          <w:b w:val="0"/>
+          <w:color w:val="333333"/>
+          <w:sz w:val="22"/>
+        </w:rPr>
+        <w:t xml:space="preserve"> e cai em modo de simulação se o binário não existir — mesmo comportamento do </w:t>
+      </w:r>
+      <w:r>
+        <w:rPr>
+          <w:rFonts w:ascii="Courier New" w:hAnsi="Courier New"/>
+          <w:color w:val="333333"/>
+          <w:sz w:val="20"/>
+        </w:rPr>
+        <w:t>run-checkov-scan</w:t>
+      </w:r>
+      <w:r>
+        <w:rPr>
+          <w:rFonts w:ascii="Arial" w:hAnsi="Arial"/>
+          <w:b w:val="0"/>
+          <w:color w:val="333333"/>
+          <w:sz w:val="22"/>
+        </w:rPr>
+        <w:t xml:space="preserve"> com o CLI do Checkov. Aprovação humana obrigatória (</w:t>
+      </w:r>
+      <w:r>
+        <w:rPr>
+          <w:rFonts w:ascii="Courier New" w:hAnsi="Courier New"/>
+          <w:color w:val="333333"/>
+          <w:sz w:val="20"/>
+        </w:rPr>
+        <w:t>GESTOR-APROVA</w:t>
+      </w:r>
+      <w:r>
+        <w:rPr>
+          <w:rFonts w:ascii="Arial" w:hAnsi="Arial"/>
+          <w:b w:val="0"/>
+          <w:color w:val="333333"/>
+          <w:sz w:val="22"/>
+        </w:rPr>
+        <w:t xml:space="preserve">) é hardcoded como regra de negócio para qualquer comando Terraform destrutivo em </w:t>
+      </w:r>
+      <w:r>
+        <w:rPr>
+          <w:rFonts w:ascii="Courier New" w:hAnsi="Courier New"/>
+          <w:color w:val="333333"/>
+          <w:sz w:val="20"/>
+        </w:rPr>
+        <w:t>execute-terraform</w:t>
+      </w:r>
+      <w:r>
+        <w:rPr>
+          <w:rFonts w:ascii="Arial" w:hAnsi="Arial"/>
+          <w:b w:val="0"/>
+          <w:color w:val="333333"/>
+          <w:sz w:val="22"/>
+        </w:rPr>
+        <w:t>.</w:t>
+      </w:r>
+    </w:p>
+    <w:p>
+      <w:pPr>
+        <w:spacing w:after="160"/>
+      </w:pPr>
+      <w:r>
+        <w:rPr>
+          <w:rFonts w:ascii="Arial" w:hAnsi="Arial"/>
+          <w:b w:val="0"/>
+          <w:color w:val="333333"/>
+          <w:sz w:val="22"/>
+        </w:rPr>
+        <w:t xml:space="preserve">Como rodar: </w:t>
+      </w:r>
+      <w:r>
+        <w:rPr>
+          <w:rFonts w:ascii="Courier New" w:hAnsi="Courier New"/>
+          <w:color w:val="333333"/>
+          <w:sz w:val="20"/>
+        </w:rPr>
+        <w:t>cp .env.example .env &amp;&amp; go run .</w:t>
+      </w:r>
+      <w:r>
+        <w:rPr>
+          <w:rFonts w:ascii="Arial" w:hAnsi="Arial"/>
+          <w:b w:val="0"/>
+          <w:color w:val="333333"/>
+          <w:sz w:val="22"/>
+        </w:rPr>
+        <w:t xml:space="preserve">; testes com </w:t>
+      </w:r>
+      <w:r>
+        <w:rPr>
+          <w:rFonts w:ascii="Courier New" w:hAnsi="Courier New"/>
+          <w:color w:val="333333"/>
+          <w:sz w:val="20"/>
+        </w:rPr>
+        <w:t>go test ./...</w:t>
+      </w:r>
+      <w:r>
+        <w:rPr>
+          <w:rFonts w:ascii="Arial" w:hAnsi="Arial"/>
+          <w:b w:val="0"/>
+          <w:color w:val="333333"/>
+          <w:sz w:val="22"/>
+        </w:rPr>
+        <w:t xml:space="preserve"> cobrindo os principais ramos de decisão de cada ferramenta, incluindo leitura/escrita real de arquivo em disco.</w:t>
+      </w:r>
+    </w:p>
+    <w:p>
+      <w:pPr>
+        <w:pStyle w:val="Heading3"/>
+        <w:spacing w:before="200" w:after="80"/>
+      </w:pPr>
+      <w:r>
+        <w:rPr>
+          <w:rFonts w:ascii="Arial" w:hAnsi="Arial"/>
+          <w:b/>
+          <w:color w:val="1F4D78"/>
+          <w:sz w:val="24"/>
+        </w:rPr>
+        <w:t>3.2 Nexus Tools API — Java (Spring Boot)</w:t>
+      </w:r>
+    </w:p>
+    <w:p>
+      <w:pPr>
+        <w:spacing w:after="160"/>
+      </w:pPr>
+      <w:r>
+        <w:rPr>
+          <w:rFonts w:ascii="Arial" w:hAnsi="Arial"/>
+          <w:b w:val="0"/>
+          <w:color w:val="333333"/>
+          <w:sz w:val="22"/>
+        </w:rPr>
+        <w:t>O que faz: mesmo conjunto de 18 endpoints, mesma lógica de negócio e mesmo texto de resposta (incluindo emoji) que a versão Go — porta espelhada para comparar as duas linguagens sobre o mesmo domínio.</w:t>
+      </w:r>
+    </w:p>
+    <w:p>
+      <w:pPr>
+        <w:spacing w:after="160"/>
+      </w:pPr>
+      <w:r>
+        <w:rPr>
+          <w:rFonts w:ascii="Arial" w:hAnsi="Arial"/>
+          <w:b w:val="0"/>
+          <w:color w:val="333333"/>
+          <w:sz w:val="22"/>
+        </w:rPr>
+        <w:t>Trecho de código (Java) — mesma regra de canary, agora em Spring:</w:t>
+      </w:r>
+    </w:p>
+    <w:p>
+      <w:pPr>
+        <w:spacing w:before="20" w:after="20"/>
+        <w:ind w:left="360"/>
+        <w:shd w:val="clear" w:fill="F0F0F0"/>
+      </w:pPr>
+      <w:r>
+        <w:rPr>
+          <w:rFonts w:ascii="Courier New" w:hAnsi="Courier New"/>
+          <w:color w:val="333333"/>
+          <w:sz w:val="18"/>
+        </w:rPr>
+        <w:t>public String analyzeCanaryMetrics(double errorRate) {</w:t>
+      </w:r>
+    </w:p>
+    <w:p>
+      <w:pPr>
+        <w:spacing w:before="20" w:after="20"/>
+        <w:ind w:left="360"/>
+        <w:shd w:val="clear" w:fill="F0F0F0"/>
+      </w:pPr>
+      <w:r>
+        <w:rPr>
+          <w:rFonts w:ascii="Courier New" w:hAnsi="Courier New"/>
+          <w:color w:val="333333"/>
+          <w:sz w:val="18"/>
+        </w:rPr>
+        <w:t xml:space="preserve">    if (errorRate &gt; ERROR_THRESHOLD_PERCENT) {</w:t>
+      </w:r>
+    </w:p>
+    <w:p>
+      <w:pPr>
+        <w:spacing w:before="20" w:after="20"/>
+        <w:ind w:left="360"/>
+        <w:shd w:val="clear" w:fill="F0F0F0"/>
+      </w:pPr>
+      <w:r>
+        <w:rPr>
+          <w:rFonts w:ascii="Courier New" w:hAnsi="Courier New"/>
+          <w:color w:val="333333"/>
+          <w:sz w:val="18"/>
+        </w:rPr>
+        <w:t xml:space="preserve">        return "🔴 ROLLBACK recomendado: taxa de erro acima do limite aceitável.";</w:t>
+      </w:r>
+    </w:p>
+    <w:p>
+      <w:pPr>
+        <w:spacing w:before="20" w:after="20"/>
+        <w:ind w:left="360"/>
+        <w:shd w:val="clear" w:fill="F0F0F0"/>
+      </w:pPr>
+      <w:r>
+        <w:rPr>
+          <w:rFonts w:ascii="Courier New" w:hAnsi="Courier New"/>
+          <w:color w:val="333333"/>
+          <w:sz w:val="18"/>
+        </w:rPr>
+        <w:t xml:space="preserve">    }</w:t>
+      </w:r>
+    </w:p>
+    <w:p>
+      <w:pPr>
+        <w:spacing w:before="20" w:after="20"/>
+        <w:ind w:left="360"/>
+        <w:shd w:val="clear" w:fill="F0F0F0"/>
+      </w:pPr>
+      <w:r>
+        <w:rPr>
+          <w:rFonts w:ascii="Courier New" w:hAnsi="Courier New"/>
+          <w:color w:val="333333"/>
+          <w:sz w:val="18"/>
+        </w:rPr>
+        <w:t xml:space="preserve">    return "🟢 PROCEED: métricas dentro do esperado, rollout pode continuar.";</w:t>
+      </w:r>
+    </w:p>
+    <w:p>
+      <w:pPr>
+        <w:spacing w:before="20" w:after="20"/>
+        <w:ind w:left="360"/>
+        <w:shd w:val="clear" w:fill="F0F0F0"/>
+      </w:pPr>
+      <w:r>
+        <w:rPr>
+          <w:rFonts w:ascii="Courier New" w:hAnsi="Courier New"/>
+          <w:color w:val="333333"/>
+          <w:sz w:val="18"/>
+        </w:rPr>
+        <w:t>}</w:t>
+      </w:r>
+    </w:p>
+    <w:p>
+      <w:pPr>
+        <w:spacing w:after="160"/>
+      </w:pPr>
+      <w:r>
+        <w:rPr>
+          <w:rFonts w:ascii="Arial" w:hAnsi="Arial"/>
+          <w:b w:val="0"/>
+          <w:color w:val="333333"/>
+          <w:sz w:val="22"/>
+        </w:rPr>
+        <w:t xml:space="preserve">Arquitetura: subprocesso via </w:t>
+      </w:r>
+      <w:r>
+        <w:rPr>
+          <w:rFonts w:ascii="Courier New" w:hAnsi="Courier New"/>
+          <w:color w:val="333333"/>
+          <w:sz w:val="20"/>
+        </w:rPr>
+        <w:t>ProcessBuilder</w:t>
+      </w:r>
+      <w:r>
+        <w:rPr>
+          <w:rFonts w:ascii="Arial" w:hAnsi="Arial"/>
+          <w:b w:val="0"/>
+          <w:color w:val="333333"/>
+          <w:sz w:val="22"/>
+        </w:rPr>
+        <w:t xml:space="preserve"> (equivalente ao </w:t>
+      </w:r>
+      <w:r>
+        <w:rPr>
+          <w:rFonts w:ascii="Courier New" w:hAnsi="Courier New"/>
+          <w:color w:val="333333"/>
+          <w:sz w:val="20"/>
+        </w:rPr>
+        <w:t>os/exec</w:t>
+      </w:r>
+      <w:r>
+        <w:rPr>
+          <w:rFonts w:ascii="Arial" w:hAnsi="Arial"/>
+          <w:b w:val="0"/>
+          <w:color w:val="333333"/>
+          <w:sz w:val="22"/>
+        </w:rPr>
+        <w:t xml:space="preserve"> do Go) para </w:t>
+      </w:r>
+      <w:r>
+        <w:rPr>
+          <w:rFonts w:ascii="Courier New" w:hAnsi="Courier New"/>
+          <w:color w:val="333333"/>
+          <w:sz w:val="20"/>
+        </w:rPr>
+        <w:t>kubectl</w:t>
+      </w:r>
+      <w:r>
+        <w:rPr>
+          <w:rFonts w:ascii="Arial" w:hAnsi="Arial"/>
+          <w:b w:val="0"/>
+          <w:color w:val="333333"/>
+          <w:sz w:val="22"/>
+        </w:rPr>
+        <w:t>/</w:t>
+      </w:r>
+      <w:r>
+        <w:rPr>
+          <w:rFonts w:ascii="Courier New" w:hAnsi="Courier New"/>
+          <w:color w:val="333333"/>
+          <w:sz w:val="20"/>
+        </w:rPr>
+        <w:t>checkov</w:t>
+      </w:r>
+      <w:r>
+        <w:rPr>
+          <w:rFonts w:ascii="Arial" w:hAnsi="Arial"/>
+          <w:b w:val="0"/>
+          <w:color w:val="333333"/>
+          <w:sz w:val="22"/>
+        </w:rPr>
+        <w:t xml:space="preserve">; serialização JSON do dashboard Grafana via Jackson </w:t>
+      </w:r>
+      <w:r>
+        <w:rPr>
+          <w:rFonts w:ascii="Courier New" w:hAnsi="Courier New"/>
+          <w:color w:val="333333"/>
+          <w:sz w:val="20"/>
+        </w:rPr>
+        <w:t>ObjectMapper</w:t>
+      </w:r>
+      <w:r>
+        <w:rPr>
+          <w:rFonts w:ascii="Arial" w:hAnsi="Arial"/>
+          <w:b w:val="0"/>
+          <w:color w:val="333333"/>
+          <w:sz w:val="22"/>
+        </w:rPr>
+        <w:t xml:space="preserve"> (equivalente a </w:t>
+      </w:r>
+      <w:r>
+        <w:rPr>
+          <w:rFonts w:ascii="Courier New" w:hAnsi="Courier New"/>
+          <w:color w:val="333333"/>
+          <w:sz w:val="20"/>
+        </w:rPr>
+        <w:t>encoding/json</w:t>
+      </w:r>
+      <w:r>
+        <w:rPr>
+          <w:rFonts w:ascii="Arial" w:hAnsi="Arial"/>
+          <w:b w:val="0"/>
+          <w:color w:val="333333"/>
+          <w:sz w:val="22"/>
+        </w:rPr>
+        <w:t xml:space="preserve"> + </w:t>
+      </w:r>
+      <w:r>
+        <w:rPr>
+          <w:rFonts w:ascii="Courier New" w:hAnsi="Courier New"/>
+          <w:color w:val="333333"/>
+          <w:sz w:val="20"/>
+        </w:rPr>
+        <w:t>MarshalIndent</w:t>
+      </w:r>
+      <w:r>
+        <w:rPr>
+          <w:rFonts w:ascii="Arial" w:hAnsi="Arial"/>
+          <w:b w:val="0"/>
+          <w:color w:val="333333"/>
+          <w:sz w:val="22"/>
+        </w:rPr>
+        <w:t xml:space="preserve"> no Go). Regras de negócio idênticas: threshold de canary, política OPA (região </w:t>
+      </w:r>
+      <w:r>
+        <w:rPr>
+          <w:rFonts w:ascii="Courier New" w:hAnsi="Courier New"/>
+          <w:color w:val="333333"/>
+          <w:sz w:val="20"/>
+        </w:rPr>
+        <w:t>us-east-1</w:t>
+      </w:r>
+      <w:r>
+        <w:rPr>
+          <w:rFonts w:ascii="Arial" w:hAnsi="Arial"/>
+          <w:b w:val="0"/>
+          <w:color w:val="333333"/>
+          <w:sz w:val="22"/>
+        </w:rPr>
+        <w:t xml:space="preserve">, bloqueio de </w:t>
+      </w:r>
+      <w:r>
+        <w:rPr>
+          <w:rFonts w:ascii="Courier New" w:hAnsi="Courier New"/>
+          <w:color w:val="333333"/>
+          <w:sz w:val="20"/>
+        </w:rPr>
+        <w:t>t3.large</w:t>
+      </w:r>
+      <w:r>
+        <w:rPr>
+          <w:rFonts w:ascii="Arial" w:hAnsi="Arial"/>
+          <w:b w:val="0"/>
+          <w:color w:val="333333"/>
+          <w:sz w:val="22"/>
+        </w:rPr>
+        <w:t xml:space="preserve">, bloqueio de ingress </w:t>
+      </w:r>
+      <w:r>
+        <w:rPr>
+          <w:rFonts w:ascii="Courier New" w:hAnsi="Courier New"/>
+          <w:color w:val="333333"/>
+          <w:sz w:val="20"/>
+        </w:rPr>
+        <w:t>0.0.0.0/0</w:t>
+      </w:r>
+      <w:r>
+        <w:rPr>
+          <w:rFonts w:ascii="Arial" w:hAnsi="Arial"/>
+          <w:b w:val="0"/>
+          <w:color w:val="333333"/>
+          <w:sz w:val="22"/>
+        </w:rPr>
+        <w:t>), mapa de remediação conhecida (</w:t>
+      </w:r>
+      <w:r>
+        <w:rPr>
+          <w:rFonts w:ascii="Courier New" w:hAnsi="Courier New"/>
+          <w:color w:val="333333"/>
+          <w:sz w:val="20"/>
+        </w:rPr>
+        <w:t>OOMKilled</w:t>
+      </w:r>
+      <w:r>
+        <w:rPr>
+          <w:rFonts w:ascii="Arial" w:hAnsi="Arial"/>
+          <w:b w:val="0"/>
+          <w:color w:val="333333"/>
+          <w:sz w:val="22"/>
+        </w:rPr>
+        <w:t xml:space="preserve">, </w:t>
+      </w:r>
+      <w:r>
+        <w:rPr>
+          <w:rFonts w:ascii="Courier New" w:hAnsi="Courier New"/>
+          <w:color w:val="333333"/>
+          <w:sz w:val="20"/>
+        </w:rPr>
+        <w:t>ImagePullBackOff</w:t>
+      </w:r>
+      <w:r>
+        <w:rPr>
+          <w:rFonts w:ascii="Arial" w:hAnsi="Arial"/>
+          <w:b w:val="0"/>
+          <w:color w:val="333333"/>
+          <w:sz w:val="22"/>
+        </w:rPr>
+        <w:t xml:space="preserve">, </w:t>
+      </w:r>
+      <w:r>
+        <w:rPr>
+          <w:rFonts w:ascii="Courier New" w:hAnsi="Courier New"/>
+          <w:color w:val="333333"/>
+          <w:sz w:val="20"/>
+        </w:rPr>
+        <w:t>CrashLoopBackOff</w:t>
+      </w:r>
+      <w:r>
+        <w:rPr>
+          <w:rFonts w:ascii="Arial" w:hAnsi="Arial"/>
+          <w:b w:val="0"/>
+          <w:color w:val="333333"/>
+          <w:sz w:val="22"/>
+        </w:rPr>
+        <w:t>).</w:t>
+      </w:r>
+    </w:p>
+    <w:p>
+      <w:pPr>
+        <w:spacing w:after="160"/>
+      </w:pPr>
+      <w:r>
+        <w:rPr>
+          <w:rFonts w:ascii="Arial" w:hAnsi="Arial"/>
+          <w:b w:val="0"/>
+          <w:color w:val="333333"/>
+          <w:sz w:val="22"/>
+        </w:rPr>
+        <w:t xml:space="preserve">Como rodar: </w:t>
+      </w:r>
+      <w:r>
+        <w:rPr>
+          <w:rFonts w:ascii="Courier New" w:hAnsi="Courier New"/>
+          <w:color w:val="333333"/>
+          <w:sz w:val="20"/>
+        </w:rPr>
+        <w:t>mvn spring-boot:run</w:t>
+      </w:r>
+      <w:r>
+        <w:rPr>
+          <w:rFonts w:ascii="Arial" w:hAnsi="Arial"/>
+          <w:b w:val="0"/>
+          <w:color w:val="333333"/>
+          <w:sz w:val="22"/>
+        </w:rPr>
+        <w:t xml:space="preserve">; testes com </w:t>
+      </w:r>
+      <w:r>
+        <w:rPr>
+          <w:rFonts w:ascii="Courier New" w:hAnsi="Courier New"/>
+          <w:color w:val="333333"/>
+          <w:sz w:val="20"/>
+        </w:rPr>
+        <w:t>mvn test</w:t>
+      </w:r>
+      <w:r>
+        <w:rPr>
+          <w:rFonts w:ascii="Arial" w:hAnsi="Arial"/>
+          <w:b w:val="0"/>
+          <w:color w:val="333333"/>
+          <w:sz w:val="22"/>
+        </w:rPr>
+        <w:t xml:space="preserve"> via MockMvc, cobrindo os mesmos ramos de decisão, mais um smoke test HTTP.</w:t>
+      </w:r>
+    </w:p>
+    <w:p>
+      <w:pPr>
+        <w:pStyle w:val="Heading3"/>
+        <w:spacing w:before="200" w:after="80"/>
+      </w:pPr>
+      <w:r>
+        <w:rPr>
+          <w:rFonts w:ascii="Arial" w:hAnsi="Arial"/>
+          <w:b/>
+          <w:color w:val="1F4D78"/>
+          <w:sz w:val="24"/>
+        </w:rPr>
+        <w:t>3.3 Agentes Python/CrewAI (núcleo não portado)</w:t>
+      </w:r>
+    </w:p>
+    <w:p>
+      <w:pPr>
+        <w:spacing w:after="160"/>
+      </w:pPr>
+      <w:r>
+        <w:rPr>
+          <w:rFonts w:ascii="Arial" w:hAnsi="Arial"/>
+          <w:b w:val="0"/>
+          <w:color w:val="333333"/>
+          <w:sz w:val="22"/>
+        </w:rPr>
+        <w:t xml:space="preserve">O que faz: a parte não replicada em Java/Go — o "Nexus Manager" hierárquico que delega tarefa aos agentes especialistas (arquiteto, auditor DevSecOps, SRE, FinOps, ChatOps) via function calling do LLM dentro de um </w:t>
+      </w:r>
+      <w:r>
+        <w:rPr>
+          <w:rFonts w:ascii="Courier New" w:hAnsi="Courier New"/>
+          <w:color w:val="333333"/>
+          <w:sz w:val="20"/>
+        </w:rPr>
+        <w:t>Crew</w:t>
+      </w:r>
+      <w:r>
+        <w:rPr>
+          <w:rFonts w:ascii="Arial" w:hAnsi="Arial"/>
+          <w:b w:val="0"/>
+          <w:color w:val="333333"/>
+          <w:sz w:val="22"/>
+        </w:rPr>
+        <w:t xml:space="preserve">. Cada agente é definido por papel, background e conjunto de ferramentas (as mesmas 18 acima, chamadas nativamente via decorador </w:t>
+      </w:r>
+      <w:r>
+        <w:rPr>
+          <w:rFonts w:ascii="Courier New" w:hAnsi="Courier New"/>
+          <w:color w:val="333333"/>
+          <w:sz w:val="20"/>
+        </w:rPr>
+        <w:t>@tool</w:t>
+      </w:r>
+      <w:r>
+        <w:rPr>
+          <w:rFonts w:ascii="Arial" w:hAnsi="Arial"/>
+          <w:b w:val="0"/>
+          <w:color w:val="333333"/>
+          <w:sz w:val="22"/>
+        </w:rPr>
+        <w:t>).</w:t>
+      </w:r>
+    </w:p>
+    <w:p>
+      <w:pPr>
+        <w:spacing w:after="160"/>
+      </w:pPr>
+      <w:r>
+        <w:rPr>
+          <w:rFonts w:ascii="Arial" w:hAnsi="Arial"/>
+          <w:b w:val="0"/>
+          <w:color w:val="333333"/>
+          <w:sz w:val="22"/>
+        </w:rPr>
+        <w:t>Por que não foi portado: orquestração multi-agente com LLM real como motor de decisão não tem equivalente pronto em Java/Go — replicar exigiria reimplementar o controle de fluxo do CrewAI (delegação, retry, parsing de function calling) do zero, o que é um projeto de arquitetura à parte, fora do escopo de um porte mecânico de ferramentas.</w:t>
+      </w:r>
+    </w:p>
+    <w:p>
+      <w:pPr>
+        <w:pStyle w:val="Heading2"/>
+        <w:spacing w:before="360" w:after="160"/>
+      </w:pPr>
+      <w:r>
+        <w:rPr>
+          <w:rFonts w:ascii="Arial" w:hAnsi="Arial"/>
+          <w:b/>
+          <w:color w:val="2E74B5"/>
+          <w:sz w:val="28"/>
+        </w:rPr>
+        <w:t>4. Analogias Java/Spring Boot e Go</w:t>
       </w:r>
     </w:p>
     <w:tbl>
@@ -1194,2493 +3971,7 @@
                 <w:color w:val="333333"/>
                 <w:sz w:val="22"/>
               </w:rPr>
-              <w:t>Fonte de evidência</w:t>
-            </w:r>
-          </w:p>
-        </w:tc>
-        <w:tc>
-          <w:tcPr>
-            <w:tcW w:type="dxa" w:w="2880"/>
-            <w:shd w:val="clear" w:fill="D6E4F0"/>
-            <w:tcBorders>
-              <w:top w:val="single" w:color="CCCCCC" w:sz="4"/>
-              <w:left w:val="single" w:color="CCCCCC" w:sz="4"/>
-              <w:bottom w:val="single" w:color="CCCCCC" w:sz="4"/>
-              <w:right w:val="single" w:color="CCCCCC" w:sz="4"/>
-            </w:tcBorders>
-            <w:tcMar>
-              <w:top w:w="80" w:type="dxa"/>
-              <w:bottom w:w="80" w:type="dxa"/>
-              <w:left w:w="120" w:type="dxa"/>
-              <w:right w:w="120" w:type="dxa"/>
-            </w:tcMar>
-          </w:tcPr>
-          <w:p>
-            <w:r/>
-            <w:r>
-              <w:rPr>
-                <w:rFonts w:ascii="Arial" w:hAnsi="Arial"/>
-                <w:b/>
-                <w:color w:val="333333"/>
-                <w:sz w:val="22"/>
-              </w:rPr>
-              <w:t>Ferramenta</w:t>
-            </w:r>
-          </w:p>
-        </w:tc>
-        <w:tc>
-          <w:tcPr>
-            <w:tcW w:type="dxa" w:w="2880"/>
-            <w:shd w:val="clear" w:fill="D6E4F0"/>
-            <w:tcBorders>
-              <w:top w:val="single" w:color="CCCCCC" w:sz="4"/>
-              <w:left w:val="single" w:color="CCCCCC" w:sz="4"/>
-              <w:bottom w:val="single" w:color="CCCCCC" w:sz="4"/>
-              <w:right w:val="single" w:color="CCCCCC" w:sz="4"/>
-            </w:tcBorders>
-            <w:tcMar>
-              <w:top w:w="80" w:type="dxa"/>
-              <w:bottom w:w="80" w:type="dxa"/>
-              <w:left w:w="120" w:type="dxa"/>
-              <w:right w:w="120" w:type="dxa"/>
-            </w:tcMar>
-          </w:tcPr>
-          <w:p>
-            <w:r/>
-            <w:r>
-              <w:rPr>
-                <w:rFonts w:ascii="Arial" w:hAnsi="Arial"/>
-                <w:b/>
-                <w:color w:val="333333"/>
-                <w:sz w:val="22"/>
-              </w:rPr>
-              <w:t>O que revela</w:t>
-            </w:r>
-          </w:p>
-        </w:tc>
-      </w:tr>
-      <w:tr>
-        <w:tc>
-          <w:tcPr>
-            <w:tcW w:type="dxa" w:w="2880"/>
-            <w:shd w:val="clear" w:fill="FFFFFF"/>
-            <w:tcBorders>
-              <w:top w:val="single" w:color="CCCCCC" w:sz="4"/>
-              <w:left w:val="single" w:color="CCCCCC" w:sz="4"/>
-              <w:bottom w:val="single" w:color="CCCCCC" w:sz="4"/>
-              <w:right w:val="single" w:color="CCCCCC" w:sz="4"/>
-            </w:tcBorders>
-            <w:tcMar>
-              <w:top w:w="80" w:type="dxa"/>
-              <w:bottom w:w="80" w:type="dxa"/>
-              <w:left w:w="120" w:type="dxa"/>
-              <w:right w:w="120" w:type="dxa"/>
-            </w:tcMar>
-          </w:tcPr>
-          <w:p>
-            <w:r/>
-            <w:r>
-              <w:rPr>
-                <w:rFonts w:ascii="Arial" w:hAnsi="Arial"/>
-                <w:b w:val="0"/>
-                <w:color w:val="333333"/>
-                <w:sz w:val="22"/>
-              </w:rPr>
-              <w:t>Métricas agregadas</w:t>
-            </w:r>
-          </w:p>
-        </w:tc>
-        <w:tc>
-          <w:tcPr>
-            <w:tcW w:type="dxa" w:w="2880"/>
-            <w:shd w:val="clear" w:fill="FFFFFF"/>
-            <w:tcBorders>
-              <w:top w:val="single" w:color="CCCCCC" w:sz="4"/>
-              <w:left w:val="single" w:color="CCCCCC" w:sz="4"/>
-              <w:bottom w:val="single" w:color="CCCCCC" w:sz="4"/>
-              <w:right w:val="single" w:color="CCCCCC" w:sz="4"/>
-            </w:tcBorders>
-            <w:tcMar>
-              <w:top w:w="80" w:type="dxa"/>
-              <w:bottom w:w="80" w:type="dxa"/>
-              <w:left w:w="120" w:type="dxa"/>
-              <w:right w:w="120" w:type="dxa"/>
-            </w:tcMar>
-          </w:tcPr>
-          <w:p>
-            <w:r/>
-            <w:r>
-              <w:rPr>
-                <w:rFonts w:ascii="Arial" w:hAnsi="Arial"/>
-                <w:b w:val="0"/>
-                <w:color w:val="333333"/>
-                <w:sz w:val="22"/>
-              </w:rPr>
-              <w:t>Prometheus (consulta via PromQL)</w:t>
-            </w:r>
-          </w:p>
-        </w:tc>
-        <w:tc>
-          <w:tcPr>
-            <w:tcW w:type="dxa" w:w="2880"/>
-            <w:shd w:val="clear" w:fill="FFFFFF"/>
-            <w:tcBorders>
-              <w:top w:val="single" w:color="CCCCCC" w:sz="4"/>
-              <w:left w:val="single" w:color="CCCCCC" w:sz="4"/>
-              <w:bottom w:val="single" w:color="CCCCCC" w:sz="4"/>
-              <w:right w:val="single" w:color="CCCCCC" w:sz="4"/>
-            </w:tcBorders>
-            <w:tcMar>
-              <w:top w:w="80" w:type="dxa"/>
-              <w:bottom w:w="80" w:type="dxa"/>
-              <w:left w:w="120" w:type="dxa"/>
-              <w:right w:w="120" w:type="dxa"/>
-            </w:tcMar>
-          </w:tcPr>
-          <w:p>
-            <w:r/>
-            <w:r>
-              <w:rPr>
-                <w:rFonts w:ascii="Arial" w:hAnsi="Arial"/>
-                <w:b w:val="0"/>
-                <w:color w:val="333333"/>
-                <w:sz w:val="22"/>
-              </w:rPr>
-              <w:t>Error rate, latência, consumo de CPU/memória</w:t>
-            </w:r>
-          </w:p>
-        </w:tc>
-      </w:tr>
-      <w:tr>
-        <w:tc>
-          <w:tcPr>
-            <w:tcW w:type="dxa" w:w="2880"/>
-            <w:shd w:val="clear" w:fill="FFFFFF"/>
-            <w:tcBorders>
-              <w:top w:val="single" w:color="CCCCCC" w:sz="4"/>
-              <w:left w:val="single" w:color="CCCCCC" w:sz="4"/>
-              <w:bottom w:val="single" w:color="CCCCCC" w:sz="4"/>
-              <w:right w:val="single" w:color="CCCCCC" w:sz="4"/>
-            </w:tcBorders>
-            <w:tcMar>
-              <w:top w:w="80" w:type="dxa"/>
-              <w:bottom w:w="80" w:type="dxa"/>
-              <w:left w:w="120" w:type="dxa"/>
-              <w:right w:w="120" w:type="dxa"/>
-            </w:tcMar>
-          </w:tcPr>
-          <w:p>
-            <w:r/>
-            <w:r>
-              <w:rPr>
-                <w:rFonts w:ascii="Arial" w:hAnsi="Arial"/>
-                <w:b w:val="0"/>
-                <w:color w:val="333333"/>
-                <w:sz w:val="22"/>
-              </w:rPr>
-              <w:t>Tracing distribuído</w:t>
-            </w:r>
-          </w:p>
-        </w:tc>
-        <w:tc>
-          <w:tcPr>
-            <w:tcW w:type="dxa" w:w="2880"/>
-            <w:shd w:val="clear" w:fill="FFFFFF"/>
-            <w:tcBorders>
-              <w:top w:val="single" w:color="CCCCCC" w:sz="4"/>
-              <w:left w:val="single" w:color="CCCCCC" w:sz="4"/>
-              <w:bottom w:val="single" w:color="CCCCCC" w:sz="4"/>
-              <w:right w:val="single" w:color="CCCCCC" w:sz="4"/>
-            </w:tcBorders>
-            <w:tcMar>
-              <w:top w:w="80" w:type="dxa"/>
-              <w:bottom w:w="80" w:type="dxa"/>
-              <w:left w:w="120" w:type="dxa"/>
-              <w:right w:w="120" w:type="dxa"/>
-            </w:tcMar>
-          </w:tcPr>
-          <w:p>
-            <w:r/>
-            <w:r>
-              <w:rPr>
-                <w:rFonts w:ascii="Arial" w:hAnsi="Arial"/>
-                <w:b w:val="0"/>
-                <w:color w:val="333333"/>
-                <w:sz w:val="22"/>
-              </w:rPr>
-              <w:t>Jaeger</w:t>
-            </w:r>
-          </w:p>
-        </w:tc>
-        <w:tc>
-          <w:tcPr>
-            <w:tcW w:type="dxa" w:w="2880"/>
-            <w:shd w:val="clear" w:fill="FFFFFF"/>
-            <w:tcBorders>
-              <w:top w:val="single" w:color="CCCCCC" w:sz="4"/>
-              <w:left w:val="single" w:color="CCCCCC" w:sz="4"/>
-              <w:bottom w:val="single" w:color="CCCCCC" w:sz="4"/>
-              <w:right w:val="single" w:color="CCCCCC" w:sz="4"/>
-            </w:tcBorders>
-            <w:tcMar>
-              <w:top w:w="80" w:type="dxa"/>
-              <w:bottom w:w="80" w:type="dxa"/>
-              <w:left w:w="120" w:type="dxa"/>
-              <w:right w:w="120" w:type="dxa"/>
-            </w:tcMar>
-          </w:tcPr>
-          <w:p>
-            <w:r/>
-            <w:r>
-              <w:rPr>
-                <w:rFonts w:ascii="Arial" w:hAnsi="Arial"/>
-                <w:b w:val="0"/>
-                <w:color w:val="333333"/>
-                <w:sz w:val="22"/>
-              </w:rPr>
-              <w:t>Onde exatamente (qual serviço/query) o tempo está sendo gasto</w:t>
-            </w:r>
-          </w:p>
-        </w:tc>
-      </w:tr>
-      <w:tr>
-        <w:tc>
-          <w:tcPr>
-            <w:tcW w:type="dxa" w:w="2880"/>
-            <w:shd w:val="clear" w:fill="FFFFFF"/>
-            <w:tcBorders>
-              <w:top w:val="single" w:color="CCCCCC" w:sz="4"/>
-              <w:left w:val="single" w:color="CCCCCC" w:sz="4"/>
-              <w:bottom w:val="single" w:color="CCCCCC" w:sz="4"/>
-              <w:right w:val="single" w:color="CCCCCC" w:sz="4"/>
-            </w:tcBorders>
-            <w:tcMar>
-              <w:top w:w="80" w:type="dxa"/>
-              <w:bottom w:w="80" w:type="dxa"/>
-              <w:left w:w="120" w:type="dxa"/>
-              <w:right w:w="120" w:type="dxa"/>
-            </w:tcMar>
-          </w:tcPr>
-          <w:p>
-            <w:r/>
-            <w:r>
-              <w:rPr>
-                <w:rFonts w:ascii="Arial" w:hAnsi="Arial"/>
-                <w:b w:val="0"/>
-                <w:color w:val="333333"/>
-                <w:sz w:val="22"/>
-              </w:rPr>
-              <w:t>Eventos do cluster</w:t>
-            </w:r>
-          </w:p>
-        </w:tc>
-        <w:tc>
-          <w:tcPr>
-            <w:tcW w:type="dxa" w:w="2880"/>
-            <w:shd w:val="clear" w:fill="FFFFFF"/>
-            <w:tcBorders>
-              <w:top w:val="single" w:color="CCCCCC" w:sz="4"/>
-              <w:left w:val="single" w:color="CCCCCC" w:sz="4"/>
-              <w:bottom w:val="single" w:color="CCCCCC" w:sz="4"/>
-              <w:right w:val="single" w:color="CCCCCC" w:sz="4"/>
-            </w:tcBorders>
-            <w:tcMar>
-              <w:top w:w="80" w:type="dxa"/>
-              <w:bottom w:w="80" w:type="dxa"/>
-              <w:left w:w="120" w:type="dxa"/>
-              <w:right w:w="120" w:type="dxa"/>
-            </w:tcMar>
-          </w:tcPr>
-          <w:p>
-            <w:r/>
-            <w:r>
-              <w:rPr>
-                <w:rFonts w:ascii="Courier New" w:hAnsi="Courier New"/>
-                <w:color w:val="333333"/>
-                <w:sz w:val="20"/>
-              </w:rPr>
-              <w:t>kubectl describe pod</w:t>
-            </w:r>
-          </w:p>
-        </w:tc>
-        <w:tc>
-          <w:tcPr>
-            <w:tcW w:type="dxa" w:w="2880"/>
-            <w:shd w:val="clear" w:fill="FFFFFF"/>
-            <w:tcBorders>
-              <w:top w:val="single" w:color="CCCCCC" w:sz="4"/>
-              <w:left w:val="single" w:color="CCCCCC" w:sz="4"/>
-              <w:bottom w:val="single" w:color="CCCCCC" w:sz="4"/>
-              <w:right w:val="single" w:color="CCCCCC" w:sz="4"/>
-            </w:tcBorders>
-            <w:tcMar>
-              <w:top w:w="80" w:type="dxa"/>
-              <w:bottom w:w="80" w:type="dxa"/>
-              <w:left w:w="120" w:type="dxa"/>
-              <w:right w:w="120" w:type="dxa"/>
-            </w:tcMar>
-          </w:tcPr>
-          <w:p>
-            <w:r/>
-            <w:r>
-              <w:rPr>
-                <w:rFonts w:ascii="Arial" w:hAnsi="Arial"/>
-                <w:b w:val="0"/>
-                <w:color w:val="333333"/>
-                <w:sz w:val="22"/>
-              </w:rPr>
-              <w:t>CrashLoopBackOff, OOMKilled, falhas de imagem, health checks mal configurados</w:t>
-            </w:r>
-          </w:p>
-        </w:tc>
-      </w:tr>
-    </w:tbl>
-    <w:p>
-      <w:pPr>
-        <w:spacing w:after="80"/>
-      </w:pPr>
-    </w:p>
-    <w:p>
-      <w:pPr>
-        <w:spacing w:before="120" w:after="120"/>
-        <w:ind w:left="360" w:right="360"/>
-        <w:shd w:val="clear" w:fill="F5F5F5"/>
-        <w:pBdr>
-          <w:left w:val="single" w:color="2E75B6" w:sz="4" w:space="10"/>
-        </w:pBdr>
-      </w:pPr>
-      <w:r>
-        <w:rPr>
-          <w:rFonts w:ascii="Arial" w:hAnsi="Arial"/>
-          <w:b w:val="0"/>
-          <w:color w:val="333333"/>
-          <w:sz w:val="22"/>
-        </w:rPr>
-        <w:t xml:space="preserve">🔍 </w:t>
-      </w:r>
-      <w:r>
-        <w:rPr>
-          <w:rFonts w:ascii="Arial" w:hAnsi="Arial"/>
-          <w:b/>
-          <w:color w:val="333333"/>
-          <w:sz w:val="22"/>
-        </w:rPr>
-        <w:t>Exemplo detalhado:</w:t>
-      </w:r>
-      <w:r>
-        <w:rPr>
-          <w:rFonts w:ascii="Arial" w:hAnsi="Arial"/>
-          <w:b w:val="0"/>
-          <w:color w:val="333333"/>
-          <w:sz w:val="22"/>
-        </w:rPr>
-        <w:t xml:space="preserve"> um pod pode entrar em CrashLoopBackOff mesmo sem erro de código — se o readiness probe dispara antes da aplicação terminar de conectar a um banco, o Kubernetes reinicia um processo saudável repetidamente. O agente de SRE, ao correlacionar eventos + métricas, identifica que o problema está na configuração do probe, não na aplicação.</w:t>
-      </w:r>
-    </w:p>
-    <w:p>
-      <w:pPr>
-        <w:pStyle w:val="Heading3"/>
-        <w:spacing w:before="200" w:after="80"/>
-      </w:pPr>
-      <w:r>
-        <w:rPr>
-          <w:rFonts w:ascii="Arial" w:hAnsi="Arial"/>
-          <w:b/>
-          <w:color w:val="1F4D78"/>
-          <w:sz w:val="24"/>
-        </w:rPr>
-        <w:t>AIOps — Observabilidade Preditiva</w:t>
-      </w:r>
-    </w:p>
-    <w:tbl>
-      <w:tblPr>
-        <w:tblW w:type="auto" w:w="0"/>
-        <w:tblLook w:firstColumn="1" w:firstRow="1" w:lastColumn="0" w:lastRow="0" w:noHBand="0" w:noVBand="1" w:val="04A0"/>
-        <w:tblBorders>
-          <w:top w:val="single" w:color="auto" w:sz="4"/>
-          <w:left w:val="single" w:color="auto" w:sz="4"/>
-          <w:bottom w:val="single" w:color="auto" w:sz="4"/>
-          <w:right w:val="single" w:color="auto" w:sz="4"/>
-          <w:insideH w:val="single" w:color="auto" w:sz="4"/>
-          <w:insideV w:val="single" w:color="auto" w:sz="4"/>
-        </w:tblBorders>
-      </w:tblPr>
-      <w:tblGrid>
-        <w:gridCol w:w="4320"/>
-        <w:gridCol w:w="4320"/>
-      </w:tblGrid>
-      <w:tr>
-        <w:tc>
-          <w:tcPr>
-            <w:tcW w:type="dxa" w:w="4320"/>
-            <w:shd w:val="clear" w:fill="D6E4F0"/>
-            <w:tcBorders>
-              <w:top w:val="single" w:color="CCCCCC" w:sz="4"/>
-              <w:left w:val="single" w:color="CCCCCC" w:sz="4"/>
-              <w:bottom w:val="single" w:color="CCCCCC" w:sz="4"/>
-              <w:right w:val="single" w:color="CCCCCC" w:sz="4"/>
-            </w:tcBorders>
-            <w:tcMar>
-              <w:top w:w="80" w:type="dxa"/>
-              <w:bottom w:w="80" w:type="dxa"/>
-              <w:left w:w="120" w:type="dxa"/>
-              <w:right w:w="120" w:type="dxa"/>
-            </w:tcMar>
-          </w:tcPr>
-          <w:p>
-            <w:r/>
-            <w:r>
-              <w:rPr>
-                <w:rFonts w:ascii="Arial" w:hAnsi="Arial"/>
-                <w:b/>
-                <w:color w:val="333333"/>
-                <w:sz w:val="22"/>
-              </w:rPr>
               <w:t>Conceito</w:t>
-            </w:r>
-          </w:p>
-        </w:tc>
-        <w:tc>
-          <w:tcPr>
-            <w:tcW w:type="dxa" w:w="4320"/>
-            <w:shd w:val="clear" w:fill="D6E4F0"/>
-            <w:tcBorders>
-              <w:top w:val="single" w:color="CCCCCC" w:sz="4"/>
-              <w:left w:val="single" w:color="CCCCCC" w:sz="4"/>
-              <w:bottom w:val="single" w:color="CCCCCC" w:sz="4"/>
-              <w:right w:val="single" w:color="CCCCCC" w:sz="4"/>
-            </w:tcBorders>
-            <w:tcMar>
-              <w:top w:w="80" w:type="dxa"/>
-              <w:bottom w:w="80" w:type="dxa"/>
-              <w:left w:w="120" w:type="dxa"/>
-              <w:right w:w="120" w:type="dxa"/>
-            </w:tcMar>
-          </w:tcPr>
-          <w:p>
-            <w:r/>
-            <w:r>
-              <w:rPr>
-                <w:rFonts w:ascii="Arial" w:hAnsi="Arial"/>
-                <w:b/>
-                <w:color w:val="333333"/>
-                <w:sz w:val="22"/>
-              </w:rPr>
-              <w:t>Definição</w:t>
-            </w:r>
-          </w:p>
-        </w:tc>
-      </w:tr>
-      <w:tr>
-        <w:tc>
-          <w:tcPr>
-            <w:tcW w:type="dxa" w:w="4320"/>
-            <w:shd w:val="clear" w:fill="FFFFFF"/>
-            <w:tcBorders>
-              <w:top w:val="single" w:color="CCCCCC" w:sz="4"/>
-              <w:left w:val="single" w:color="CCCCCC" w:sz="4"/>
-              <w:bottom w:val="single" w:color="CCCCCC" w:sz="4"/>
-              <w:right w:val="single" w:color="CCCCCC" w:sz="4"/>
-            </w:tcBorders>
-            <w:tcMar>
-              <w:top w:w="80" w:type="dxa"/>
-              <w:bottom w:w="80" w:type="dxa"/>
-              <w:left w:w="120" w:type="dxa"/>
-              <w:right w:w="120" w:type="dxa"/>
-            </w:tcMar>
-          </w:tcPr>
-          <w:p>
-            <w:r/>
-            <w:r>
-              <w:rPr>
-                <w:rFonts w:ascii="Arial" w:hAnsi="Arial"/>
-                <w:b w:val="0"/>
-                <w:color w:val="333333"/>
-                <w:sz w:val="22"/>
-              </w:rPr>
-              <w:t>NL2Q (Natural Language to Query)</w:t>
-            </w:r>
-          </w:p>
-        </w:tc>
-        <w:tc>
-          <w:tcPr>
-            <w:tcW w:type="dxa" w:w="4320"/>
-            <w:shd w:val="clear" w:fill="FFFFFF"/>
-            <w:tcBorders>
-              <w:top w:val="single" w:color="CCCCCC" w:sz="4"/>
-              <w:left w:val="single" w:color="CCCCCC" w:sz="4"/>
-              <w:bottom w:val="single" w:color="CCCCCC" w:sz="4"/>
-              <w:right w:val="single" w:color="CCCCCC" w:sz="4"/>
-            </w:tcBorders>
-            <w:tcMar>
-              <w:top w:w="80" w:type="dxa"/>
-              <w:bottom w:w="80" w:type="dxa"/>
-              <w:left w:w="120" w:type="dxa"/>
-              <w:right w:w="120" w:type="dxa"/>
-            </w:tcMar>
-          </w:tcPr>
-          <w:p>
-            <w:r/>
-            <w:r>
-              <w:rPr>
-                <w:rFonts w:ascii="Arial" w:hAnsi="Arial"/>
-                <w:b w:val="0"/>
-                <w:color w:val="333333"/>
-                <w:sz w:val="22"/>
-              </w:rPr>
-              <w:t>Tradução de pergunta em português para PromQL/LogQL — reduz a barreira de quem não domina a linguagem de consulta</w:t>
-            </w:r>
-          </w:p>
-        </w:tc>
-      </w:tr>
-      <w:tr>
-        <w:tc>
-          <w:tcPr>
-            <w:tcW w:type="dxa" w:w="4320"/>
-            <w:shd w:val="clear" w:fill="FFFFFF"/>
-            <w:tcBorders>
-              <w:top w:val="single" w:color="CCCCCC" w:sz="4"/>
-              <w:left w:val="single" w:color="CCCCCC" w:sz="4"/>
-              <w:bottom w:val="single" w:color="CCCCCC" w:sz="4"/>
-              <w:right w:val="single" w:color="CCCCCC" w:sz="4"/>
-            </w:tcBorders>
-            <w:tcMar>
-              <w:top w:w="80" w:type="dxa"/>
-              <w:bottom w:w="80" w:type="dxa"/>
-              <w:left w:w="120" w:type="dxa"/>
-              <w:right w:w="120" w:type="dxa"/>
-            </w:tcMar>
-          </w:tcPr>
-          <w:p>
-            <w:r/>
-            <w:r>
-              <w:rPr>
-                <w:rFonts w:ascii="Arial" w:hAnsi="Arial"/>
-                <w:b w:val="0"/>
-                <w:color w:val="333333"/>
-                <w:sz w:val="22"/>
-              </w:rPr>
-              <w:t>Alerta estático vs. preditivo</w:t>
-            </w:r>
-          </w:p>
-        </w:tc>
-        <w:tc>
-          <w:tcPr>
-            <w:tcW w:type="dxa" w:w="4320"/>
-            <w:shd w:val="clear" w:fill="FFFFFF"/>
-            <w:tcBorders>
-              <w:top w:val="single" w:color="CCCCCC" w:sz="4"/>
-              <w:left w:val="single" w:color="CCCCCC" w:sz="4"/>
-              <w:bottom w:val="single" w:color="CCCCCC" w:sz="4"/>
-              <w:right w:val="single" w:color="CCCCCC" w:sz="4"/>
-            </w:tcBorders>
-            <w:tcMar>
-              <w:top w:w="80" w:type="dxa"/>
-              <w:bottom w:w="80" w:type="dxa"/>
-              <w:left w:w="120" w:type="dxa"/>
-              <w:right w:w="120" w:type="dxa"/>
-            </w:tcMar>
-          </w:tcPr>
-          <w:p>
-            <w:r/>
-            <w:r>
-              <w:rPr>
-                <w:rFonts w:ascii="Arial" w:hAnsi="Arial"/>
-                <w:b w:val="0"/>
-                <w:color w:val="333333"/>
-                <w:sz w:val="22"/>
-              </w:rPr>
-              <w:t>Estático dispara por limite fixo (gera fadiga de alertas em picos sazonais legítimos, ex.: Black Friday); preditivo usa séries temporais + sazonalidade para prever antes da falha</w:t>
-            </w:r>
-          </w:p>
-        </w:tc>
-      </w:tr>
-      <w:tr>
-        <w:tc>
-          <w:tcPr>
-            <w:tcW w:type="dxa" w:w="4320"/>
-            <w:shd w:val="clear" w:fill="FFFFFF"/>
-            <w:tcBorders>
-              <w:top w:val="single" w:color="CCCCCC" w:sz="4"/>
-              <w:left w:val="single" w:color="CCCCCC" w:sz="4"/>
-              <w:bottom w:val="single" w:color="CCCCCC" w:sz="4"/>
-              <w:right w:val="single" w:color="CCCCCC" w:sz="4"/>
-            </w:tcBorders>
-            <w:tcMar>
-              <w:top w:w="80" w:type="dxa"/>
-              <w:bottom w:w="80" w:type="dxa"/>
-              <w:left w:w="120" w:type="dxa"/>
-              <w:right w:w="120" w:type="dxa"/>
-            </w:tcMar>
-          </w:tcPr>
-          <w:p>
-            <w:r/>
-            <w:r>
-              <w:rPr>
-                <w:rFonts w:ascii="Arial" w:hAnsi="Arial"/>
-                <w:b w:val="0"/>
-                <w:color w:val="333333"/>
-                <w:sz w:val="22"/>
-              </w:rPr>
-              <w:t>Isolation Forest / Prophet</w:t>
-            </w:r>
-          </w:p>
-        </w:tc>
-        <w:tc>
-          <w:tcPr>
-            <w:tcW w:type="dxa" w:w="4320"/>
-            <w:shd w:val="clear" w:fill="FFFFFF"/>
-            <w:tcBorders>
-              <w:top w:val="single" w:color="CCCCCC" w:sz="4"/>
-              <w:left w:val="single" w:color="CCCCCC" w:sz="4"/>
-              <w:bottom w:val="single" w:color="CCCCCC" w:sz="4"/>
-              <w:right w:val="single" w:color="CCCCCC" w:sz="4"/>
-            </w:tcBorders>
-            <w:tcMar>
-              <w:top w:w="80" w:type="dxa"/>
-              <w:bottom w:w="80" w:type="dxa"/>
-              <w:left w:w="120" w:type="dxa"/>
-              <w:right w:w="120" w:type="dxa"/>
-            </w:tcMar>
-          </w:tcPr>
-          <w:p>
-            <w:r/>
-            <w:r>
-              <w:rPr>
-                <w:rFonts w:ascii="Arial" w:hAnsi="Arial"/>
-                <w:b w:val="0"/>
-                <w:color w:val="333333"/>
-                <w:sz w:val="22"/>
-              </w:rPr>
-              <w:t>Algoritmos de detecção de anomalia e previsão usados para diferenciar "diferente do padrão" de "realmente um problema"</w:t>
-            </w:r>
-          </w:p>
-        </w:tc>
-      </w:tr>
-    </w:tbl>
-    <w:p>
-      <w:pPr>
-        <w:spacing w:after="80"/>
-      </w:pPr>
-    </w:p>
-    <w:p>
-      <w:pPr>
-        <w:spacing w:before="120" w:after="120"/>
-        <w:ind w:left="360" w:right="360"/>
-        <w:shd w:val="clear" w:fill="F5F5F5"/>
-        <w:pBdr>
-          <w:left w:val="single" w:color="2E75B6" w:sz="4" w:space="10"/>
-        </w:pBdr>
-      </w:pPr>
-      <w:r>
-        <w:rPr>
-          <w:rFonts w:ascii="Arial" w:hAnsi="Arial"/>
-          <w:b w:val="0"/>
-          <w:color w:val="333333"/>
-          <w:sz w:val="22"/>
-        </w:rPr>
-        <w:t xml:space="preserve">🎯 </w:t>
-      </w:r>
-      <w:r>
-        <w:rPr>
-          <w:rFonts w:ascii="Arial" w:hAnsi="Arial"/>
-          <w:b/>
-          <w:color w:val="333333"/>
-          <w:sz w:val="22"/>
-        </w:rPr>
-        <w:t>Mentalidade correta:</w:t>
-      </w:r>
-      <w:r>
-        <w:rPr>
-          <w:rFonts w:ascii="Arial" w:hAnsi="Arial"/>
-          <w:b w:val="0"/>
-          <w:color w:val="333333"/>
-          <w:sz w:val="22"/>
-        </w:rPr>
-        <w:t xml:space="preserve"> o objetivo da observabilidade preditiva é fazer o alerta acontecer </w:t>
-      </w:r>
-      <w:r>
-        <w:rPr>
-          <w:rFonts w:ascii="Arial" w:hAnsi="Arial"/>
-          <w:i/>
-          <w:color w:val="333333"/>
-          <w:sz w:val="22"/>
-        </w:rPr>
-        <w:t>antes</w:t>
-      </w:r>
-      <w:r>
-        <w:rPr>
-          <w:rFonts w:ascii="Arial" w:hAnsi="Arial"/>
-          <w:b w:val="0"/>
-          <w:color w:val="333333"/>
-          <w:sz w:val="22"/>
-        </w:rPr>
-        <w:t xml:space="preserve"> da queda, não apenas mais rápido depois dela. Isso conecta diretamente à redução de MTTR: identificar cedo dá tempo de agir antes do impacto ao usuário.</w:t>
-      </w:r>
-    </w:p>
-    <w:p>
-      <w:pPr>
-        <w:pStyle w:val="Heading3"/>
-        <w:spacing w:before="200" w:after="80"/>
-      </w:pPr>
-      <w:r>
-        <w:rPr>
-          <w:rFonts w:ascii="Arial" w:hAnsi="Arial"/>
-          <w:b/>
-          <w:color w:val="1F4D78"/>
-          <w:sz w:val="24"/>
-        </w:rPr>
-        <w:t>DevSecOps — Priorização Inteligente de Vulnerabilidades</w:t>
-      </w:r>
-    </w:p>
-    <w:p>
-      <w:pPr>
-        <w:spacing w:after="160"/>
-      </w:pPr>
-      <w:r>
-        <w:rPr>
-          <w:rFonts w:ascii="Arial" w:hAnsi="Arial"/>
-          <w:b w:val="0"/>
-          <w:color w:val="333333"/>
-          <w:sz w:val="22"/>
-        </w:rPr>
-        <w:t>Scanners como Trivy e Snyk identificam vulnerabilidades com excelência — o problema é volume: um relatório com dezenas de CVEs classificadas como High/Critical gera fadiga de alertas. O agente de segurança (perfil "segurança ofensiva") não substitui o scanner; ele interpreta o contexto: a vulnerabilidade está numa dependência realmente usada? Está associada a uma campanha ativa de exploração (como o backdoor CVE-2024-3094 no XZ Utils, ligado ao ataque à cadeia de suprimentos de software)?</w:t>
-      </w:r>
-    </w:p>
-    <w:tbl>
-      <w:tblPr>
-        <w:tblW w:type="auto" w:w="0"/>
-        <w:tblLook w:firstColumn="1" w:firstRow="1" w:lastColumn="0" w:lastRow="0" w:noHBand="0" w:noVBand="1" w:val="04A0"/>
-        <w:tblBorders>
-          <w:top w:val="single" w:color="auto" w:sz="4"/>
-          <w:left w:val="single" w:color="auto" w:sz="4"/>
-          <w:bottom w:val="single" w:color="auto" w:sz="4"/>
-          <w:right w:val="single" w:color="auto" w:sz="4"/>
-          <w:insideH w:val="single" w:color="auto" w:sz="4"/>
-          <w:insideV w:val="single" w:color="auto" w:sz="4"/>
-        </w:tblBorders>
-      </w:tblPr>
-      <w:tblGrid>
-        <w:gridCol w:w="4320"/>
-        <w:gridCol w:w="4320"/>
-      </w:tblGrid>
-      <w:tr>
-        <w:tc>
-          <w:tcPr>
-            <w:tcW w:type="dxa" w:w="4320"/>
-            <w:shd w:val="clear" w:fill="D6E4F0"/>
-            <w:tcBorders>
-              <w:top w:val="single" w:color="CCCCCC" w:sz="4"/>
-              <w:left w:val="single" w:color="CCCCCC" w:sz="4"/>
-              <w:bottom w:val="single" w:color="CCCCCC" w:sz="4"/>
-              <w:right w:val="single" w:color="CCCCCC" w:sz="4"/>
-            </w:tcBorders>
-            <w:tcMar>
-              <w:top w:w="80" w:type="dxa"/>
-              <w:bottom w:w="80" w:type="dxa"/>
-              <w:left w:w="120" w:type="dxa"/>
-              <w:right w:w="120" w:type="dxa"/>
-            </w:tcMar>
-          </w:tcPr>
-          <w:p>
-            <w:r/>
-            <w:r>
-              <w:rPr>
-                <w:rFonts w:ascii="Arial" w:hAnsi="Arial"/>
-                <w:b/>
-                <w:color w:val="333333"/>
-                <w:sz w:val="22"/>
-              </w:rPr>
-              <w:t>Compliance as Code</w:t>
-            </w:r>
-          </w:p>
-        </w:tc>
-        <w:tc>
-          <w:tcPr>
-            <w:tcW w:type="dxa" w:w="4320"/>
-            <w:shd w:val="clear" w:fill="D6E4F0"/>
-            <w:tcBorders>
-              <w:top w:val="single" w:color="CCCCCC" w:sz="4"/>
-              <w:left w:val="single" w:color="CCCCCC" w:sz="4"/>
-              <w:bottom w:val="single" w:color="CCCCCC" w:sz="4"/>
-              <w:right w:val="single" w:color="CCCCCC" w:sz="4"/>
-            </w:tcBorders>
-            <w:tcMar>
-              <w:top w:w="80" w:type="dxa"/>
-              <w:bottom w:w="80" w:type="dxa"/>
-              <w:left w:w="120" w:type="dxa"/>
-              <w:right w:w="120" w:type="dxa"/>
-            </w:tcMar>
-          </w:tcPr>
-          <w:p>
-            <w:r/>
-            <w:r>
-              <w:rPr>
-                <w:rFonts w:ascii="Arial" w:hAnsi="Arial"/>
-                <w:b/>
-                <w:color w:val="333333"/>
-                <w:sz w:val="22"/>
-              </w:rPr>
-              <w:t>Descrição</w:t>
-            </w:r>
-          </w:p>
-        </w:tc>
-      </w:tr>
-      <w:tr>
-        <w:tc>
-          <w:tcPr>
-            <w:tcW w:type="dxa" w:w="4320"/>
-            <w:shd w:val="clear" w:fill="FFFFFF"/>
-            <w:tcBorders>
-              <w:top w:val="single" w:color="CCCCCC" w:sz="4"/>
-              <w:left w:val="single" w:color="CCCCCC" w:sz="4"/>
-              <w:bottom w:val="single" w:color="CCCCCC" w:sz="4"/>
-              <w:right w:val="single" w:color="CCCCCC" w:sz="4"/>
-            </w:tcBorders>
-            <w:tcMar>
-              <w:top w:w="80" w:type="dxa"/>
-              <w:bottom w:w="80" w:type="dxa"/>
-              <w:left w:w="120" w:type="dxa"/>
-              <w:right w:w="120" w:type="dxa"/>
-            </w:tcMar>
-          </w:tcPr>
-          <w:p>
-            <w:r/>
-            <w:r>
-              <w:rPr>
-                <w:rFonts w:ascii="Arial" w:hAnsi="Arial"/>
-                <w:b w:val="0"/>
-                <w:color w:val="333333"/>
-                <w:sz w:val="22"/>
-              </w:rPr>
-              <w:t>Objetivo</w:t>
-            </w:r>
-          </w:p>
-        </w:tc>
-        <w:tc>
-          <w:tcPr>
-            <w:tcW w:type="dxa" w:w="4320"/>
-            <w:shd w:val="clear" w:fill="FFFFFF"/>
-            <w:tcBorders>
-              <w:top w:val="single" w:color="CCCCCC" w:sz="4"/>
-              <w:left w:val="single" w:color="CCCCCC" w:sz="4"/>
-              <w:bottom w:val="single" w:color="CCCCCC" w:sz="4"/>
-              <w:right w:val="single" w:color="CCCCCC" w:sz="4"/>
-            </w:tcBorders>
-            <w:tcMar>
-              <w:top w:w="80" w:type="dxa"/>
-              <w:bottom w:w="80" w:type="dxa"/>
-              <w:left w:w="120" w:type="dxa"/>
-              <w:right w:w="120" w:type="dxa"/>
-            </w:tcMar>
-          </w:tcPr>
-          <w:p>
-            <w:r/>
-            <w:r>
-              <w:rPr>
-                <w:rFonts w:ascii="Arial" w:hAnsi="Arial"/>
-                <w:b w:val="0"/>
-                <w:color w:val="333333"/>
-                <w:sz w:val="22"/>
-              </w:rPr>
-              <w:t>Transformar checklists de auditoria (ISO 27001, SOC 2) em verificações automatizadas no pipeline, reduzindo semanas de coleta manual de evidências</w:t>
-            </w:r>
-          </w:p>
-        </w:tc>
-      </w:tr>
-      <w:tr>
-        <w:tc>
-          <w:tcPr>
-            <w:tcW w:type="dxa" w:w="4320"/>
-            <w:shd w:val="clear" w:fill="FFFFFF"/>
-            <w:tcBorders>
-              <w:top w:val="single" w:color="CCCCCC" w:sz="4"/>
-              <w:left w:val="single" w:color="CCCCCC" w:sz="4"/>
-              <w:bottom w:val="single" w:color="CCCCCC" w:sz="4"/>
-              <w:right w:val="single" w:color="CCCCCC" w:sz="4"/>
-            </w:tcBorders>
-            <w:tcMar>
-              <w:top w:w="80" w:type="dxa"/>
-              <w:bottom w:w="80" w:type="dxa"/>
-              <w:left w:w="120" w:type="dxa"/>
-              <w:right w:w="120" w:type="dxa"/>
-            </w:tcMar>
-          </w:tcPr>
-          <w:p>
-            <w:r/>
-            <w:r>
-              <w:rPr>
-                <w:rFonts w:ascii="Arial" w:hAnsi="Arial"/>
-                <w:b w:val="0"/>
-                <w:color w:val="333333"/>
-                <w:sz w:val="22"/>
-              </w:rPr>
-              <w:t>Ferramenta</w:t>
-            </w:r>
-          </w:p>
-        </w:tc>
-        <w:tc>
-          <w:tcPr>
-            <w:tcW w:type="dxa" w:w="4320"/>
-            <w:shd w:val="clear" w:fill="FFFFFF"/>
-            <w:tcBorders>
-              <w:top w:val="single" w:color="CCCCCC" w:sz="4"/>
-              <w:left w:val="single" w:color="CCCCCC" w:sz="4"/>
-              <w:bottom w:val="single" w:color="CCCCCC" w:sz="4"/>
-              <w:right w:val="single" w:color="CCCCCC" w:sz="4"/>
-            </w:tcBorders>
-            <w:tcMar>
-              <w:top w:w="80" w:type="dxa"/>
-              <w:bottom w:w="80" w:type="dxa"/>
-              <w:left w:w="120" w:type="dxa"/>
-              <w:right w:w="120" w:type="dxa"/>
-            </w:tcMar>
-          </w:tcPr>
-          <w:p>
-            <w:r/>
-            <w:r>
-              <w:rPr>
-                <w:rFonts w:ascii="Arial" w:hAnsi="Arial"/>
-                <w:b w:val="0"/>
-                <w:color w:val="333333"/>
-                <w:sz w:val="22"/>
-              </w:rPr>
-              <w:t>Danger.js — regras JavaScript que rodam na abertura do Pull Request (antes do merge, quando corrigir ainda é barato)</w:t>
-            </w:r>
-          </w:p>
-        </w:tc>
-      </w:tr>
-      <w:tr>
-        <w:tc>
-          <w:tcPr>
-            <w:tcW w:type="dxa" w:w="4320"/>
-            <w:shd w:val="clear" w:fill="FFFFFF"/>
-            <w:tcBorders>
-              <w:top w:val="single" w:color="CCCCCC" w:sz="4"/>
-              <w:left w:val="single" w:color="CCCCCC" w:sz="4"/>
-              <w:bottom w:val="single" w:color="CCCCCC" w:sz="4"/>
-              <w:right w:val="single" w:color="CCCCCC" w:sz="4"/>
-            </w:tcBorders>
-            <w:tcMar>
-              <w:top w:w="80" w:type="dxa"/>
-              <w:bottom w:w="80" w:type="dxa"/>
-              <w:left w:w="120" w:type="dxa"/>
-              <w:right w:w="120" w:type="dxa"/>
-            </w:tcMar>
-          </w:tcPr>
-          <w:p>
-            <w:r/>
-            <w:r>
-              <w:rPr>
-                <w:rFonts w:ascii="Arial" w:hAnsi="Arial"/>
-                <w:b w:val="0"/>
-                <w:color w:val="333333"/>
-                <w:sz w:val="22"/>
-              </w:rPr>
-              <w:t>Exemplos de regra</w:t>
-            </w:r>
-          </w:p>
-        </w:tc>
-        <w:tc>
-          <w:tcPr>
-            <w:tcW w:type="dxa" w:w="4320"/>
-            <w:shd w:val="clear" w:fill="FFFFFF"/>
-            <w:tcBorders>
-              <w:top w:val="single" w:color="CCCCCC" w:sz="4"/>
-              <w:left w:val="single" w:color="CCCCCC" w:sz="4"/>
-              <w:bottom w:val="single" w:color="CCCCCC" w:sz="4"/>
-              <w:right w:val="single" w:color="CCCCCC" w:sz="4"/>
-            </w:tcBorders>
-            <w:tcMar>
-              <w:top w:w="80" w:type="dxa"/>
-              <w:bottom w:w="80" w:type="dxa"/>
-              <w:left w:w="120" w:type="dxa"/>
-              <w:right w:w="120" w:type="dxa"/>
-            </w:tcMar>
-          </w:tcPr>
-          <w:p>
-            <w:r/>
-            <w:r>
-              <w:rPr>
-                <w:rFonts w:ascii="Arial" w:hAnsi="Arial"/>
-                <w:b w:val="0"/>
-                <w:color w:val="333333"/>
-                <w:sz w:val="22"/>
-              </w:rPr>
-              <w:t>Vínculo obrigatório com item do Jira, mínimo de 2 aprovações em arquivos sensíveis, alerta se cobertura de testes cair</w:t>
-            </w:r>
-          </w:p>
-        </w:tc>
-      </w:tr>
-    </w:tbl>
-    <w:p>
-      <w:pPr>
-        <w:spacing w:after="80"/>
-      </w:pPr>
-    </w:p>
-    <w:p>
-      <w:pPr>
-        <w:spacing w:before="120" w:after="120"/>
-        <w:ind w:left="360" w:right="360"/>
-        <w:shd w:val="clear" w:fill="F5F5F5"/>
-        <w:pBdr>
-          <w:left w:val="single" w:color="2E75B6" w:sz="4" w:space="10"/>
-        </w:pBdr>
-      </w:pPr>
-      <w:r>
-        <w:rPr>
-          <w:rFonts w:ascii="Arial" w:hAnsi="Arial"/>
-          <w:b w:val="0"/>
-          <w:color w:val="333333"/>
-          <w:sz w:val="22"/>
-        </w:rPr>
-        <w:t xml:space="preserve">🔑 </w:t>
-      </w:r>
-      <w:r>
-        <w:rPr>
-          <w:rFonts w:ascii="Arial" w:hAnsi="Arial"/>
-          <w:b/>
-          <w:color w:val="333333"/>
-          <w:sz w:val="22"/>
-        </w:rPr>
-        <w:t>Regra fundamental:</w:t>
-      </w:r>
-      <w:r>
-        <w:rPr>
-          <w:rFonts w:ascii="Arial" w:hAnsi="Arial"/>
-          <w:b w:val="0"/>
-          <w:color w:val="333333"/>
-          <w:sz w:val="22"/>
-        </w:rPr>
-        <w:t xml:space="preserve"> o scanner continua responsável por identificar. O agente de IA é responsável por priorizar. Essa divisão de responsabilidade é o que torna o processo escalável — sem ela, toda vulnerabilidade recebe o mesmo peso e a equipe não sabe por onde começar.</w:t>
-      </w:r>
-    </w:p>
-    <w:p>
-      <w:pPr>
-        <w:pStyle w:val="Heading3"/>
-        <w:spacing w:before="200" w:after="80"/>
-      </w:pPr>
-      <w:r>
-        <w:rPr>
-          <w:rFonts w:ascii="Arial" w:hAnsi="Arial"/>
-          <w:b/>
-          <w:color w:val="1F4D78"/>
-          <w:sz w:val="24"/>
-        </w:rPr>
-        <w:t>CI/CD Copilot e FinOps</w:t>
-      </w:r>
-    </w:p>
-    <w:tbl>
-      <w:tblPr>
-        <w:tblW w:type="auto" w:w="0"/>
-        <w:tblLook w:firstColumn="1" w:firstRow="1" w:lastColumn="0" w:lastRow="0" w:noHBand="0" w:noVBand="1" w:val="04A0"/>
-        <w:tblBorders>
-          <w:top w:val="single" w:color="auto" w:sz="4"/>
-          <w:left w:val="single" w:color="auto" w:sz="4"/>
-          <w:bottom w:val="single" w:color="auto" w:sz="4"/>
-          <w:right w:val="single" w:color="auto" w:sz="4"/>
-          <w:insideH w:val="single" w:color="auto" w:sz="4"/>
-          <w:insideV w:val="single" w:color="auto" w:sz="4"/>
-        </w:tblBorders>
-      </w:tblPr>
-      <w:tblGrid>
-        <w:gridCol w:w="4320"/>
-        <w:gridCol w:w="4320"/>
-      </w:tblGrid>
-      <w:tr>
-        <w:tc>
-          <w:tcPr>
-            <w:tcW w:type="dxa" w:w="4320"/>
-            <w:shd w:val="clear" w:fill="D6E4F0"/>
-            <w:tcBorders>
-              <w:top w:val="single" w:color="CCCCCC" w:sz="4"/>
-              <w:left w:val="single" w:color="CCCCCC" w:sz="4"/>
-              <w:bottom w:val="single" w:color="CCCCCC" w:sz="4"/>
-              <w:right w:val="single" w:color="CCCCCC" w:sz="4"/>
-            </w:tcBorders>
-            <w:tcMar>
-              <w:top w:w="80" w:type="dxa"/>
-              <w:bottom w:w="80" w:type="dxa"/>
-              <w:left w:w="120" w:type="dxa"/>
-              <w:right w:w="120" w:type="dxa"/>
-            </w:tcMar>
-          </w:tcPr>
-          <w:p>
-            <w:r/>
-            <w:r>
-              <w:rPr>
-                <w:rFonts w:ascii="Arial" w:hAnsi="Arial"/>
-                <w:b/>
-                <w:color w:val="333333"/>
-                <w:sz w:val="22"/>
-              </w:rPr>
-              <w:t>Técnica de otimização de pipeline</w:t>
-            </w:r>
-          </w:p>
-        </w:tc>
-        <w:tc>
-          <w:tcPr>
-            <w:tcW w:type="dxa" w:w="4320"/>
-            <w:shd w:val="clear" w:fill="D6E4F0"/>
-            <w:tcBorders>
-              <w:top w:val="single" w:color="CCCCCC" w:sz="4"/>
-              <w:left w:val="single" w:color="CCCCCC" w:sz="4"/>
-              <w:bottom w:val="single" w:color="CCCCCC" w:sz="4"/>
-              <w:right w:val="single" w:color="CCCCCC" w:sz="4"/>
-            </w:tcBorders>
-            <w:tcMar>
-              <w:top w:w="80" w:type="dxa"/>
-              <w:bottom w:w="80" w:type="dxa"/>
-              <w:left w:w="120" w:type="dxa"/>
-              <w:right w:w="120" w:type="dxa"/>
-            </w:tcMar>
-          </w:tcPr>
-          <w:p>
-            <w:r/>
-            <w:r>
-              <w:rPr>
-                <w:rFonts w:ascii="Arial" w:hAnsi="Arial"/>
-                <w:b/>
-                <w:color w:val="333333"/>
-                <w:sz w:val="22"/>
-              </w:rPr>
-              <w:t>Efeito</w:t>
-            </w:r>
-          </w:p>
-        </w:tc>
-      </w:tr>
-      <w:tr>
-        <w:tc>
-          <w:tcPr>
-            <w:tcW w:type="dxa" w:w="4320"/>
-            <w:shd w:val="clear" w:fill="FFFFFF"/>
-            <w:tcBorders>
-              <w:top w:val="single" w:color="CCCCCC" w:sz="4"/>
-              <w:left w:val="single" w:color="CCCCCC" w:sz="4"/>
-              <w:bottom w:val="single" w:color="CCCCCC" w:sz="4"/>
-              <w:right w:val="single" w:color="CCCCCC" w:sz="4"/>
-            </w:tcBorders>
-            <w:tcMar>
-              <w:top w:w="80" w:type="dxa"/>
-              <w:bottom w:w="80" w:type="dxa"/>
-              <w:left w:w="120" w:type="dxa"/>
-              <w:right w:w="120" w:type="dxa"/>
-            </w:tcMar>
-          </w:tcPr>
-          <w:p>
-            <w:r/>
-            <w:r>
-              <w:rPr>
-                <w:rFonts w:ascii="Arial" w:hAnsi="Arial"/>
-                <w:b w:val="0"/>
-                <w:color w:val="333333"/>
-                <w:sz w:val="22"/>
-              </w:rPr>
-              <w:t>Cache de dependências (chave = hash do lock file)</w:t>
-            </w:r>
-          </w:p>
-        </w:tc>
-        <w:tc>
-          <w:tcPr>
-            <w:tcW w:type="dxa" w:w="4320"/>
-            <w:shd w:val="clear" w:fill="FFFFFF"/>
-            <w:tcBorders>
-              <w:top w:val="single" w:color="CCCCCC" w:sz="4"/>
-              <w:left w:val="single" w:color="CCCCCC" w:sz="4"/>
-              <w:bottom w:val="single" w:color="CCCCCC" w:sz="4"/>
-              <w:right w:val="single" w:color="CCCCCC" w:sz="4"/>
-            </w:tcBorders>
-            <w:tcMar>
-              <w:top w:w="80" w:type="dxa"/>
-              <w:bottom w:w="80" w:type="dxa"/>
-              <w:left w:w="120" w:type="dxa"/>
-              <w:right w:w="120" w:type="dxa"/>
-            </w:tcMar>
-          </w:tcPr>
-          <w:p>
-            <w:r/>
-            <w:r>
-              <w:rPr>
-                <w:rFonts w:ascii="Arial" w:hAnsi="Arial"/>
-                <w:b w:val="0"/>
-                <w:color w:val="333333"/>
-                <w:sz w:val="22"/>
-              </w:rPr>
-              <w:t>Evita reinstalação completa a cada execução — ganho de 2 a 5 minutos por run em projetos médios</w:t>
-            </w:r>
-          </w:p>
-        </w:tc>
-      </w:tr>
-      <w:tr>
-        <w:tc>
-          <w:tcPr>
-            <w:tcW w:type="dxa" w:w="4320"/>
-            <w:shd w:val="clear" w:fill="FFFFFF"/>
-            <w:tcBorders>
-              <w:top w:val="single" w:color="CCCCCC" w:sz="4"/>
-              <w:left w:val="single" w:color="CCCCCC" w:sz="4"/>
-              <w:bottom w:val="single" w:color="CCCCCC" w:sz="4"/>
-              <w:right w:val="single" w:color="CCCCCC" w:sz="4"/>
-            </w:tcBorders>
-            <w:tcMar>
-              <w:top w:w="80" w:type="dxa"/>
-              <w:bottom w:w="80" w:type="dxa"/>
-              <w:left w:w="120" w:type="dxa"/>
-              <w:right w:w="120" w:type="dxa"/>
-            </w:tcMar>
-          </w:tcPr>
-          <w:p>
-            <w:r/>
-            <w:r>
-              <w:rPr>
-                <w:rFonts w:ascii="Arial" w:hAnsi="Arial"/>
-                <w:b w:val="0"/>
-                <w:color w:val="333333"/>
-                <w:sz w:val="22"/>
-              </w:rPr>
-              <w:t>Multi-Stage Build</w:t>
-            </w:r>
-          </w:p>
-        </w:tc>
-        <w:tc>
-          <w:tcPr>
-            <w:tcW w:type="dxa" w:w="4320"/>
-            <w:shd w:val="clear" w:fill="FFFFFF"/>
-            <w:tcBorders>
-              <w:top w:val="single" w:color="CCCCCC" w:sz="4"/>
-              <w:left w:val="single" w:color="CCCCCC" w:sz="4"/>
-              <w:bottom w:val="single" w:color="CCCCCC" w:sz="4"/>
-              <w:right w:val="single" w:color="CCCCCC" w:sz="4"/>
-            </w:tcBorders>
-            <w:tcMar>
-              <w:top w:w="80" w:type="dxa"/>
-              <w:bottom w:w="80" w:type="dxa"/>
-              <w:left w:w="120" w:type="dxa"/>
-              <w:right w:w="120" w:type="dxa"/>
-            </w:tcMar>
-          </w:tcPr>
-          <w:p>
-            <w:r/>
-            <w:r>
-              <w:rPr>
-                <w:rFonts w:ascii="Arial" w:hAnsi="Arial"/>
-                <w:b w:val="0"/>
-                <w:color w:val="333333"/>
-                <w:sz w:val="22"/>
-              </w:rPr>
-              <w:t>Separa ambiente de compilação do ambiente de execução — imagem final não carrega compiladores/ferramentas de build</w:t>
-            </w:r>
-          </w:p>
-        </w:tc>
-      </w:tr>
-      <w:tr>
-        <w:tc>
-          <w:tcPr>
-            <w:tcW w:type="dxa" w:w="4320"/>
-            <w:shd w:val="clear" w:fill="FFFFFF"/>
-            <w:tcBorders>
-              <w:top w:val="single" w:color="CCCCCC" w:sz="4"/>
-              <w:left w:val="single" w:color="CCCCCC" w:sz="4"/>
-              <w:bottom w:val="single" w:color="CCCCCC" w:sz="4"/>
-              <w:right w:val="single" w:color="CCCCCC" w:sz="4"/>
-            </w:tcBorders>
-            <w:tcMar>
-              <w:top w:w="80" w:type="dxa"/>
-              <w:bottom w:w="80" w:type="dxa"/>
-              <w:left w:w="120" w:type="dxa"/>
-              <w:right w:w="120" w:type="dxa"/>
-            </w:tcMar>
-          </w:tcPr>
-          <w:p>
-            <w:r/>
-            <w:r>
-              <w:rPr>
-                <w:rFonts w:ascii="Arial" w:hAnsi="Arial"/>
-                <w:b w:val="0"/>
-                <w:color w:val="333333"/>
-                <w:sz w:val="22"/>
-              </w:rPr>
-              <w:t>Canary Deployment</w:t>
-            </w:r>
-          </w:p>
-        </w:tc>
-        <w:tc>
-          <w:tcPr>
-            <w:tcW w:type="dxa" w:w="4320"/>
-            <w:shd w:val="clear" w:fill="FFFFFF"/>
-            <w:tcBorders>
-              <w:top w:val="single" w:color="CCCCCC" w:sz="4"/>
-              <w:left w:val="single" w:color="CCCCCC" w:sz="4"/>
-              <w:bottom w:val="single" w:color="CCCCCC" w:sz="4"/>
-              <w:right w:val="single" w:color="CCCCCC" w:sz="4"/>
-            </w:tcBorders>
-            <w:tcMar>
-              <w:top w:w="80" w:type="dxa"/>
-              <w:bottom w:w="80" w:type="dxa"/>
-              <w:left w:w="120" w:type="dxa"/>
-              <w:right w:w="120" w:type="dxa"/>
-            </w:tcMar>
-          </w:tcPr>
-          <w:p>
-            <w:r/>
-            <w:r>
-              <w:rPr>
-                <w:rFonts w:ascii="Arial" w:hAnsi="Arial"/>
-                <w:b w:val="0"/>
-                <w:color w:val="333333"/>
-                <w:sz w:val="22"/>
-              </w:rPr>
-              <w:t>Libera nova versão para fração pequena do tráfego antes de 100%, monitorando error rate/latência para decidir avançar ou reverter</w:t>
-            </w:r>
-          </w:p>
-        </w:tc>
-      </w:tr>
-    </w:tbl>
-    <w:p>
-      <w:pPr>
-        <w:spacing w:after="80"/>
-      </w:pPr>
-    </w:p>
-    <w:tbl>
-      <w:tblPr>
-        <w:tblW w:type="auto" w:w="0"/>
-        <w:tblLook w:firstColumn="1" w:firstRow="1" w:lastColumn="0" w:lastRow="0" w:noHBand="0" w:noVBand="1" w:val="04A0"/>
-        <w:tblBorders>
-          <w:top w:val="single" w:color="auto" w:sz="4"/>
-          <w:left w:val="single" w:color="auto" w:sz="4"/>
-          <w:bottom w:val="single" w:color="auto" w:sz="4"/>
-          <w:right w:val="single" w:color="auto" w:sz="4"/>
-          <w:insideH w:val="single" w:color="auto" w:sz="4"/>
-          <w:insideV w:val="single" w:color="auto" w:sz="4"/>
-        </w:tblBorders>
-      </w:tblPr>
-      <w:tblGrid>
-        <w:gridCol w:w="4320"/>
-        <w:gridCol w:w="4320"/>
-      </w:tblGrid>
-      <w:tr>
-        <w:tc>
-          <w:tcPr>
-            <w:tcW w:type="dxa" w:w="4320"/>
-            <w:shd w:val="clear" w:fill="D6E4F0"/>
-            <w:tcBorders>
-              <w:top w:val="single" w:color="CCCCCC" w:sz="4"/>
-              <w:left w:val="single" w:color="CCCCCC" w:sz="4"/>
-              <w:bottom w:val="single" w:color="CCCCCC" w:sz="4"/>
-              <w:right w:val="single" w:color="CCCCCC" w:sz="4"/>
-            </w:tcBorders>
-            <w:tcMar>
-              <w:top w:w="80" w:type="dxa"/>
-              <w:bottom w:w="80" w:type="dxa"/>
-              <w:left w:w="120" w:type="dxa"/>
-              <w:right w:w="120" w:type="dxa"/>
-            </w:tcMar>
-          </w:tcPr>
-          <w:p>
-            <w:r/>
-            <w:r>
-              <w:rPr>
-                <w:rFonts w:ascii="Arial" w:hAnsi="Arial"/>
-                <w:b/>
-                <w:color w:val="333333"/>
-                <w:sz w:val="22"/>
-              </w:rPr>
-              <w:t>Desperdício de FinOps</w:t>
-            </w:r>
-          </w:p>
-        </w:tc>
-        <w:tc>
-          <w:tcPr>
-            <w:tcW w:type="dxa" w:w="4320"/>
-            <w:shd w:val="clear" w:fill="D6E4F0"/>
-            <w:tcBorders>
-              <w:top w:val="single" w:color="CCCCCC" w:sz="4"/>
-              <w:left w:val="single" w:color="CCCCCC" w:sz="4"/>
-              <w:bottom w:val="single" w:color="CCCCCC" w:sz="4"/>
-              <w:right w:val="single" w:color="CCCCCC" w:sz="4"/>
-            </w:tcBorders>
-            <w:tcMar>
-              <w:top w:w="80" w:type="dxa"/>
-              <w:bottom w:w="80" w:type="dxa"/>
-              <w:left w:w="120" w:type="dxa"/>
-              <w:right w:w="120" w:type="dxa"/>
-            </w:tcMar>
-          </w:tcPr>
-          <w:p>
-            <w:r/>
-            <w:r>
-              <w:rPr>
-                <w:rFonts w:ascii="Arial" w:hAnsi="Arial"/>
-                <w:b/>
-                <w:color w:val="333333"/>
-                <w:sz w:val="22"/>
-              </w:rPr>
-              <w:t>Como o agente identifica</w:t>
-            </w:r>
-          </w:p>
-        </w:tc>
-      </w:tr>
-      <w:tr>
-        <w:tc>
-          <w:tcPr>
-            <w:tcW w:type="dxa" w:w="4320"/>
-            <w:shd w:val="clear" w:fill="FFFFFF"/>
-            <w:tcBorders>
-              <w:top w:val="single" w:color="CCCCCC" w:sz="4"/>
-              <w:left w:val="single" w:color="CCCCCC" w:sz="4"/>
-              <w:bottom w:val="single" w:color="CCCCCC" w:sz="4"/>
-              <w:right w:val="single" w:color="CCCCCC" w:sz="4"/>
-            </w:tcBorders>
-            <w:tcMar>
-              <w:top w:w="80" w:type="dxa"/>
-              <w:bottom w:w="80" w:type="dxa"/>
-              <w:left w:w="120" w:type="dxa"/>
-              <w:right w:w="120" w:type="dxa"/>
-            </w:tcMar>
-          </w:tcPr>
-          <w:p>
-            <w:r/>
-            <w:r>
-              <w:rPr>
-                <w:rFonts w:ascii="Arial" w:hAnsi="Arial"/>
-                <w:b w:val="0"/>
-                <w:color w:val="333333"/>
-                <w:sz w:val="22"/>
-              </w:rPr>
-              <w:t>Recursos zumbis (volumes EBS órfãos, Elastic IPs não associados)</w:t>
-            </w:r>
-          </w:p>
-        </w:tc>
-        <w:tc>
-          <w:tcPr>
-            <w:tcW w:type="dxa" w:w="4320"/>
-            <w:shd w:val="clear" w:fill="FFFFFF"/>
-            <w:tcBorders>
-              <w:top w:val="single" w:color="CCCCCC" w:sz="4"/>
-              <w:left w:val="single" w:color="CCCCCC" w:sz="4"/>
-              <w:bottom w:val="single" w:color="CCCCCC" w:sz="4"/>
-              <w:right w:val="single" w:color="CCCCCC" w:sz="4"/>
-            </w:tcBorders>
-            <w:tcMar>
-              <w:top w:w="80" w:type="dxa"/>
-              <w:bottom w:w="80" w:type="dxa"/>
-              <w:left w:w="120" w:type="dxa"/>
-              <w:right w:w="120" w:type="dxa"/>
-            </w:tcMar>
-          </w:tcPr>
-          <w:p>
-            <w:r/>
-            <w:r>
-              <w:rPr>
-                <w:rFonts w:ascii="Arial" w:hAnsi="Arial"/>
-                <w:b w:val="0"/>
-                <w:color w:val="333333"/>
-                <w:sz w:val="22"/>
-              </w:rPr>
-              <w:t>Cruza inventário (JSON/estado do Terraform) contra recursos ativos</w:t>
-            </w:r>
-          </w:p>
-        </w:tc>
-      </w:tr>
-      <w:tr>
-        <w:tc>
-          <w:tcPr>
-            <w:tcW w:type="dxa" w:w="4320"/>
-            <w:shd w:val="clear" w:fill="FFFFFF"/>
-            <w:tcBorders>
-              <w:top w:val="single" w:color="CCCCCC" w:sz="4"/>
-              <w:left w:val="single" w:color="CCCCCC" w:sz="4"/>
-              <w:bottom w:val="single" w:color="CCCCCC" w:sz="4"/>
-              <w:right w:val="single" w:color="CCCCCC" w:sz="4"/>
-            </w:tcBorders>
-            <w:tcMar>
-              <w:top w:w="80" w:type="dxa"/>
-              <w:bottom w:w="80" w:type="dxa"/>
-              <w:left w:w="120" w:type="dxa"/>
-              <w:right w:w="120" w:type="dxa"/>
-            </w:tcMar>
-          </w:tcPr>
-          <w:p>
-            <w:r/>
-            <w:r>
-              <w:rPr>
-                <w:rFonts w:ascii="Arial" w:hAnsi="Arial"/>
-                <w:b w:val="0"/>
-                <w:color w:val="333333"/>
-                <w:sz w:val="22"/>
-              </w:rPr>
-              <w:t>Superdimensionamento</w:t>
-            </w:r>
-          </w:p>
-        </w:tc>
-        <w:tc>
-          <w:tcPr>
-            <w:tcW w:type="dxa" w:w="4320"/>
-            <w:shd w:val="clear" w:fill="FFFFFF"/>
-            <w:tcBorders>
-              <w:top w:val="single" w:color="CCCCCC" w:sz="4"/>
-              <w:left w:val="single" w:color="CCCCCC" w:sz="4"/>
-              <w:bottom w:val="single" w:color="CCCCCC" w:sz="4"/>
-              <w:right w:val="single" w:color="CCCCCC" w:sz="4"/>
-            </w:tcBorders>
-            <w:tcMar>
-              <w:top w:w="80" w:type="dxa"/>
-              <w:bottom w:w="80" w:type="dxa"/>
-              <w:left w:w="120" w:type="dxa"/>
-              <w:right w:w="120" w:type="dxa"/>
-            </w:tcMar>
-          </w:tcPr>
-          <w:p>
-            <w:r/>
-            <w:r>
-              <w:rPr>
-                <w:rFonts w:ascii="Arial" w:hAnsi="Arial"/>
-                <w:b w:val="0"/>
-                <w:color w:val="333333"/>
-                <w:sz w:val="22"/>
-              </w:rPr>
-              <w:t xml:space="preserve">Analisa métricas históricas de CPU/memória e recomenda </w:t>
-            </w:r>
-            <w:r>
-              <w:rPr>
-                <w:rFonts w:ascii="Arial" w:hAnsi="Arial"/>
-                <w:i/>
-                <w:color w:val="333333"/>
-                <w:sz w:val="22"/>
-              </w:rPr>
-              <w:t>right sizing</w:t>
-            </w:r>
-          </w:p>
-        </w:tc>
-      </w:tr>
-      <w:tr>
-        <w:tc>
-          <w:tcPr>
-            <w:tcW w:type="dxa" w:w="4320"/>
-            <w:shd w:val="clear" w:fill="FFFFFF"/>
-            <w:tcBorders>
-              <w:top w:val="single" w:color="CCCCCC" w:sz="4"/>
-              <w:left w:val="single" w:color="CCCCCC" w:sz="4"/>
-              <w:bottom w:val="single" w:color="CCCCCC" w:sz="4"/>
-              <w:right w:val="single" w:color="CCCCCC" w:sz="4"/>
-            </w:tcBorders>
-            <w:tcMar>
-              <w:top w:w="80" w:type="dxa"/>
-              <w:bottom w:w="80" w:type="dxa"/>
-              <w:left w:w="120" w:type="dxa"/>
-              <w:right w:w="120" w:type="dxa"/>
-            </w:tcMar>
-          </w:tcPr>
-          <w:p>
-            <w:r/>
-            <w:r>
-              <w:rPr>
-                <w:rFonts w:ascii="Arial" w:hAnsi="Arial"/>
-                <w:b w:val="0"/>
-                <w:color w:val="333333"/>
-                <w:sz w:val="22"/>
-              </w:rPr>
-              <w:t>Instâncias Spot mal aproveitadas</w:t>
-            </w:r>
-          </w:p>
-        </w:tc>
-        <w:tc>
-          <w:tcPr>
-            <w:tcW w:type="dxa" w:w="4320"/>
-            <w:shd w:val="clear" w:fill="FFFFFF"/>
-            <w:tcBorders>
-              <w:top w:val="single" w:color="CCCCCC" w:sz="4"/>
-              <w:left w:val="single" w:color="CCCCCC" w:sz="4"/>
-              <w:bottom w:val="single" w:color="CCCCCC" w:sz="4"/>
-              <w:right w:val="single" w:color="CCCCCC" w:sz="4"/>
-            </w:tcBorders>
-            <w:tcMar>
-              <w:top w:w="80" w:type="dxa"/>
-              <w:bottom w:w="80" w:type="dxa"/>
-              <w:left w:w="120" w:type="dxa"/>
-              <w:right w:w="120" w:type="dxa"/>
-            </w:tcMar>
-          </w:tcPr>
-          <w:p>
-            <w:r/>
-            <w:r>
-              <w:rPr>
-                <w:rFonts w:ascii="Arial" w:hAnsi="Arial"/>
-                <w:b w:val="0"/>
-                <w:color w:val="333333"/>
-                <w:sz w:val="22"/>
-              </w:rPr>
-              <w:t>Sugere workloads tolerantes a interrupção (batch, dev, teste) para aproveitar desconto</w:t>
-            </w:r>
-          </w:p>
-        </w:tc>
-      </w:tr>
-    </w:tbl>
-    <w:p>
-      <w:pPr>
-        <w:spacing w:after="80"/>
-      </w:pPr>
-    </w:p>
-    <w:p>
-      <w:pPr>
-        <w:spacing w:before="120" w:after="120"/>
-        <w:ind w:left="360" w:right="360"/>
-        <w:shd w:val="clear" w:fill="F5F5F5"/>
-        <w:pBdr>
-          <w:left w:val="single" w:color="2E75B6" w:sz="4" w:space="10"/>
-        </w:pBdr>
-      </w:pPr>
-      <w:r>
-        <w:rPr>
-          <w:rFonts w:ascii="Arial" w:hAnsi="Arial"/>
-          <w:b w:val="0"/>
-          <w:color w:val="333333"/>
-          <w:sz w:val="22"/>
-        </w:rPr>
-        <w:t xml:space="preserve">🔌 </w:t>
-      </w:r>
-      <w:r>
-        <w:rPr>
-          <w:rFonts w:ascii="Arial" w:hAnsi="Arial"/>
-          <w:b/>
-          <w:color w:val="333333"/>
-          <w:sz w:val="22"/>
-        </w:rPr>
-        <w:t>Ferramentas de mercado:</w:t>
-      </w:r>
-      <w:r>
-        <w:rPr>
-          <w:rFonts w:ascii="Arial" w:hAnsi="Arial"/>
-          <w:b w:val="0"/>
-          <w:color w:val="333333"/>
-          <w:sz w:val="22"/>
-        </w:rPr>
-        <w:t xml:space="preserve"> InfraCost (custo previsto de mudanças em IaC antes do deploy) e Kubecost (custo por nó/workload dentro do cluster) são citadas como padrão de visibilidade financeira complementar ao agente de FinOps.</w:t>
-      </w:r>
-    </w:p>
-    <w:p>
-      <w:pPr>
-        <w:pStyle w:val="Heading3"/>
-        <w:spacing w:before="200" w:after="80"/>
-      </w:pPr>
-      <w:r>
-        <w:rPr>
-          <w:rFonts w:ascii="Arial" w:hAnsi="Arial"/>
-          <w:b/>
-          <w:color w:val="1F4D78"/>
-          <w:sz w:val="24"/>
-        </w:rPr>
-        <w:t>Conhecimento Vivo e Orquestração Multiagente</w:t>
-      </w:r>
-    </w:p>
-    <w:p>
-      <w:pPr>
-        <w:spacing w:after="160"/>
-      </w:pPr>
-      <w:r>
-        <w:rPr>
-          <w:rFonts w:ascii="Arial" w:hAnsi="Arial"/>
-          <w:b w:val="0"/>
-          <w:color w:val="333333"/>
-          <w:sz w:val="22"/>
-        </w:rPr>
-        <w:t>RAG aplicado a runbooks/postmortems transforma documentação estática (raramente consultada durante um incidente real) em fonte ativa de consulta. O agente registra a linha do tempo do incidente automaticamente (a partir de canais de comunicação e métricas), reduzindo o maior gargalo do postmortem tradicional: reconstruir de memória o que aconteceu horas depois.</w:t>
-      </w:r>
-    </w:p>
-    <w:p>
-      <w:pPr>
-        <w:spacing w:after="160"/>
-      </w:pPr>
-      <w:r>
-        <w:rPr>
-          <w:rFonts w:ascii="Arial" w:hAnsi="Arial"/>
-          <w:b w:val="0"/>
-          <w:color w:val="333333"/>
-          <w:sz w:val="22"/>
-        </w:rPr>
-        <w:t xml:space="preserve">No projeto integrador, a arquitetura evolui de "um agente, uma tarefa" para hierarquia com </w:t>
-      </w:r>
-      <w:r>
-        <w:rPr>
-          <w:rFonts w:ascii="Arial" w:hAnsi="Arial"/>
-          <w:b/>
-          <w:color w:val="333333"/>
-          <w:sz w:val="22"/>
-        </w:rPr>
-        <w:t>agente manager</w:t>
-      </w:r>
-      <w:r>
-        <w:rPr>
-          <w:rFonts w:ascii="Arial" w:hAnsi="Arial"/>
-          <w:b w:val="0"/>
-          <w:color w:val="333333"/>
-          <w:sz w:val="22"/>
-        </w:rPr>
-        <w:t xml:space="preserve"> — que não executa análises técnicas diretamente, mas distribui trabalho entre especialistas (segurança, SRE, FinOps) e consolida os resultados em relatório único, correlacionando eventos que pareceriam independentes se analisados isoladamente (ex.: vulnerabilidade → instabilidade → aumento de custo, tudo com a mesma causa raiz).</w:t>
-      </w:r>
-    </w:p>
-    <w:p>
-      <w:pPr>
-        <w:spacing w:before="120" w:after="120"/>
-        <w:ind w:left="360" w:right="360"/>
-        <w:shd w:val="clear" w:fill="F5F5F5"/>
-        <w:pBdr>
-          <w:left w:val="single" w:color="2E75B6" w:sz="4" w:space="10"/>
-        </w:pBdr>
-      </w:pPr>
-      <w:r>
-        <w:rPr>
-          <w:rFonts w:ascii="Arial" w:hAnsi="Arial"/>
-          <w:b w:val="0"/>
-          <w:color w:val="333333"/>
-          <w:sz w:val="22"/>
-        </w:rPr>
-        <w:t xml:space="preserve">🏗️ </w:t>
-      </w:r>
-      <w:r>
-        <w:rPr>
-          <w:rFonts w:ascii="Arial" w:hAnsi="Arial"/>
-          <w:b/>
-          <w:color w:val="333333"/>
-          <w:sz w:val="22"/>
-        </w:rPr>
-        <w:t>Arquitetura recorrente do módulo:</w:t>
-      </w:r>
-      <w:r>
-        <w:rPr>
-          <w:rFonts w:ascii="Arial" w:hAnsi="Arial"/>
-          <w:b w:val="0"/>
-          <w:color w:val="333333"/>
-          <w:sz w:val="22"/>
-        </w:rPr>
-        <w:t xml:space="preserve"> Alerta → Investigação (ReAct) → Consulta a runbooks (RAG) → Proposta de correção → Dry Run → Aprovação humana (guardrail) → Execução → Canary Rollback se piorar → Postmortem automático.</w:t>
-      </w:r>
-    </w:p>
-    <w:p>
-      <w:pPr>
-        <w:pStyle w:val="Heading2"/>
-        <w:spacing w:before="360" w:after="160"/>
-      </w:pPr>
-      <w:r>
-        <w:rPr>
-          <w:rFonts w:ascii="Arial" w:hAnsi="Arial"/>
-          <w:b/>
-          <w:color w:val="2E74B5"/>
-          <w:sz w:val="28"/>
-        </w:rPr>
-        <w:t>3. Detalhes de Implementação</w:t>
-      </w:r>
-    </w:p>
-    <w:p>
-      <w:pPr>
-        <w:pStyle w:val="Heading3"/>
-        <w:spacing w:before="200" w:after="80"/>
-      </w:pPr>
-      <w:r>
-        <w:rPr>
-          <w:rFonts w:ascii="Arial" w:hAnsi="Arial"/>
-          <w:b/>
-          <w:color w:val="1F4D78"/>
-          <w:sz w:val="24"/>
-        </w:rPr>
-        <w:t>3.1 Smart Model Router / Arquiteto + Auditor (IaC Copilot)</w:t>
-      </w:r>
-    </w:p>
-    <w:p>
-      <w:pPr>
-        <w:spacing w:after="160"/>
-      </w:pPr>
-      <w:r>
-        <w:rPr>
-          <w:rFonts w:ascii="Arial" w:hAnsi="Arial"/>
-          <w:b w:val="0"/>
-          <w:color w:val="333333"/>
-          <w:sz w:val="22"/>
-        </w:rPr>
-        <w:t xml:space="preserve">Dois agentes CrewAI colaboram: o </w:t>
-      </w:r>
-      <w:r>
-        <w:rPr>
-          <w:rFonts w:ascii="Arial" w:hAnsi="Arial"/>
-          <w:b/>
-          <w:color w:val="333333"/>
-          <w:sz w:val="22"/>
-        </w:rPr>
-        <w:t>arquiteto</w:t>
-      </w:r>
-      <w:r>
-        <w:rPr>
-          <w:rFonts w:ascii="Arial" w:hAnsi="Arial"/>
-          <w:b w:val="0"/>
-          <w:color w:val="333333"/>
-          <w:sz w:val="22"/>
-        </w:rPr>
-        <w:t xml:space="preserve"> (especialista em AWS/Terraform, foco em governança) gera o código a partir de um prompt detalhado e grava o arquivo com uma Writer Tool; o </w:t>
-      </w:r>
-      <w:r>
-        <w:rPr>
-          <w:rFonts w:ascii="Arial" w:hAnsi="Arial"/>
-          <w:b/>
-          <w:color w:val="333333"/>
-          <w:sz w:val="22"/>
-        </w:rPr>
-        <w:t>auditor</w:t>
-      </w:r>
-      <w:r>
-        <w:rPr>
-          <w:rFonts w:ascii="Arial" w:hAnsi="Arial"/>
-          <w:b w:val="0"/>
-          <w:color w:val="333333"/>
-          <w:sz w:val="22"/>
-        </w:rPr>
-        <w:t xml:space="preserve"> (engenheiro DevSecOps) roda </w:t>
-      </w:r>
-      <w:r>
-        <w:rPr>
-          <w:rFonts w:ascii="Arial" w:hAnsi="Arial"/>
-          <w:b/>
-          <w:color w:val="333333"/>
-          <w:sz w:val="22"/>
-        </w:rPr>
-        <w:t>Checkov</w:t>
-      </w:r>
-      <w:r>
-        <w:rPr>
-          <w:rFonts w:ascii="Arial" w:hAnsi="Arial"/>
-          <w:b w:val="0"/>
-          <w:color w:val="333333"/>
-          <w:sz w:val="22"/>
-        </w:rPr>
-        <w:t xml:space="preserve"> (vulnerabilidades técnicas — criptografia em repouso, bloqueio de acesso público, versionamento) e </w:t>
-      </w:r>
-      <w:r>
-        <w:rPr>
-          <w:rFonts w:ascii="Arial" w:hAnsi="Arial"/>
-          <w:b/>
-          <w:color w:val="333333"/>
-          <w:sz w:val="22"/>
-        </w:rPr>
-        <w:t>Open Policy Agent</w:t>
-      </w:r>
-      <w:r>
-        <w:rPr>
-          <w:rFonts w:ascii="Arial" w:hAnsi="Arial"/>
-          <w:b w:val="0"/>
-          <w:color w:val="333333"/>
-          <w:sz w:val="22"/>
-        </w:rPr>
-        <w:t xml:space="preserve"> (regras de negócio — soberania de dados/região, limites de custo por família de instância). Se o OPA rejeita por região errada, o relatório volta ao arquiteto, que corrige a origem do problema (o prompt/regra), não só a execução pontual — fechando um ciclo de self-healing.</w:t>
-      </w:r>
-    </w:p>
-    <w:p>
-      <w:pPr>
-        <w:pStyle w:val="Heading3"/>
-        <w:spacing w:before="200" w:after="80"/>
-      </w:pPr>
-      <w:r>
-        <w:rPr>
-          <w:rFonts w:ascii="Arial" w:hAnsi="Arial"/>
-          <w:b/>
-          <w:color w:val="1F4D78"/>
-          <w:sz w:val="24"/>
-        </w:rPr>
-        <w:t>3.2 Agentes para Kubernetes — Manifesto + SRE</w:t>
-      </w:r>
-    </w:p>
-    <w:p>
-      <w:pPr>
-        <w:spacing w:after="160"/>
-      </w:pPr>
-      <w:r>
-        <w:rPr>
-          <w:rFonts w:ascii="Arial" w:hAnsi="Arial"/>
-          <w:b w:val="0"/>
-          <w:color w:val="333333"/>
-          <w:sz w:val="22"/>
-        </w:rPr>
-        <w:t xml:space="preserve">O arquiteto passa a gerar manifestos K8s (Deployment + Service) em vez de Terraform, com Readiness Probes obrigatórios e imagem pública validada (evita a IA "inventar" imagens inexistentes). O agente SRE aplica o manifesto no cluster e usa um </w:t>
-      </w:r>
-      <w:r>
-        <w:rPr>
-          <w:rFonts w:ascii="Arial" w:hAnsi="Arial"/>
-          <w:b/>
-          <w:color w:val="333333"/>
-          <w:sz w:val="22"/>
-        </w:rPr>
-        <w:t>Canary Analyzer</w:t>
-      </w:r>
-      <w:r>
-        <w:rPr>
-          <w:rFonts w:ascii="Arial" w:hAnsi="Arial"/>
-          <w:b w:val="0"/>
-          <w:color w:val="333333"/>
-          <w:sz w:val="22"/>
-        </w:rPr>
-        <w:t xml:space="preserve"> que consulta error rate e latência para aprovar ou reprovar o rollout — reproduzindo o padrão de deployment gradual usado em produção.</w:t>
-      </w:r>
-    </w:p>
-    <w:p>
-      <w:pPr>
-        <w:pStyle w:val="Heading3"/>
-        <w:spacing w:before="200" w:after="80"/>
-      </w:pPr>
-      <w:r>
-        <w:rPr>
-          <w:rFonts w:ascii="Arial" w:hAnsi="Arial"/>
-          <w:b/>
-          <w:color w:val="1F4D78"/>
-          <w:sz w:val="24"/>
-        </w:rPr>
-        <w:t>3.3 Troubleshooting com ReAct — Checkout API</w:t>
-      </w:r>
-    </w:p>
-    <w:p>
-      <w:pPr>
-        <w:spacing w:after="160"/>
-      </w:pPr>
-      <w:r>
-        <w:rPr>
-          <w:rFonts w:ascii="Arial" w:hAnsi="Arial"/>
-          <w:b w:val="0"/>
-          <w:color w:val="333333"/>
-          <w:sz w:val="22"/>
-        </w:rPr>
-        <w:t xml:space="preserve">Cenário controlado: aplicação </w:t>
-      </w:r>
-      <w:r>
-        <w:rPr>
-          <w:rFonts w:ascii="Courier New" w:hAnsi="Courier New"/>
-          <w:color w:val="333333"/>
-          <w:sz w:val="20"/>
-        </w:rPr>
-        <w:t>Checkout Broken</w:t>
-      </w:r>
-      <w:r>
-        <w:rPr>
-          <w:rFonts w:ascii="Arial" w:hAnsi="Arial"/>
-          <w:b w:val="0"/>
-          <w:color w:val="333333"/>
-          <w:sz w:val="22"/>
-        </w:rPr>
-        <w:t xml:space="preserve"> com deployment propositalmente mal configurado (memória insuficiente, health check cedo demais). O agente de SRE consulta Prometheus (latência/erro), Jaeger (gargalo em PostgreSQL) e eventos do pod, identifica que o problema é anterior à inicialização (não é o CrashLoopBackOff "clássico") e produz um manifesto corrigido com ajustes de </w:t>
-      </w:r>
-      <w:r>
-        <w:rPr>
-          <w:rFonts w:ascii="Courier New" w:hAnsi="Courier New"/>
-          <w:color w:val="333333"/>
-          <w:sz w:val="20"/>
-        </w:rPr>
-        <w:t>initialDelaySeconds</w:t>
-      </w:r>
-      <w:r>
-        <w:rPr>
-          <w:rFonts w:ascii="Arial" w:hAnsi="Arial"/>
-          <w:b w:val="0"/>
-          <w:color w:val="333333"/>
-          <w:sz w:val="22"/>
-        </w:rPr>
-        <w:t xml:space="preserve"> e limites de memória.</w:t>
-      </w:r>
-    </w:p>
-    <w:p>
-      <w:pPr>
-        <w:pStyle w:val="Heading3"/>
-        <w:spacing w:before="200" w:after="80"/>
-      </w:pPr>
-      <w:r>
-        <w:rPr>
-          <w:rFonts w:ascii="Arial" w:hAnsi="Arial"/>
-          <w:b/>
-          <w:color w:val="1F4D78"/>
-          <w:sz w:val="24"/>
-        </w:rPr>
-        <w:t>3.4 AIOps — NL2Q + Previsão de Disco</w:t>
-      </w:r>
-    </w:p>
-    <w:p>
-      <w:pPr>
-        <w:spacing w:after="160"/>
-      </w:pPr>
-      <w:r>
-        <w:rPr>
-          <w:rFonts w:ascii="Arial" w:hAnsi="Arial"/>
-          <w:b w:val="0"/>
-          <w:color w:val="333333"/>
-          <w:sz w:val="22"/>
-        </w:rPr>
-        <w:t>Fluxo com três responsabilidades: (1) traduzir "existe lentidão associada ao banco e suspeita de crescimento de disco" em consulta PromQL; (2) aplicar análise preditiva sobre a série histórica (85% de uso, crescimento de ~2 GB/hora → estimativa de esgotamento em ~4 horas); (3) gerar automaticamente um JSON de dashboard importável no Grafana, contendo painel de disco e taxa de erro.</w:t>
-      </w:r>
-    </w:p>
-    <w:p>
-      <w:pPr>
-        <w:pStyle w:val="Heading3"/>
-        <w:spacing w:before="200" w:after="80"/>
-      </w:pPr>
-      <w:r>
-        <w:rPr>
-          <w:rFonts w:ascii="Arial" w:hAnsi="Arial"/>
-          <w:b/>
-          <w:color w:val="1F4D78"/>
-          <w:sz w:val="24"/>
-        </w:rPr>
-        <w:t>3.5 ChatOps com Streamlit — Canal InfraOps</w:t>
-      </w:r>
-    </w:p>
-    <w:p>
-      <w:pPr>
-        <w:spacing w:after="160"/>
-      </w:pPr>
-      <w:r>
-        <w:rPr>
-          <w:rFonts w:ascii="Arial" w:hAnsi="Arial"/>
-          <w:b w:val="0"/>
-          <w:color w:val="333333"/>
-          <w:sz w:val="22"/>
-        </w:rPr>
-        <w:t>Simulador local (evita a complexidade de integrar Slack/Teams real) com uma ferramenta que varre a mensagem por palavras-chave associadas a operações destrutivas. Se detectada, o fluxo interrompe e exige uma credencial de aprovação (</w:t>
-      </w:r>
-      <w:r>
-        <w:rPr>
-          <w:rFonts w:ascii="Arial" w:hAnsi="Arial"/>
-          <w:b/>
-          <w:color w:val="333333"/>
-          <w:sz w:val="22"/>
-        </w:rPr>
-        <w:t>Human in the Loop</w:t>
-      </w:r>
-      <w:r>
-        <w:rPr>
-          <w:rFonts w:ascii="Arial" w:hAnsi="Arial"/>
-          <w:b w:val="0"/>
-          <w:color w:val="333333"/>
-          <w:sz w:val="22"/>
-        </w:rPr>
-        <w:t>) antes de prosseguir — mesmo modelo usado depois em Auto-remediação. Os logs do CrewAI tornam o raciocínio do agente auditável, ponto reforçado repetidamente no módulo.</w:t>
-      </w:r>
-    </w:p>
-    <w:p>
-      <w:pPr>
-        <w:pStyle w:val="Heading3"/>
-        <w:spacing w:before="200" w:after="80"/>
-      </w:pPr>
-      <w:r>
-        <w:rPr>
-          <w:rFonts w:ascii="Arial" w:hAnsi="Arial"/>
-          <w:b/>
-          <w:color w:val="1F4D78"/>
-          <w:sz w:val="24"/>
-        </w:rPr>
-        <w:t>3.6 Priorização de CVEs — Relatório do Trivy</w:t>
-      </w:r>
-    </w:p>
-    <w:p>
-      <w:pPr>
-        <w:spacing w:after="160"/>
-      </w:pPr>
-      <w:r>
-        <w:rPr>
-          <w:rFonts w:ascii="Arial" w:hAnsi="Arial"/>
-          <w:b w:val="0"/>
-          <w:color w:val="333333"/>
-          <w:sz w:val="22"/>
-        </w:rPr>
-        <w:t>Agente carrega um JSON simulando saída real do Trivy (~50 vulnerabilidades numa imagem Python 3.11 Slim), com instrução explícita para checar a presença da CVE-2024-3094. Produz relatório executivo priorizando essa CVE (execução arbitrária de código) acima de um problema de severidade "alta" na biblioteca MiniZip, com plano de ação objetivo (atualizar versão, substituir pacote, validar impacto secundário).</w:t>
-      </w:r>
-    </w:p>
-    <w:p>
-      <w:pPr>
-        <w:pStyle w:val="Heading3"/>
-        <w:spacing w:before="200" w:after="80"/>
-      </w:pPr>
-      <w:r>
-        <w:rPr>
-          <w:rFonts w:ascii="Arial" w:hAnsi="Arial"/>
-          <w:b/>
-          <w:color w:val="1F4D78"/>
-          <w:sz w:val="24"/>
-        </w:rPr>
-        <w:t>3.7 CI/CD — Pipeline Node.js sem Cache</w:t>
-      </w:r>
-    </w:p>
-    <w:p>
-      <w:pPr>
-        <w:spacing w:after="160"/>
-      </w:pPr>
-      <w:r>
-        <w:rPr>
-          <w:rFonts w:ascii="Arial" w:hAnsi="Arial"/>
-          <w:b w:val="0"/>
-          <w:color w:val="333333"/>
-          <w:sz w:val="22"/>
-        </w:rPr>
-        <w:t xml:space="preserve">Workflow do GitHub Actions reinstala dependências do zero a cada execução (~10 minutos totais). O agente identifica a ausência de cache como gargalo principal, propõe reescrita usando </w:t>
-      </w:r>
-      <w:r>
-        <w:rPr>
-          <w:rFonts w:ascii="Courier New" w:hAnsi="Courier New"/>
-          <w:color w:val="333333"/>
-          <w:sz w:val="20"/>
-        </w:rPr>
-        <w:t>actions/cache</w:t>
-      </w:r>
-      <w:r>
-        <w:rPr>
-          <w:rFonts w:ascii="Arial" w:hAnsi="Arial"/>
-          <w:b w:val="0"/>
-          <w:color w:val="333333"/>
-          <w:sz w:val="22"/>
-        </w:rPr>
-        <w:t xml:space="preserve"> com chave baseada no lock file, estimando ganho de 2 a 5 minutos/execução — otimização que se multiplica em organizações com centenas de execuções diárias.</w:t>
-      </w:r>
-    </w:p>
-    <w:p>
-      <w:pPr>
-        <w:pStyle w:val="Heading3"/>
-        <w:spacing w:before="200" w:after="80"/>
-      </w:pPr>
-      <w:r>
-        <w:rPr>
-          <w:rFonts w:ascii="Arial" w:hAnsi="Arial"/>
-          <w:b/>
-          <w:color w:val="1F4D78"/>
-          <w:sz w:val="24"/>
-        </w:rPr>
-        <w:t>3.8 FinOps — Auditor de Inventário Cloud</w:t>
-      </w:r>
-    </w:p>
-    <w:p>
-      <w:pPr>
-        <w:spacing w:after="160"/>
-      </w:pPr>
-      <w:r>
-        <w:rPr>
-          <w:rFonts w:ascii="Arial" w:hAnsi="Arial"/>
-          <w:b w:val="0"/>
-          <w:color w:val="333333"/>
-          <w:sz w:val="22"/>
-        </w:rPr>
-        <w:t>Agente especialista em FinOps analisa inventário JSON (possivelmente extraído do state do Terraform) e identifica volumes EBS órfãos, Elastic IPs não associados e instâncias superdimensionadas (ex.: máquina robusta hospedando um blog com 2-3% de utilização média de CPU) — produzindo relatório com economia estimada por item, priorizável por retorno financeiro.</w:t>
-      </w:r>
-    </w:p>
-    <w:p>
-      <w:pPr>
-        <w:pStyle w:val="Heading3"/>
-        <w:spacing w:before="200" w:after="80"/>
-      </w:pPr>
-      <w:r>
-        <w:rPr>
-          <w:rFonts w:ascii="Arial" w:hAnsi="Arial"/>
-          <w:b/>
-          <w:color w:val="1F4D78"/>
-          <w:sz w:val="24"/>
-        </w:rPr>
-        <w:t>3.9 RAG de Runbooks — Saturação de Conexões de Banco</w:t>
-      </w:r>
-    </w:p>
-    <w:p>
-      <w:pPr>
-        <w:spacing w:after="160"/>
-      </w:pPr>
-      <w:r>
-        <w:rPr>
-          <w:rFonts w:ascii="Arial" w:hAnsi="Arial"/>
-          <w:b w:val="0"/>
-          <w:color w:val="333333"/>
-          <w:sz w:val="22"/>
-        </w:rPr>
-        <w:t>Agente com perfil de SRE experiente consulta o runbook específico do serviço afetado (roteamento por tipo de incidente: banco, Kubernetes, rede), identifica conexões ociosas como causa provável de esgotamento do pool, recomenda liberar recursos e, em paralelo, já constrói o rascunho de postmortem (resumo, causa raiz, ações corretivas, ações preventivas) a partir dos próprios eventos monitorados durante a investigação.</w:t>
-      </w:r>
-    </w:p>
-    <w:p>
-      <w:pPr>
-        <w:pStyle w:val="Heading3"/>
-        <w:spacing w:before="200" w:after="80"/>
-      </w:pPr>
-      <w:r>
-        <w:rPr>
-          <w:rFonts w:ascii="Arial" w:hAnsi="Arial"/>
-          <w:b/>
-          <w:color w:val="1F4D78"/>
-          <w:sz w:val="24"/>
-        </w:rPr>
-        <w:t>3.10 Auto-Remediação com Guardrails — Deployment de Checkout</w:t>
-      </w:r>
-    </w:p>
-    <w:p>
-      <w:pPr>
-        <w:spacing w:after="160"/>
-      </w:pPr>
-      <w:r>
-        <w:rPr>
-          <w:rFonts w:ascii="Arial" w:hAnsi="Arial"/>
-          <w:b w:val="0"/>
-          <w:color w:val="333333"/>
-          <w:sz w:val="22"/>
-        </w:rPr>
-        <w:t xml:space="preserve">Agente identifica inconsistência de configuração, mas em vez de aplicar direto, executa </w:t>
-      </w:r>
-      <w:r>
-        <w:rPr>
-          <w:rFonts w:ascii="Arial" w:hAnsi="Arial"/>
-          <w:b/>
-          <w:color w:val="333333"/>
-          <w:sz w:val="22"/>
-        </w:rPr>
-        <w:t>dry run</w:t>
-      </w:r>
-      <w:r>
-        <w:rPr>
-          <w:rFonts w:ascii="Arial" w:hAnsi="Arial"/>
-          <w:b w:val="0"/>
-          <w:color w:val="333333"/>
-          <w:sz w:val="22"/>
-        </w:rPr>
-        <w:t xml:space="preserve"> (mostra exatamente o que mudaria), interrompe o fluxo e aguarda aprovação humana explícita, apresentando problema + correção + resultado esperado. Só após confirmação a alteração real ocorre — o agente atua como copiloto, nunca como operador autônomo irrestrito nesse cenário.</w:t>
-      </w:r>
-    </w:p>
-    <w:p>
-      <w:pPr>
-        <w:pStyle w:val="Heading3"/>
-        <w:spacing w:before="200" w:after="80"/>
-      </w:pPr>
-      <w:r>
-        <w:rPr>
-          <w:rFonts w:ascii="Arial" w:hAnsi="Arial"/>
-          <w:b/>
-          <w:color w:val="1F4D78"/>
-          <w:sz w:val="24"/>
-        </w:rPr>
-        <w:t>3.11 Projeto Integrador — Bot Full-Stack</w:t>
-      </w:r>
-    </w:p>
-    <w:p>
-      <w:pPr>
-        <w:spacing w:after="160"/>
-      </w:pPr>
-      <w:r>
-        <w:rPr>
-          <w:rFonts w:ascii="Arial" w:hAnsi="Arial"/>
-          <w:b w:val="0"/>
-          <w:color w:val="333333"/>
-          <w:sz w:val="22"/>
-        </w:rPr>
-        <w:t>Cenário com três problemas simultâneos (instabilidade no checkout, vulnerabilidade de segurança, aumento de custo). O agente manager distribui investigação para os três especialistas em paralelo, correlaciona os achados (a vulnerabilidade pode ter causado a instabilidade, que gerou escalonamento de infraestrutura, que aumentou o custo) e produz relatório único traduzido para linguagem de negócio, incluindo estimativa de ROI da automação.</w:t>
-      </w:r>
-    </w:p>
-    <w:p>
-      <w:pPr>
-        <w:pStyle w:val="Heading3"/>
-        <w:spacing w:before="200" w:after="80"/>
-      </w:pPr>
-      <w:r>
-        <w:rPr>
-          <w:rFonts w:ascii="Arial" w:hAnsi="Arial"/>
-          <w:b/>
-          <w:color w:val="1F4D78"/>
-          <w:sz w:val="24"/>
-        </w:rPr>
-        <w:t>3.12 AI-Ops Enterprise — Do Terminal ao Escalável</w:t>
-      </w:r>
-    </w:p>
-    <w:p>
-      <w:pPr>
-        <w:spacing w:after="160"/>
-      </w:pPr>
-      <w:r>
-        <w:rPr>
-          <w:rFonts w:ascii="Arial" w:hAnsi="Arial"/>
-          <w:b w:val="0"/>
-          <w:color w:val="333333"/>
-          <w:sz w:val="22"/>
-        </w:rPr>
-        <w:t xml:space="preserve">Trilha final empacota os agentes em imagem Docker (Python Slim, multi-stage, </w:t>
-      </w:r>
-      <w:r>
-        <w:rPr>
-          <w:rFonts w:ascii="Courier New" w:hAnsi="Courier New"/>
-          <w:color w:val="333333"/>
-          <w:sz w:val="20"/>
-        </w:rPr>
-        <w:t>.dockerignore</w:t>
-      </w:r>
-      <w:r>
-        <w:rPr>
-          <w:rFonts w:ascii="Arial" w:hAnsi="Arial"/>
-          <w:b w:val="0"/>
-          <w:color w:val="333333"/>
-          <w:sz w:val="22"/>
-        </w:rPr>
-        <w:t xml:space="preserve">), sobe um cluster local com </w:t>
-      </w:r>
-      <w:r>
-        <w:rPr>
-          <w:rFonts w:ascii="Arial" w:hAnsi="Arial"/>
-          <w:b/>
-          <w:color w:val="333333"/>
-          <w:sz w:val="22"/>
-        </w:rPr>
-        <w:t>Minikube</w:t>
-      </w:r>
-      <w:r>
-        <w:rPr>
-          <w:rFonts w:ascii="Arial" w:hAnsi="Arial"/>
-          <w:b w:val="0"/>
-          <w:color w:val="333333"/>
-          <w:sz w:val="22"/>
-        </w:rPr>
-        <w:t xml:space="preserve">, usa </w:t>
-      </w:r>
-      <w:r>
-        <w:rPr>
-          <w:rFonts w:ascii="Arial" w:hAnsi="Arial"/>
-          <w:b/>
-          <w:color w:val="333333"/>
-          <w:sz w:val="22"/>
-        </w:rPr>
-        <w:t>Secrets</w:t>
-      </w:r>
-      <w:r>
-        <w:rPr>
-          <w:rFonts w:ascii="Arial" w:hAnsi="Arial"/>
-          <w:b w:val="0"/>
-          <w:color w:val="333333"/>
-          <w:sz w:val="22"/>
-        </w:rPr>
-        <w:t xml:space="preserve"> do Kubernetes para credenciais (nunca em texto plano na imagem), simula serviços AWS (S3, SQS, IAM) com </w:t>
-      </w:r>
-      <w:r>
-        <w:rPr>
-          <w:rFonts w:ascii="Arial" w:hAnsi="Arial"/>
-          <w:b/>
-          <w:color w:val="333333"/>
-          <w:sz w:val="22"/>
-        </w:rPr>
-        <w:t>LocalStack</w:t>
-      </w:r>
-      <w:r>
-        <w:rPr>
-          <w:rFonts w:ascii="Arial" w:hAnsi="Arial"/>
-          <w:b w:val="0"/>
-          <w:color w:val="333333"/>
-          <w:sz w:val="22"/>
-        </w:rPr>
-        <w:t xml:space="preserve"> dentro do cluster, expõe um dashboard </w:t>
-      </w:r>
-      <w:r>
-        <w:rPr>
-          <w:rFonts w:ascii="Arial" w:hAnsi="Arial"/>
-          <w:b/>
-          <w:color w:val="333333"/>
-          <w:sz w:val="22"/>
-        </w:rPr>
-        <w:t>Streamlit</w:t>
-      </w:r>
-      <w:r>
-        <w:rPr>
-          <w:rFonts w:ascii="Arial" w:hAnsi="Arial"/>
-          <w:b w:val="0"/>
-          <w:color w:val="333333"/>
-          <w:sz w:val="22"/>
-        </w:rPr>
-        <w:t xml:space="preserve"> via </w:t>
-      </w:r>
-      <w:r>
-        <w:rPr>
-          <w:rFonts w:ascii="Courier New" w:hAnsi="Courier New"/>
-          <w:color w:val="333333"/>
-          <w:sz w:val="20"/>
-        </w:rPr>
-        <w:t>LoadBalancer</w:t>
-      </w:r>
-      <w:r>
-        <w:rPr>
-          <w:rFonts w:ascii="Arial" w:hAnsi="Arial"/>
-          <w:b w:val="0"/>
-          <w:color w:val="333333"/>
-          <w:sz w:val="22"/>
-        </w:rPr>
-        <w:t xml:space="preserve"> consumindo esses serviços simulados, e testa execução de modelo local com </w:t>
-      </w:r>
-      <w:r>
-        <w:rPr>
-          <w:rFonts w:ascii="Arial" w:hAnsi="Arial"/>
-          <w:b/>
-          <w:color w:val="333333"/>
-          <w:sz w:val="22"/>
-        </w:rPr>
-        <w:t>Ollama</w:t>
-      </w:r>
-      <w:r>
-        <w:rPr>
-          <w:rFonts w:ascii="Arial" w:hAnsi="Arial"/>
-          <w:b w:val="0"/>
-          <w:color w:val="333333"/>
-          <w:sz w:val="22"/>
-        </w:rPr>
-        <w:t xml:space="preserve"> (Llama 3.1) — limitado pelos recursos do cluster local, mas validando a arquitetura para eliminar dependência de tokens/APIs externas quando privacidade ou custo exigem.</w:t>
-      </w:r>
-    </w:p>
-    <w:p>
-      <w:pPr>
-        <w:pStyle w:val="Heading2"/>
-        <w:spacing w:before="360" w:after="160"/>
-      </w:pPr>
-      <w:r>
-        <w:rPr>
-          <w:rFonts w:ascii="Arial" w:hAnsi="Arial"/>
-          <w:b/>
-          <w:color w:val="2E74B5"/>
-          <w:sz w:val="28"/>
-        </w:rPr>
-        <w:t>4. Analogias Java/Spring Boot e Go</w:t>
-      </w:r>
-    </w:p>
-    <w:tbl>
-      <w:tblPr>
-        <w:tblW w:type="auto" w:w="0"/>
-        <w:tblLook w:firstColumn="1" w:firstRow="1" w:lastColumn="0" w:lastRow="0" w:noHBand="0" w:noVBand="1" w:val="04A0"/>
-        <w:tblBorders>
-          <w:top w:val="single" w:color="auto" w:sz="4"/>
-          <w:left w:val="single" w:color="auto" w:sz="4"/>
-          <w:bottom w:val="single" w:color="auto" w:sz="4"/>
-          <w:right w:val="single" w:color="auto" w:sz="4"/>
-          <w:insideH w:val="single" w:color="auto" w:sz="4"/>
-          <w:insideV w:val="single" w:color="auto" w:sz="4"/>
-        </w:tblBorders>
-      </w:tblPr>
-      <w:tblGrid>
-        <w:gridCol w:w="2880"/>
-        <w:gridCol w:w="2880"/>
-        <w:gridCol w:w="2880"/>
-      </w:tblGrid>
-      <w:tr>
-        <w:tc>
-          <w:tcPr>
-            <w:tcW w:type="dxa" w:w="2880"/>
-            <w:shd w:val="clear" w:fill="D6E4F0"/>
-            <w:tcBorders>
-              <w:top w:val="single" w:color="CCCCCC" w:sz="4"/>
-              <w:left w:val="single" w:color="CCCCCC" w:sz="4"/>
-              <w:bottom w:val="single" w:color="CCCCCC" w:sz="4"/>
-              <w:right w:val="single" w:color="CCCCCC" w:sz="4"/>
-            </w:tcBorders>
-            <w:tcMar>
-              <w:top w:w="80" w:type="dxa"/>
-              <w:bottom w:w="80" w:type="dxa"/>
-              <w:left w:w="120" w:type="dxa"/>
-              <w:right w:w="120" w:type="dxa"/>
-            </w:tcMar>
-          </w:tcPr>
-          <w:p>
-            <w:r/>
-            <w:r>
-              <w:rPr>
-                <w:rFonts w:ascii="Arial" w:hAnsi="Arial"/>
-                <w:b/>
-                <w:color w:val="333333"/>
-                <w:sz w:val="22"/>
-              </w:rPr>
-              <w:t>Conceito DevOps + IA</w:t>
             </w:r>
           </w:p>
         </w:tc>
@@ -3772,844 +4063,7 @@
                 <w:color w:val="333333"/>
                 <w:sz w:val="22"/>
               </w:rPr>
-              <w:t>Agente CrewAI com papel definido</w:t>
-            </w:r>
-          </w:p>
-        </w:tc>
-        <w:tc>
-          <w:tcPr>
-            <w:tcW w:type="dxa" w:w="2880"/>
-            <w:shd w:val="clear" w:fill="FFFFFF"/>
-            <w:tcBorders>
-              <w:top w:val="single" w:color="CCCCCC" w:sz="4"/>
-              <w:left w:val="single" w:color="CCCCCC" w:sz="4"/>
-              <w:bottom w:val="single" w:color="CCCCCC" w:sz="4"/>
-              <w:right w:val="single" w:color="CCCCCC" w:sz="4"/>
-            </w:tcBorders>
-            <w:tcMar>
-              <w:top w:w="80" w:type="dxa"/>
-              <w:bottom w:w="80" w:type="dxa"/>
-              <w:left w:w="120" w:type="dxa"/>
-              <w:right w:w="120" w:type="dxa"/>
-            </w:tcMar>
-          </w:tcPr>
-          <w:p>
-            <w:r/>
-            <w:r>
-              <w:rPr>
-                <w:rFonts w:ascii="Courier New" w:hAnsi="Courier New"/>
-                <w:color w:val="333333"/>
-                <w:sz w:val="20"/>
-              </w:rPr>
-              <w:t>@Service</w:t>
-            </w:r>
-            <w:r>
-              <w:rPr>
-                <w:rFonts w:ascii="Arial" w:hAnsi="Arial"/>
-                <w:b w:val="0"/>
-                <w:color w:val="333333"/>
-                <w:sz w:val="22"/>
-              </w:rPr>
-              <w:t xml:space="preserve"> com responsabilidade única + Javadoc explicando seu propósito</w:t>
-            </w:r>
-          </w:p>
-        </w:tc>
-        <w:tc>
-          <w:tcPr>
-            <w:tcW w:type="dxa" w:w="2880"/>
-            <w:shd w:val="clear" w:fill="FFFFFF"/>
-            <w:tcBorders>
-              <w:top w:val="single" w:color="CCCCCC" w:sz="4"/>
-              <w:left w:val="single" w:color="CCCCCC" w:sz="4"/>
-              <w:bottom w:val="single" w:color="CCCCCC" w:sz="4"/>
-              <w:right w:val="single" w:color="CCCCCC" w:sz="4"/>
-            </w:tcBorders>
-            <w:tcMar>
-              <w:top w:w="80" w:type="dxa"/>
-              <w:bottom w:w="80" w:type="dxa"/>
-              <w:left w:w="120" w:type="dxa"/>
-              <w:right w:w="120" w:type="dxa"/>
-            </w:tcMar>
-          </w:tcPr>
-          <w:p>
-            <w:r/>
-            <w:r>
-              <w:rPr>
-                <w:rFonts w:ascii="Courier New" w:hAnsi="Courier New"/>
-                <w:color w:val="333333"/>
-                <w:sz w:val="20"/>
-              </w:rPr>
-              <w:t>struct</w:t>
-            </w:r>
-            <w:r>
-              <w:rPr>
-                <w:rFonts w:ascii="Arial" w:hAnsi="Arial"/>
-                <w:b w:val="0"/>
-                <w:color w:val="333333"/>
-                <w:sz w:val="22"/>
-              </w:rPr>
-              <w:t xml:space="preserve"> de agente com método </w:t>
-            </w:r>
-            <w:r>
-              <w:rPr>
-                <w:rFonts w:ascii="Courier New" w:hAnsi="Courier New"/>
-                <w:color w:val="333333"/>
-                <w:sz w:val="20"/>
-              </w:rPr>
-              <w:t>Run(ctx) (Result, error)</w:t>
-            </w:r>
-            <w:r>
-              <w:rPr>
-                <w:rFonts w:ascii="Arial" w:hAnsi="Arial"/>
-                <w:b w:val="0"/>
-                <w:color w:val="333333"/>
-                <w:sz w:val="22"/>
-              </w:rPr>
-              <w:t xml:space="preserve"> e comentário de pacote explicando seu papel</w:t>
-            </w:r>
-          </w:p>
-        </w:tc>
-      </w:tr>
-      <w:tr>
-        <w:tc>
-          <w:tcPr>
-            <w:tcW w:type="dxa" w:w="2880"/>
-            <w:shd w:val="clear" w:fill="FFFFFF"/>
-            <w:tcBorders>
-              <w:top w:val="single" w:color="CCCCCC" w:sz="4"/>
-              <w:left w:val="single" w:color="CCCCCC" w:sz="4"/>
-              <w:bottom w:val="single" w:color="CCCCCC" w:sz="4"/>
-              <w:right w:val="single" w:color="CCCCCC" w:sz="4"/>
-            </w:tcBorders>
-            <w:tcMar>
-              <w:top w:w="80" w:type="dxa"/>
-              <w:bottom w:w="80" w:type="dxa"/>
-              <w:left w:w="120" w:type="dxa"/>
-              <w:right w:w="120" w:type="dxa"/>
-            </w:tcMar>
-          </w:tcPr>
-          <w:p>
-            <w:r/>
-            <w:r>
-              <w:rPr>
-                <w:rFonts w:ascii="Arial" w:hAnsi="Arial"/>
-                <w:b w:val="0"/>
-                <w:color w:val="333333"/>
-                <w:sz w:val="22"/>
-              </w:rPr>
-              <w:t>RAG injetando padrões corporativos</w:t>
-            </w:r>
-          </w:p>
-        </w:tc>
-        <w:tc>
-          <w:tcPr>
-            <w:tcW w:type="dxa" w:w="2880"/>
-            <w:shd w:val="clear" w:fill="FFFFFF"/>
-            <w:tcBorders>
-              <w:top w:val="single" w:color="CCCCCC" w:sz="4"/>
-              <w:left w:val="single" w:color="CCCCCC" w:sz="4"/>
-              <w:bottom w:val="single" w:color="CCCCCC" w:sz="4"/>
-              <w:right w:val="single" w:color="CCCCCC" w:sz="4"/>
-            </w:tcBorders>
-            <w:tcMar>
-              <w:top w:w="80" w:type="dxa"/>
-              <w:bottom w:w="80" w:type="dxa"/>
-              <w:left w:w="120" w:type="dxa"/>
-              <w:right w:w="120" w:type="dxa"/>
-            </w:tcMar>
-          </w:tcPr>
-          <w:p>
-            <w:r/>
-            <w:r>
-              <w:rPr>
-                <w:rFonts w:ascii="Courier New" w:hAnsi="Courier New"/>
-                <w:color w:val="333333"/>
-                <w:sz w:val="20"/>
-              </w:rPr>
-              <w:t>@ConfigurationProperties</w:t>
-            </w:r>
-            <w:r>
-              <w:rPr>
-                <w:rFonts w:ascii="Arial" w:hAnsi="Arial"/>
-                <w:b w:val="0"/>
-                <w:color w:val="333333"/>
-                <w:sz w:val="22"/>
-              </w:rPr>
-              <w:t xml:space="preserve"> carregando regras de negócio de um YAML externo</w:t>
-            </w:r>
-          </w:p>
-        </w:tc>
-        <w:tc>
-          <w:tcPr>
-            <w:tcW w:type="dxa" w:w="2880"/>
-            <w:shd w:val="clear" w:fill="FFFFFF"/>
-            <w:tcBorders>
-              <w:top w:val="single" w:color="CCCCCC" w:sz="4"/>
-              <w:left w:val="single" w:color="CCCCCC" w:sz="4"/>
-              <w:bottom w:val="single" w:color="CCCCCC" w:sz="4"/>
-              <w:right w:val="single" w:color="CCCCCC" w:sz="4"/>
-            </w:tcBorders>
-            <w:tcMar>
-              <w:top w:w="80" w:type="dxa"/>
-              <w:bottom w:w="80" w:type="dxa"/>
-              <w:left w:w="120" w:type="dxa"/>
-              <w:right w:w="120" w:type="dxa"/>
-            </w:tcMar>
-          </w:tcPr>
-          <w:p>
-            <w:r/>
-            <w:r>
-              <w:rPr>
-                <w:rFonts w:ascii="Courier New" w:hAnsi="Courier New"/>
-                <w:color w:val="333333"/>
-                <w:sz w:val="20"/>
-              </w:rPr>
-              <w:t>struct Config</w:t>
-            </w:r>
-            <w:r>
-              <w:rPr>
-                <w:rFonts w:ascii="Arial" w:hAnsi="Arial"/>
-                <w:b w:val="0"/>
-                <w:color w:val="333333"/>
-                <w:sz w:val="22"/>
-              </w:rPr>
-              <w:t xml:space="preserve"> carregada de YAML/env no boot (</w:t>
-            </w:r>
-            <w:r>
-              <w:rPr>
-                <w:rFonts w:ascii="Courier New" w:hAnsi="Courier New"/>
-                <w:color w:val="333333"/>
-                <w:sz w:val="20"/>
-              </w:rPr>
-              <w:t>viper</w:t>
-            </w:r>
-            <w:r>
-              <w:rPr>
-                <w:rFonts w:ascii="Arial" w:hAnsi="Arial"/>
-                <w:b w:val="0"/>
-                <w:color w:val="333333"/>
-                <w:sz w:val="22"/>
-              </w:rPr>
-              <w:t xml:space="preserve"> ou </w:t>
-            </w:r>
-            <w:r>
-              <w:rPr>
-                <w:rFonts w:ascii="Courier New" w:hAnsi="Courier New"/>
-                <w:color w:val="333333"/>
-                <w:sz w:val="20"/>
-              </w:rPr>
-              <w:t>encoding/yaml</w:t>
-            </w:r>
-            <w:r>
-              <w:rPr>
-                <w:rFonts w:ascii="Arial" w:hAnsi="Arial"/>
-                <w:b w:val="0"/>
-                <w:color w:val="333333"/>
-                <w:sz w:val="22"/>
-              </w:rPr>
-              <w:t xml:space="preserve"> + </w:t>
-            </w:r>
-            <w:r>
-              <w:rPr>
-                <w:rFonts w:ascii="Courier New" w:hAnsi="Courier New"/>
-                <w:color w:val="333333"/>
-                <w:sz w:val="20"/>
-              </w:rPr>
-              <w:t>os.Getenv</w:t>
-            </w:r>
-            <w:r>
-              <w:rPr>
-                <w:rFonts w:ascii="Arial" w:hAnsi="Arial"/>
-                <w:b w:val="0"/>
-                <w:color w:val="333333"/>
-                <w:sz w:val="22"/>
-              </w:rPr>
-              <w:t>), injetada explicitamente via composição</w:t>
-            </w:r>
-          </w:p>
-        </w:tc>
-      </w:tr>
-      <w:tr>
-        <w:tc>
-          <w:tcPr>
-            <w:tcW w:type="dxa" w:w="2880"/>
-            <w:shd w:val="clear" w:fill="FFFFFF"/>
-            <w:tcBorders>
-              <w:top w:val="single" w:color="CCCCCC" w:sz="4"/>
-              <w:left w:val="single" w:color="CCCCCC" w:sz="4"/>
-              <w:bottom w:val="single" w:color="CCCCCC" w:sz="4"/>
-              <w:right w:val="single" w:color="CCCCCC" w:sz="4"/>
-            </w:tcBorders>
-            <w:tcMar>
-              <w:top w:w="80" w:type="dxa"/>
-              <w:bottom w:w="80" w:type="dxa"/>
-              <w:left w:w="120" w:type="dxa"/>
-              <w:right w:w="120" w:type="dxa"/>
-            </w:tcMar>
-          </w:tcPr>
-          <w:p>
-            <w:r/>
-            <w:r>
-              <w:rPr>
-                <w:rFonts w:ascii="Arial" w:hAnsi="Arial"/>
-                <w:b w:val="0"/>
-                <w:color w:val="333333"/>
-                <w:sz w:val="22"/>
-              </w:rPr>
-              <w:t>Checkov + OPA (dois agentes de auditoria)</w:t>
-            </w:r>
-          </w:p>
-        </w:tc>
-        <w:tc>
-          <w:tcPr>
-            <w:tcW w:type="dxa" w:w="2880"/>
-            <w:shd w:val="clear" w:fill="FFFFFF"/>
-            <w:tcBorders>
-              <w:top w:val="single" w:color="CCCCCC" w:sz="4"/>
-              <w:left w:val="single" w:color="CCCCCC" w:sz="4"/>
-              <w:bottom w:val="single" w:color="CCCCCC" w:sz="4"/>
-              <w:right w:val="single" w:color="CCCCCC" w:sz="4"/>
-            </w:tcBorders>
-            <w:tcMar>
-              <w:top w:w="80" w:type="dxa"/>
-              <w:bottom w:w="80" w:type="dxa"/>
-              <w:left w:w="120" w:type="dxa"/>
-              <w:right w:w="120" w:type="dxa"/>
-            </w:tcMar>
-          </w:tcPr>
-          <w:p>
-            <w:r/>
-            <w:r>
-              <w:rPr>
-                <w:rFonts w:ascii="Arial" w:hAnsi="Arial"/>
-                <w:b w:val="0"/>
-                <w:color w:val="333333"/>
-                <w:sz w:val="22"/>
-              </w:rPr>
-              <w:t xml:space="preserve">Dois </w:t>
-            </w:r>
-            <w:r>
-              <w:rPr>
-                <w:rFonts w:ascii="Courier New" w:hAnsi="Courier New"/>
-                <w:color w:val="333333"/>
-                <w:sz w:val="20"/>
-              </w:rPr>
-              <w:t>@Validator</w:t>
-            </w:r>
-            <w:r>
-              <w:rPr>
-                <w:rFonts w:ascii="Arial" w:hAnsi="Arial"/>
-                <w:b w:val="0"/>
-                <w:color w:val="333333"/>
-                <w:sz w:val="22"/>
-              </w:rPr>
-              <w:t xml:space="preserve"> em cadeia: um valida sintaxe/segurança técnica, outro valida regra de negócio</w:t>
-            </w:r>
-          </w:p>
-        </w:tc>
-        <w:tc>
-          <w:tcPr>
-            <w:tcW w:type="dxa" w:w="2880"/>
-            <w:shd w:val="clear" w:fill="FFFFFF"/>
-            <w:tcBorders>
-              <w:top w:val="single" w:color="CCCCCC" w:sz="4"/>
-              <w:left w:val="single" w:color="CCCCCC" w:sz="4"/>
-              <w:bottom w:val="single" w:color="CCCCCC" w:sz="4"/>
-              <w:right w:val="single" w:color="CCCCCC" w:sz="4"/>
-            </w:tcBorders>
-            <w:tcMar>
-              <w:top w:w="80" w:type="dxa"/>
-              <w:bottom w:w="80" w:type="dxa"/>
-              <w:left w:w="120" w:type="dxa"/>
-              <w:right w:w="120" w:type="dxa"/>
-            </w:tcMar>
-          </w:tcPr>
-          <w:p>
-            <w:r/>
-            <w:r>
-              <w:rPr>
-                <w:rFonts w:ascii="Arial" w:hAnsi="Arial"/>
-                <w:b w:val="0"/>
-                <w:color w:val="333333"/>
-                <w:sz w:val="22"/>
-              </w:rPr>
-              <w:t xml:space="preserve">Duas funções </w:t>
-            </w:r>
-            <w:r>
-              <w:rPr>
-                <w:rFonts w:ascii="Courier New" w:hAnsi="Courier New"/>
-                <w:color w:val="333333"/>
-                <w:sz w:val="20"/>
-              </w:rPr>
-              <w:t>func Validate(x Resource) error</w:t>
-            </w:r>
-            <w:r>
-              <w:rPr>
-                <w:rFonts w:ascii="Arial" w:hAnsi="Arial"/>
-                <w:b w:val="0"/>
-                <w:color w:val="333333"/>
-                <w:sz w:val="22"/>
-              </w:rPr>
-              <w:t xml:space="preserve"> encadeadas — uma técnica, uma de política — combinadas com </w:t>
-            </w:r>
-            <w:r>
-              <w:rPr>
-                <w:rFonts w:ascii="Courier New" w:hAnsi="Courier New"/>
-                <w:color w:val="333333"/>
-                <w:sz w:val="20"/>
-              </w:rPr>
-              <w:t>errors.Join</w:t>
-            </w:r>
-          </w:p>
-        </w:tc>
-      </w:tr>
-      <w:tr>
-        <w:tc>
-          <w:tcPr>
-            <w:tcW w:type="dxa" w:w="2880"/>
-            <w:shd w:val="clear" w:fill="FFFFFF"/>
-            <w:tcBorders>
-              <w:top w:val="single" w:color="CCCCCC" w:sz="4"/>
-              <w:left w:val="single" w:color="CCCCCC" w:sz="4"/>
-              <w:bottom w:val="single" w:color="CCCCCC" w:sz="4"/>
-              <w:right w:val="single" w:color="CCCCCC" w:sz="4"/>
-            </w:tcBorders>
-            <w:tcMar>
-              <w:top w:w="80" w:type="dxa"/>
-              <w:bottom w:w="80" w:type="dxa"/>
-              <w:left w:w="120" w:type="dxa"/>
-              <w:right w:w="120" w:type="dxa"/>
-            </w:tcMar>
-          </w:tcPr>
-          <w:p>
-            <w:r/>
-            <w:r>
-              <w:rPr>
-                <w:rFonts w:ascii="Arial" w:hAnsi="Arial"/>
-                <w:b w:val="0"/>
-                <w:color w:val="333333"/>
-                <w:sz w:val="22"/>
-              </w:rPr>
-              <w:t>Human in the Loop</w:t>
-            </w:r>
-          </w:p>
-        </w:tc>
-        <w:tc>
-          <w:tcPr>
-            <w:tcW w:type="dxa" w:w="2880"/>
-            <w:shd w:val="clear" w:fill="FFFFFF"/>
-            <w:tcBorders>
-              <w:top w:val="single" w:color="CCCCCC" w:sz="4"/>
-              <w:left w:val="single" w:color="CCCCCC" w:sz="4"/>
-              <w:bottom w:val="single" w:color="CCCCCC" w:sz="4"/>
-              <w:right w:val="single" w:color="CCCCCC" w:sz="4"/>
-            </w:tcBorders>
-            <w:tcMar>
-              <w:top w:w="80" w:type="dxa"/>
-              <w:bottom w:w="80" w:type="dxa"/>
-              <w:left w:w="120" w:type="dxa"/>
-              <w:right w:w="120" w:type="dxa"/>
-            </w:tcMar>
-          </w:tcPr>
-          <w:p>
-            <w:r/>
-            <w:r>
-              <w:rPr>
-                <w:rFonts w:ascii="Courier New" w:hAnsi="Courier New"/>
-                <w:color w:val="333333"/>
-                <w:sz w:val="20"/>
-              </w:rPr>
-              <w:t>@PreAuthorize</w:t>
-            </w:r>
-            <w:r>
-              <w:rPr>
-                <w:rFonts w:ascii="Arial" w:hAnsi="Arial"/>
-                <w:b w:val="0"/>
-                <w:color w:val="333333"/>
-                <w:sz w:val="22"/>
-              </w:rPr>
-              <w:t xml:space="preserve"> combinado com um passo de confirmação explícita antes de </w:t>
-            </w:r>
-            <w:r>
-              <w:rPr>
-                <w:rFonts w:ascii="Courier New" w:hAnsi="Courier New"/>
-                <w:color w:val="333333"/>
-                <w:sz w:val="20"/>
-              </w:rPr>
-              <w:t>@Transactional</w:t>
-            </w:r>
-            <w:r>
-              <w:rPr>
-                <w:rFonts w:ascii="Arial" w:hAnsi="Arial"/>
-                <w:b w:val="0"/>
-                <w:color w:val="333333"/>
-                <w:sz w:val="22"/>
-              </w:rPr>
-              <w:t xml:space="preserve"> crítico</w:t>
-            </w:r>
-          </w:p>
-        </w:tc>
-        <w:tc>
-          <w:tcPr>
-            <w:tcW w:type="dxa" w:w="2880"/>
-            <w:shd w:val="clear" w:fill="FFFFFF"/>
-            <w:tcBorders>
-              <w:top w:val="single" w:color="CCCCCC" w:sz="4"/>
-              <w:left w:val="single" w:color="CCCCCC" w:sz="4"/>
-              <w:bottom w:val="single" w:color="CCCCCC" w:sz="4"/>
-              <w:right w:val="single" w:color="CCCCCC" w:sz="4"/>
-            </w:tcBorders>
-            <w:tcMar>
-              <w:top w:w="80" w:type="dxa"/>
-              <w:bottom w:w="80" w:type="dxa"/>
-              <w:left w:w="120" w:type="dxa"/>
-              <w:right w:w="120" w:type="dxa"/>
-            </w:tcMar>
-          </w:tcPr>
-          <w:p>
-            <w:r/>
-            <w:r>
-              <w:rPr>
-                <w:rFonts w:ascii="Arial" w:hAnsi="Arial"/>
-                <w:b w:val="0"/>
-                <w:color w:val="333333"/>
-                <w:sz w:val="22"/>
-              </w:rPr>
-              <w:t>Middleware HTTP que verifica permissão + um passo explícito de confirmação antes de qualquer handler que execute mudança destrutiva</w:t>
-            </w:r>
-          </w:p>
-        </w:tc>
-      </w:tr>
-      <w:tr>
-        <w:tc>
-          <w:tcPr>
-            <w:tcW w:type="dxa" w:w="2880"/>
-            <w:shd w:val="clear" w:fill="FFFFFF"/>
-            <w:tcBorders>
-              <w:top w:val="single" w:color="CCCCCC" w:sz="4"/>
-              <w:left w:val="single" w:color="CCCCCC" w:sz="4"/>
-              <w:bottom w:val="single" w:color="CCCCCC" w:sz="4"/>
-              <w:right w:val="single" w:color="CCCCCC" w:sz="4"/>
-            </w:tcBorders>
-            <w:tcMar>
-              <w:top w:w="80" w:type="dxa"/>
-              <w:bottom w:w="80" w:type="dxa"/>
-              <w:left w:w="120" w:type="dxa"/>
-              <w:right w:w="120" w:type="dxa"/>
-            </w:tcMar>
-          </w:tcPr>
-          <w:p>
-            <w:r/>
-            <w:r>
-              <w:rPr>
-                <w:rFonts w:ascii="Arial" w:hAnsi="Arial"/>
-                <w:b w:val="0"/>
-                <w:color w:val="333333"/>
-                <w:sz w:val="22"/>
-              </w:rPr>
-              <w:t>Circuit Breaker operacional</w:t>
-            </w:r>
-          </w:p>
-        </w:tc>
-        <w:tc>
-          <w:tcPr>
-            <w:tcW w:type="dxa" w:w="2880"/>
-            <w:shd w:val="clear" w:fill="FFFFFF"/>
-            <w:tcBorders>
-              <w:top w:val="single" w:color="CCCCCC" w:sz="4"/>
-              <w:left w:val="single" w:color="CCCCCC" w:sz="4"/>
-              <w:bottom w:val="single" w:color="CCCCCC" w:sz="4"/>
-              <w:right w:val="single" w:color="CCCCCC" w:sz="4"/>
-            </w:tcBorders>
-            <w:tcMar>
-              <w:top w:w="80" w:type="dxa"/>
-              <w:bottom w:w="80" w:type="dxa"/>
-              <w:left w:w="120" w:type="dxa"/>
-              <w:right w:w="120" w:type="dxa"/>
-            </w:tcMar>
-          </w:tcPr>
-          <w:p>
-            <w:r/>
-            <w:r>
-              <w:rPr>
-                <w:rFonts w:ascii="Arial" w:hAnsi="Arial"/>
-                <w:b w:val="0"/>
-                <w:color w:val="333333"/>
-                <w:sz w:val="22"/>
-              </w:rPr>
-              <w:t xml:space="preserve">Resilience4j </w:t>
-            </w:r>
-            <w:r>
-              <w:rPr>
-                <w:rFonts w:ascii="Courier New" w:hAnsi="Courier New"/>
-                <w:color w:val="333333"/>
-                <w:sz w:val="20"/>
-              </w:rPr>
-              <w:t>@CircuitBreaker</w:t>
-            </w:r>
-            <w:r>
-              <w:rPr>
-                <w:rFonts w:ascii="Arial" w:hAnsi="Arial"/>
-                <w:b w:val="0"/>
-                <w:color w:val="333333"/>
-                <w:sz w:val="22"/>
-              </w:rPr>
-              <w:t xml:space="preserve"> — mesmo princípio, aplicado a decisões de agente em vez de chamadas HTTP</w:t>
-            </w:r>
-          </w:p>
-        </w:tc>
-        <w:tc>
-          <w:tcPr>
-            <w:tcW w:type="dxa" w:w="2880"/>
-            <w:shd w:val="clear" w:fill="FFFFFF"/>
-            <w:tcBorders>
-              <w:top w:val="single" w:color="CCCCCC" w:sz="4"/>
-              <w:left w:val="single" w:color="CCCCCC" w:sz="4"/>
-              <w:bottom w:val="single" w:color="CCCCCC" w:sz="4"/>
-              <w:right w:val="single" w:color="CCCCCC" w:sz="4"/>
-            </w:tcBorders>
-            <w:tcMar>
-              <w:top w:w="80" w:type="dxa"/>
-              <w:bottom w:w="80" w:type="dxa"/>
-              <w:left w:w="120" w:type="dxa"/>
-              <w:right w:w="120" w:type="dxa"/>
-            </w:tcMar>
-          </w:tcPr>
-          <w:p>
-            <w:r/>
-            <w:r>
-              <w:rPr>
-                <w:rFonts w:ascii="Courier New" w:hAnsi="Courier New"/>
-                <w:color w:val="333333"/>
-                <w:sz w:val="20"/>
-              </w:rPr>
-              <w:t>sony/gobreaker</w:t>
-            </w:r>
-            <w:r>
-              <w:rPr>
-                <w:rFonts w:ascii="Arial" w:hAnsi="Arial"/>
-                <w:b w:val="0"/>
-                <w:color w:val="333333"/>
-                <w:sz w:val="22"/>
-              </w:rPr>
-              <w:t xml:space="preserve"> (ou implementação própria com contador + </w:t>
-            </w:r>
-            <w:r>
-              <w:rPr>
-                <w:rFonts w:ascii="Courier New" w:hAnsi="Courier New"/>
-                <w:color w:val="333333"/>
-                <w:sz w:val="20"/>
-              </w:rPr>
-              <w:t>sync.Mutex</w:t>
-            </w:r>
-            <w:r>
-              <w:rPr>
-                <w:rFonts w:ascii="Arial" w:hAnsi="Arial"/>
-                <w:b w:val="0"/>
-                <w:color w:val="333333"/>
-                <w:sz w:val="22"/>
-              </w:rPr>
-              <w:t>) protegendo a chamada que aciona a ação do agente</w:t>
-            </w:r>
-          </w:p>
-        </w:tc>
-      </w:tr>
-      <w:tr>
-        <w:tc>
-          <w:tcPr>
-            <w:tcW w:type="dxa" w:w="2880"/>
-            <w:shd w:val="clear" w:fill="FFFFFF"/>
-            <w:tcBorders>
-              <w:top w:val="single" w:color="CCCCCC" w:sz="4"/>
-              <w:left w:val="single" w:color="CCCCCC" w:sz="4"/>
-              <w:bottom w:val="single" w:color="CCCCCC" w:sz="4"/>
-              <w:right w:val="single" w:color="CCCCCC" w:sz="4"/>
-            </w:tcBorders>
-            <w:tcMar>
-              <w:top w:w="80" w:type="dxa"/>
-              <w:bottom w:w="80" w:type="dxa"/>
-              <w:left w:w="120" w:type="dxa"/>
-              <w:right w:w="120" w:type="dxa"/>
-            </w:tcMar>
-          </w:tcPr>
-          <w:p>
-            <w:r/>
-            <w:r>
-              <w:rPr>
-                <w:rFonts w:ascii="Arial" w:hAnsi="Arial"/>
-                <w:b w:val="0"/>
-                <w:color w:val="333333"/>
-                <w:sz w:val="22"/>
-              </w:rPr>
-              <w:t>Dry Run</w:t>
-            </w:r>
-          </w:p>
-        </w:tc>
-        <w:tc>
-          <w:tcPr>
-            <w:tcW w:type="dxa" w:w="2880"/>
-            <w:shd w:val="clear" w:fill="FFFFFF"/>
-            <w:tcBorders>
-              <w:top w:val="single" w:color="CCCCCC" w:sz="4"/>
-              <w:left w:val="single" w:color="CCCCCC" w:sz="4"/>
-              <w:bottom w:val="single" w:color="CCCCCC" w:sz="4"/>
-              <w:right w:val="single" w:color="CCCCCC" w:sz="4"/>
-            </w:tcBorders>
-            <w:tcMar>
-              <w:top w:w="80" w:type="dxa"/>
-              <w:bottom w:w="80" w:type="dxa"/>
-              <w:left w:w="120" w:type="dxa"/>
-              <w:right w:w="120" w:type="dxa"/>
-            </w:tcMar>
-          </w:tcPr>
-          <w:p>
-            <w:r/>
-            <w:r>
-              <w:rPr>
-                <w:rFonts w:ascii="Courier New" w:hAnsi="Courier New"/>
-                <w:color w:val="333333"/>
-                <w:sz w:val="20"/>
-              </w:rPr>
-              <w:t>terraform plan</w:t>
-            </w:r>
-            <w:r>
-              <w:rPr>
-                <w:rFonts w:ascii="Arial" w:hAnsi="Arial"/>
-                <w:b w:val="0"/>
-                <w:color w:val="333333"/>
-                <w:sz w:val="22"/>
-              </w:rPr>
-              <w:t xml:space="preserve"> ↔ </w:t>
-            </w:r>
-            <w:r>
-              <w:rPr>
-                <w:rFonts w:ascii="Courier New" w:hAnsi="Courier New"/>
-                <w:color w:val="333333"/>
-                <w:sz w:val="20"/>
-              </w:rPr>
-              <w:t>flyway validate</w:t>
-            </w:r>
-            <w:r>
-              <w:rPr>
-                <w:rFonts w:ascii="Arial" w:hAnsi="Arial"/>
-                <w:b w:val="0"/>
-                <w:color w:val="333333"/>
-                <w:sz w:val="22"/>
-              </w:rPr>
-              <w:t xml:space="preserve"> antes de </w:t>
-            </w:r>
-            <w:r>
-              <w:rPr>
-                <w:rFonts w:ascii="Courier New" w:hAnsi="Courier New"/>
-                <w:color w:val="333333"/>
-                <w:sz w:val="20"/>
-              </w:rPr>
-              <w:t>flyway migrate</w:t>
-            </w:r>
-            <w:r>
-              <w:rPr>
-                <w:rFonts w:ascii="Arial" w:hAnsi="Arial"/>
-                <w:b w:val="0"/>
-                <w:color w:val="333333"/>
-                <w:sz w:val="22"/>
-              </w:rPr>
-              <w:t xml:space="preserve"> — visualizar impacto antes de aplicar</w:t>
-            </w:r>
-          </w:p>
-        </w:tc>
-        <w:tc>
-          <w:tcPr>
-            <w:tcW w:type="dxa" w:w="2880"/>
-            <w:shd w:val="clear" w:fill="FFFFFF"/>
-            <w:tcBorders>
-              <w:top w:val="single" w:color="CCCCCC" w:sz="4"/>
-              <w:left w:val="single" w:color="CCCCCC" w:sz="4"/>
-              <w:bottom w:val="single" w:color="CCCCCC" w:sz="4"/>
-              <w:right w:val="single" w:color="CCCCCC" w:sz="4"/>
-            </w:tcBorders>
-            <w:tcMar>
-              <w:top w:w="80" w:type="dxa"/>
-              <w:bottom w:w="80" w:type="dxa"/>
-              <w:left w:w="120" w:type="dxa"/>
-              <w:right w:w="120" w:type="dxa"/>
-            </w:tcMar>
-          </w:tcPr>
-          <w:p>
-            <w:r/>
-            <w:r>
-              <w:rPr>
-                <w:rFonts w:ascii="Arial" w:hAnsi="Arial"/>
-                <w:b w:val="0"/>
-                <w:color w:val="333333"/>
-                <w:sz w:val="22"/>
-              </w:rPr>
-              <w:t xml:space="preserve">Mesmo princípio: função </w:t>
-            </w:r>
-            <w:r>
-              <w:rPr>
-                <w:rFonts w:ascii="Courier New" w:hAnsi="Courier New"/>
-                <w:color w:val="333333"/>
-                <w:sz w:val="20"/>
-              </w:rPr>
-              <w:t>Plan(ctx) (Diff, error)</w:t>
-            </w:r>
-            <w:r>
-              <w:rPr>
-                <w:rFonts w:ascii="Arial" w:hAnsi="Arial"/>
-                <w:b w:val="0"/>
-                <w:color w:val="333333"/>
-                <w:sz w:val="22"/>
-              </w:rPr>
-              <w:t xml:space="preserve"> separada de </w:t>
-            </w:r>
-            <w:r>
-              <w:rPr>
-                <w:rFonts w:ascii="Courier New" w:hAnsi="Courier New"/>
-                <w:color w:val="333333"/>
-                <w:sz w:val="20"/>
-              </w:rPr>
-              <w:t>Apply(ctx, Diff) error</w:t>
-            </w:r>
-            <w:r>
-              <w:rPr>
-                <w:rFonts w:ascii="Arial" w:hAnsi="Arial"/>
-                <w:b w:val="0"/>
-                <w:color w:val="333333"/>
-                <w:sz w:val="22"/>
-              </w:rPr>
-              <w:t xml:space="preserve"> — nunca uma função só que já aplica</w:t>
-            </w:r>
-          </w:p>
-        </w:tc>
-      </w:tr>
-      <w:tr>
-        <w:tc>
-          <w:tcPr>
-            <w:tcW w:type="dxa" w:w="2880"/>
-            <w:shd w:val="clear" w:fill="FFFFFF"/>
-            <w:tcBorders>
-              <w:top w:val="single" w:color="CCCCCC" w:sz="4"/>
-              <w:left w:val="single" w:color="CCCCCC" w:sz="4"/>
-              <w:bottom w:val="single" w:color="CCCCCC" w:sz="4"/>
-              <w:right w:val="single" w:color="CCCCCC" w:sz="4"/>
-            </w:tcBorders>
-            <w:tcMar>
-              <w:top w:w="80" w:type="dxa"/>
-              <w:bottom w:w="80" w:type="dxa"/>
-              <w:left w:w="120" w:type="dxa"/>
-              <w:right w:w="120" w:type="dxa"/>
-            </w:tcMar>
-          </w:tcPr>
-          <w:p>
-            <w:r/>
-            <w:r>
-              <w:rPr>
-                <w:rFonts w:ascii="Arial" w:hAnsi="Arial"/>
-                <w:b w:val="0"/>
-                <w:color w:val="333333"/>
-                <w:sz w:val="22"/>
-              </w:rPr>
-              <w:t>Agente manager orquestrando especialistas</w:t>
+              <w:t>Definir papel/contexto de um agente (arquiteto, SRE, FinOps)</w:t>
             </w:r>
           </w:p>
         </w:tc>
@@ -4656,7 +4110,7 @@
                 <w:color w:val="333333"/>
                 <w:sz w:val="22"/>
               </w:rPr>
-              <w:t xml:space="preserve"> orquestrador chamando múltiplos </w:t>
+              <w:t xml:space="preserve"> com um </w:t>
             </w:r>
             <w:r>
               <w:rPr>
@@ -4664,7 +4118,7 @@
                 <w:color w:val="333333"/>
                 <w:sz w:val="20"/>
               </w:rPr>
-              <w:t>@Component</w:t>
+              <w:t>@Qualifier</w:t>
             </w:r>
             <w:r>
               <w:rPr>
@@ -4673,7 +4127,7 @@
                 <w:color w:val="333333"/>
                 <w:sz w:val="22"/>
               </w:rPr>
-              <w:t xml:space="preserve"> especializados e agregando os resultados (padrão Facade)</w:t>
+              <w:t xml:space="preserve"> específico injetado por perfil — o "papel" do componente é fixado na configuração, não decidido em runtime</w:t>
             </w:r>
           </w:p>
         </w:tc>
@@ -4703,7 +4157,7 @@
                 <w:color w:val="333333"/>
                 <w:sz w:val="22"/>
               </w:rPr>
-              <w:t xml:space="preserve">Uma função coordenadora chamando múltiplas </w:t>
+              <w:t xml:space="preserve">Uma </w:t>
             </w:r>
             <w:r>
               <w:rPr>
@@ -4720,7 +4174,7 @@
                 <w:color w:val="333333"/>
                 <w:sz w:val="22"/>
               </w:rPr>
-              <w:t xml:space="preserve">s de agente via goroutines + </w:t>
+              <w:t xml:space="preserve"> implementando uma </w:t>
             </w:r>
             <w:r>
               <w:rPr>
@@ -4728,7 +4182,7 @@
                 <w:color w:val="333333"/>
                 <w:sz w:val="20"/>
               </w:rPr>
-              <w:t>sync.WaitGroup</w:t>
+              <w:t>interface</w:t>
             </w:r>
             <w:r>
               <w:rPr>
@@ -4737,7 +4191,24 @@
                 <w:color w:val="333333"/>
                 <w:sz w:val="22"/>
               </w:rPr>
-              <w:t>, agregando resultados por canal</w:t>
+              <w:t xml:space="preserve"> pequena (</w:t>
+            </w:r>
+            <w:r>
+              <w:rPr>
+                <w:rFonts w:ascii="Courier New" w:hAnsi="Courier New"/>
+                <w:color w:val="333333"/>
+                <w:sz w:val="20"/>
+              </w:rPr>
+              <w:t>type Agente interface { Investigar(...) }</w:t>
+            </w:r>
+            <w:r>
+              <w:rPr>
+                <w:rFonts w:ascii="Arial" w:hAnsi="Arial"/>
+                <w:b w:val="0"/>
+                <w:color w:val="333333"/>
+                <w:sz w:val="22"/>
+              </w:rPr>
+              <w:t>) — o "papel" vem da implementação escolhida, não de metadado</w:t>
             </w:r>
           </w:p>
         </w:tc>
@@ -4769,7 +4240,24 @@
                 <w:color w:val="333333"/>
                 <w:sz w:val="22"/>
               </w:rPr>
-              <w:t>Danger.js no Pull Request</w:t>
+              <w:t>Ferramenta (</w:t>
+            </w:r>
+            <w:r>
+              <w:rPr>
+                <w:rFonts w:ascii="Courier New" w:hAnsi="Courier New"/>
+                <w:color w:val="333333"/>
+                <w:sz w:val="20"/>
+              </w:rPr>
+              <w:t>@tool</w:t>
+            </w:r>
+            <w:r>
+              <w:rPr>
+                <w:rFonts w:ascii="Arial" w:hAnsi="Arial"/>
+                <w:b w:val="0"/>
+                <w:color w:val="333333"/>
+                <w:sz w:val="22"/>
+              </w:rPr>
+              <w:t xml:space="preserve"> do CrewAI) exposta como endpoint reutilizável</w:t>
             </w:r>
           </w:p>
         </w:tc>
@@ -4799,7 +4287,41 @@
                 <w:color w:val="333333"/>
                 <w:sz w:val="22"/>
               </w:rPr>
-              <w:t>Quality Gate do SonarQube integrado ao pipeline — bloqueia merge antes que o problema chegue a produção</w:t>
+              <w:t xml:space="preserve">Um </w:t>
+            </w:r>
+            <w:r>
+              <w:rPr>
+                <w:rFonts w:ascii="Courier New" w:hAnsi="Courier New"/>
+                <w:color w:val="333333"/>
+                <w:sz w:val="20"/>
+              </w:rPr>
+              <w:t>@RestController</w:t>
+            </w:r>
+            <w:r>
+              <w:rPr>
+                <w:rFonts w:ascii="Arial" w:hAnsi="Arial"/>
+                <w:b w:val="0"/>
+                <w:color w:val="333333"/>
+                <w:sz w:val="22"/>
+              </w:rPr>
+              <w:t xml:space="preserve"> fino delegando para um </w:t>
+            </w:r>
+            <w:r>
+              <w:rPr>
+                <w:rFonts w:ascii="Courier New" w:hAnsi="Courier New"/>
+                <w:color w:val="333333"/>
+                <w:sz w:val="20"/>
+              </w:rPr>
+              <w:t>@Service</w:t>
+            </w:r>
+            <w:r>
+              <w:rPr>
+                <w:rFonts w:ascii="Arial" w:hAnsi="Arial"/>
+                <w:b w:val="0"/>
+                <w:color w:val="333333"/>
+                <w:sz w:val="22"/>
+              </w:rPr>
+              <w:t xml:space="preserve"> de domínio — a mesma lógica de negócio é chamável tanto por HTTP quanto por um scheduler interno</w:t>
             </w:r>
           </w:p>
         </w:tc>
@@ -4824,11 +4346,20 @@
             <w:r/>
             <w:r>
               <w:rPr>
+                <w:rFonts w:ascii="Arial" w:hAnsi="Arial"/>
+                <w:b w:val="0"/>
+                <w:color w:val="333333"/>
+                <w:sz w:val="22"/>
+              </w:rPr>
+              <w:t>Uma função de pacote (</w:t>
+            </w:r>
+            <w:r>
+              <w:rPr>
                 <w:rFonts w:ascii="Courier New" w:hAnsi="Courier New"/>
                 <w:color w:val="333333"/>
                 <w:sz w:val="20"/>
               </w:rPr>
-              <w:t>golangci-lint</w:t>
+              <w:t>tools.AnalyzeCanaryMetrics</w:t>
             </w:r>
             <w:r>
               <w:rPr>
@@ -4837,7 +4368,665 @@
                 <w:color w:val="333333"/>
                 <w:sz w:val="22"/>
               </w:rPr>
-              <w:t xml:space="preserve"> + regra customizada de CI (GitHub Actions) bloqueando merge antes do deploy</w:t>
+              <w:t xml:space="preserve">) chamada tanto pelo </w:t>
+            </w:r>
+            <w:r>
+              <w:rPr>
+                <w:rFonts w:ascii="Courier New" w:hAnsi="Courier New"/>
+                <w:color w:val="333333"/>
+                <w:sz w:val="20"/>
+              </w:rPr>
+              <w:t>handler</w:t>
+            </w:r>
+            <w:r>
+              <w:rPr>
+                <w:rFonts w:ascii="Arial" w:hAnsi="Arial"/>
+                <w:b w:val="0"/>
+                <w:color w:val="333333"/>
+                <w:sz w:val="22"/>
+              </w:rPr>
+              <w:t xml:space="preserve"> HTTP quanto, em teoria, por um orquestrador CLI — a "tool" é só uma função com contrato de entrada/saída bem definido</w:t>
+            </w:r>
+          </w:p>
+        </w:tc>
+      </w:tr>
+      <w:tr>
+        <w:tc>
+          <w:tcPr>
+            <w:tcW w:type="dxa" w:w="2880"/>
+            <w:shd w:val="clear" w:fill="FFFFFF"/>
+            <w:tcBorders>
+              <w:top w:val="single" w:color="CCCCCC" w:sz="4"/>
+              <w:left w:val="single" w:color="CCCCCC" w:sz="4"/>
+              <w:bottom w:val="single" w:color="CCCCCC" w:sz="4"/>
+              <w:right w:val="single" w:color="CCCCCC" w:sz="4"/>
+            </w:tcBorders>
+            <w:tcMar>
+              <w:top w:w="80" w:type="dxa"/>
+              <w:bottom w:w="80" w:type="dxa"/>
+              <w:left w:w="120" w:type="dxa"/>
+              <w:right w:w="120" w:type="dxa"/>
+            </w:tcMar>
+          </w:tcPr>
+          <w:p>
+            <w:r/>
+            <w:r>
+              <w:rPr>
+                <w:rFonts w:ascii="Arial" w:hAnsi="Arial"/>
+                <w:b w:val="0"/>
+                <w:color w:val="333333"/>
+                <w:sz w:val="22"/>
+              </w:rPr>
+              <w:t>Auditoria + auto-correção do arquiteto (Checkov/OPA reprovam, o agente corrige a origem)</w:t>
+            </w:r>
+          </w:p>
+        </w:tc>
+        <w:tc>
+          <w:tcPr>
+            <w:tcW w:type="dxa" w:w="2880"/>
+            <w:shd w:val="clear" w:fill="FFFFFF"/>
+            <w:tcBorders>
+              <w:top w:val="single" w:color="CCCCCC" w:sz="4"/>
+              <w:left w:val="single" w:color="CCCCCC" w:sz="4"/>
+              <w:bottom w:val="single" w:color="CCCCCC" w:sz="4"/>
+              <w:right w:val="single" w:color="CCCCCC" w:sz="4"/>
+            </w:tcBorders>
+            <w:tcMar>
+              <w:top w:w="80" w:type="dxa"/>
+              <w:bottom w:w="80" w:type="dxa"/>
+              <w:left w:w="120" w:type="dxa"/>
+              <w:right w:w="120" w:type="dxa"/>
+            </w:tcMar>
+          </w:tcPr>
+          <w:p>
+            <w:r/>
+            <w:r>
+              <w:rPr>
+                <w:rFonts w:ascii="Arial" w:hAnsi="Arial"/>
+                <w:b w:val="0"/>
+                <w:color w:val="333333"/>
+                <w:sz w:val="22"/>
+              </w:rPr>
+              <w:t xml:space="preserve">Um </w:t>
+            </w:r>
+            <w:r>
+              <w:rPr>
+                <w:rFonts w:ascii="Courier New" w:hAnsi="Courier New"/>
+                <w:color w:val="333333"/>
+                <w:sz w:val="20"/>
+              </w:rPr>
+              <w:t>@ControllerAdvice</w:t>
+            </w:r>
+            <w:r>
+              <w:rPr>
+                <w:rFonts w:ascii="Arial" w:hAnsi="Arial"/>
+                <w:b w:val="0"/>
+                <w:color w:val="333333"/>
+                <w:sz w:val="22"/>
+              </w:rPr>
+              <w:t xml:space="preserve">/validator centralizado que rejeita uma requisição </w:t>
+            </w:r>
+            <w:r>
+              <w:rPr>
+                <w:rFonts w:ascii="Arial" w:hAnsi="Arial"/>
+                <w:i/>
+                <w:color w:val="333333"/>
+                <w:sz w:val="22"/>
+              </w:rPr>
+              <w:t>antes</w:t>
+            </w:r>
+            <w:r>
+              <w:rPr>
+                <w:rFonts w:ascii="Arial" w:hAnsi="Arial"/>
+                <w:b w:val="0"/>
+                <w:color w:val="333333"/>
+                <w:sz w:val="22"/>
+              </w:rPr>
+              <w:t xml:space="preserve"> de persistir — a correção acontece na camada de validação, não espalhada pelo código de negócio</w:t>
+            </w:r>
+          </w:p>
+        </w:tc>
+        <w:tc>
+          <w:tcPr>
+            <w:tcW w:type="dxa" w:w="2880"/>
+            <w:shd w:val="clear" w:fill="FFFFFF"/>
+            <w:tcBorders>
+              <w:top w:val="single" w:color="CCCCCC" w:sz="4"/>
+              <w:left w:val="single" w:color="CCCCCC" w:sz="4"/>
+              <w:bottom w:val="single" w:color="CCCCCC" w:sz="4"/>
+              <w:right w:val="single" w:color="CCCCCC" w:sz="4"/>
+            </w:tcBorders>
+            <w:tcMar>
+              <w:top w:w="80" w:type="dxa"/>
+              <w:bottom w:w="80" w:type="dxa"/>
+              <w:left w:w="120" w:type="dxa"/>
+              <w:right w:w="120" w:type="dxa"/>
+            </w:tcMar>
+          </w:tcPr>
+          <w:p>
+            <w:r/>
+            <w:r>
+              <w:rPr>
+                <w:rFonts w:ascii="Arial" w:hAnsi="Arial"/>
+                <w:b w:val="0"/>
+                <w:color w:val="333333"/>
+                <w:sz w:val="22"/>
+              </w:rPr>
+              <w:t>Middleware Go que intercepta e valida antes do handler seguir — mesma ideia de "gate" centralizado antes de qualquer efeito colateral</w:t>
+            </w:r>
+          </w:p>
+        </w:tc>
+      </w:tr>
+      <w:tr>
+        <w:tc>
+          <w:tcPr>
+            <w:tcW w:type="dxa" w:w="2880"/>
+            <w:shd w:val="clear" w:fill="FFFFFF"/>
+            <w:tcBorders>
+              <w:top w:val="single" w:color="CCCCCC" w:sz="4"/>
+              <w:left w:val="single" w:color="CCCCCC" w:sz="4"/>
+              <w:bottom w:val="single" w:color="CCCCCC" w:sz="4"/>
+              <w:right w:val="single" w:color="CCCCCC" w:sz="4"/>
+            </w:tcBorders>
+            <w:tcMar>
+              <w:top w:w="80" w:type="dxa"/>
+              <w:bottom w:w="80" w:type="dxa"/>
+              <w:left w:w="120" w:type="dxa"/>
+              <w:right w:w="120" w:type="dxa"/>
+            </w:tcMar>
+          </w:tcPr>
+          <w:p>
+            <w:r/>
+            <w:r>
+              <w:rPr>
+                <w:rFonts w:ascii="Arial" w:hAnsi="Arial"/>
+                <w:b w:val="0"/>
+                <w:color w:val="333333"/>
+                <w:sz w:val="22"/>
+              </w:rPr>
+              <w:t>Dry run / dois estágios (simular, depois aplicar com aprovação)</w:t>
+            </w:r>
+          </w:p>
+        </w:tc>
+        <w:tc>
+          <w:tcPr>
+            <w:tcW w:type="dxa" w:w="2880"/>
+            <w:shd w:val="clear" w:fill="FFFFFF"/>
+            <w:tcBorders>
+              <w:top w:val="single" w:color="CCCCCC" w:sz="4"/>
+              <w:left w:val="single" w:color="CCCCCC" w:sz="4"/>
+              <w:bottom w:val="single" w:color="CCCCCC" w:sz="4"/>
+              <w:right w:val="single" w:color="CCCCCC" w:sz="4"/>
+            </w:tcBorders>
+            <w:tcMar>
+              <w:top w:w="80" w:type="dxa"/>
+              <w:bottom w:w="80" w:type="dxa"/>
+              <w:left w:w="120" w:type="dxa"/>
+              <w:right w:w="120" w:type="dxa"/>
+            </w:tcMar>
+          </w:tcPr>
+          <w:p>
+            <w:r/>
+            <w:r>
+              <w:rPr>
+                <w:rFonts w:ascii="Arial" w:hAnsi="Arial"/>
+                <w:b w:val="0"/>
+                <w:color w:val="333333"/>
+                <w:sz w:val="22"/>
+              </w:rPr>
+              <w:t xml:space="preserve">Um método </w:t>
+            </w:r>
+            <w:r>
+              <w:rPr>
+                <w:rFonts w:ascii="Courier New" w:hAnsi="Courier New"/>
+                <w:color w:val="333333"/>
+                <w:sz w:val="20"/>
+              </w:rPr>
+              <w:t>simulate()</w:t>
+            </w:r>
+            <w:r>
+              <w:rPr>
+                <w:rFonts w:ascii="Arial" w:hAnsi="Arial"/>
+                <w:b w:val="0"/>
+                <w:color w:val="333333"/>
+                <w:sz w:val="22"/>
+              </w:rPr>
+              <w:t xml:space="preserve"> que retorna o mesmo tipo de resultado que </w:t>
+            </w:r>
+            <w:r>
+              <w:rPr>
+                <w:rFonts w:ascii="Courier New" w:hAnsi="Courier New"/>
+                <w:color w:val="333333"/>
+                <w:sz w:val="20"/>
+              </w:rPr>
+              <w:t>execute()</w:t>
+            </w:r>
+            <w:r>
+              <w:rPr>
+                <w:rFonts w:ascii="Arial" w:hAnsi="Arial"/>
+                <w:b w:val="0"/>
+                <w:color w:val="333333"/>
+                <w:sz w:val="22"/>
+              </w:rPr>
+              <w:t xml:space="preserve">, mas sem </w:t>
+            </w:r>
+            <w:r>
+              <w:rPr>
+                <w:rFonts w:ascii="Courier New" w:hAnsi="Courier New"/>
+                <w:color w:val="333333"/>
+                <w:sz w:val="20"/>
+              </w:rPr>
+              <w:t>@Transactional</w:t>
+            </w:r>
+            <w:r>
+              <w:rPr>
+                <w:rFonts w:ascii="Arial" w:hAnsi="Arial"/>
+                <w:b w:val="0"/>
+                <w:color w:val="333333"/>
+                <w:sz w:val="22"/>
+              </w:rPr>
+              <w:t xml:space="preserve"> de fato committar — permite comparar side a side antes de aprovar</w:t>
+            </w:r>
+          </w:p>
+        </w:tc>
+        <w:tc>
+          <w:tcPr>
+            <w:tcW w:type="dxa" w:w="2880"/>
+            <w:shd w:val="clear" w:fill="FFFFFF"/>
+            <w:tcBorders>
+              <w:top w:val="single" w:color="CCCCCC" w:sz="4"/>
+              <w:left w:val="single" w:color="CCCCCC" w:sz="4"/>
+              <w:bottom w:val="single" w:color="CCCCCC" w:sz="4"/>
+              <w:right w:val="single" w:color="CCCCCC" w:sz="4"/>
+            </w:tcBorders>
+            <w:tcMar>
+              <w:top w:w="80" w:type="dxa"/>
+              <w:bottom w:w="80" w:type="dxa"/>
+              <w:left w:w="120" w:type="dxa"/>
+              <w:right w:w="120" w:type="dxa"/>
+            </w:tcMar>
+          </w:tcPr>
+          <w:p>
+            <w:r/>
+            <w:r>
+              <w:rPr>
+                <w:rFonts w:ascii="Arial" w:hAnsi="Arial"/>
+                <w:b w:val="0"/>
+                <w:color w:val="333333"/>
+                <w:sz w:val="22"/>
+              </w:rPr>
+              <w:t xml:space="preserve">Duas funções com a mesma assinatura, uma prefixada </w:t>
+            </w:r>
+            <w:r>
+              <w:rPr>
+                <w:rFonts w:ascii="Courier New" w:hAnsi="Courier New"/>
+                <w:color w:val="333333"/>
+                <w:sz w:val="20"/>
+              </w:rPr>
+              <w:t>Dry</w:t>
+            </w:r>
+            <w:r>
+              <w:rPr>
+                <w:rFonts w:ascii="Arial" w:hAnsi="Arial"/>
+                <w:b w:val="0"/>
+                <w:color w:val="333333"/>
+                <w:sz w:val="22"/>
+              </w:rPr>
+              <w:t xml:space="preserve"> (</w:t>
+            </w:r>
+            <w:r>
+              <w:rPr>
+                <w:rFonts w:ascii="Courier New" w:hAnsi="Courier New"/>
+                <w:color w:val="333333"/>
+                <w:sz w:val="20"/>
+              </w:rPr>
+              <w:t>DryApplyManifest</w:t>
+            </w:r>
+            <w:r>
+              <w:rPr>
+                <w:rFonts w:ascii="Arial" w:hAnsi="Arial"/>
+                <w:b w:val="0"/>
+                <w:color w:val="333333"/>
+                <w:sz w:val="22"/>
+              </w:rPr>
+              <w:t xml:space="preserve"> vs. </w:t>
+            </w:r>
+            <w:r>
+              <w:rPr>
+                <w:rFonts w:ascii="Courier New" w:hAnsi="Courier New"/>
+                <w:color w:val="333333"/>
+                <w:sz w:val="20"/>
+              </w:rPr>
+              <w:t>ApplyManifest</w:t>
+            </w:r>
+            <w:r>
+              <w:rPr>
+                <w:rFonts w:ascii="Arial" w:hAnsi="Arial"/>
+                <w:b w:val="0"/>
+                <w:color w:val="333333"/>
+                <w:sz w:val="22"/>
+              </w:rPr>
+              <w:t xml:space="preserve">), reaproveitando a mesma lógica de validação e só variando se </w:t>
+            </w:r>
+            <w:r>
+              <w:rPr>
+                <w:rFonts w:ascii="Courier New" w:hAnsi="Courier New"/>
+                <w:color w:val="333333"/>
+                <w:sz w:val="20"/>
+              </w:rPr>
+              <w:t>os/exec</w:t>
+            </w:r>
+            <w:r>
+              <w:rPr>
+                <w:rFonts w:ascii="Arial" w:hAnsi="Arial"/>
+                <w:b w:val="0"/>
+                <w:color w:val="333333"/>
+                <w:sz w:val="22"/>
+              </w:rPr>
+              <w:t xml:space="preserve"> de fato dispara</w:t>
+            </w:r>
+          </w:p>
+        </w:tc>
+      </w:tr>
+      <w:tr>
+        <w:tc>
+          <w:tcPr>
+            <w:tcW w:type="dxa" w:w="2880"/>
+            <w:shd w:val="clear" w:fill="FFFFFF"/>
+            <w:tcBorders>
+              <w:top w:val="single" w:color="CCCCCC" w:sz="4"/>
+              <w:left w:val="single" w:color="CCCCCC" w:sz="4"/>
+              <w:bottom w:val="single" w:color="CCCCCC" w:sz="4"/>
+              <w:right w:val="single" w:color="CCCCCC" w:sz="4"/>
+            </w:tcBorders>
+            <w:tcMar>
+              <w:top w:w="80" w:type="dxa"/>
+              <w:bottom w:w="80" w:type="dxa"/>
+              <w:left w:w="120" w:type="dxa"/>
+              <w:right w:w="120" w:type="dxa"/>
+            </w:tcMar>
+          </w:tcPr>
+          <w:p>
+            <w:r/>
+            <w:r>
+              <w:rPr>
+                <w:rFonts w:ascii="Arial" w:hAnsi="Arial"/>
+                <w:b w:val="0"/>
+                <w:color w:val="333333"/>
+                <w:sz w:val="22"/>
+              </w:rPr>
+              <w:t>Rate limiting/circuit breaker sobre ação de agente</w:t>
+            </w:r>
+          </w:p>
+        </w:tc>
+        <w:tc>
+          <w:tcPr>
+            <w:tcW w:type="dxa" w:w="2880"/>
+            <w:shd w:val="clear" w:fill="FFFFFF"/>
+            <w:tcBorders>
+              <w:top w:val="single" w:color="CCCCCC" w:sz="4"/>
+              <w:left w:val="single" w:color="CCCCCC" w:sz="4"/>
+              <w:bottom w:val="single" w:color="CCCCCC" w:sz="4"/>
+              <w:right w:val="single" w:color="CCCCCC" w:sz="4"/>
+            </w:tcBorders>
+            <w:tcMar>
+              <w:top w:w="80" w:type="dxa"/>
+              <w:bottom w:w="80" w:type="dxa"/>
+              <w:left w:w="120" w:type="dxa"/>
+              <w:right w:w="120" w:type="dxa"/>
+            </w:tcMar>
+          </w:tcPr>
+          <w:p>
+            <w:r/>
+            <w:r>
+              <w:rPr>
+                <w:rFonts w:ascii="Arial" w:hAnsi="Arial"/>
+                <w:b w:val="0"/>
+                <w:color w:val="333333"/>
+                <w:sz w:val="22"/>
+              </w:rPr>
+              <w:t>Resilience4j (</w:t>
+            </w:r>
+            <w:r>
+              <w:rPr>
+                <w:rFonts w:ascii="Courier New" w:hAnsi="Courier New"/>
+                <w:color w:val="333333"/>
+                <w:sz w:val="20"/>
+              </w:rPr>
+              <w:t>@RateLimiter</w:t>
+            </w:r>
+            <w:r>
+              <w:rPr>
+                <w:rFonts w:ascii="Arial" w:hAnsi="Arial"/>
+                <w:b w:val="0"/>
+                <w:color w:val="333333"/>
+                <w:sz w:val="22"/>
+              </w:rPr>
+              <w:t xml:space="preserve">, </w:t>
+            </w:r>
+            <w:r>
+              <w:rPr>
+                <w:rFonts w:ascii="Courier New" w:hAnsi="Courier New"/>
+                <w:color w:val="333333"/>
+                <w:sz w:val="20"/>
+              </w:rPr>
+              <w:t>@CircuitBreaker</w:t>
+            </w:r>
+            <w:r>
+              <w:rPr>
+                <w:rFonts w:ascii="Arial" w:hAnsi="Arial"/>
+                <w:b w:val="0"/>
+                <w:color w:val="333333"/>
+                <w:sz w:val="22"/>
+              </w:rPr>
+              <w:t>) decorando o método que executa a ação crítica</w:t>
+            </w:r>
+          </w:p>
+        </w:tc>
+        <w:tc>
+          <w:tcPr>
+            <w:tcW w:type="dxa" w:w="2880"/>
+            <w:shd w:val="clear" w:fill="FFFFFF"/>
+            <w:tcBorders>
+              <w:top w:val="single" w:color="CCCCCC" w:sz="4"/>
+              <w:left w:val="single" w:color="CCCCCC" w:sz="4"/>
+              <w:bottom w:val="single" w:color="CCCCCC" w:sz="4"/>
+              <w:right w:val="single" w:color="CCCCCC" w:sz="4"/>
+            </w:tcBorders>
+            <w:tcMar>
+              <w:top w:w="80" w:type="dxa"/>
+              <w:bottom w:w="80" w:type="dxa"/>
+              <w:left w:w="120" w:type="dxa"/>
+              <w:right w:w="120" w:type="dxa"/>
+            </w:tcMar>
+          </w:tcPr>
+          <w:p>
+            <w:r/>
+            <w:r>
+              <w:rPr>
+                <w:rFonts w:ascii="Arial" w:hAnsi="Arial"/>
+                <w:b w:val="0"/>
+                <w:color w:val="333333"/>
+                <w:sz w:val="22"/>
+              </w:rPr>
+              <w:t xml:space="preserve">Um limitador simples com </w:t>
+            </w:r>
+            <w:r>
+              <w:rPr>
+                <w:rFonts w:ascii="Courier New" w:hAnsi="Courier New"/>
+                <w:color w:val="333333"/>
+                <w:sz w:val="20"/>
+              </w:rPr>
+              <w:t>golang.org/x/time/rate</w:t>
+            </w:r>
+            <w:r>
+              <w:rPr>
+                <w:rFonts w:ascii="Arial" w:hAnsi="Arial"/>
+                <w:b w:val="0"/>
+                <w:color w:val="333333"/>
+                <w:sz w:val="22"/>
+              </w:rPr>
+              <w:t xml:space="preserve"> ou canal bufferizado limitando quantas ações concorrentes/por período passam antes do handler</w:t>
+            </w:r>
+          </w:p>
+        </w:tc>
+      </w:tr>
+      <w:tr>
+        <w:tc>
+          <w:tcPr>
+            <w:tcW w:type="dxa" w:w="2880"/>
+            <w:shd w:val="clear" w:fill="FFFFFF"/>
+            <w:tcBorders>
+              <w:top w:val="single" w:color="CCCCCC" w:sz="4"/>
+              <w:left w:val="single" w:color="CCCCCC" w:sz="4"/>
+              <w:bottom w:val="single" w:color="CCCCCC" w:sz="4"/>
+              <w:right w:val="single" w:color="CCCCCC" w:sz="4"/>
+            </w:tcBorders>
+            <w:tcMar>
+              <w:top w:w="80" w:type="dxa"/>
+              <w:bottom w:w="80" w:type="dxa"/>
+              <w:left w:w="120" w:type="dxa"/>
+              <w:right w:w="120" w:type="dxa"/>
+            </w:tcMar>
+          </w:tcPr>
+          <w:p>
+            <w:r/>
+            <w:r>
+              <w:rPr>
+                <w:rFonts w:ascii="Arial" w:hAnsi="Arial"/>
+                <w:b w:val="0"/>
+                <w:color w:val="333333"/>
+                <w:sz w:val="22"/>
+              </w:rPr>
+              <w:t>Multi-stage Docker build (Go binário vs. Java)</w:t>
+            </w:r>
+          </w:p>
+        </w:tc>
+        <w:tc>
+          <w:tcPr>
+            <w:tcW w:type="dxa" w:w="2880"/>
+            <w:shd w:val="clear" w:fill="FFFFFF"/>
+            <w:tcBorders>
+              <w:top w:val="single" w:color="CCCCCC" w:sz="4"/>
+              <w:left w:val="single" w:color="CCCCCC" w:sz="4"/>
+              <w:bottom w:val="single" w:color="CCCCCC" w:sz="4"/>
+              <w:right w:val="single" w:color="CCCCCC" w:sz="4"/>
+            </w:tcBorders>
+            <w:tcMar>
+              <w:top w:w="80" w:type="dxa"/>
+              <w:bottom w:w="80" w:type="dxa"/>
+              <w:left w:w="120" w:type="dxa"/>
+              <w:right w:w="120" w:type="dxa"/>
+            </w:tcMar>
+          </w:tcPr>
+          <w:p>
+            <w:r/>
+            <w:r>
+              <w:rPr>
+                <w:rFonts w:ascii="Arial" w:hAnsi="Arial"/>
+                <w:b w:val="0"/>
+                <w:color w:val="333333"/>
+                <w:sz w:val="22"/>
+              </w:rPr>
+              <w:t xml:space="preserve">Build stage com Maven/JDK completo → stage final com só a JRE (ou </w:t>
+            </w:r>
+            <w:r>
+              <w:rPr>
+                <w:rFonts w:ascii="Courier New" w:hAnsi="Courier New"/>
+                <w:color w:val="333333"/>
+                <w:sz w:val="20"/>
+              </w:rPr>
+              <w:t>distroless</w:t>
+            </w:r>
+            <w:r>
+              <w:rPr>
+                <w:rFonts w:ascii="Arial" w:hAnsi="Arial"/>
+                <w:b w:val="0"/>
+                <w:color w:val="333333"/>
+                <w:sz w:val="22"/>
+              </w:rPr>
+              <w:t xml:space="preserve">) + o </w:t>
+            </w:r>
+            <w:r>
+              <w:rPr>
+                <w:rFonts w:ascii="Courier New" w:hAnsi="Courier New"/>
+                <w:color w:val="333333"/>
+                <w:sz w:val="20"/>
+              </w:rPr>
+              <w:t>.jar</w:t>
+            </w:r>
+            <w:r>
+              <w:rPr>
+                <w:rFonts w:ascii="Arial" w:hAnsi="Arial"/>
+                <w:b w:val="0"/>
+                <w:color w:val="333333"/>
+                <w:sz w:val="22"/>
+              </w:rPr>
+              <w:t xml:space="preserve"> — o binário Java ainda precisa de JVM no runtime final, imagem final maior que a de um binário Go estático</w:t>
+            </w:r>
+          </w:p>
+        </w:tc>
+        <w:tc>
+          <w:tcPr>
+            <w:tcW w:type="dxa" w:w="2880"/>
+            <w:shd w:val="clear" w:fill="FFFFFF"/>
+            <w:tcBorders>
+              <w:top w:val="single" w:color="CCCCCC" w:sz="4"/>
+              <w:left w:val="single" w:color="CCCCCC" w:sz="4"/>
+              <w:bottom w:val="single" w:color="CCCCCC" w:sz="4"/>
+              <w:right w:val="single" w:color="CCCCCC" w:sz="4"/>
+            </w:tcBorders>
+            <w:tcMar>
+              <w:top w:w="80" w:type="dxa"/>
+              <w:bottom w:w="80" w:type="dxa"/>
+              <w:left w:w="120" w:type="dxa"/>
+              <w:right w:w="120" w:type="dxa"/>
+            </w:tcMar>
+          </w:tcPr>
+          <w:p>
+            <w:r/>
+            <w:r>
+              <w:rPr>
+                <w:rFonts w:ascii="Arial" w:hAnsi="Arial"/>
+                <w:b w:val="0"/>
+                <w:color w:val="333333"/>
+                <w:sz w:val="22"/>
+              </w:rPr>
+              <w:t xml:space="preserve">Build stage com toolchain Go completa → stage final </w:t>
+            </w:r>
+            <w:r>
+              <w:rPr>
+                <w:rFonts w:ascii="Courier New" w:hAnsi="Courier New"/>
+                <w:color w:val="333333"/>
+                <w:sz w:val="20"/>
+              </w:rPr>
+              <w:t>FROM scratch</w:t>
+            </w:r>
+            <w:r>
+              <w:rPr>
+                <w:rFonts w:ascii="Arial" w:hAnsi="Arial"/>
+                <w:b w:val="0"/>
+                <w:color w:val="333333"/>
+                <w:sz w:val="22"/>
+              </w:rPr>
+              <w:t xml:space="preserve"> ou </w:t>
+            </w:r>
+            <w:r>
+              <w:rPr>
+                <w:rFonts w:ascii="Courier New" w:hAnsi="Courier New"/>
+                <w:color w:val="333333"/>
+                <w:sz w:val="20"/>
+              </w:rPr>
+              <w:t>alpine</w:t>
+            </w:r>
+            <w:r>
+              <w:rPr>
+                <w:rFonts w:ascii="Arial" w:hAnsi="Arial"/>
+                <w:b w:val="0"/>
+                <w:color w:val="333333"/>
+                <w:sz w:val="22"/>
+              </w:rPr>
+              <w:t>, copiando só o binário compilado estaticamente — não precisa de runtime, imagem final tipicamente bem menor</w:t>
             </w:r>
           </w:p>
         </w:tc>
@@ -4864,16 +5053,15 @@
           <w:color w:val="333333"/>
           <w:sz w:val="22"/>
         </w:rPr>
-        <w:t xml:space="preserve">💡 </w:t>
-      </w:r>
-      <w:r>
-        <w:rPr>
-          <w:rFonts w:ascii="Arial" w:hAnsi="Arial"/>
-          <w:b/>
+        <w:t xml:space="preserve">💡 Analogia arquitetural completa: pensar a arquitetura hierárquica do Nexus (manager + especialistas) como um sistema de tickets triado por um dispatcher. Em Spring Boot, isso seria um </w:t>
+      </w:r>
+      <w:r>
+        <w:rPr>
+          <w:rFonts w:ascii="Courier New" w:hAnsi="Courier New"/>
           <w:color w:val="333333"/>
-          <w:sz w:val="22"/>
-        </w:rPr>
-        <w:t>Analogia arquitetural completa:</w:t>
+          <w:sz w:val="20"/>
+        </w:rPr>
+        <w:t>TicketDispatcherService</w:t>
       </w:r>
       <w:r>
         <w:rPr>
@@ -4882,7 +5070,7 @@
           <w:color w:val="333333"/>
           <w:sz w:val="22"/>
         </w:rPr>
-        <w:t xml:space="preserve"> o par arquiteto/auditor do módulo de IaC equivale, em Java, a um </w:t>
+        <w:t xml:space="preserve"> injetando uma lista de </w:t>
       </w:r>
       <w:r>
         <w:rPr>
@@ -4890,7 +5078,7 @@
           <w:color w:val="333333"/>
           <w:sz w:val="20"/>
         </w:rPr>
-        <w:t>@Service</w:t>
+        <w:t>EspecialistaService</w:t>
       </w:r>
       <w:r>
         <w:rPr>
@@ -4899,7 +5087,7 @@
           <w:color w:val="333333"/>
           <w:sz w:val="22"/>
         </w:rPr>
-        <w:t xml:space="preserve"> de escrita seguido por um </w:t>
+        <w:t xml:space="preserve"> (segurança, SRE, FinOps) via </w:t>
       </w:r>
       <w:r>
         <w:rPr>
@@ -4907,7 +5095,7 @@
           <w:color w:val="333333"/>
           <w:sz w:val="20"/>
         </w:rPr>
-        <w:t>@Aspect</w:t>
+        <w:t>@Autowired List&lt;Especialista&gt;</w:t>
       </w:r>
       <w:r>
         <w:rPr>
@@ -4916,7 +5104,7 @@
           <w:color w:val="333333"/>
           <w:sz w:val="22"/>
         </w:rPr>
-        <w:t xml:space="preserve"> de auditoria via AOP; em Go, a uma função </w:t>
+        <w:t xml:space="preserve">, cada um implementando uma interface comum, e o dispatcher decidindo em runtime quais acionar e como agregar o retorno — o Spring cuida da injeção, mas a lógica de "quem chamar" continua sendo código explícito. Em Go, o mesmo desenho é um </w:t>
       </w:r>
       <w:r>
         <w:rPr>
@@ -4924,7 +5112,7 @@
           <w:color w:val="333333"/>
           <w:sz w:val="20"/>
         </w:rPr>
-        <w:t>Generate()</w:t>
+        <w:t>map[string]Especialista</w:t>
       </w:r>
       <w:r>
         <w:rPr>
@@ -4933,7 +5121,7 @@
           <w:color w:val="333333"/>
           <w:sz w:val="22"/>
         </w:rPr>
-        <w:t xml:space="preserve"> seguida por uma função </w:t>
+        <w:t xml:space="preserve"> populado explicitamente no </w:t>
       </w:r>
       <w:r>
         <w:rPr>
@@ -4941,7 +5129,7 @@
           <w:color w:val="333333"/>
           <w:sz w:val="20"/>
         </w:rPr>
-        <w:t>Audit()</w:t>
+        <w:t>main</w:t>
       </w:r>
       <w:r>
         <w:rPr>
@@ -4950,7 +5138,24 @@
           <w:color w:val="333333"/>
           <w:sz w:val="22"/>
         </w:rPr>
-        <w:t xml:space="preserve"> explicitamente chamada em sequência (Go não tem AOP nativo — a separação é feita por composição de funções, não por interceptação implícita). Em ambos os mundos, a lógica de negócio (gerar infraestrutura) fica separada da lógica de conformidade (validar contra política), permitindo evoluir uma sem tocar na outra.</w:t>
+        <w:t xml:space="preserve">, com uma função </w:t>
+      </w:r>
+      <w:r>
+        <w:rPr>
+          <w:rFonts w:ascii="Courier New" w:hAnsi="Courier New"/>
+          <w:color w:val="333333"/>
+          <w:sz w:val="20"/>
+        </w:rPr>
+        <w:t>Despachar(cenario) []Resultado</w:t>
+      </w:r>
+      <w:r>
+        <w:rPr>
+          <w:rFonts w:ascii="Arial" w:hAnsi="Arial"/>
+          <w:b w:val="0"/>
+          <w:color w:val="333333"/>
+          <w:sz w:val="22"/>
+        </w:rPr>
+        <w:t xml:space="preserve"> chamando cada um em goroutine e agregando via canal — sem container de DI, mas com o mesmo princípio: um coordenador fino, especialistas isolados, agregação explícita.</w:t>
       </w:r>
     </w:p>
     <w:p>
@@ -4970,22 +5175,8 @@
     </w:p>
     <w:p>
       <w:pPr>
-        <w:pStyle w:val="Heading3"/>
-        <w:spacing w:before="200" w:after="80"/>
-      </w:pPr>
-      <w:r>
-        <w:rPr>
-          <w:rFonts w:ascii="Arial" w:hAnsi="Arial"/>
-          <w:b/>
-          <w:color w:val="1F4D78"/>
-          <w:sz w:val="24"/>
-        </w:rPr>
-        <w:t>Limitações do Approach Didático</w:t>
-      </w:r>
-    </w:p>
-    <w:p>
-      <w:pPr>
-        <w:spacing w:after="160"/>
+        <w:pStyle w:val="ListBullet"/>
+        <w:spacing w:after="80"/>
       </w:pPr>
       <w:r>
         <w:rPr>
@@ -4994,7 +5185,97 @@
           <w:color w:val="333333"/>
           <w:sz w:val="22"/>
         </w:rPr>
-        <w:t>Os laboratórios usam simulações propositais (Prometheus/Jaeger simulados, credencial de aprovação hardcoded no ChatOps, cluster local de um único nó) para manter o foco pedagógico nos agentes, não na infraestrutura de suporte. Em produção:</w:t>
+        <w:t>O cluster local (Minikube, um nó só, recurso compartilhado com a máquina de desenvolvimento) é adequado para aprendizado, mas modelos de linguagem locais (Ollama) e cargas de produção real exigem cluster multi-nó com recurso dedicado — o próprio módulo mostra o Pod do Ollama ficando pendente por falta de memória/CPU no ambiente de laboratório.</w:t>
+      </w:r>
+    </w:p>
+    <w:p>
+      <w:pPr>
+        <w:pStyle w:val="ListBullet"/>
+        <w:spacing w:after="80"/>
+      </w:pPr>
+      <w:r>
+        <w:rPr>
+          <w:rFonts w:ascii="Arial" w:hAnsi="Arial"/>
+          <w:b w:val="0"/>
+          <w:color w:val="333333"/>
+          <w:sz w:val="22"/>
+        </w:rPr>
+        <w:t>LocalStack simula S3/SQS/IAM com fidelidade operacional alta (mesmos comandos, mesma resposta), mas a migração para AWS real segue trocando só o endpoint via variável de ambiente — nenhuma mudança de código é esperada se a aplicação foi construída corretamente desacoplada do provedor.</w:t>
+      </w:r>
+    </w:p>
+    <w:p>
+      <w:pPr>
+        <w:pStyle w:val="ListBullet"/>
+        <w:spacing w:after="80"/>
+      </w:pPr>
+      <w:r>
+        <w:rPr>
+          <w:rFonts w:ascii="Arial" w:hAnsi="Arial"/>
+          <w:b w:val="0"/>
+          <w:color w:val="333333"/>
+          <w:sz w:val="22"/>
+        </w:rPr>
+        <w:t>Credencial nunca deve viver na imagem Docker nem em Base64 puro em produção — Secrets do Kubernetes é o mínimo aceitável; ambientes corporativos usam gerenciador de segredo dedicado (Vault, AWS Secrets Manager, etc., mencionados como direção, não implementados no laboratório).</w:t>
+      </w:r>
+    </w:p>
+    <w:p>
+      <w:pPr>
+        <w:pStyle w:val="ListBullet"/>
+        <w:spacing w:after="80"/>
+      </w:pPr>
+      <w:r>
+        <w:rPr>
+          <w:rFonts w:ascii="Arial" w:hAnsi="Arial"/>
+          <w:b w:val="0"/>
+          <w:color w:val="333333"/>
+          <w:sz w:val="22"/>
+        </w:rPr>
+        <w:t>Guardrails (rate limiting, circuit breaker, canary rollback automático, dry run obrigatório) não são adicionais opcionais de "boa prática" — são o que torna auto-remediação segura o suficiente para produção; sem eles, a mesma automação que acelera recuperação pode amplificar uma falha via ação em cascata.</w:t>
+      </w:r>
+    </w:p>
+    <w:p>
+      <w:pPr>
+        <w:pStyle w:val="ListBullet"/>
+        <w:spacing w:after="80"/>
+      </w:pPr>
+      <w:r>
+        <w:rPr>
+          <w:rFonts w:ascii="Arial" w:hAnsi="Arial"/>
+          <w:b w:val="0"/>
+          <w:color w:val="333333"/>
+          <w:sz w:val="22"/>
+        </w:rPr>
+        <w:t>Orquestração hierárquica (manager + especialistas) escala adicionando novos agentes especializados sem alterar o papel do manager — a arquitetura foi desenhada para crescer horizontalmente em domínio (arquitetura, qualidade, backend, dados, etc.) sem redesenho estrutural.</w:t>
+      </w:r>
+    </w:p>
+    <w:p>
+      <w:pPr>
+        <w:pStyle w:val="ListBullet"/>
+        <w:spacing w:after="80"/>
+      </w:pPr>
+      <w:r>
+        <w:rPr>
+          <w:rFonts w:ascii="Arial" w:hAnsi="Arial"/>
+          <w:b w:val="0"/>
+          <w:color w:val="333333"/>
+          <w:sz w:val="22"/>
+        </w:rPr>
+        <w:t>Multi-Stage Build e cache de CI/CD (Módulo 08) têm efeito cumulativo em escala: pequena economia por execução (2-5 min) multiplicada por centenas/milhares de execuções diárias em uma organização real vira economia de custo de runner relevante, não só ganho de produtividade individual.</w:t>
+      </w:r>
+    </w:p>
+    <w:p>
+      <w:pPr>
+        <w:pStyle w:val="Heading2"/>
+        <w:spacing w:before="360" w:after="160"/>
+      </w:pPr>
+      <w:r>
+        <w:rPr>
+          <w:rFonts w:ascii="Arial" w:hAnsi="Arial"/>
+          <w:b/>
+          <w:color w:val="2E74B5"/>
+          <w:sz w:val="28"/>
+        </w:rPr>
+        <w:t>6. Conexões entre Módulos</w:t>
       </w:r>
     </w:p>
     <w:tbl>
@@ -5041,7 +5322,7 @@
                 <w:color w:val="333333"/>
                 <w:sz w:val="22"/>
               </w:rPr>
-              <w:t>Simplificação didática</w:t>
+              <w:t>Módulo anterior</w:t>
             </w:r>
           </w:p>
         </w:tc>
@@ -5071,7 +5352,7 @@
                 <w:color w:val="333333"/>
                 <w:sz w:val="22"/>
               </w:rPr>
-              <w:t>Prática recomendada em produção</w:t>
+              <w:t>Conexão com este módulo</w:t>
             </w:r>
           </w:p>
         </w:tc>
@@ -5103,7 +5384,7 @@
                 <w:color w:val="333333"/>
                 <w:sz w:val="22"/>
               </w:rPr>
-              <w:t>Credencial de aprovação no código</w:t>
+              <w:t>Módulos 01–05 e 07 da pós (fundamentos de LLM, APIs, MCP, agentes autônomos, ferramentas de UX/gestão de projetos)</w:t>
             </w:r>
           </w:p>
         </w:tc>
@@ -5133,7 +5414,7 @@
                 <w:color w:val="333333"/>
                 <w:sz w:val="22"/>
               </w:rPr>
-              <w:t>Cofre de segredos dedicado (Vault, AWS Secrets Manager)</w:t>
+              <w:t>Conceitos de RAG, tool calling, arquitetura multiagente e Human in the Loop reaparecem aqui aplicados ao domínio de infraestrutura/operações, não de código de aplicação ou gestão</w:t>
             </w:r>
           </w:p>
         </w:tc>
@@ -5165,7 +5446,7 @@
                 <w:color w:val="333333"/>
                 <w:sz w:val="22"/>
               </w:rPr>
-              <w:t>Base64 como "proteção" de Secret no K8s</w:t>
+              <w:t>Módulo 08 da pós (Arquitetura de Sistemas com IA)</w:t>
             </w:r>
           </w:p>
         </w:tc>
@@ -5195,7 +5476,7 @@
                 <w:color w:val="333333"/>
                 <w:sz w:val="22"/>
               </w:rPr>
-              <w:t>Criptografia real em repouso + rotação de credenciais</w:t>
+              <w:t>O framework de decisão determinístico-vs-agente, Approval Gate e Audit Trail do Módulo 08 são exatamente os mesmos princípios por trás de Human in the Loop, guardrails e dry run aqui — domínios diferentes (DevOps vs. arquitetura geral), mesmo raciocínio arquitetural</w:t>
             </w:r>
           </w:p>
         </w:tc>
@@ -5227,7 +5508,7 @@
                 <w:color w:val="333333"/>
                 <w:sz w:val="22"/>
               </w:rPr>
-              <w:t>Cluster local (Minikube)</w:t>
+              <w:t>Dentro do próprio Módulo 06</w:t>
             </w:r>
           </w:p>
         </w:tc>
@@ -5257,591 +5538,7 @@
                 <w:color w:val="333333"/>
                 <w:sz w:val="22"/>
               </w:rPr>
-              <w:t>EKS/GKE/AKS com múltiplos nós e autoscaling real</w:t>
-            </w:r>
-          </w:p>
-        </w:tc>
-      </w:tr>
-      <w:tr>
-        <w:tc>
-          <w:tcPr>
-            <w:tcW w:type="dxa" w:w="4320"/>
-            <w:shd w:val="clear" w:fill="FFFFFF"/>
-            <w:tcBorders>
-              <w:top w:val="single" w:color="CCCCCC" w:sz="4"/>
-              <w:left w:val="single" w:color="CCCCCC" w:sz="4"/>
-              <w:bottom w:val="single" w:color="CCCCCC" w:sz="4"/>
-              <w:right w:val="single" w:color="CCCCCC" w:sz="4"/>
-            </w:tcBorders>
-            <w:tcMar>
-              <w:top w:w="80" w:type="dxa"/>
-              <w:bottom w:w="80" w:type="dxa"/>
-              <w:left w:w="120" w:type="dxa"/>
-              <w:right w:w="120" w:type="dxa"/>
-            </w:tcMar>
-          </w:tcPr>
-          <w:p>
-            <w:r/>
-            <w:r>
-              <w:rPr>
-                <w:rFonts w:ascii="Arial" w:hAnsi="Arial"/>
-                <w:b w:val="0"/>
-                <w:color w:val="333333"/>
-                <w:sz w:val="22"/>
-              </w:rPr>
-              <w:t>Um único modelo/temperatura fixa para tudo</w:t>
-            </w:r>
-          </w:p>
-        </w:tc>
-        <w:tc>
-          <w:tcPr>
-            <w:tcW w:type="dxa" w:w="4320"/>
-            <w:shd w:val="clear" w:fill="FFFFFF"/>
-            <w:tcBorders>
-              <w:top w:val="single" w:color="CCCCCC" w:sz="4"/>
-              <w:left w:val="single" w:color="CCCCCC" w:sz="4"/>
-              <w:bottom w:val="single" w:color="CCCCCC" w:sz="4"/>
-              <w:right w:val="single" w:color="CCCCCC" w:sz="4"/>
-            </w:tcBorders>
-            <w:tcMar>
-              <w:top w:w="80" w:type="dxa"/>
-              <w:bottom w:w="80" w:type="dxa"/>
-              <w:left w:w="120" w:type="dxa"/>
-              <w:right w:w="120" w:type="dxa"/>
-            </w:tcMar>
-          </w:tcPr>
-          <w:p>
-            <w:r/>
-            <w:r>
-              <w:rPr>
-                <w:rFonts w:ascii="Arial" w:hAnsi="Arial"/>
-                <w:b w:val="0"/>
-                <w:color w:val="333333"/>
-                <w:sz w:val="22"/>
-              </w:rPr>
-              <w:t>Modelo maior para raciocínio/planejamento, modelo menor e mais barato para execução repetitiva</w:t>
-            </w:r>
-          </w:p>
-        </w:tc>
-      </w:tr>
-    </w:tbl>
-    <w:p>
-      <w:pPr>
-        <w:spacing w:after="80"/>
-      </w:pPr>
-    </w:p>
-    <w:p>
-      <w:pPr>
-        <w:pStyle w:val="Heading3"/>
-        <w:spacing w:before="200" w:after="80"/>
-      </w:pPr>
-      <w:r>
-        <w:rPr>
-          <w:rFonts w:ascii="Arial" w:hAnsi="Arial"/>
-          <w:b/>
-          <w:color w:val="1F4D78"/>
-          <w:sz w:val="24"/>
-        </w:rPr>
-        <w:t>Segurança em Produção</w:t>
-      </w:r>
-    </w:p>
-    <w:p>
-      <w:pPr>
-        <w:spacing w:before="120" w:after="120"/>
-        <w:ind w:left="360" w:right="360"/>
-        <w:shd w:val="clear" w:fill="F5F5F5"/>
-        <w:pBdr>
-          <w:left w:val="single" w:color="2E75B6" w:sz="4" w:space="10"/>
-        </w:pBdr>
-      </w:pPr>
-      <w:r>
-        <w:rPr>
-          <w:rFonts w:ascii="Arial" w:hAnsi="Arial"/>
-          <w:b w:val="0"/>
-          <w:color w:val="333333"/>
-          <w:sz w:val="22"/>
-        </w:rPr>
-        <w:t xml:space="preserve">⚡ </w:t>
-      </w:r>
-      <w:r>
-        <w:rPr>
-          <w:rFonts w:ascii="Arial" w:hAnsi="Arial"/>
-          <w:b/>
-          <w:color w:val="333333"/>
-          <w:sz w:val="22"/>
-        </w:rPr>
-        <w:t>Dica de produção:</w:t>
-      </w:r>
-      <w:r>
-        <w:rPr>
-          <w:rFonts w:ascii="Arial" w:hAnsi="Arial"/>
-          <w:b w:val="0"/>
-          <w:color w:val="333333"/>
-          <w:sz w:val="22"/>
-        </w:rPr>
-        <w:t xml:space="preserve"> nenhum agente com acesso a ferramentas de infraestrutura deve operar sem rate limiting e sem trilha de auditoria (logs do CrewAI/equivalente). O incidente do GitLab (2017) citado no módulo — perda de dados por uma pessoa recém-chegada com acesso amplo demais — é o argumento central para tratar automação com o mesmo rigor de controle de acesso que se aplicaria a uma pessoa nova na equipe.</w:t>
-      </w:r>
-    </w:p>
-    <w:p>
-      <w:pPr>
-        <w:pStyle w:val="Heading3"/>
-        <w:spacing w:before="200" w:after="80"/>
-      </w:pPr>
-      <w:r>
-        <w:rPr>
-          <w:rFonts w:ascii="Arial" w:hAnsi="Arial"/>
-          <w:b/>
-          <w:color w:val="1F4D78"/>
-          <w:sz w:val="24"/>
-        </w:rPr>
-        <w:t>Recomendações para Escalar</w:t>
-      </w:r>
-    </w:p>
-    <w:p>
-      <w:pPr>
-        <w:pStyle w:val="ListBullet"/>
-        <w:spacing w:after="80"/>
-      </w:pPr>
-      <w:r>
-        <w:rPr>
-          <w:rFonts w:ascii="Arial" w:hAnsi="Arial"/>
-          <w:b w:val="0"/>
-          <w:color w:val="333333"/>
-          <w:sz w:val="22"/>
-        </w:rPr>
-        <w:t>Modelos locais (Ollama) fazem sentido quando privacidade, custo de token em alto volume ou conectividade instável são restrições reais — não como padrão default.</w:t>
-      </w:r>
-    </w:p>
-    <w:p>
-      <w:pPr>
-        <w:pStyle w:val="ListBullet"/>
-        <w:spacing w:after="80"/>
-      </w:pPr>
-      <w:r>
-        <w:rPr>
-          <w:rFonts w:ascii="Arial" w:hAnsi="Arial"/>
-          <w:b w:val="0"/>
-          <w:color w:val="333333"/>
-          <w:sz w:val="22"/>
-        </w:rPr>
-        <w:t>Observabilidade preditiva (Isolation Forest/Prophet) exige histórico suficiente; em produtos novos, comece com alertas estáticos bem calibrados e evolua para preditivo conforme o volume de dados cresce.</w:t>
-      </w:r>
-    </w:p>
-    <w:p>
-      <w:pPr>
-        <w:pStyle w:val="ListBullet"/>
-        <w:spacing w:after="80"/>
-      </w:pPr>
-      <w:r>
-        <w:rPr>
-          <w:rFonts w:ascii="Arial" w:hAnsi="Arial"/>
-          <w:b w:val="0"/>
-          <w:color w:val="333333"/>
-          <w:sz w:val="22"/>
-        </w:rPr>
-        <w:t>Orquestração multiagente (padrão manager) só compensa a complexidade adicional quando o domínio realmente se beneficia de investigação paralela e correlação entre especialidades — para um único domínio, um agente bem escopado é suficiente.</w:t>
-      </w:r>
-    </w:p>
-    <w:p>
-      <w:pPr>
-        <w:pStyle w:val="Heading2"/>
-        <w:spacing w:before="360" w:after="160"/>
-      </w:pPr>
-      <w:r>
-        <w:rPr>
-          <w:rFonts w:ascii="Arial" w:hAnsi="Arial"/>
-          <w:b/>
-          <w:color w:val="2E74B5"/>
-          <w:sz w:val="28"/>
-        </w:rPr>
-        <w:t>6. Conexões entre Módulos</w:t>
-      </w:r>
-    </w:p>
-    <w:tbl>
-      <w:tblPr>
-        <w:tblW w:type="auto" w:w="0"/>
-        <w:tblLook w:firstColumn="1" w:firstRow="1" w:lastColumn="0" w:lastRow="0" w:noHBand="0" w:noVBand="1" w:val="04A0"/>
-        <w:tblBorders>
-          <w:top w:val="single" w:color="auto" w:sz="4"/>
-          <w:left w:val="single" w:color="auto" w:sz="4"/>
-          <w:bottom w:val="single" w:color="auto" w:sz="4"/>
-          <w:right w:val="single" w:color="auto" w:sz="4"/>
-          <w:insideH w:val="single" w:color="auto" w:sz="4"/>
-          <w:insideV w:val="single" w:color="auto" w:sz="4"/>
-        </w:tblBorders>
-      </w:tblPr>
-      <w:tblGrid>
-        <w:gridCol w:w="4320"/>
-        <w:gridCol w:w="4320"/>
-      </w:tblGrid>
-      <w:tr>
-        <w:tc>
-          <w:tcPr>
-            <w:tcW w:type="dxa" w:w="4320"/>
-            <w:shd w:val="clear" w:fill="D6E4F0"/>
-            <w:tcBorders>
-              <w:top w:val="single" w:color="CCCCCC" w:sz="4"/>
-              <w:left w:val="single" w:color="CCCCCC" w:sz="4"/>
-              <w:bottom w:val="single" w:color="CCCCCC" w:sz="4"/>
-              <w:right w:val="single" w:color="CCCCCC" w:sz="4"/>
-            </w:tcBorders>
-            <w:tcMar>
-              <w:top w:w="80" w:type="dxa"/>
-              <w:bottom w:w="80" w:type="dxa"/>
-              <w:left w:w="120" w:type="dxa"/>
-              <w:right w:w="120" w:type="dxa"/>
-            </w:tcMar>
-          </w:tcPr>
-          <w:p>
-            <w:r/>
-            <w:r>
-              <w:rPr>
-                <w:rFonts w:ascii="Arial" w:hAnsi="Arial"/>
-                <w:b/>
-                <w:color w:val="333333"/>
-                <w:sz w:val="22"/>
-              </w:rPr>
-              <w:t>Módulo do curso</w:t>
-            </w:r>
-          </w:p>
-        </w:tc>
-        <w:tc>
-          <w:tcPr>
-            <w:tcW w:type="dxa" w:w="4320"/>
-            <w:shd w:val="clear" w:fill="D6E4F0"/>
-            <w:tcBorders>
-              <w:top w:val="single" w:color="CCCCCC" w:sz="4"/>
-              <w:left w:val="single" w:color="CCCCCC" w:sz="4"/>
-              <w:bottom w:val="single" w:color="CCCCCC" w:sz="4"/>
-              <w:right w:val="single" w:color="CCCCCC" w:sz="4"/>
-            </w:tcBorders>
-            <w:tcMar>
-              <w:top w:w="80" w:type="dxa"/>
-              <w:bottom w:w="80" w:type="dxa"/>
-              <w:left w:w="120" w:type="dxa"/>
-              <w:right w:w="120" w:type="dxa"/>
-            </w:tcMar>
-          </w:tcPr>
-          <w:p>
-            <w:r/>
-            <w:r>
-              <w:rPr>
-                <w:rFonts w:ascii="Arial" w:hAnsi="Arial"/>
-                <w:b/>
-                <w:color w:val="333333"/>
-                <w:sz w:val="22"/>
-              </w:rPr>
-              <w:t>Como se conecta com Ferramentas de IA para DevOps</w:t>
-            </w:r>
-          </w:p>
-        </w:tc>
-      </w:tr>
-      <w:tr>
-        <w:tc>
-          <w:tcPr>
-            <w:tcW w:type="dxa" w:w="4320"/>
-            <w:shd w:val="clear" w:fill="FFFFFF"/>
-            <w:tcBorders>
-              <w:top w:val="single" w:color="CCCCCC" w:sz="4"/>
-              <w:left w:val="single" w:color="CCCCCC" w:sz="4"/>
-              <w:bottom w:val="single" w:color="CCCCCC" w:sz="4"/>
-              <w:right w:val="single" w:color="CCCCCC" w:sz="4"/>
-            </w:tcBorders>
-            <w:tcMar>
-              <w:top w:w="80" w:type="dxa"/>
-              <w:bottom w:w="80" w:type="dxa"/>
-              <w:left w:w="120" w:type="dxa"/>
-              <w:right w:w="120" w:type="dxa"/>
-            </w:tcMar>
-          </w:tcPr>
-          <w:p>
-            <w:r/>
-            <w:r>
-              <w:rPr>
-                <w:rFonts w:ascii="Arial" w:hAnsi="Arial"/>
-                <w:b w:val="0"/>
-                <w:color w:val="333333"/>
-                <w:sz w:val="22"/>
-              </w:rPr>
-              <w:t>Fundamentos de IA e LLMs</w:t>
-            </w:r>
-          </w:p>
-        </w:tc>
-        <w:tc>
-          <w:tcPr>
-            <w:tcW w:type="dxa" w:w="4320"/>
-            <w:shd w:val="clear" w:fill="FFFFFF"/>
-            <w:tcBorders>
-              <w:top w:val="single" w:color="CCCCCC" w:sz="4"/>
-              <w:left w:val="single" w:color="CCCCCC" w:sz="4"/>
-              <w:bottom w:val="single" w:color="CCCCCC" w:sz="4"/>
-              <w:right w:val="single" w:color="CCCCCC" w:sz="4"/>
-            </w:tcBorders>
-            <w:tcMar>
-              <w:top w:w="80" w:type="dxa"/>
-              <w:bottom w:w="80" w:type="dxa"/>
-              <w:left w:w="120" w:type="dxa"/>
-              <w:right w:w="120" w:type="dxa"/>
-            </w:tcMar>
-          </w:tcPr>
-          <w:p>
-            <w:r/>
-            <w:r>
-              <w:rPr>
-                <w:rFonts w:ascii="Arial" w:hAnsi="Arial"/>
-                <w:b w:val="0"/>
-                <w:color w:val="333333"/>
-                <w:sz w:val="22"/>
-              </w:rPr>
-              <w:t>Base de tokens, prompt engineering e limitações (alucinação) reaparecem constantemente como fundamento de todo guardrail do módulo</w:t>
-            </w:r>
-          </w:p>
-        </w:tc>
-      </w:tr>
-      <w:tr>
-        <w:tc>
-          <w:tcPr>
-            <w:tcW w:type="dxa" w:w="4320"/>
-            <w:shd w:val="clear" w:fill="FFFFFF"/>
-            <w:tcBorders>
-              <w:top w:val="single" w:color="CCCCCC" w:sz="4"/>
-              <w:left w:val="single" w:color="CCCCCC" w:sz="4"/>
-              <w:bottom w:val="single" w:color="CCCCCC" w:sz="4"/>
-              <w:right w:val="single" w:color="CCCCCC" w:sz="4"/>
-            </w:tcBorders>
-            <w:tcMar>
-              <w:top w:w="80" w:type="dxa"/>
-              <w:bottom w:w="80" w:type="dxa"/>
-              <w:left w:w="120" w:type="dxa"/>
-              <w:right w:w="120" w:type="dxa"/>
-            </w:tcMar>
-          </w:tcPr>
-          <w:p>
-            <w:r/>
-            <w:r>
-              <w:rPr>
-                <w:rFonts w:ascii="Arial" w:hAnsi="Arial"/>
-                <w:b w:val="0"/>
-                <w:color w:val="333333"/>
-                <w:sz w:val="22"/>
-              </w:rPr>
-              <w:t>APIs de IA Generativa e Prompt Engineering</w:t>
-            </w:r>
-          </w:p>
-        </w:tc>
-        <w:tc>
-          <w:tcPr>
-            <w:tcW w:type="dxa" w:w="4320"/>
-            <w:shd w:val="clear" w:fill="FFFFFF"/>
-            <w:tcBorders>
-              <w:top w:val="single" w:color="CCCCCC" w:sz="4"/>
-              <w:left w:val="single" w:color="CCCCCC" w:sz="4"/>
-              <w:bottom w:val="single" w:color="CCCCCC" w:sz="4"/>
-              <w:right w:val="single" w:color="CCCCCC" w:sz="4"/>
-            </w:tcBorders>
-            <w:tcMar>
-              <w:top w:w="80" w:type="dxa"/>
-              <w:bottom w:w="80" w:type="dxa"/>
-              <w:left w:w="120" w:type="dxa"/>
-              <w:right w:w="120" w:type="dxa"/>
-            </w:tcMar>
-          </w:tcPr>
-          <w:p>
-            <w:r/>
-            <w:r>
-              <w:rPr>
-                <w:rFonts w:ascii="Arial" w:hAnsi="Arial"/>
-                <w:b w:val="0"/>
-                <w:color w:val="333333"/>
-                <w:sz w:val="22"/>
-              </w:rPr>
-              <w:t>Roteamento multi-modelo, RAG e agentes com ferramentas são a mesma arquitetura aplicada aqui a operações em vez de produto</w:t>
-            </w:r>
-          </w:p>
-        </w:tc>
-      </w:tr>
-      <w:tr>
-        <w:tc>
-          <w:tcPr>
-            <w:tcW w:type="dxa" w:w="4320"/>
-            <w:shd w:val="clear" w:fill="FFFFFF"/>
-            <w:tcBorders>
-              <w:top w:val="single" w:color="CCCCCC" w:sz="4"/>
-              <w:left w:val="single" w:color="CCCCCC" w:sz="4"/>
-              <w:bottom w:val="single" w:color="CCCCCC" w:sz="4"/>
-              <w:right w:val="single" w:color="CCCCCC" w:sz="4"/>
-            </w:tcBorders>
-            <w:tcMar>
-              <w:top w:w="80" w:type="dxa"/>
-              <w:bottom w:w="80" w:type="dxa"/>
-              <w:left w:w="120" w:type="dxa"/>
-              <w:right w:w="120" w:type="dxa"/>
-            </w:tcMar>
-          </w:tcPr>
-          <w:p>
-            <w:r/>
-            <w:r>
-              <w:rPr>
-                <w:rFonts w:ascii="Arial" w:hAnsi="Arial"/>
-                <w:b w:val="0"/>
-                <w:color w:val="333333"/>
-                <w:sz w:val="22"/>
-              </w:rPr>
-              <w:t>Model Context Protocol (MCP)</w:t>
-            </w:r>
-          </w:p>
-        </w:tc>
-        <w:tc>
-          <w:tcPr>
-            <w:tcW w:type="dxa" w:w="4320"/>
-            <w:shd w:val="clear" w:fill="FFFFFF"/>
-            <w:tcBorders>
-              <w:top w:val="single" w:color="CCCCCC" w:sz="4"/>
-              <w:left w:val="single" w:color="CCCCCC" w:sz="4"/>
-              <w:bottom w:val="single" w:color="CCCCCC" w:sz="4"/>
-              <w:right w:val="single" w:color="CCCCCC" w:sz="4"/>
-            </w:tcBorders>
-            <w:tcMar>
-              <w:top w:w="80" w:type="dxa"/>
-              <w:bottom w:w="80" w:type="dxa"/>
-              <w:left w:w="120" w:type="dxa"/>
-              <w:right w:w="120" w:type="dxa"/>
-            </w:tcMar>
-          </w:tcPr>
-          <w:p>
-            <w:r/>
-            <w:r>
-              <w:rPr>
-                <w:rFonts w:ascii="Arial" w:hAnsi="Arial"/>
-                <w:b w:val="0"/>
-                <w:color w:val="333333"/>
-                <w:sz w:val="22"/>
-              </w:rPr>
-              <w:t>MCPs de ferramentas (ex.: consulta a runbooks, ferramentas de scanner) seguem o mesmo padrão de exposição de tools ao agente</w:t>
-            </w:r>
-          </w:p>
-        </w:tc>
-      </w:tr>
-      <w:tr>
-        <w:tc>
-          <w:tcPr>
-            <w:tcW w:type="dxa" w:w="4320"/>
-            <w:shd w:val="clear" w:fill="FFFFFF"/>
-            <w:tcBorders>
-              <w:top w:val="single" w:color="CCCCCC" w:sz="4"/>
-              <w:left w:val="single" w:color="CCCCCC" w:sz="4"/>
-              <w:bottom w:val="single" w:color="CCCCCC" w:sz="4"/>
-              <w:right w:val="single" w:color="CCCCCC" w:sz="4"/>
-            </w:tcBorders>
-            <w:tcMar>
-              <w:top w:w="80" w:type="dxa"/>
-              <w:bottom w:w="80" w:type="dxa"/>
-              <w:left w:w="120" w:type="dxa"/>
-              <w:right w:w="120" w:type="dxa"/>
-            </w:tcMar>
-          </w:tcPr>
-          <w:p>
-            <w:r/>
-            <w:r>
-              <w:rPr>
-                <w:rFonts w:ascii="Arial" w:hAnsi="Arial"/>
-                <w:b w:val="0"/>
-                <w:color w:val="333333"/>
-                <w:sz w:val="22"/>
-              </w:rPr>
-              <w:t>Criação de Agentes Autônomos</w:t>
-            </w:r>
-          </w:p>
-        </w:tc>
-        <w:tc>
-          <w:tcPr>
-            <w:tcW w:type="dxa" w:w="4320"/>
-            <w:shd w:val="clear" w:fill="FFFFFF"/>
-            <w:tcBorders>
-              <w:top w:val="single" w:color="CCCCCC" w:sz="4"/>
-              <w:left w:val="single" w:color="CCCCCC" w:sz="4"/>
-              <w:bottom w:val="single" w:color="CCCCCC" w:sz="4"/>
-              <w:right w:val="single" w:color="CCCCCC" w:sz="4"/>
-            </w:tcBorders>
-            <w:tcMar>
-              <w:top w:w="80" w:type="dxa"/>
-              <w:bottom w:w="80" w:type="dxa"/>
-              <w:left w:w="120" w:type="dxa"/>
-              <w:right w:w="120" w:type="dxa"/>
-            </w:tcMar>
-          </w:tcPr>
-          <w:p>
-            <w:r/>
-            <w:r>
-              <w:rPr>
-                <w:rFonts w:ascii="Arial" w:hAnsi="Arial"/>
-                <w:b w:val="0"/>
-                <w:color w:val="333333"/>
-                <w:sz w:val="22"/>
-              </w:rPr>
-              <w:t>Agent Loop, guardrails, Human in the Loop, memória e Tool Selection são os mesmos conceitos aplicados aqui ao domínio de infraestrutura/operações</w:t>
-            </w:r>
-          </w:p>
-        </w:tc>
-      </w:tr>
-      <w:tr>
-        <w:tc>
-          <w:tcPr>
-            <w:tcW w:type="dxa" w:w="4320"/>
-            <w:shd w:val="clear" w:fill="FFFFFF"/>
-            <w:tcBorders>
-              <w:top w:val="single" w:color="CCCCCC" w:sz="4"/>
-              <w:left w:val="single" w:color="CCCCCC" w:sz="4"/>
-              <w:bottom w:val="single" w:color="CCCCCC" w:sz="4"/>
-              <w:right w:val="single" w:color="CCCCCC" w:sz="4"/>
-            </w:tcBorders>
-            <w:tcMar>
-              <w:top w:w="80" w:type="dxa"/>
-              <w:bottom w:w="80" w:type="dxa"/>
-              <w:left w:w="120" w:type="dxa"/>
-              <w:right w:w="120" w:type="dxa"/>
-            </w:tcMar>
-          </w:tcPr>
-          <w:p>
-            <w:r/>
-            <w:r>
-              <w:rPr>
-                <w:rFonts w:ascii="Arial" w:hAnsi="Arial"/>
-                <w:b w:val="0"/>
-                <w:color w:val="333333"/>
-                <w:sz w:val="22"/>
-              </w:rPr>
-              <w:t>Ferramentas de IA para Gestão de Projetos</w:t>
-            </w:r>
-          </w:p>
-        </w:tc>
-        <w:tc>
-          <w:tcPr>
-            <w:tcW w:type="dxa" w:w="4320"/>
-            <w:shd w:val="clear" w:fill="FFFFFF"/>
-            <w:tcBorders>
-              <w:top w:val="single" w:color="CCCCCC" w:sz="4"/>
-              <w:left w:val="single" w:color="CCCCCC" w:sz="4"/>
-              <w:bottom w:val="single" w:color="CCCCCC" w:sz="4"/>
-              <w:right w:val="single" w:color="CCCCCC" w:sz="4"/>
-            </w:tcBorders>
-            <w:tcMar>
-              <w:top w:w="80" w:type="dxa"/>
-              <w:bottom w:w="80" w:type="dxa"/>
-              <w:left w:w="120" w:type="dxa"/>
-              <w:right w:w="120" w:type="dxa"/>
-            </w:tcMar>
-          </w:tcPr>
-          <w:p>
-            <w:r/>
-            <w:r>
-              <w:rPr>
-                <w:rFonts w:ascii="Arial" w:hAnsi="Arial"/>
-                <w:b w:val="0"/>
-                <w:color w:val="333333"/>
-                <w:sz w:val="22"/>
-              </w:rPr>
-              <w:t>AIOps de projeto (Lead Time, Cycle Time) espelha diretamente o AIOps de infraestrutura deste módulo — mesma lógica de observabilidade aplicada a fluxo de trabalho em vez de sistemas</w:t>
+              <w:t>Cada submódulo constrói sobre o anterior: fundamentos → IaC Copilot → K8s → troubleshooting/MTTR → observabilidade preditiva → ChatOps → DevSecOps → CI/CD → FinOps → RAG de runbooks → guardrails → projeto integrador (todos os agentes juntos) → deploy enterprise (Docker/K8s/LocalStack/Ollama) do sistema completo</w:t>
             </w:r>
           </w:p>
         </w:tc>
@@ -5973,6 +5670,130 @@
                 <w:color w:val="333333"/>
                 <w:sz w:val="22"/>
               </w:rPr>
+              <w:t>CrewAI</w:t>
+            </w:r>
+          </w:p>
+        </w:tc>
+        <w:tc>
+          <w:tcPr>
+            <w:tcW w:type="dxa" w:w="4320"/>
+            <w:shd w:val="clear" w:fill="FFFFFF"/>
+            <w:tcBorders>
+              <w:top w:val="single" w:color="CCCCCC" w:sz="4"/>
+              <w:left w:val="single" w:color="CCCCCC" w:sz="4"/>
+              <w:bottom w:val="single" w:color="CCCCCC" w:sz="4"/>
+              <w:right w:val="single" w:color="CCCCCC" w:sz="4"/>
+            </w:tcBorders>
+            <w:tcMar>
+              <w:top w:w="80" w:type="dxa"/>
+              <w:bottom w:w="80" w:type="dxa"/>
+              <w:left w:w="120" w:type="dxa"/>
+              <w:right w:w="120" w:type="dxa"/>
+            </w:tcMar>
+          </w:tcPr>
+          <w:p>
+            <w:r/>
+            <w:r>
+              <w:rPr>
+                <w:rFonts w:ascii="Arial" w:hAnsi="Arial"/>
+                <w:b w:val="0"/>
+                <w:color w:val="333333"/>
+                <w:sz w:val="22"/>
+              </w:rPr>
+              <w:t>Framework Python para orquestrar equipes de agentes especializados (sequencial ou hierárquico)</w:t>
+            </w:r>
+          </w:p>
+        </w:tc>
+      </w:tr>
+      <w:tr>
+        <w:tc>
+          <w:tcPr>
+            <w:tcW w:type="dxa" w:w="4320"/>
+            <w:shd w:val="clear" w:fill="FFFFFF"/>
+            <w:tcBorders>
+              <w:top w:val="single" w:color="CCCCCC" w:sz="4"/>
+              <w:left w:val="single" w:color="CCCCCC" w:sz="4"/>
+              <w:bottom w:val="single" w:color="CCCCCC" w:sz="4"/>
+              <w:right w:val="single" w:color="CCCCCC" w:sz="4"/>
+            </w:tcBorders>
+            <w:tcMar>
+              <w:top w:w="80" w:type="dxa"/>
+              <w:bottom w:w="80" w:type="dxa"/>
+              <w:left w:w="120" w:type="dxa"/>
+              <w:right w:w="120" w:type="dxa"/>
+            </w:tcMar>
+          </w:tcPr>
+          <w:p>
+            <w:r/>
+            <w:r>
+              <w:rPr>
+                <w:rFonts w:ascii="Arial" w:hAnsi="Arial"/>
+                <w:b w:val="0"/>
+                <w:color w:val="333333"/>
+                <w:sz w:val="22"/>
+              </w:rPr>
+              <w:t>Self-Attention</w:t>
+            </w:r>
+          </w:p>
+        </w:tc>
+        <w:tc>
+          <w:tcPr>
+            <w:tcW w:type="dxa" w:w="4320"/>
+            <w:shd w:val="clear" w:fill="FFFFFF"/>
+            <w:tcBorders>
+              <w:top w:val="single" w:color="CCCCCC" w:sz="4"/>
+              <w:left w:val="single" w:color="CCCCCC" w:sz="4"/>
+              <w:bottom w:val="single" w:color="CCCCCC" w:sz="4"/>
+              <w:right w:val="single" w:color="CCCCCC" w:sz="4"/>
+            </w:tcBorders>
+            <w:tcMar>
+              <w:top w:w="80" w:type="dxa"/>
+              <w:bottom w:w="80" w:type="dxa"/>
+              <w:left w:w="120" w:type="dxa"/>
+              <w:right w:w="120" w:type="dxa"/>
+            </w:tcMar>
+          </w:tcPr>
+          <w:p>
+            <w:r/>
+            <w:r>
+              <w:rPr>
+                <w:rFonts w:ascii="Arial" w:hAnsi="Arial"/>
+                <w:b w:val="0"/>
+                <w:color w:val="333333"/>
+                <w:sz w:val="22"/>
+              </w:rPr>
+              <w:t>Mecanismo do Transformer que relaciona partes distantes de um texto/arquivo, explicando por que LLMs lidam bem com config extensa</w:t>
+            </w:r>
+          </w:p>
+        </w:tc>
+      </w:tr>
+      <w:tr>
+        <w:tc>
+          <w:tcPr>
+            <w:tcW w:type="dxa" w:w="4320"/>
+            <w:shd w:val="clear" w:fill="FFFFFF"/>
+            <w:tcBorders>
+              <w:top w:val="single" w:color="CCCCCC" w:sz="4"/>
+              <w:left w:val="single" w:color="CCCCCC" w:sz="4"/>
+              <w:bottom w:val="single" w:color="CCCCCC" w:sz="4"/>
+              <w:right w:val="single" w:color="CCCCCC" w:sz="4"/>
+            </w:tcBorders>
+            <w:tcMar>
+              <w:top w:w="80" w:type="dxa"/>
+              <w:bottom w:w="80" w:type="dxa"/>
+              <w:left w:w="120" w:type="dxa"/>
+              <w:right w:w="120" w:type="dxa"/>
+            </w:tcMar>
+          </w:tcPr>
+          <w:p>
+            <w:r/>
+            <w:r>
+              <w:rPr>
+                <w:rFonts w:ascii="Arial" w:hAnsi="Arial"/>
+                <w:b w:val="0"/>
+                <w:color w:val="333333"/>
+                <w:sz w:val="22"/>
+              </w:rPr>
               <w:t>ReAct</w:t>
             </w:r>
           </w:p>
@@ -6003,7 +5824,7 @@
                 <w:color w:val="333333"/>
                 <w:sz w:val="22"/>
               </w:rPr>
-              <w:t>Framework de raciocínio em ciclo Pensar → Agir → Observar, usado no agente de troubleshooting</w:t>
+              <w:t>Padrão de raciocínio Pensamento→Ação→Observação→Decisão (não confundir com o React de frontend)</w:t>
             </w:r>
           </w:p>
         </w:tc>
@@ -6065,7 +5886,193 @@
                 <w:color w:val="333333"/>
                 <w:sz w:val="22"/>
               </w:rPr>
-              <w:t>Mean Time To Repair/Recovery — tempo médio para restaurar um serviço após incidente</w:t>
+              <w:t>Mean Time To Recovery/Repair — tempo médio para restaurar um serviço após incidente</w:t>
+            </w:r>
+          </w:p>
+        </w:tc>
+      </w:tr>
+      <w:tr>
+        <w:tc>
+          <w:tcPr>
+            <w:tcW w:type="dxa" w:w="4320"/>
+            <w:shd w:val="clear" w:fill="FFFFFF"/>
+            <w:tcBorders>
+              <w:top w:val="single" w:color="CCCCCC" w:sz="4"/>
+              <w:left w:val="single" w:color="CCCCCC" w:sz="4"/>
+              <w:bottom w:val="single" w:color="CCCCCC" w:sz="4"/>
+              <w:right w:val="single" w:color="CCCCCC" w:sz="4"/>
+            </w:tcBorders>
+            <w:tcMar>
+              <w:top w:w="80" w:type="dxa"/>
+              <w:bottom w:w="80" w:type="dxa"/>
+              <w:left w:w="120" w:type="dxa"/>
+              <w:right w:w="120" w:type="dxa"/>
+            </w:tcMar>
+          </w:tcPr>
+          <w:p>
+            <w:r/>
+            <w:r>
+              <w:rPr>
+                <w:rFonts w:ascii="Arial" w:hAnsi="Arial"/>
+                <w:b w:val="0"/>
+                <w:color w:val="333333"/>
+                <w:sz w:val="22"/>
+              </w:rPr>
+              <w:t>Checkov / OPA</w:t>
+            </w:r>
+          </w:p>
+        </w:tc>
+        <w:tc>
+          <w:tcPr>
+            <w:tcW w:type="dxa" w:w="4320"/>
+            <w:shd w:val="clear" w:fill="FFFFFF"/>
+            <w:tcBorders>
+              <w:top w:val="single" w:color="CCCCCC" w:sz="4"/>
+              <w:left w:val="single" w:color="CCCCCC" w:sz="4"/>
+              <w:bottom w:val="single" w:color="CCCCCC" w:sz="4"/>
+              <w:right w:val="single" w:color="CCCCCC" w:sz="4"/>
+            </w:tcBorders>
+            <w:tcMar>
+              <w:top w:w="80" w:type="dxa"/>
+              <w:bottom w:w="80" w:type="dxa"/>
+              <w:left w:w="120" w:type="dxa"/>
+              <w:right w:w="120" w:type="dxa"/>
+            </w:tcMar>
+          </w:tcPr>
+          <w:p>
+            <w:r/>
+            <w:r>
+              <w:rPr>
+                <w:rFonts w:ascii="Arial" w:hAnsi="Arial"/>
+                <w:b w:val="0"/>
+                <w:color w:val="333333"/>
+                <w:sz w:val="22"/>
+              </w:rPr>
+              <w:t>Análise estática de vulnerabilidade técnica / validação de política de negócio sobre IaC</w:t>
+            </w:r>
+          </w:p>
+        </w:tc>
+      </w:tr>
+      <w:tr>
+        <w:tc>
+          <w:tcPr>
+            <w:tcW w:type="dxa" w:w="4320"/>
+            <w:shd w:val="clear" w:fill="FFFFFF"/>
+            <w:tcBorders>
+              <w:top w:val="single" w:color="CCCCCC" w:sz="4"/>
+              <w:left w:val="single" w:color="CCCCCC" w:sz="4"/>
+              <w:bottom w:val="single" w:color="CCCCCC" w:sz="4"/>
+              <w:right w:val="single" w:color="CCCCCC" w:sz="4"/>
+            </w:tcBorders>
+            <w:tcMar>
+              <w:top w:w="80" w:type="dxa"/>
+              <w:bottom w:w="80" w:type="dxa"/>
+              <w:left w:w="120" w:type="dxa"/>
+              <w:right w:w="120" w:type="dxa"/>
+            </w:tcMar>
+          </w:tcPr>
+          <w:p>
+            <w:r/>
+            <w:r>
+              <w:rPr>
+                <w:rFonts w:ascii="Arial" w:hAnsi="Arial"/>
+                <w:b w:val="0"/>
+                <w:color w:val="333333"/>
+                <w:sz w:val="22"/>
+              </w:rPr>
+              <w:t>Canary Deployment</w:t>
+            </w:r>
+          </w:p>
+        </w:tc>
+        <w:tc>
+          <w:tcPr>
+            <w:tcW w:type="dxa" w:w="4320"/>
+            <w:shd w:val="clear" w:fill="FFFFFF"/>
+            <w:tcBorders>
+              <w:top w:val="single" w:color="CCCCCC" w:sz="4"/>
+              <w:left w:val="single" w:color="CCCCCC" w:sz="4"/>
+              <w:bottom w:val="single" w:color="CCCCCC" w:sz="4"/>
+              <w:right w:val="single" w:color="CCCCCC" w:sz="4"/>
+            </w:tcBorders>
+            <w:tcMar>
+              <w:top w:w="80" w:type="dxa"/>
+              <w:bottom w:w="80" w:type="dxa"/>
+              <w:left w:w="120" w:type="dxa"/>
+              <w:right w:w="120" w:type="dxa"/>
+            </w:tcMar>
+          </w:tcPr>
+          <w:p>
+            <w:r/>
+            <w:r>
+              <w:rPr>
+                <w:rFonts w:ascii="Arial" w:hAnsi="Arial"/>
+                <w:b w:val="0"/>
+                <w:color w:val="333333"/>
+                <w:sz w:val="22"/>
+              </w:rPr>
+              <w:t>Liberação gradual de nova versão, monitorando métrica antes de expandir o rollout</w:t>
+            </w:r>
+          </w:p>
+        </w:tc>
+      </w:tr>
+      <w:tr>
+        <w:tc>
+          <w:tcPr>
+            <w:tcW w:type="dxa" w:w="4320"/>
+            <w:shd w:val="clear" w:fill="FFFFFF"/>
+            <w:tcBorders>
+              <w:top w:val="single" w:color="CCCCCC" w:sz="4"/>
+              <w:left w:val="single" w:color="CCCCCC" w:sz="4"/>
+              <w:bottom w:val="single" w:color="CCCCCC" w:sz="4"/>
+              <w:right w:val="single" w:color="CCCCCC" w:sz="4"/>
+            </w:tcBorders>
+            <w:tcMar>
+              <w:top w:w="80" w:type="dxa"/>
+              <w:bottom w:w="80" w:type="dxa"/>
+              <w:left w:w="120" w:type="dxa"/>
+              <w:right w:w="120" w:type="dxa"/>
+            </w:tcMar>
+          </w:tcPr>
+          <w:p>
+            <w:r/>
+            <w:r>
+              <w:rPr>
+                <w:rFonts w:ascii="Arial" w:hAnsi="Arial"/>
+                <w:b w:val="0"/>
+                <w:color w:val="333333"/>
+                <w:sz w:val="22"/>
+              </w:rPr>
+              <w:t>Drift Detection</w:t>
+            </w:r>
+          </w:p>
+        </w:tc>
+        <w:tc>
+          <w:tcPr>
+            <w:tcW w:type="dxa" w:w="4320"/>
+            <w:shd w:val="clear" w:fill="FFFFFF"/>
+            <w:tcBorders>
+              <w:top w:val="single" w:color="CCCCCC" w:sz="4"/>
+              <w:left w:val="single" w:color="CCCCCC" w:sz="4"/>
+              <w:bottom w:val="single" w:color="CCCCCC" w:sz="4"/>
+              <w:right w:val="single" w:color="CCCCCC" w:sz="4"/>
+            </w:tcBorders>
+            <w:tcMar>
+              <w:top w:w="80" w:type="dxa"/>
+              <w:bottom w:w="80" w:type="dxa"/>
+              <w:left w:w="120" w:type="dxa"/>
+              <w:right w:w="120" w:type="dxa"/>
+            </w:tcMar>
+          </w:tcPr>
+          <w:p>
+            <w:r/>
+            <w:r>
+              <w:rPr>
+                <w:rFonts w:ascii="Arial" w:hAnsi="Arial"/>
+                <w:b w:val="0"/>
+                <w:color w:val="333333"/>
+                <w:sz w:val="22"/>
+              </w:rPr>
+              <w:t>Divergência entre infraestrutura declarada em código e estado real do ambiente</w:t>
             </w:r>
           </w:p>
         </w:tc>
@@ -6127,7 +6134,7 @@
                 <w:color w:val="333333"/>
                 <w:sz w:val="22"/>
               </w:rPr>
-              <w:t>Natural Language to Query — tradução de linguagem natural para PromQL/LogQL</w:t>
+              <w:t>Natural Language to Query — traduzir linguagem natural para PromQL/LogQL</w:t>
             </w:r>
           </w:p>
         </w:tc>
@@ -6159,7 +6166,7 @@
                 <w:color w:val="333333"/>
                 <w:sz w:val="22"/>
               </w:rPr>
-              <w:t>Fadiga de Alertas</w:t>
+              <w:t>Fadiga de alertas</w:t>
             </w:r>
           </w:p>
         </w:tc>
@@ -6189,7 +6196,7 @@
                 <w:color w:val="333333"/>
                 <w:sz w:val="22"/>
               </w:rPr>
-              <w:t>Excesso de notificações de baixa relevância que leva a equipe a ignorar alertas, inclusive os importantes</w:t>
+              <w:t>Excesso de notificação (limite estático, vulnerabilidade não-explorável) faz sinal real passar despercebido</w:t>
             </w:r>
           </w:p>
         </w:tc>
@@ -6221,7 +6228,7 @@
                 <w:color w:val="333333"/>
                 <w:sz w:val="22"/>
               </w:rPr>
-              <w:t>Checkov</w:t>
+              <w:t>RBAC / IAM / Human in the Loop</w:t>
             </w:r>
           </w:p>
         </w:tc>
@@ -6251,131 +6258,7 @@
                 <w:color w:val="333333"/>
                 <w:sz w:val="22"/>
               </w:rPr>
-              <w:t>Ferramenta de análise estática de Infraestrutura como Código, focada em vulnerabilidades técnicas conhecidas</w:t>
-            </w:r>
-          </w:p>
-        </w:tc>
-      </w:tr>
-      <w:tr>
-        <w:tc>
-          <w:tcPr>
-            <w:tcW w:type="dxa" w:w="4320"/>
-            <w:shd w:val="clear" w:fill="FFFFFF"/>
-            <w:tcBorders>
-              <w:top w:val="single" w:color="CCCCCC" w:sz="4"/>
-              <w:left w:val="single" w:color="CCCCCC" w:sz="4"/>
-              <w:bottom w:val="single" w:color="CCCCCC" w:sz="4"/>
-              <w:right w:val="single" w:color="CCCCCC" w:sz="4"/>
-            </w:tcBorders>
-            <w:tcMar>
-              <w:top w:w="80" w:type="dxa"/>
-              <w:bottom w:w="80" w:type="dxa"/>
-              <w:left w:w="120" w:type="dxa"/>
-              <w:right w:w="120" w:type="dxa"/>
-            </w:tcMar>
-          </w:tcPr>
-          <w:p>
-            <w:r/>
-            <w:r>
-              <w:rPr>
-                <w:rFonts w:ascii="Arial" w:hAnsi="Arial"/>
-                <w:b w:val="0"/>
-                <w:color w:val="333333"/>
-                <w:sz w:val="22"/>
-              </w:rPr>
-              <w:t>Open Policy Agent (OPA)</w:t>
-            </w:r>
-          </w:p>
-        </w:tc>
-        <w:tc>
-          <w:tcPr>
-            <w:tcW w:type="dxa" w:w="4320"/>
-            <w:shd w:val="clear" w:fill="FFFFFF"/>
-            <w:tcBorders>
-              <w:top w:val="single" w:color="CCCCCC" w:sz="4"/>
-              <w:left w:val="single" w:color="CCCCCC" w:sz="4"/>
-              <w:bottom w:val="single" w:color="CCCCCC" w:sz="4"/>
-              <w:right w:val="single" w:color="CCCCCC" w:sz="4"/>
-            </w:tcBorders>
-            <w:tcMar>
-              <w:top w:w="80" w:type="dxa"/>
-              <w:bottom w:w="80" w:type="dxa"/>
-              <w:left w:w="120" w:type="dxa"/>
-              <w:right w:w="120" w:type="dxa"/>
-            </w:tcMar>
-          </w:tcPr>
-          <w:p>
-            <w:r/>
-            <w:r>
-              <w:rPr>
-                <w:rFonts w:ascii="Arial" w:hAnsi="Arial"/>
-                <w:b w:val="0"/>
-                <w:color w:val="333333"/>
-                <w:sz w:val="22"/>
-              </w:rPr>
-              <w:t>Motor de políticas que valida regras de negócio/governança específicas da organização</w:t>
-            </w:r>
-          </w:p>
-        </w:tc>
-      </w:tr>
-      <w:tr>
-        <w:tc>
-          <w:tcPr>
-            <w:tcW w:type="dxa" w:w="4320"/>
-            <w:shd w:val="clear" w:fill="FFFFFF"/>
-            <w:tcBorders>
-              <w:top w:val="single" w:color="CCCCCC" w:sz="4"/>
-              <w:left w:val="single" w:color="CCCCCC" w:sz="4"/>
-              <w:bottom w:val="single" w:color="CCCCCC" w:sz="4"/>
-              <w:right w:val="single" w:color="CCCCCC" w:sz="4"/>
-            </w:tcBorders>
-            <w:tcMar>
-              <w:top w:w="80" w:type="dxa"/>
-              <w:bottom w:w="80" w:type="dxa"/>
-              <w:left w:w="120" w:type="dxa"/>
-              <w:right w:w="120" w:type="dxa"/>
-            </w:tcMar>
-          </w:tcPr>
-          <w:p>
-            <w:r/>
-            <w:r>
-              <w:rPr>
-                <w:rFonts w:ascii="Arial" w:hAnsi="Arial"/>
-                <w:b w:val="0"/>
-                <w:color w:val="333333"/>
-                <w:sz w:val="22"/>
-              </w:rPr>
-              <w:t>Drift Detection</w:t>
-            </w:r>
-          </w:p>
-        </w:tc>
-        <w:tc>
-          <w:tcPr>
-            <w:tcW w:type="dxa" w:w="4320"/>
-            <w:shd w:val="clear" w:fill="FFFFFF"/>
-            <w:tcBorders>
-              <w:top w:val="single" w:color="CCCCCC" w:sz="4"/>
-              <w:left w:val="single" w:color="CCCCCC" w:sz="4"/>
-              <w:bottom w:val="single" w:color="CCCCCC" w:sz="4"/>
-              <w:right w:val="single" w:color="CCCCCC" w:sz="4"/>
-            </w:tcBorders>
-            <w:tcMar>
-              <w:top w:w="80" w:type="dxa"/>
-              <w:bottom w:w="80" w:type="dxa"/>
-              <w:left w:w="120" w:type="dxa"/>
-              <w:right w:w="120" w:type="dxa"/>
-            </w:tcMar>
-          </w:tcPr>
-          <w:p>
-            <w:r/>
-            <w:r>
-              <w:rPr>
-                <w:rFonts w:ascii="Arial" w:hAnsi="Arial"/>
-                <w:b w:val="0"/>
-                <w:color w:val="333333"/>
-                <w:sz w:val="22"/>
-              </w:rPr>
-              <w:t>Identificação de divergência entre o estado real da infraestrutura e o que está descrito no código</w:t>
+              <w:t>Controle de acesso por papel / gestão de identidade / decisão crítica sempre validada por humano</w:t>
             </w:r>
           </w:p>
         </w:tc>
@@ -6437,7 +6320,7 @@
                 <w:color w:val="333333"/>
                 <w:sz w:val="22"/>
               </w:rPr>
-              <w:t>Transformação de checklists de conformidade em verificações automatizadas no pipeline</w:t>
+              <w:t>Regra de conformidade transformada em verificação automática no pipeline</w:t>
             </w:r>
           </w:p>
         </w:tc>
@@ -6469,7 +6352,7 @@
                 <w:color w:val="333333"/>
                 <w:sz w:val="22"/>
               </w:rPr>
-              <w:t>CVE-2024-3094</w:t>
+              <w:t>InfraCost / Kubecost</w:t>
             </w:r>
           </w:p>
         </w:tc>
@@ -6499,7 +6382,7 @@
                 <w:color w:val="333333"/>
                 <w:sz w:val="22"/>
               </w:rPr>
-              <w:t>Vulnerabilidade (backdoor) associada ao ataque à cadeia de suprimentos do XZ Utils, usada como exemplo de priorização real</w:t>
+              <w:t>Ferramentas de visibilidade de custo para IaC / especificamente para Kubernetes</w:t>
             </w:r>
           </w:p>
         </w:tc>
@@ -6531,7 +6414,7 @@
                 <w:color w:val="333333"/>
                 <w:sz w:val="22"/>
               </w:rPr>
-              <w:t>Isolation Forest</w:t>
+              <w:t>Recursos zumbis / Right sizing</w:t>
             </w:r>
           </w:p>
         </w:tc>
@@ -6561,7 +6444,7 @@
                 <w:color w:val="333333"/>
                 <w:sz w:val="22"/>
               </w:rPr>
-              <w:t>Algoritmo de detecção de anomalias usado em observabilidade preditiva</w:t>
+              <w:t>Recurso ativo sem uso gerando custo silencioso / ajuste de capacidade ao consumo real observado</w:t>
             </w:r>
           </w:p>
         </w:tc>
@@ -6593,7 +6476,7 @@
                 <w:color w:val="333333"/>
                 <w:sz w:val="22"/>
               </w:rPr>
-              <w:t>Right Sizing</w:t>
+              <w:t>RAG de runbooks</w:t>
             </w:r>
           </w:p>
         </w:tc>
@@ -6623,7 +6506,7 @@
                 <w:color w:val="333333"/>
                 <w:sz w:val="22"/>
               </w:rPr>
-              <w:t>Prática de FinOps de ajustar o tamanho de um recurso à demanda real observada</w:t>
+              <w:t>Consulta a documentação operacional interna em tempo real durante investigação de incidente</w:t>
             </w:r>
           </w:p>
         </w:tc>
@@ -6655,7 +6538,7 @@
                 <w:color w:val="333333"/>
                 <w:sz w:val="22"/>
               </w:rPr>
-              <w:t>Recursos Zumbis</w:t>
+              <w:t>Guardrails / Circuit breaker / Rate limiting</w:t>
             </w:r>
           </w:p>
         </w:tc>
@@ -6685,7 +6568,7 @@
                 <w:color w:val="333333"/>
                 <w:sz w:val="22"/>
               </w:rPr>
-              <w:t>Componentes de infraestrutura ativos e gerando custo sem entregar valor operacional</w:t>
+              <w:t>Limite que orienta comportamento do agente / interrupção preventiva / limite de ações por intervalo</w:t>
             </w:r>
           </w:p>
         </w:tc>
@@ -6717,7 +6600,7 @@
                 <w:color w:val="333333"/>
                 <w:sz w:val="22"/>
               </w:rPr>
-              <w:t>Human in the Loop</w:t>
+              <w:t>Dry run</w:t>
             </w:r>
           </w:p>
         </w:tc>
@@ -6747,7 +6630,7 @@
                 <w:color w:val="333333"/>
                 <w:sz w:val="22"/>
               </w:rPr>
-              <w:t>Princípio de exigir validação humana explícita antes de ações críticas</w:t>
+              <w:t>Simulação do efeito de uma ação antes de aplicá-la de fato</w:t>
             </w:r>
           </w:p>
         </w:tc>
@@ -6779,7 +6662,7 @@
                 <w:color w:val="333333"/>
                 <w:sz w:val="22"/>
               </w:rPr>
-              <w:t>Dry Run</w:t>
+              <w:t>Orquestração hierárquica</w:t>
             </w:r>
           </w:p>
         </w:tc>
@@ -6809,7 +6692,7 @@
                 <w:color w:val="333333"/>
                 <w:sz w:val="22"/>
               </w:rPr>
-              <w:t>Execução simulada que mostra o efeito de uma mudança sem aplicá-la de fato</w:t>
+              <w:t>Agente manager coordenando especialistas, sem executar análise técnica diretamente</w:t>
             </w:r>
           </w:p>
         </w:tc>
@@ -6841,7 +6724,7 @@
                 <w:color w:val="333333"/>
                 <w:sz w:val="22"/>
               </w:rPr>
-              <w:t>Canary Deployment / Canary Rollback</w:t>
+              <w:t>LocalStack / Ollama</w:t>
             </w:r>
           </w:p>
         </w:tc>
@@ -6871,379 +6754,7 @@
                 <w:color w:val="333333"/>
                 <w:sz w:val="22"/>
               </w:rPr>
-              <w:t>Liberação gradual de uma versão nova; reversão automática se as métricas piorarem</w:t>
-            </w:r>
-          </w:p>
-        </w:tc>
-      </w:tr>
-      <w:tr>
-        <w:tc>
-          <w:tcPr>
-            <w:tcW w:type="dxa" w:w="4320"/>
-            <w:shd w:val="clear" w:fill="FFFFFF"/>
-            <w:tcBorders>
-              <w:top w:val="single" w:color="CCCCCC" w:sz="4"/>
-              <w:left w:val="single" w:color="CCCCCC" w:sz="4"/>
-              <w:bottom w:val="single" w:color="CCCCCC" w:sz="4"/>
-              <w:right w:val="single" w:color="CCCCCC" w:sz="4"/>
-            </w:tcBorders>
-            <w:tcMar>
-              <w:top w:w="80" w:type="dxa"/>
-              <w:bottom w:w="80" w:type="dxa"/>
-              <w:left w:w="120" w:type="dxa"/>
-              <w:right w:w="120" w:type="dxa"/>
-            </w:tcMar>
-          </w:tcPr>
-          <w:p>
-            <w:r/>
-            <w:r>
-              <w:rPr>
-                <w:rFonts w:ascii="Arial" w:hAnsi="Arial"/>
-                <w:b w:val="0"/>
-                <w:color w:val="333333"/>
-                <w:sz w:val="22"/>
-              </w:rPr>
-              <w:t>Circuit Breaker Operacional</w:t>
-            </w:r>
-          </w:p>
-        </w:tc>
-        <w:tc>
-          <w:tcPr>
-            <w:tcW w:type="dxa" w:w="4320"/>
-            <w:shd w:val="clear" w:fill="FFFFFF"/>
-            <w:tcBorders>
-              <w:top w:val="single" w:color="CCCCCC" w:sz="4"/>
-              <w:left w:val="single" w:color="CCCCCC" w:sz="4"/>
-              <w:bottom w:val="single" w:color="CCCCCC" w:sz="4"/>
-              <w:right w:val="single" w:color="CCCCCC" w:sz="4"/>
-            </w:tcBorders>
-            <w:tcMar>
-              <w:top w:w="80" w:type="dxa"/>
-              <w:bottom w:w="80" w:type="dxa"/>
-              <w:left w:w="120" w:type="dxa"/>
-              <w:right w:w="120" w:type="dxa"/>
-            </w:tcMar>
-          </w:tcPr>
-          <w:p>
-            <w:r/>
-            <w:r>
-              <w:rPr>
-                <w:rFonts w:ascii="Arial" w:hAnsi="Arial"/>
-                <w:b w:val="0"/>
-                <w:color w:val="333333"/>
-                <w:sz w:val="22"/>
-              </w:rPr>
-              <w:t>Mecanismo que interrompe automação após falhas consecutivas, evitando dano em cascata</w:t>
-            </w:r>
-          </w:p>
-        </w:tc>
-      </w:tr>
-      <w:tr>
-        <w:tc>
-          <w:tcPr>
-            <w:tcW w:type="dxa" w:w="4320"/>
-            <w:shd w:val="clear" w:fill="FFFFFF"/>
-            <w:tcBorders>
-              <w:top w:val="single" w:color="CCCCCC" w:sz="4"/>
-              <w:left w:val="single" w:color="CCCCCC" w:sz="4"/>
-              <w:bottom w:val="single" w:color="CCCCCC" w:sz="4"/>
-              <w:right w:val="single" w:color="CCCCCC" w:sz="4"/>
-            </w:tcBorders>
-            <w:tcMar>
-              <w:top w:w="80" w:type="dxa"/>
-              <w:bottom w:w="80" w:type="dxa"/>
-              <w:left w:w="120" w:type="dxa"/>
-              <w:right w:w="120" w:type="dxa"/>
-            </w:tcMar>
-          </w:tcPr>
-          <w:p>
-            <w:r/>
-            <w:r>
-              <w:rPr>
-                <w:rFonts w:ascii="Arial" w:hAnsi="Arial"/>
-                <w:b w:val="0"/>
-                <w:color w:val="333333"/>
-                <w:sz w:val="22"/>
-              </w:rPr>
-              <w:t>Agente Manager</w:t>
-            </w:r>
-          </w:p>
-        </w:tc>
-        <w:tc>
-          <w:tcPr>
-            <w:tcW w:type="dxa" w:w="4320"/>
-            <w:shd w:val="clear" w:fill="FFFFFF"/>
-            <w:tcBorders>
-              <w:top w:val="single" w:color="CCCCCC" w:sz="4"/>
-              <w:left w:val="single" w:color="CCCCCC" w:sz="4"/>
-              <w:bottom w:val="single" w:color="CCCCCC" w:sz="4"/>
-              <w:right w:val="single" w:color="CCCCCC" w:sz="4"/>
-            </w:tcBorders>
-            <w:tcMar>
-              <w:top w:w="80" w:type="dxa"/>
-              <w:bottom w:w="80" w:type="dxa"/>
-              <w:left w:w="120" w:type="dxa"/>
-              <w:right w:w="120" w:type="dxa"/>
-            </w:tcMar>
-          </w:tcPr>
-          <w:p>
-            <w:r/>
-            <w:r>
-              <w:rPr>
-                <w:rFonts w:ascii="Arial" w:hAnsi="Arial"/>
-                <w:b w:val="0"/>
-                <w:color w:val="333333"/>
-                <w:sz w:val="22"/>
-              </w:rPr>
-              <w:t>Agente coordenador que distribui tarefas entre especialistas e consolida resultados</w:t>
-            </w:r>
-          </w:p>
-        </w:tc>
-      </w:tr>
-      <w:tr>
-        <w:tc>
-          <w:tcPr>
-            <w:tcW w:type="dxa" w:w="4320"/>
-            <w:shd w:val="clear" w:fill="FFFFFF"/>
-            <w:tcBorders>
-              <w:top w:val="single" w:color="CCCCCC" w:sz="4"/>
-              <w:left w:val="single" w:color="CCCCCC" w:sz="4"/>
-              <w:bottom w:val="single" w:color="CCCCCC" w:sz="4"/>
-              <w:right w:val="single" w:color="CCCCCC" w:sz="4"/>
-            </w:tcBorders>
-            <w:tcMar>
-              <w:top w:w="80" w:type="dxa"/>
-              <w:bottom w:w="80" w:type="dxa"/>
-              <w:left w:w="120" w:type="dxa"/>
-              <w:right w:w="120" w:type="dxa"/>
-            </w:tcMar>
-          </w:tcPr>
-          <w:p>
-            <w:r/>
-            <w:r>
-              <w:rPr>
-                <w:rFonts w:ascii="Arial" w:hAnsi="Arial"/>
-                <w:b w:val="0"/>
-                <w:color w:val="333333"/>
-                <w:sz w:val="22"/>
-              </w:rPr>
-              <w:t>Game Day</w:t>
-            </w:r>
-          </w:p>
-        </w:tc>
-        <w:tc>
-          <w:tcPr>
-            <w:tcW w:type="dxa" w:w="4320"/>
-            <w:shd w:val="clear" w:fill="FFFFFF"/>
-            <w:tcBorders>
-              <w:top w:val="single" w:color="CCCCCC" w:sz="4"/>
-              <w:left w:val="single" w:color="CCCCCC" w:sz="4"/>
-              <w:bottom w:val="single" w:color="CCCCCC" w:sz="4"/>
-              <w:right w:val="single" w:color="CCCCCC" w:sz="4"/>
-            </w:tcBorders>
-            <w:tcMar>
-              <w:top w:w="80" w:type="dxa"/>
-              <w:bottom w:w="80" w:type="dxa"/>
-              <w:left w:w="120" w:type="dxa"/>
-              <w:right w:w="120" w:type="dxa"/>
-            </w:tcMar>
-          </w:tcPr>
-          <w:p>
-            <w:r/>
-            <w:r>
-              <w:rPr>
-                <w:rFonts w:ascii="Arial" w:hAnsi="Arial"/>
-                <w:b w:val="0"/>
-                <w:color w:val="333333"/>
-                <w:sz w:val="22"/>
-              </w:rPr>
-              <w:t>Simulação controlada de incidente(s) para testar processos, ferramentas e equipe</w:t>
-            </w:r>
-          </w:p>
-        </w:tc>
-      </w:tr>
-      <w:tr>
-        <w:tc>
-          <w:tcPr>
-            <w:tcW w:type="dxa" w:w="4320"/>
-            <w:shd w:val="clear" w:fill="FFFFFF"/>
-            <w:tcBorders>
-              <w:top w:val="single" w:color="CCCCCC" w:sz="4"/>
-              <w:left w:val="single" w:color="CCCCCC" w:sz="4"/>
-              <w:bottom w:val="single" w:color="CCCCCC" w:sz="4"/>
-              <w:right w:val="single" w:color="CCCCCC" w:sz="4"/>
-            </w:tcBorders>
-            <w:tcMar>
-              <w:top w:w="80" w:type="dxa"/>
-              <w:bottom w:w="80" w:type="dxa"/>
-              <w:left w:w="120" w:type="dxa"/>
-              <w:right w:w="120" w:type="dxa"/>
-            </w:tcMar>
-          </w:tcPr>
-          <w:p>
-            <w:r/>
-            <w:r>
-              <w:rPr>
-                <w:rFonts w:ascii="Arial" w:hAnsi="Arial"/>
-                <w:b w:val="0"/>
-                <w:color w:val="333333"/>
-                <w:sz w:val="22"/>
-              </w:rPr>
-              <w:t>LocalStack</w:t>
-            </w:r>
-          </w:p>
-        </w:tc>
-        <w:tc>
-          <w:tcPr>
-            <w:tcW w:type="dxa" w:w="4320"/>
-            <w:shd w:val="clear" w:fill="FFFFFF"/>
-            <w:tcBorders>
-              <w:top w:val="single" w:color="CCCCCC" w:sz="4"/>
-              <w:left w:val="single" w:color="CCCCCC" w:sz="4"/>
-              <w:bottom w:val="single" w:color="CCCCCC" w:sz="4"/>
-              <w:right w:val="single" w:color="CCCCCC" w:sz="4"/>
-            </w:tcBorders>
-            <w:tcMar>
-              <w:top w:w="80" w:type="dxa"/>
-              <w:bottom w:w="80" w:type="dxa"/>
-              <w:left w:w="120" w:type="dxa"/>
-              <w:right w:w="120" w:type="dxa"/>
-            </w:tcMar>
-          </w:tcPr>
-          <w:p>
-            <w:r/>
-            <w:r>
-              <w:rPr>
-                <w:rFonts w:ascii="Arial" w:hAnsi="Arial"/>
-                <w:b w:val="0"/>
-                <w:color w:val="333333"/>
-                <w:sz w:val="22"/>
-              </w:rPr>
-              <w:t>Ferramenta que simula localmente serviços de nuvem (S3, SQS, IAM) compatíveis com AWS</w:t>
-            </w:r>
-          </w:p>
-        </w:tc>
-      </w:tr>
-      <w:tr>
-        <w:tc>
-          <w:tcPr>
-            <w:tcW w:type="dxa" w:w="4320"/>
-            <w:shd w:val="clear" w:fill="FFFFFF"/>
-            <w:tcBorders>
-              <w:top w:val="single" w:color="CCCCCC" w:sz="4"/>
-              <w:left w:val="single" w:color="CCCCCC" w:sz="4"/>
-              <w:bottom w:val="single" w:color="CCCCCC" w:sz="4"/>
-              <w:right w:val="single" w:color="CCCCCC" w:sz="4"/>
-            </w:tcBorders>
-            <w:tcMar>
-              <w:top w:w="80" w:type="dxa"/>
-              <w:bottom w:w="80" w:type="dxa"/>
-              <w:left w:w="120" w:type="dxa"/>
-              <w:right w:w="120" w:type="dxa"/>
-            </w:tcMar>
-          </w:tcPr>
-          <w:p>
-            <w:r/>
-            <w:r>
-              <w:rPr>
-                <w:rFonts w:ascii="Arial" w:hAnsi="Arial"/>
-                <w:b w:val="0"/>
-                <w:color w:val="333333"/>
-                <w:sz w:val="22"/>
-              </w:rPr>
-              <w:t>Ollama</w:t>
-            </w:r>
-          </w:p>
-        </w:tc>
-        <w:tc>
-          <w:tcPr>
-            <w:tcW w:type="dxa" w:w="4320"/>
-            <w:shd w:val="clear" w:fill="FFFFFF"/>
-            <w:tcBorders>
-              <w:top w:val="single" w:color="CCCCCC" w:sz="4"/>
-              <w:left w:val="single" w:color="CCCCCC" w:sz="4"/>
-              <w:bottom w:val="single" w:color="CCCCCC" w:sz="4"/>
-              <w:right w:val="single" w:color="CCCCCC" w:sz="4"/>
-            </w:tcBorders>
-            <w:tcMar>
-              <w:top w:w="80" w:type="dxa"/>
-              <w:bottom w:w="80" w:type="dxa"/>
-              <w:left w:w="120" w:type="dxa"/>
-              <w:right w:w="120" w:type="dxa"/>
-            </w:tcMar>
-          </w:tcPr>
-          <w:p>
-            <w:r/>
-            <w:r>
-              <w:rPr>
-                <w:rFonts w:ascii="Arial" w:hAnsi="Arial"/>
-                <w:b w:val="0"/>
-                <w:color w:val="333333"/>
-                <w:sz w:val="22"/>
-              </w:rPr>
-              <w:t>Plataforma para executar modelos de linguagem localmente, sem dependência de API externa</w:t>
-            </w:r>
-          </w:p>
-        </w:tc>
-      </w:tr>
-      <w:tr>
-        <w:tc>
-          <w:tcPr>
-            <w:tcW w:type="dxa" w:w="4320"/>
-            <w:shd w:val="clear" w:fill="FFFFFF"/>
-            <w:tcBorders>
-              <w:top w:val="single" w:color="CCCCCC" w:sz="4"/>
-              <w:left w:val="single" w:color="CCCCCC" w:sz="4"/>
-              <w:bottom w:val="single" w:color="CCCCCC" w:sz="4"/>
-              <w:right w:val="single" w:color="CCCCCC" w:sz="4"/>
-            </w:tcBorders>
-            <w:tcMar>
-              <w:top w:w="80" w:type="dxa"/>
-              <w:bottom w:w="80" w:type="dxa"/>
-              <w:left w:w="120" w:type="dxa"/>
-              <w:right w:w="120" w:type="dxa"/>
-            </w:tcMar>
-          </w:tcPr>
-          <w:p>
-            <w:r/>
-            <w:r>
-              <w:rPr>
-                <w:rFonts w:ascii="Arial" w:hAnsi="Arial"/>
-                <w:b w:val="0"/>
-                <w:color w:val="333333"/>
-                <w:sz w:val="22"/>
-              </w:rPr>
-              <w:t>AI-Ops Enterprise</w:t>
-            </w:r>
-          </w:p>
-        </w:tc>
-        <w:tc>
-          <w:tcPr>
-            <w:tcW w:type="dxa" w:w="4320"/>
-            <w:shd w:val="clear" w:fill="FFFFFF"/>
-            <w:tcBorders>
-              <w:top w:val="single" w:color="CCCCCC" w:sz="4"/>
-              <w:left w:val="single" w:color="CCCCCC" w:sz="4"/>
-              <w:bottom w:val="single" w:color="CCCCCC" w:sz="4"/>
-              <w:right w:val="single" w:color="CCCCCC" w:sz="4"/>
-            </w:tcBorders>
-            <w:tcMar>
-              <w:top w:w="80" w:type="dxa"/>
-              <w:bottom w:w="80" w:type="dxa"/>
-              <w:left w:w="120" w:type="dxa"/>
-              <w:right w:w="120" w:type="dxa"/>
-            </w:tcMar>
-          </w:tcPr>
-          <w:p>
-            <w:r/>
-            <w:r>
-              <w:rPr>
-                <w:rFonts w:ascii="Arial" w:hAnsi="Arial"/>
-                <w:b w:val="0"/>
-                <w:color w:val="333333"/>
-                <w:sz w:val="22"/>
-              </w:rPr>
-              <w:t>Trilha do módulo que leva os agentes de scripts locais a um cluster Kubernetes completo</w:t>
+              <w:t>Emulador local de serviços cloud (S3/SQS/IAM) / execução local de LLM open-source</w:t>
             </w:r>
           </w:p>
         </w:tc>
@@ -7253,34 +6764,6 @@
       <w:pPr>
         <w:spacing w:after="80"/>
       </w:pPr>
-    </w:p>
-    <w:p>
-      <w:pPr>
-        <w:spacing w:after="160"/>
-      </w:pPr>
-      <w:r>
-        <w:rPr>
-          <w:rFonts w:ascii="Arial" w:hAnsi="Arial"/>
-          <w:b w:val="0"/>
-          <w:color w:val="333333"/>
-          <w:sz w:val="22"/>
-        </w:rPr>
-        <w:t>Resumo unificado: livro + laboratórios práticos</w:t>
-      </w:r>
-    </w:p>
-    <w:p>
-      <w:pPr>
-        <w:spacing w:after="160"/>
-      </w:pPr>
-      <w:r>
-        <w:rPr>
-          <w:rFonts w:ascii="Arial" w:hAnsi="Arial"/>
-          <w:b w:val="0"/>
-          <w:color w:val="333333"/>
-          <w:sz w:val="22"/>
-        </w:rPr>
-        <w:t>Camila Martins • UNIPDS • Rafael Mattos Moreira • 2026</w:t>
-      </w:r>
     </w:p>
     <w:sectPr>
       <w:pgSz w:w="12240" w:h="15840"/>
